--- a/docs/Life_Pilot_使用者操作說明.docx
+++ b/docs/Life_Pilot_使用者操作說明.docx
@@ -4,43 +4,48 @@
   <w:body>
     <w:p>
       <w:pPr>
-        <w:pStyle w:val="Title"/>
-        <w:jc w:val="left"/>
+        <w:jc w:val="center"/>
       </w:pPr>
       <w:r>
         <w:rPr>
-          <w:rFonts w:ascii="Aptos" w:hAnsi="Aptos" w:eastAsia="Microsoft JhengHei"/>
+          <w:b/>
+          <w:color w:val="17324D"/>
+          <w:sz w:val="56"/>
         </w:rPr>
         <w:t>Life Pilot 使用者操作說明</w:t>
       </w:r>
     </w:p>
     <w:p>
       <w:pPr>
-        <w:spacing w:after="280"/>
+        <w:jc w:val="center"/>
       </w:pPr>
       <w:r>
         <w:rPr>
-          <w:rFonts w:ascii="Aptos" w:hAnsi="Aptos" w:eastAsia="Microsoft JhengHei"/>
-          <w:color w:val="595959"/>
-          <w:sz w:val="20"/>
+          <w:color w:val="465564"/>
+          <w:sz w:val="26"/>
         </w:rPr>
-        <w:t>Life Pilot 專案文件</w:t>
+        <w:t>逐畫面操作、資料保存、額度與常見問題完整手冊</w:t>
+      </w:r>
+    </w:p>
+    <w:p>
+      <w:pPr>
+        <w:jc w:val="center"/>
+      </w:pPr>
+      <w:r>
+        <w:rPr>
+          <w:sz w:val="21"/>
+        </w:rPr>
+        <w:t>文件版本：2026-09-08</w:t>
+        <w:br/>
+        <w:t>適用：Web、Android、iOS（依實際發布版本）</w:t>
       </w:r>
     </w:p>
     <w:p>
       <w:r>
         <w:rPr>
-          <w:rFonts w:ascii="Aptos" w:hAnsi="Aptos" w:eastAsia="Microsoft JhengHei"/>
+          <w:sz w:val="21"/>
         </w:rPr>
-        <w:t>文件版本：2026-09-08</w:t>
-      </w:r>
-    </w:p>
-    <w:p>
-      <w:r>
-        <w:rPr>
-          <w:rFonts w:ascii="Aptos" w:hAnsi="Aptos" w:eastAsia="Microsoft JhengHei"/>
-        </w:rPr>
-        <w:t>適用平台：Web、Android、iOS、桌面版（實際提供平台以發行版本為準）</w:t>
+        <w:br w:type="page"/>
       </w:r>
     </w:p>
     <w:p>
@@ -49,141 +54,367 @@
       </w:pPr>
       <w:r>
         <w:rPr>
-          <w:rFonts w:ascii="Aptos" w:hAnsi="Aptos" w:eastAsia="Microsoft JhengHei"/>
+          <w:sz w:val="21"/>
         </w:rPr>
-        <w:t>1. Life Pilot 可以做什麼</w:t>
+        <w:t>如何使用本手冊</w:t>
       </w:r>
     </w:p>
     <w:p>
       <w:r>
         <w:rPr>
-          <w:rFonts w:ascii="Aptos" w:hAnsi="Aptos" w:eastAsia="Microsoft JhengHei"/>
+          <w:sz w:val="21"/>
         </w:rPr>
-        <w:t>Life Pilot 是整合生活規劃、行事曆、記帳、積分、回憶、活動景點推薦及學習遊戲的個人管理工具。登入後可依帳號保存資料，並選擇使用雲端模式或此裝置模式。</w:t>
+        <w:t>本手冊適合第一次使用及日常查詢。每個功能均依「進入位置 → 操作步驟 → 成功結果 → 注意事項」說明。畫面文字可能因語系或版本略有不同，但流程一致。</w:t>
+      </w:r>
+    </w:p>
+    <w:tbl>
+      <w:tblPr>
+        <w:tblStyle w:val="TableGrid"/>
+        <w:tblW w:type="auto" w:w="0"/>
+        <w:jc w:val="center"/>
+        <w:tblLook w:firstColumn="1" w:firstRow="1" w:lastColumn="0" w:lastRow="0" w:noHBand="0" w:noVBand="1" w:val="04A0"/>
+      </w:tblPr>
+      <w:tblGrid>
+        <w:gridCol w:w="4986"/>
+        <w:gridCol w:w="4986"/>
+      </w:tblGrid>
+      <w:tr>
+        <w:tc>
+          <w:tcPr>
+            <w:tcW w:type="dxa" w:w="4986"/>
+            <w:shd w:fill="DDEBF2"/>
+          </w:tcPr>
+          <w:p>
+            <w:r>
+              <w:rPr>
+                <w:b/>
+              </w:rPr>
+              <w:t>符號</w:t>
+            </w:r>
+          </w:p>
+        </w:tc>
+        <w:tc>
+          <w:tcPr>
+            <w:tcW w:type="dxa" w:w="4986"/>
+            <w:shd w:fill="DDEBF2"/>
+          </w:tcPr>
+          <w:p>
+            <w:r>
+              <w:rPr>
+                <w:b/>
+              </w:rPr>
+              <w:t>意思</w:t>
+            </w:r>
+          </w:p>
+        </w:tc>
+      </w:tr>
+      <w:tr>
+        <w:tc>
+          <w:tcPr>
+            <w:tcW w:type="dxa" w:w="4986"/>
+            <w:vAlign w:val="top"/>
+          </w:tcPr>
+          <w:p>
+            <w:r>
+              <w:t>雲端</w:t>
+            </w:r>
+          </w:p>
+        </w:tc>
+        <w:tc>
+          <w:tcPr>
+            <w:tcW w:type="dxa" w:w="4986"/>
+            <w:vAlign w:val="top"/>
+          </w:tcPr>
+          <w:p>
+            <w:r>
+              <w:t>資料存於帳號，可在其他裝置登入後使用</w:t>
+            </w:r>
+          </w:p>
+        </w:tc>
+      </w:tr>
+      <w:tr>
+        <w:tc>
+          <w:tcPr>
+            <w:tcW w:type="dxa" w:w="4986"/>
+            <w:vAlign w:val="top"/>
+          </w:tcPr>
+          <w:p>
+            <w:r>
+              <w:t>此裝置</w:t>
+            </w:r>
+          </w:p>
+        </w:tc>
+        <w:tc>
+          <w:tcPr>
+            <w:tcW w:type="dxa" w:w="4986"/>
+            <w:vAlign w:val="top"/>
+          </w:tcPr>
+          <w:p>
+            <w:r>
+              <w:t>資料只存於目前手機、平板、電腦或瀏覽器</w:t>
+            </w:r>
+          </w:p>
+        </w:tc>
+      </w:tr>
+      <w:tr>
+        <w:tc>
+          <w:tcPr>
+            <w:tcW w:type="dxa" w:w="4986"/>
+            <w:vAlign w:val="top"/>
+          </w:tcPr>
+          <w:p>
+            <w:r>
+              <w:t>管理者</w:t>
+            </w:r>
+          </w:p>
+        </w:tc>
+        <w:tc>
+          <w:tcPr>
+            <w:tcW w:type="dxa" w:w="4986"/>
+            <w:vAlign w:val="top"/>
+          </w:tcPr>
+          <w:p>
+            <w:r>
+              <w:t>只有具管理者權限的帳號可見</w:t>
+            </w:r>
+          </w:p>
+        </w:tc>
+      </w:tr>
+      <w:tr>
+        <w:tc>
+          <w:tcPr>
+            <w:tcW w:type="dxa" w:w="4986"/>
+            <w:vAlign w:val="top"/>
+          </w:tcPr>
+          <w:p>
+            <w:r>
+              <w:t>保留項</w:t>
+            </w:r>
+          </w:p>
+        </w:tc>
+        <w:tc>
+          <w:tcPr>
+            <w:tcW w:type="dxa" w:w="4986"/>
+            <w:vAlign w:val="top"/>
+          </w:tcPr>
+          <w:p>
+            <w:r>
+              <w:t>不受近 30 天篩選影響，會持續顯示的記帳／積分紀錄</w:t>
+            </w:r>
+          </w:p>
+        </w:tc>
+      </w:tr>
+    </w:tbl>
+    <w:p/>
+    <w:p>
+      <w:pPr>
+        <w:pStyle w:val="Heading1"/>
+      </w:pPr>
+      <w:r>
+        <w:rPr>
+          <w:sz w:val="21"/>
+        </w:rPr>
+        <w:t>1. 帳號、登入與密碼</w:t>
+      </w:r>
+    </w:p>
+    <w:p>
+      <w:pPr>
+        <w:pStyle w:val="Heading2"/>
+      </w:pPr>
+      <w:r>
+        <w:rPr>
+          <w:sz w:val="21"/>
+        </w:rPr>
+        <w:t>1.1 註冊</w:t>
+      </w:r>
+    </w:p>
+    <w:p>
+      <w:pPr>
+        <w:pStyle w:val="ListNumber"/>
+      </w:pPr>
+      <w:r>
+        <w:rPr>
+          <w:sz w:val="21"/>
+        </w:rPr>
+        <w:t>在登入頁選擇「註冊」。</w:t>
+      </w:r>
+    </w:p>
+    <w:p>
+      <w:pPr>
+        <w:pStyle w:val="ListNumber"/>
+      </w:pPr>
+      <w:r>
+        <w:rPr>
+          <w:sz w:val="21"/>
+        </w:rPr>
+        <w:t>輸入可收信的 Email 與符合畫面規則的密碼。</w:t>
+      </w:r>
+    </w:p>
+    <w:p>
+      <w:pPr>
+        <w:pStyle w:val="ListNumber"/>
+      </w:pPr>
+      <w:r>
+        <w:rPr>
+          <w:sz w:val="21"/>
+        </w:rPr>
+        <w:t>閱讀服務條款與隱私政策，勾選同意後送出。</w:t>
+      </w:r>
+    </w:p>
+    <w:p>
+      <w:pPr>
+        <w:pStyle w:val="ListNumber"/>
+      </w:pPr>
+      <w:r>
+        <w:rPr>
+          <w:sz w:val="21"/>
+        </w:rPr>
+        <w:t>依 Email 驗證信完成驗證，再回到 App 登入。</w:t>
+      </w:r>
+    </w:p>
+    <w:p>
+      <w:pPr>
+        <w:pStyle w:val="ListNumber"/>
+      </w:pPr>
+      <w:r>
+        <w:rPr>
+          <w:sz w:val="21"/>
+        </w:rPr>
+        <w:t>首次登入若未做過選擇，預設使用雲端；資料儲存位置只能在登入後調整。</w:t>
+      </w:r>
+    </w:p>
+    <w:tbl>
+      <w:tblPr>
+        <w:tblW w:type="auto" w:w="0"/>
+        <w:jc w:val="center"/>
+        <w:tblLook w:firstColumn="1" w:firstRow="1" w:lastColumn="0" w:lastRow="0" w:noHBand="0" w:noVBand="1" w:val="04A0"/>
+      </w:tblPr>
+      <w:tblGrid>
+        <w:gridCol w:w="9972"/>
+      </w:tblGrid>
+      <w:tr>
+        <w:tc>
+          <w:tcPr>
+            <w:tcW w:type="dxa" w:w="9972"/>
+            <w:shd w:fill="E8F3F6"/>
+          </w:tcPr>
+          <w:p>
+            <w:r>
+              <w:rPr>
+                <w:b/>
+              </w:rPr>
+              <w:t>成功判斷：</w:t>
+            </w:r>
+            <w:r>
+              <w:t>登入後看到首頁與自己的 Email；不應看到其他帳號的私人資料。</w:t>
+            </w:r>
+          </w:p>
+        </w:tc>
+      </w:tr>
+    </w:tbl>
+    <w:p/>
+    <w:p>
+      <w:pPr>
+        <w:pStyle w:val="Heading2"/>
+      </w:pPr>
+      <w:r>
+        <w:rPr>
+          <w:sz w:val="21"/>
+        </w:rPr>
+        <w:t>1.2 忘記密碼</w:t>
+      </w:r>
+    </w:p>
+    <w:p>
+      <w:pPr>
+        <w:pStyle w:val="ListNumber"/>
+      </w:pPr>
+      <w:r>
+        <w:rPr>
+          <w:sz w:val="21"/>
+        </w:rPr>
+        <w:t>在登入頁點「忘記密碼」。</w:t>
+      </w:r>
+    </w:p>
+    <w:p>
+      <w:pPr>
+        <w:pStyle w:val="ListNumber"/>
+      </w:pPr>
+      <w:r>
+        <w:rPr>
+          <w:sz w:val="21"/>
+        </w:rPr>
+        <w:t>輸入註冊 Email 並送出。</w:t>
+      </w:r>
+    </w:p>
+    <w:p>
+      <w:pPr>
+        <w:pStyle w:val="ListNumber"/>
+      </w:pPr>
+      <w:r>
+        <w:rPr>
+          <w:sz w:val="21"/>
+        </w:rPr>
+        <w:t>開啟最新一封重設信，點連結回到 Life Pilot 的重設密碼頁。</w:t>
+      </w:r>
+    </w:p>
+    <w:p>
+      <w:pPr>
+        <w:pStyle w:val="ListNumber"/>
+      </w:pPr>
+      <w:r>
+        <w:rPr>
+          <w:sz w:val="21"/>
+        </w:rPr>
+        <w:t>設定新密碼後重新登入。</w:t>
+      </w:r>
+    </w:p>
+    <w:tbl>
+      <w:tblPr>
+        <w:tblW w:type="auto" w:w="0"/>
+        <w:jc w:val="center"/>
+        <w:tblLook w:firstColumn="1" w:firstRow="1" w:lastColumn="0" w:lastRow="0" w:noHBand="0" w:noVBand="1" w:val="04A0"/>
+      </w:tblPr>
+      <w:tblGrid>
+        <w:gridCol w:w="9972"/>
+      </w:tblGrid>
+      <w:tr>
+        <w:tc>
+          <w:tcPr>
+            <w:tcW w:type="dxa" w:w="9972"/>
+            <w:shd w:fill="FFF2CC"/>
+          </w:tcPr>
+          <w:p>
+            <w:r>
+              <w:rPr>
+                <w:b/>
+              </w:rPr>
+              <w:t>連結未開啟 App：</w:t>
+            </w:r>
+            <w:r>
+              <w:t>先確認使用最新一封信、連結未過期且 App 已更新；Web 可在同一瀏覽器開啟。若仍停在登入頁，重新寄送一次。</w:t>
+            </w:r>
+          </w:p>
+        </w:tc>
+      </w:tr>
+    </w:tbl>
+    <w:p/>
+    <w:p>
+      <w:pPr>
+        <w:pStyle w:val="Heading2"/>
+      </w:pPr>
+      <w:r>
+        <w:rPr>
+          <w:sz w:val="21"/>
+        </w:rPr>
+        <w:t>1.3 多分頁登出</w:t>
       </w:r>
     </w:p>
     <w:p>
       <w:r>
         <w:rPr>
-          <w:rFonts w:ascii="Aptos" w:hAnsi="Aptos" w:eastAsia="Microsoft JhengHei"/>
+          <w:sz w:val="21"/>
         </w:rPr>
-        <w:t>主要功能：</w:t>
-      </w:r>
-    </w:p>
-    <w:p>
-      <w:pPr>
-        <w:pStyle w:val="ListBullet"/>
-        <w:spacing w:after="60"/>
-      </w:pPr>
-      <w:r>
-        <w:rPr>
-          <w:rFonts w:ascii="Aptos" w:hAnsi="Aptos" w:eastAsia="Microsoft JhengHei"/>
-        </w:rPr>
-        <w:t>首頁：查看近期行程、今日與總金額、今日與總積分、推薦活動及推薦景點。</w:t>
-      </w:r>
-    </w:p>
-    <w:p>
-      <w:pPr>
-        <w:pStyle w:val="ListBullet"/>
-        <w:spacing w:after="60"/>
-      </w:pPr>
-      <w:r>
-        <w:rPr>
-          <w:rFonts w:ascii="Aptos" w:hAnsi="Aptos" w:eastAsia="Microsoft JhengHei"/>
-        </w:rPr>
-        <w:t>行事曆：建立行程、提醒、重複事件及分享指定事件。</w:t>
-      </w:r>
-    </w:p>
-    <w:p>
-      <w:pPr>
-        <w:pStyle w:val="ListBullet"/>
-        <w:spacing w:after="60"/>
-      </w:pPr>
-      <w:r>
-        <w:rPr>
-          <w:rFonts w:ascii="Aptos" w:hAnsi="Aptos" w:eastAsia="Microsoft JhengHei"/>
-        </w:rPr>
-        <w:t>記帳：建立帳戶與明細，記錄日期、金額、幣別、一級分類及二級分類。</w:t>
-      </w:r>
-    </w:p>
-    <w:p>
-      <w:pPr>
-        <w:pStyle w:val="ListBullet"/>
-        <w:spacing w:after="60"/>
-      </w:pPr>
-      <w:r>
-        <w:rPr>
-          <w:rFonts w:ascii="Aptos" w:hAnsi="Aptos" w:eastAsia="Microsoft JhengHei"/>
-        </w:rPr>
-        <w:t>積分：建立個人或團體積分帳戶與明細。</w:t>
-      </w:r>
-    </w:p>
-    <w:p>
-      <w:pPr>
-        <w:pStyle w:val="ListBullet"/>
-        <w:spacing w:after="60"/>
-      </w:pPr>
-      <w:r>
-        <w:rPr>
-          <w:rFonts w:ascii="Aptos" w:hAnsi="Aptos" w:eastAsia="Microsoft JhengHei"/>
-        </w:rPr>
-        <w:t>推薦活動／景點：依城市、關鍵字及清單／地圖模式瀏覽。</w:t>
-      </w:r>
-    </w:p>
-    <w:p>
-      <w:pPr>
-        <w:pStyle w:val="ListBullet"/>
-        <w:spacing w:after="60"/>
-      </w:pPr>
-      <w:r>
-        <w:rPr>
-          <w:rFonts w:ascii="Aptos" w:hAnsi="Aptos" w:eastAsia="Microsoft JhengHei"/>
-        </w:rPr>
-        <w:t>回憶走廊：保存文字、地點、日期及照片，並依時間向前載入。</w:t>
-      </w:r>
-    </w:p>
-    <w:p>
-      <w:pPr>
-        <w:pStyle w:val="ListBullet"/>
-        <w:spacing w:after="60"/>
-      </w:pPr>
-      <w:r>
-        <w:rPr>
-          <w:rFonts w:ascii="Aptos" w:hAnsi="Aptos" w:eastAsia="Microsoft JhengHei"/>
-        </w:rPr>
-        <w:t>遊戲：使用管理者題庫或自建題庫進行學習及益智遊戲。</w:t>
-      </w:r>
-    </w:p>
-    <w:p>
-      <w:pPr>
-        <w:pStyle w:val="ListBullet"/>
-        <w:spacing w:after="60"/>
-      </w:pPr>
-      <w:r>
-        <w:rPr>
-          <w:rFonts w:ascii="Aptos" w:hAnsi="Aptos" w:eastAsia="Microsoft JhengHei"/>
-        </w:rPr>
-        <w:t>行事曆分享：邀請其他帳號唯讀查看全部或指定事件。</w:t>
-      </w:r>
-    </w:p>
-    <w:p>
-      <w:pPr>
-        <w:pStyle w:val="ListBullet"/>
-        <w:spacing w:after="60"/>
-      </w:pPr>
-      <w:r>
-        <w:rPr>
-          <w:rFonts w:ascii="Aptos" w:hAnsi="Aptos" w:eastAsia="Microsoft JhengHei"/>
-        </w:rPr>
-        <w:t>意見回饋：提交問題及查看處理狀態。</w:t>
-      </w:r>
-    </w:p>
-    <w:p>
-      <w:r>
-        <w:rPr>
-          <w:rFonts w:ascii="Aptos" w:hAnsi="Aptos" w:eastAsia="Microsoft JhengHei"/>
-        </w:rPr>
-        <w:t>股票與 Business Plan 目前僅提供管理者使用。</w:t>
+        <w:t>同一瀏覽器開啟多個 Life Pilot 分頁時，其中一頁登出後，其他分頁應自動返回登入狀態；若尚有未送出的表單，請先保存。</w:t>
       </w:r>
     </w:p>
     <w:p>
@@ -192,9 +423,9 @@
       </w:pPr>
       <w:r>
         <w:rPr>
-          <w:rFonts w:ascii="Aptos" w:hAnsi="Aptos" w:eastAsia="Microsoft JhengHei"/>
+          <w:sz w:val="21"/>
         </w:rPr>
-        <w:t>2. 註冊、登入與重設密碼</w:t>
+        <w:t>2. 資料儲存位置與搬移</w:t>
       </w:r>
     </w:p>
     <w:p>
@@ -203,57 +434,1049 @@
       </w:pPr>
       <w:r>
         <w:rPr>
-          <w:rFonts w:ascii="Aptos" w:hAnsi="Aptos" w:eastAsia="Microsoft JhengHei"/>
+          <w:sz w:val="21"/>
         </w:rPr>
-        <w:t>2.1 註冊</w:t>
+        <w:t>2.1 雲端與此裝置的差異</w:t>
+      </w:r>
+    </w:p>
+    <w:tbl>
+      <w:tblPr>
+        <w:tblStyle w:val="TableGrid"/>
+        <w:tblW w:type="auto" w:w="0"/>
+        <w:jc w:val="center"/>
+        <w:tblLook w:firstColumn="1" w:firstRow="1" w:lastColumn="0" w:lastRow="0" w:noHBand="0" w:noVBand="1" w:val="04A0"/>
+      </w:tblPr>
+      <w:tblGrid>
+        <w:gridCol w:w="3324"/>
+        <w:gridCol w:w="3324"/>
+        <w:gridCol w:w="3324"/>
+      </w:tblGrid>
+      <w:tr>
+        <w:tc>
+          <w:tcPr>
+            <w:tcW w:type="dxa" w:w="3324"/>
+            <w:shd w:fill="DDEBF2"/>
+          </w:tcPr>
+          <w:p>
+            <w:r>
+              <w:rPr>
+                <w:b/>
+              </w:rPr>
+              <w:t>項目</w:t>
+            </w:r>
+          </w:p>
+        </w:tc>
+        <w:tc>
+          <w:tcPr>
+            <w:tcW w:type="dxa" w:w="3324"/>
+            <w:shd w:fill="DDEBF2"/>
+          </w:tcPr>
+          <w:p>
+            <w:r>
+              <w:rPr>
+                <w:b/>
+              </w:rPr>
+              <w:t>雲端</w:t>
+            </w:r>
+          </w:p>
+        </w:tc>
+        <w:tc>
+          <w:tcPr>
+            <w:tcW w:type="dxa" w:w="3324"/>
+            <w:shd w:fill="DDEBF2"/>
+          </w:tcPr>
+          <w:p>
+            <w:r>
+              <w:rPr>
+                <w:b/>
+              </w:rPr>
+              <w:t>此裝置</w:t>
+            </w:r>
+          </w:p>
+        </w:tc>
+      </w:tr>
+      <w:tr>
+        <w:tc>
+          <w:tcPr>
+            <w:tcW w:type="dxa" w:w="3324"/>
+            <w:vAlign w:val="top"/>
+          </w:tcPr>
+          <w:p>
+            <w:r>
+              <w:t>跨裝置</w:t>
+            </w:r>
+          </w:p>
+        </w:tc>
+        <w:tc>
+          <w:tcPr>
+            <w:tcW w:type="dxa" w:w="3324"/>
+            <w:vAlign w:val="top"/>
+          </w:tcPr>
+          <w:p>
+            <w:r>
+              <w:t>可</w:t>
+            </w:r>
+          </w:p>
+        </w:tc>
+        <w:tc>
+          <w:tcPr>
+            <w:tcW w:type="dxa" w:w="3324"/>
+            <w:vAlign w:val="top"/>
+          </w:tcPr>
+          <w:p>
+            <w:r>
+              <w:t>不可</w:t>
+            </w:r>
+          </w:p>
+        </w:tc>
+      </w:tr>
+      <w:tr>
+        <w:tc>
+          <w:tcPr>
+            <w:tcW w:type="dxa" w:w="3324"/>
+            <w:vAlign w:val="top"/>
+          </w:tcPr>
+          <w:p>
+            <w:r>
+              <w:t>容量</w:t>
+            </w:r>
+          </w:p>
+        </w:tc>
+        <w:tc>
+          <w:tcPr>
+            <w:tcW w:type="dxa" w:w="3324"/>
+            <w:vAlign w:val="top"/>
+          </w:tcPr>
+          <w:p>
+            <w:r>
+              <w:t>依目前方案額度</w:t>
+            </w:r>
+          </w:p>
+        </w:tc>
+        <w:tc>
+          <w:tcPr>
+            <w:tcW w:type="dxa" w:w="3324"/>
+            <w:vAlign w:val="top"/>
+          </w:tcPr>
+          <w:p>
+            <w:r>
+              <w:t>不限筆數；受裝置空間限制</w:t>
+            </w:r>
+          </w:p>
+        </w:tc>
+      </w:tr>
+      <w:tr>
+        <w:tc>
+          <w:tcPr>
+            <w:tcW w:type="dxa" w:w="3324"/>
+            <w:vAlign w:val="top"/>
+          </w:tcPr>
+          <w:p>
+            <w:r>
+              <w:t>圖片</w:t>
+            </w:r>
+          </w:p>
+        </w:tc>
+        <w:tc>
+          <w:tcPr>
+            <w:tcW w:type="dxa" w:w="3324"/>
+            <w:vAlign w:val="top"/>
+          </w:tcPr>
+          <w:p>
+            <w:r>
+              <w:t>依方案</w:t>
+            </w:r>
+          </w:p>
+        </w:tc>
+        <w:tc>
+          <w:tcPr>
+            <w:tcW w:type="dxa" w:w="3324"/>
+            <w:vAlign w:val="top"/>
+          </w:tcPr>
+          <w:p>
+            <w:r>
+              <w:t>可使用；受裝置空間限制</w:t>
+            </w:r>
+          </w:p>
+        </w:tc>
+      </w:tr>
+      <w:tr>
+        <w:tc>
+          <w:tcPr>
+            <w:tcW w:type="dxa" w:w="3324"/>
+            <w:vAlign w:val="top"/>
+          </w:tcPr>
+          <w:p>
+            <w:r>
+              <w:t>行事曆分享</w:t>
+            </w:r>
+          </w:p>
+        </w:tc>
+        <w:tc>
+          <w:tcPr>
+            <w:tcW w:type="dxa" w:w="3324"/>
+            <w:vAlign w:val="top"/>
+          </w:tcPr>
+          <w:p>
+            <w:r>
+              <w:t>可</w:t>
+            </w:r>
+          </w:p>
+        </w:tc>
+        <w:tc>
+          <w:tcPr>
+            <w:tcW w:type="dxa" w:w="3324"/>
+            <w:vAlign w:val="top"/>
+          </w:tcPr>
+          <w:p>
+            <w:r>
+              <w:t>關閉</w:t>
+            </w:r>
+          </w:p>
+        </w:tc>
+      </w:tr>
+      <w:tr>
+        <w:tc>
+          <w:tcPr>
+            <w:tcW w:type="dxa" w:w="3324"/>
+            <w:vAlign w:val="top"/>
+          </w:tcPr>
+          <w:p>
+            <w:r>
+              <w:t>資料風險</w:t>
+            </w:r>
+          </w:p>
+        </w:tc>
+        <w:tc>
+          <w:tcPr>
+            <w:tcW w:type="dxa" w:w="3324"/>
+            <w:vAlign w:val="top"/>
+          </w:tcPr>
+          <w:p>
+            <w:r>
+              <w:t>帳號登入後可取回</w:t>
+            </w:r>
+          </w:p>
+        </w:tc>
+        <w:tc>
+          <w:tcPr>
+            <w:tcW w:type="dxa" w:w="3324"/>
+            <w:vAlign w:val="top"/>
+          </w:tcPr>
+          <w:p>
+            <w:r>
+              <w:t>清除網站資料、移除 App、換裝置或換瀏覽器可能看不到</w:t>
+            </w:r>
+          </w:p>
+        </w:tc>
+      </w:tr>
+      <w:tr>
+        <w:tc>
+          <w:tcPr>
+            <w:tcW w:type="dxa" w:w="3324"/>
+            <w:vAlign w:val="top"/>
+          </w:tcPr>
+          <w:p>
+            <w:r>
+              <w:t>主要用途</w:t>
+            </w:r>
+          </w:p>
+        </w:tc>
+        <w:tc>
+          <w:tcPr>
+            <w:tcW w:type="dxa" w:w="3324"/>
+            <w:vAlign w:val="top"/>
+          </w:tcPr>
+          <w:p>
+            <w:r>
+              <w:t>同步與分享</w:t>
+            </w:r>
+          </w:p>
+        </w:tc>
+        <w:tc>
+          <w:tcPr>
+            <w:tcW w:type="dxa" w:w="3324"/>
+            <w:vAlign w:val="top"/>
+          </w:tcPr>
+          <w:p>
+            <w:r>
+              <w:t>大量個人資料、離線或降低雲端用量</w:t>
+            </w:r>
+          </w:p>
+        </w:tc>
+      </w:tr>
+    </w:tbl>
+    <w:p/>
+    <w:p>
+      <w:pPr>
+        <w:pStyle w:val="Heading2"/>
+      </w:pPr>
+      <w:r>
+        <w:rPr>
+          <w:sz w:val="21"/>
+        </w:rPr>
+        <w:t>2.2 變更資料儲存位置</w:t>
       </w:r>
     </w:p>
     <w:p>
       <w:pPr>
         <w:pStyle w:val="ListNumber"/>
-        <w:spacing w:after="60"/>
       </w:pPr>
       <w:r>
         <w:rPr>
-          <w:rFonts w:ascii="Aptos" w:hAnsi="Aptos" w:eastAsia="Microsoft JhengHei"/>
+          <w:sz w:val="21"/>
         </w:rPr>
-        <w:t>在登入頁選擇註冊。</w:t>
+        <w:t>登入後開啟使用者選單。</w:t>
       </w:r>
     </w:p>
     <w:p>
       <w:pPr>
         <w:pStyle w:val="ListNumber"/>
-        <w:spacing w:after="60"/>
       </w:pPr>
       <w:r>
         <w:rPr>
-          <w:rFonts w:ascii="Aptos" w:hAnsi="Aptos" w:eastAsia="Microsoft JhengHei"/>
+          <w:sz w:val="21"/>
         </w:rPr>
-        <w:t>輸入有效 Email 與至少 8 個字元的密碼。</w:t>
+        <w:t>在「服務條款」與「資料匯出」之間選擇「資料儲存位置」。</w:t>
       </w:r>
     </w:p>
     <w:p>
       <w:pPr>
         <w:pStyle w:val="ListNumber"/>
-        <w:spacing w:after="60"/>
       </w:pPr>
       <w:r>
         <w:rPr>
-          <w:rFonts w:ascii="Aptos" w:hAnsi="Aptos" w:eastAsia="Microsoft JhengHei"/>
+          <w:sz w:val="21"/>
         </w:rPr>
-        <w:t>閱讀並同意服務條款與隱私權政策。</w:t>
+        <w:t>選擇「雲端」或「此裝置」。</w:t>
       </w:r>
     </w:p>
     <w:p>
       <w:pPr>
         <w:pStyle w:val="ListNumber"/>
-        <w:spacing w:after="60"/>
       </w:pPr>
       <w:r>
         <w:rPr>
-          <w:rFonts w:ascii="Aptos" w:hAnsi="Aptos" w:eastAsia="Microsoft JhengHei"/>
+          <w:sz w:val="21"/>
         </w:rPr>
-        <w:t>完成 Email 驗證後登入。</w:t>
+        <w:t>閱讀確認視窗：雲端轉本機會先複製、驗證，再刪除雲端來源；本機轉雲端會先檢查額度，成功後才刪除本機來源。</w:t>
+      </w:r>
+    </w:p>
+    <w:p>
+      <w:pPr>
+        <w:pStyle w:val="ListNumber"/>
+      </w:pPr>
+      <w:r>
+        <w:rPr>
+          <w:sz w:val="21"/>
+        </w:rPr>
+        <w:t>確認後等待完成訊息；成功時設定頁會關閉並重新整理資料。</w:t>
+      </w:r>
+    </w:p>
+    <w:tbl>
+      <w:tblPr>
+        <w:tblW w:type="auto" w:w="0"/>
+        <w:jc w:val="center"/>
+        <w:tblLook w:firstColumn="1" w:firstRow="1" w:lastColumn="0" w:lastRow="0" w:noHBand="0" w:noVBand="1" w:val="04A0"/>
+      </w:tblPr>
+      <w:tblGrid>
+        <w:gridCol w:w="9972"/>
+      </w:tblGrid>
+      <w:tr>
+        <w:tc>
+          <w:tcPr>
+            <w:tcW w:type="dxa" w:w="9972"/>
+            <w:shd w:fill="FCE4D6"/>
+          </w:tcPr>
+          <w:p>
+            <w:r>
+              <w:rPr>
+                <w:b/>
+              </w:rPr>
+              <w:t>重要：</w:t>
+            </w:r>
+            <w:r>
+              <w:t>兩種模式不是同時使用。搬移採整批處理；若任一資源超額或上傳失敗，該批資料保留在原位置並顯示原因。未來雖可支援本機轉雲端，目前仍必須符合當下方案額度。</w:t>
+            </w:r>
+          </w:p>
+        </w:tc>
+      </w:tr>
+    </w:tbl>
+    <w:p/>
+    <w:p>
+      <w:pPr>
+        <w:pStyle w:val="Heading2"/>
+      </w:pPr>
+      <w:r>
+        <w:rPr>
+          <w:sz w:val="21"/>
+        </w:rPr>
+        <w:t>2.3 Web 本機資料在哪裡</w:t>
+      </w:r>
+    </w:p>
+    <w:p>
+      <w:r>
+        <w:rPr>
+          <w:sz w:val="21"/>
+        </w:rPr>
+        <w:t>Chrome／Edge 的本機資料位於該網站的 IndexedDB。Hot reload 通常不會清除；但清除網站資料、瀏覽器資料、使用無痕模式、換瀏覽器或換電腦後不會自動出現。請定期使用資料匯出保存副本。</w:t>
+      </w:r>
+    </w:p>
+    <w:p>
+      <w:pPr>
+        <w:pStyle w:val="Heading1"/>
+      </w:pPr>
+      <w:r>
+        <w:rPr>
+          <w:sz w:val="21"/>
+        </w:rPr>
+        <w:t>3. 方案、付費與額度</w:t>
+      </w:r>
+    </w:p>
+    <w:p>
+      <w:r>
+        <w:rPr>
+          <w:sz w:val="21"/>
+        </w:rPr>
+        <w:t>方案頁最上方會顯示目前方案、有效日期、版本、倍率與實際使用量。打勾表示目前生效的方案；「∞」代表此裝置不限筆數，不應顯示資料庫的大整數。</w:t>
+      </w:r>
+    </w:p>
+    <w:tbl>
+      <w:tblPr>
+        <w:tblStyle w:val="TableGrid"/>
+        <w:tblW w:type="auto" w:w="0"/>
+        <w:jc w:val="center"/>
+        <w:tblLook w:firstColumn="1" w:firstRow="1" w:lastColumn="0" w:lastRow="0" w:noHBand="0" w:noVBand="1" w:val="04A0"/>
+      </w:tblPr>
+      <w:tblGrid>
+        <w:gridCol w:w="2493"/>
+        <w:gridCol w:w="2493"/>
+        <w:gridCol w:w="2493"/>
+        <w:gridCol w:w="2493"/>
+      </w:tblGrid>
+      <w:tr>
+        <w:tc>
+          <w:tcPr>
+            <w:tcW w:type="dxa" w:w="2493"/>
+            <w:shd w:fill="DDEBF2"/>
+          </w:tcPr>
+          <w:p>
+            <w:r>
+              <w:rPr>
+                <w:b/>
+              </w:rPr>
+              <w:t>資源</w:t>
+            </w:r>
+          </w:p>
+        </w:tc>
+        <w:tc>
+          <w:tcPr>
+            <w:tcW w:type="dxa" w:w="2493"/>
+            <w:shd w:fill="DDEBF2"/>
+          </w:tcPr>
+          <w:p>
+            <w:r>
+              <w:rPr>
+                <w:b/>
+              </w:rPr>
+              <w:t>免費雲端</w:t>
+            </w:r>
+          </w:p>
+        </w:tc>
+        <w:tc>
+          <w:tcPr>
+            <w:tcW w:type="dxa" w:w="2493"/>
+            <w:shd w:fill="DDEBF2"/>
+          </w:tcPr>
+          <w:p>
+            <w:r>
+              <w:rPr>
+                <w:b/>
+              </w:rPr>
+              <w:t>Plus 雲端（基準）</w:t>
+            </w:r>
+          </w:p>
+        </w:tc>
+        <w:tc>
+          <w:tcPr>
+            <w:tcW w:type="dxa" w:w="2493"/>
+            <w:shd w:fill="DDEBF2"/>
+          </w:tcPr>
+          <w:p>
+            <w:r>
+              <w:rPr>
+                <w:b/>
+              </w:rPr>
+              <w:t>此裝置</w:t>
+            </w:r>
+          </w:p>
+        </w:tc>
+      </w:tr>
+      <w:tr>
+        <w:tc>
+          <w:tcPr>
+            <w:tcW w:type="dxa" w:w="2493"/>
+            <w:vAlign w:val="top"/>
+          </w:tcPr>
+          <w:p>
+            <w:r>
+              <w:t>行事曆</w:t>
+            </w:r>
+          </w:p>
+        </w:tc>
+        <w:tc>
+          <w:tcPr>
+            <w:tcW w:type="dxa" w:w="2493"/>
+            <w:vAlign w:val="top"/>
+          </w:tcPr>
+          <w:p>
+            <w:r>
+              <w:t>30 筆</w:t>
+            </w:r>
+          </w:p>
+        </w:tc>
+        <w:tc>
+          <w:tcPr>
+            <w:tcW w:type="dxa" w:w="2493"/>
+            <w:vAlign w:val="top"/>
+          </w:tcPr>
+          <w:p>
+            <w:r>
+              <w:t>300 筆</w:t>
+            </w:r>
+          </w:p>
+        </w:tc>
+        <w:tc>
+          <w:tcPr>
+            <w:tcW w:type="dxa" w:w="2493"/>
+            <w:vAlign w:val="top"/>
+          </w:tcPr>
+          <w:p>
+            <w:r>
+              <w:t>不限</w:t>
+            </w:r>
+          </w:p>
+        </w:tc>
+      </w:tr>
+      <w:tr>
+        <w:tc>
+          <w:tcPr>
+            <w:tcW w:type="dxa" w:w="2493"/>
+            <w:vAlign w:val="top"/>
+          </w:tcPr>
+          <w:p>
+            <w:r>
+              <w:t>記帳明細</w:t>
+            </w:r>
+          </w:p>
+        </w:tc>
+        <w:tc>
+          <w:tcPr>
+            <w:tcW w:type="dxa" w:w="2493"/>
+            <w:vAlign w:val="top"/>
+          </w:tcPr>
+          <w:p>
+            <w:r>
+              <w:t>30 筆</w:t>
+            </w:r>
+          </w:p>
+        </w:tc>
+        <w:tc>
+          <w:tcPr>
+            <w:tcW w:type="dxa" w:w="2493"/>
+            <w:vAlign w:val="top"/>
+          </w:tcPr>
+          <w:p>
+            <w:r>
+              <w:t>300 筆</w:t>
+            </w:r>
+          </w:p>
+        </w:tc>
+        <w:tc>
+          <w:tcPr>
+            <w:tcW w:type="dxa" w:w="2493"/>
+            <w:vAlign w:val="top"/>
+          </w:tcPr>
+          <w:p>
+            <w:r>
+              <w:t>不限</w:t>
+            </w:r>
+          </w:p>
+        </w:tc>
+      </w:tr>
+      <w:tr>
+        <w:tc>
+          <w:tcPr>
+            <w:tcW w:type="dxa" w:w="2493"/>
+            <w:vAlign w:val="top"/>
+          </w:tcPr>
+          <w:p>
+            <w:r>
+              <w:t>積分明細</w:t>
+            </w:r>
+          </w:p>
+        </w:tc>
+        <w:tc>
+          <w:tcPr>
+            <w:tcW w:type="dxa" w:w="2493"/>
+            <w:vAlign w:val="top"/>
+          </w:tcPr>
+          <w:p>
+            <w:r>
+              <w:t>30 筆</w:t>
+            </w:r>
+          </w:p>
+        </w:tc>
+        <w:tc>
+          <w:tcPr>
+            <w:tcW w:type="dxa" w:w="2493"/>
+            <w:vAlign w:val="top"/>
+          </w:tcPr>
+          <w:p>
+            <w:r>
+              <w:t>300 筆</w:t>
+            </w:r>
+          </w:p>
+        </w:tc>
+        <w:tc>
+          <w:tcPr>
+            <w:tcW w:type="dxa" w:w="2493"/>
+            <w:vAlign w:val="top"/>
+          </w:tcPr>
+          <w:p>
+            <w:r>
+              <w:t>不限</w:t>
+            </w:r>
+          </w:p>
+        </w:tc>
+      </w:tr>
+      <w:tr>
+        <w:tc>
+          <w:tcPr>
+            <w:tcW w:type="dxa" w:w="2493"/>
+            <w:vAlign w:val="top"/>
+          </w:tcPr>
+          <w:p>
+            <w:r>
+              <w:t>回憶</w:t>
+            </w:r>
+          </w:p>
+        </w:tc>
+        <w:tc>
+          <w:tcPr>
+            <w:tcW w:type="dxa" w:w="2493"/>
+            <w:vAlign w:val="top"/>
+          </w:tcPr>
+          <w:p>
+            <w:r>
+              <w:t>30 筆</w:t>
+            </w:r>
+          </w:p>
+        </w:tc>
+        <w:tc>
+          <w:tcPr>
+            <w:tcW w:type="dxa" w:w="2493"/>
+            <w:vAlign w:val="top"/>
+          </w:tcPr>
+          <w:p>
+            <w:r>
+              <w:t>300 筆</w:t>
+            </w:r>
+          </w:p>
+        </w:tc>
+        <w:tc>
+          <w:tcPr>
+            <w:tcW w:type="dxa" w:w="2493"/>
+            <w:vAlign w:val="top"/>
+          </w:tcPr>
+          <w:p>
+            <w:r>
+              <w:t>不限</w:t>
+            </w:r>
+          </w:p>
+        </w:tc>
+      </w:tr>
+      <w:tr>
+        <w:tc>
+          <w:tcPr>
+            <w:tcW w:type="dxa" w:w="2493"/>
+            <w:vAlign w:val="top"/>
+          </w:tcPr>
+          <w:p>
+            <w:r>
+              <w:t>自建遊戲題目</w:t>
+            </w:r>
+          </w:p>
+        </w:tc>
+        <w:tc>
+          <w:tcPr>
+            <w:tcW w:type="dxa" w:w="2493"/>
+            <w:vAlign w:val="top"/>
+          </w:tcPr>
+          <w:p>
+            <w:r>
+              <w:t>50 題</w:t>
+            </w:r>
+          </w:p>
+        </w:tc>
+        <w:tc>
+          <w:tcPr>
+            <w:tcW w:type="dxa" w:w="2493"/>
+            <w:vAlign w:val="top"/>
+          </w:tcPr>
+          <w:p>
+            <w:r>
+              <w:t>500 題</w:t>
+            </w:r>
+          </w:p>
+        </w:tc>
+        <w:tc>
+          <w:tcPr>
+            <w:tcW w:type="dxa" w:w="2493"/>
+            <w:vAlign w:val="top"/>
+          </w:tcPr>
+          <w:p>
+            <w:r>
+              <w:t>不限</w:t>
+            </w:r>
+          </w:p>
+        </w:tc>
+      </w:tr>
+      <w:tr>
+        <w:tc>
+          <w:tcPr>
+            <w:tcW w:type="dxa" w:w="2493"/>
+            <w:vAlign w:val="top"/>
+          </w:tcPr>
+          <w:p>
+            <w:r>
+              <w:t>行事曆分享</w:t>
+            </w:r>
+          </w:p>
+        </w:tc>
+        <w:tc>
+          <w:tcPr>
+            <w:tcW w:type="dxa" w:w="2493"/>
+            <w:vAlign w:val="top"/>
+          </w:tcPr>
+          <w:p>
+            <w:r>
+              <w:t>2 人</w:t>
+            </w:r>
+          </w:p>
+        </w:tc>
+        <w:tc>
+          <w:tcPr>
+            <w:tcW w:type="dxa" w:w="2493"/>
+            <w:vAlign w:val="top"/>
+          </w:tcPr>
+          <w:p>
+            <w:r>
+              <w:t>5 人</w:t>
+            </w:r>
+          </w:p>
+        </w:tc>
+        <w:tc>
+          <w:tcPr>
+            <w:tcW w:type="dxa" w:w="2493"/>
+            <w:vAlign w:val="top"/>
+          </w:tcPr>
+          <w:p>
+            <w:r>
+              <w:t>不提供</w:t>
+            </w:r>
+          </w:p>
+        </w:tc>
+      </w:tr>
+      <w:tr>
+        <w:tc>
+          <w:tcPr>
+            <w:tcW w:type="dxa" w:w="2493"/>
+            <w:vAlign w:val="top"/>
+          </w:tcPr>
+          <w:p>
+            <w:r>
+              <w:t>圖片</w:t>
+            </w:r>
+          </w:p>
+        </w:tc>
+        <w:tc>
+          <w:tcPr>
+            <w:tcW w:type="dxa" w:w="2493"/>
+            <w:vAlign w:val="top"/>
+          </w:tcPr>
+          <w:p>
+            <w:r>
+              <w:t>不提供</w:t>
+            </w:r>
+          </w:p>
+        </w:tc>
+        <w:tc>
+          <w:tcPr>
+            <w:tcW w:type="dxa" w:w="2493"/>
+            <w:vAlign w:val="top"/>
+          </w:tcPr>
+          <w:p>
+            <w:r>
+              <w:t>300 MB</w:t>
+            </w:r>
+          </w:p>
+        </w:tc>
+        <w:tc>
+          <w:tcPr>
+            <w:tcW w:type="dxa" w:w="2493"/>
+            <w:vAlign w:val="top"/>
+          </w:tcPr>
+          <w:p>
+            <w:r>
+              <w:t>受裝置空間限制</w:t>
+            </w:r>
+          </w:p>
+        </w:tc>
+      </w:tr>
+      <w:tr>
+        <w:tc>
+          <w:tcPr>
+            <w:tcW w:type="dxa" w:w="2493"/>
+            <w:vAlign w:val="top"/>
+          </w:tcPr>
+          <w:p>
+            <w:r>
+              <w:t>答題明細</w:t>
+            </w:r>
+          </w:p>
+        </w:tc>
+        <w:tc>
+          <w:tcPr>
+            <w:tcW w:type="dxa" w:w="2493"/>
+            <w:vAlign w:val="top"/>
+          </w:tcPr>
+          <w:p>
+            <w:r>
+              <w:t>雲端近 30 天</w:t>
+            </w:r>
+          </w:p>
+        </w:tc>
+        <w:tc>
+          <w:tcPr>
+            <w:tcW w:type="dxa" w:w="2493"/>
+            <w:vAlign w:val="top"/>
+          </w:tcPr>
+          <w:p>
+            <w:r>
+              <w:t>雲端近 1 年</w:t>
+            </w:r>
+          </w:p>
+        </w:tc>
+        <w:tc>
+          <w:tcPr>
+            <w:tcW w:type="dxa" w:w="2493"/>
+            <w:vAlign w:val="top"/>
+          </w:tcPr>
+          <w:p>
+            <w:r>
+              <w:t>永久保留</w:t>
+            </w:r>
+          </w:p>
+        </w:tc>
+      </w:tr>
+      <w:tr>
+        <w:tc>
+          <w:tcPr>
+            <w:tcW w:type="dxa" w:w="2493"/>
+            <w:vAlign w:val="top"/>
+          </w:tcPr>
+          <w:p>
+            <w:r>
+              <w:t>股票／Business Plan</w:t>
+            </w:r>
+          </w:p>
+        </w:tc>
+        <w:tc>
+          <w:tcPr>
+            <w:tcW w:type="dxa" w:w="2493"/>
+            <w:vAlign w:val="top"/>
+          </w:tcPr>
+          <w:p>
+            <w:r>
+              <w:t>管理者限定</w:t>
+            </w:r>
+          </w:p>
+        </w:tc>
+        <w:tc>
+          <w:tcPr>
+            <w:tcW w:type="dxa" w:w="2493"/>
+            <w:vAlign w:val="top"/>
+          </w:tcPr>
+          <w:p>
+            <w:r>
+              <w:t>管理者限定</w:t>
+            </w:r>
+          </w:p>
+        </w:tc>
+        <w:tc>
+          <w:tcPr>
+            <w:tcW w:type="dxa" w:w="2493"/>
+            <w:vAlign w:val="top"/>
+          </w:tcPr>
+          <w:p>
+            <w:r>
+              <w:t>管理者限定</w:t>
+            </w:r>
+          </w:p>
+        </w:tc>
+      </w:tr>
+    </w:tbl>
+    <w:p/>
+    <w:p>
+      <w:pPr>
+        <w:pStyle w:val="ListBullet"/>
+      </w:pPr>
+      <w:r>
+        <w:rPr>
+          <w:sz w:val="21"/>
+        </w:rPr>
+        <w:t>基準費用為每季 NT$129；實際價格、版本與生效日以方案頁為準。</w:t>
+      </w:r>
+    </w:p>
+    <w:p>
+      <w:pPr>
+        <w:pStyle w:val="ListBullet"/>
+      </w:pPr>
+      <w:r>
+        <w:rPr>
+          <w:sz w:val="21"/>
+        </w:rPr>
+        <w:t>若付款倍率為 2 倍，例如 NT$258，該次新增權益依新版額度乘 2；尚未到期的舊權益會同時保留。</w:t>
+      </w:r>
+    </w:p>
+    <w:p>
+      <w:pPr>
+        <w:pStyle w:val="ListBullet"/>
+      </w:pPr>
+      <w:r>
+        <w:rPr>
+          <w:sz w:val="21"/>
+        </w:rPr>
+        <w:t>取消續訂仍可使用至已付款期間結束。</w:t>
+      </w:r>
+    </w:p>
+    <w:p>
+      <w:pPr>
+        <w:pStyle w:val="ListBullet"/>
+      </w:pPr>
+      <w:r>
+        <w:rPr>
+          <w:sz w:val="21"/>
+        </w:rPr>
+        <w:t>到期或付款失敗後，雲端先進入唯讀：可查看、匯出或搬移，不能新增。若仍在免費額度內可回到免費方案。</w:t>
+      </w:r>
+    </w:p>
+    <w:p>
+      <w:pPr>
+        <w:pStyle w:val="ListBullet"/>
+      </w:pPr>
+      <w:r>
+        <w:rPr>
+          <w:sz w:val="21"/>
+        </w:rPr>
+        <w:t>超額資料在 30 天內可續訂或搬到本機；期滿清理時優先保留最新資料及「保留項」。</w:t>
+      </w:r>
+    </w:p>
+    <w:p>
+      <w:pPr>
+        <w:pStyle w:val="ListBullet"/>
+      </w:pPr>
+      <w:r>
+        <w:rPr>
+          <w:sz w:val="21"/>
+        </w:rPr>
+        <w:t>免費帳戶若連續 3 個月沒有新增或修改資料，可能被視為無效帳戶並清理雲端資料。</w:t>
+      </w:r>
+    </w:p>
+    <w:p>
+      <w:pPr>
+        <w:pStyle w:val="Heading1"/>
+      </w:pPr>
+      <w:r>
+        <w:rPr>
+          <w:sz w:val="21"/>
+        </w:rPr>
+        <w:t>4. 首頁</w:t>
+      </w:r>
+    </w:p>
+    <w:p>
+      <w:r>
+        <w:rPr>
+          <w:sz w:val="21"/>
+        </w:rPr>
+        <w:t>首頁整合近期行程、推薦活動、推薦景點、今日與總金額、今日與總積分。先選擇記帳或積分帳戶；個人帳戶全部列出，旅程／團體帳戶只顯示最近使用的 2 個。切換帳戶後首頁應自動重新載入。</w:t>
+      </w:r>
+    </w:p>
+    <w:p>
+      <w:pPr>
+        <w:pStyle w:val="ListBullet"/>
+      </w:pPr>
+      <w:r>
+        <w:rPr>
+          <w:sz w:val="21"/>
+        </w:rPr>
+        <w:t>TODAY：只計算今天。</w:t>
+      </w:r>
+    </w:p>
+    <w:p>
+      <w:pPr>
+        <w:pStyle w:val="ListBullet"/>
+      </w:pPr>
+      <w:r>
+        <w:rPr>
+          <w:sz w:val="21"/>
+        </w:rPr>
+        <w:t>TOTAL：依帳戶所有有效明細計算。</w:t>
+      </w:r>
+    </w:p>
+    <w:p>
+      <w:pPr>
+        <w:pStyle w:val="ListBullet"/>
+      </w:pPr>
+      <w:r>
+        <w:rPr>
+          <w:sz w:val="21"/>
+        </w:rPr>
+        <w:t>記帳幣別顯示帳戶的主要幣別，不固定寫 TWD。</w:t>
+      </w:r>
+    </w:p>
+    <w:p>
+      <w:pPr>
+        <w:pStyle w:val="ListBullet"/>
+      </w:pPr>
+      <w:r>
+        <w:rPr>
+          <w:sz w:val="21"/>
+        </w:rPr>
+        <w:t>若尚未選帳戶，不應顯示其他帳戶的 0 元假明細。</w:t>
+      </w:r>
+    </w:p>
+    <w:p>
+      <w:pPr>
+        <w:pStyle w:val="ListBullet"/>
+      </w:pPr>
+      <w:r>
+        <w:rPr>
+          <w:sz w:val="21"/>
+        </w:rPr>
+        <w:t>將推薦活動或景點加入行事曆後，會依目前資料模式寫入並出現在對應日期。</w:t>
+      </w:r>
+    </w:p>
+    <w:p>
+      <w:pPr>
+        <w:pStyle w:val="Heading1"/>
+      </w:pPr>
+      <w:r>
+        <w:rPr>
+          <w:sz w:val="21"/>
+        </w:rPr>
+        <w:t>5. 行事曆</w:t>
       </w:r>
     </w:p>
     <w:p>
@@ -262,17 +1485,75 @@
       </w:pPr>
       <w:r>
         <w:rPr>
-          <w:rFonts w:ascii="Aptos" w:hAnsi="Aptos" w:eastAsia="Microsoft JhengHei"/>
+          <w:sz w:val="21"/>
         </w:rPr>
-        <w:t>2.2 登入</w:t>
+        <w:t>5.1 新增、查看、編輯、刪除</w:t>
       </w:r>
     </w:p>
     <w:p>
+      <w:pPr>
+        <w:pStyle w:val="ListNumber"/>
+      </w:pPr>
       <w:r>
         <w:rPr>
-          <w:rFonts w:ascii="Aptos" w:hAnsi="Aptos" w:eastAsia="Microsoft JhengHei"/>
+          <w:sz w:val="21"/>
         </w:rPr>
-        <w:t>登入後，系統會依該帳號上次選擇的資料位置讀取資料；從未選擇者預設使用雲端。</w:t>
+        <w:t>從功能選單進入行事曆，點日期查看當日事件。</w:t>
+      </w:r>
+    </w:p>
+    <w:p>
+      <w:pPr>
+        <w:pStyle w:val="ListNumber"/>
+      </w:pPr>
+      <w:r>
+        <w:rPr>
+          <w:sz w:val="21"/>
+        </w:rPr>
+        <w:t>點新增，輸入名稱、開始日期；結束日期可空白，同日結束亦有效。</w:t>
+      </w:r>
+    </w:p>
+    <w:p>
+      <w:pPr>
+        <w:pStyle w:val="ListNumber"/>
+      </w:pPr>
+      <w:r>
+        <w:rPr>
+          <w:sz w:val="21"/>
+        </w:rPr>
+        <w:t>國家使用下拉選單，預設 TW；城市、地點與時間可依需要輸入。</w:t>
+      </w:r>
+    </w:p>
+    <w:p>
+      <w:pPr>
+        <w:pStyle w:val="ListNumber"/>
+      </w:pPr>
+      <w:r>
+        <w:rPr>
+          <w:sz w:val="21"/>
+        </w:rPr>
+        <w:t>可選圖片；雲端圖片受方案限制，本機圖片受裝置空間限制。</w:t>
+      </w:r>
+    </w:p>
+    <w:p>
+      <w:pPr>
+        <w:pStyle w:val="ListNumber"/>
+      </w:pPr>
+      <w:r>
+        <w:rPr>
+          <w:sz w:val="21"/>
+        </w:rPr>
+        <w:t>儲存後回到月曆，跨週或跨月事件應在每個涵蓋日期可見。</w:t>
+      </w:r>
+    </w:p>
+    <w:p>
+      <w:pPr>
+        <w:pStyle w:val="ListNumber"/>
+      </w:pPr>
+      <w:r>
+        <w:rPr>
+          <w:sz w:val="21"/>
+        </w:rPr>
+        <w:t>只有自己建立的事件能編輯或刪除；別人分享的事件為唯讀。</w:t>
       </w:r>
     </w:p>
     <w:p>
@@ -281,65 +1562,94 @@
       </w:pPr>
       <w:r>
         <w:rPr>
-          <w:rFonts w:ascii="Aptos" w:hAnsi="Aptos" w:eastAsia="Microsoft JhengHei"/>
+          <w:sz w:val="21"/>
         </w:rPr>
-        <w:t>2.3 重設密碼</w:t>
+        <w:t>5.2 天氣</w:t>
+      </w:r>
+    </w:p>
+    <w:p>
+      <w:r>
+        <w:rPr>
+          <w:sz w:val="21"/>
+        </w:rPr>
+        <w:t>天氣只在可預報日期與可定位資料存在時顯示。日期旁不重複顯示相同天氣文字；超過預報範圍不代表行程遺失。</w:t>
+      </w:r>
+    </w:p>
+    <w:p>
+      <w:pPr>
+        <w:pStyle w:val="Heading2"/>
+      </w:pPr>
+      <w:r>
+        <w:rPr>
+          <w:sz w:val="21"/>
+        </w:rPr>
+        <w:t>5.3 分享行事曆</w:t>
       </w:r>
     </w:p>
     <w:p>
       <w:pPr>
         <w:pStyle w:val="ListNumber"/>
-        <w:spacing w:after="60"/>
       </w:pPr>
       <w:r>
         <w:rPr>
-          <w:rFonts w:ascii="Aptos" w:hAnsi="Aptos" w:eastAsia="Microsoft JhengHei"/>
+          <w:sz w:val="21"/>
         </w:rPr>
-        <w:t>在登入頁選擇忘記密碼。</w:t>
+        <w:t>確認目前是雲端模式。</w:t>
       </w:r>
     </w:p>
     <w:p>
       <w:pPr>
         <w:pStyle w:val="ListNumber"/>
-        <w:spacing w:after="60"/>
       </w:pPr>
       <w:r>
         <w:rPr>
-          <w:rFonts w:ascii="Aptos" w:hAnsi="Aptos" w:eastAsia="Microsoft JhengHei"/>
+          <w:sz w:val="21"/>
         </w:rPr>
-        <w:t>輸入註冊 Email。</w:t>
+        <w:t>開啟分享管理，輸入對方註冊 Email。最近一次分享帳號可作為預設。</w:t>
       </w:r>
     </w:p>
     <w:p>
       <w:pPr>
         <w:pStyle w:val="ListNumber"/>
-        <w:spacing w:after="60"/>
       </w:pPr>
       <w:r>
         <w:rPr>
-          <w:rFonts w:ascii="Aptos" w:hAnsi="Aptos" w:eastAsia="Microsoft JhengHei"/>
+          <w:sz w:val="21"/>
         </w:rPr>
-        <w:t>開啟重設密碼郵件中的連結。</w:t>
+        <w:t>選擇全部分享，或只勾選目前月份畫面中尚未過期、由近到遠排列的事件。</w:t>
       </w:r>
     </w:p>
     <w:p>
       <w:pPr>
         <w:pStyle w:val="ListNumber"/>
-        <w:spacing w:after="60"/>
       </w:pPr>
       <w:r>
         <w:rPr>
-          <w:rFonts w:ascii="Aptos" w:hAnsi="Aptos" w:eastAsia="Microsoft JhengHei"/>
+          <w:sz w:val="21"/>
         </w:rPr>
-        <w:t>回到 Life Pilot 的重設密碼頁設定新密碼。</w:t>
+        <w:t>對方接受後，對方月曆會同時顯示自己的事件與分享事件，並以顏色區分。</w:t>
       </w:r>
     </w:p>
     <w:p>
+      <w:pPr>
+        <w:pStyle w:val="ListNumber"/>
+      </w:pPr>
       <w:r>
         <w:rPr>
-          <w:rFonts w:ascii="Aptos" w:hAnsi="Aptos" w:eastAsia="Microsoft JhengHei"/>
+          <w:sz w:val="21"/>
         </w:rPr>
-        <w:t>若連結未開啟 App，請確認使用的是最新一封郵件、連結尚未過期，並重新發送一次。</w:t>
+        <w:t>分享者可在「管理已分享事件」逐筆取消，或全部停止分享。</w:t>
+      </w:r>
+    </w:p>
+    <w:p>
+      <w:pPr>
+        <w:pStyle w:val="ListNumber"/>
+      </w:pPr>
+      <w:r>
+        <w:rPr>
+          <w:sz w:val="21"/>
+        </w:rPr>
+        <w:t>接收者可在接受後停止查看；雙方任何一方取消後，相關分享事件均不再顯示。</w:t>
       </w:r>
     </w:p>
     <w:p>
@@ -348,9 +1658,212 @@
       </w:pPr>
       <w:r>
         <w:rPr>
-          <w:rFonts w:ascii="Aptos" w:hAnsi="Aptos" w:eastAsia="Microsoft JhengHei"/>
+          <w:sz w:val="21"/>
         </w:rPr>
-        <w:t>3. 雲端模式與此裝置模式</w:t>
+        <w:t>6. 記帳</w:t>
+      </w:r>
+    </w:p>
+    <w:p>
+      <w:pPr>
+        <w:pStyle w:val="ListNumber"/>
+      </w:pPr>
+      <w:r>
+        <w:rPr>
+          <w:sz w:val="21"/>
+        </w:rPr>
+        <w:t>建立或選擇記帳帳戶，設定名稱與主要幣別。</w:t>
+      </w:r>
+    </w:p>
+    <w:p>
+      <w:pPr>
+        <w:pStyle w:val="ListNumber"/>
+      </w:pPr>
+      <w:r>
+        <w:rPr>
+          <w:sz w:val="21"/>
+        </w:rPr>
+        <w:t>新增明細：輸入金額、收支類型、日期、說明。</w:t>
+      </w:r>
+    </w:p>
+    <w:p>
+      <w:pPr>
+        <w:pStyle w:val="ListNumber"/>
+      </w:pPr>
+      <w:r>
+        <w:rPr>
+          <w:sz w:val="21"/>
+        </w:rPr>
+        <w:t>選一級分類：食、衣、住、行、育、樂、未分類或保留項；二級分類可自訂也可留空。</w:t>
+      </w:r>
+    </w:p>
+    <w:p>
+      <w:pPr>
+        <w:pStyle w:val="ListNumber"/>
+      </w:pPr>
+      <w:r>
+        <w:rPr>
+          <w:sz w:val="21"/>
+        </w:rPr>
+        <w:t>明細依 date 排序；編輯時可修改日期、幣別、金額、說明與兩級分類。</w:t>
+      </w:r>
+    </w:p>
+    <w:p>
+      <w:pPr>
+        <w:pStyle w:val="ListNumber"/>
+      </w:pPr>
+      <w:r>
+        <w:rPr>
+          <w:sz w:val="21"/>
+        </w:rPr>
+        <w:t>刪除明細後，今日小計與總金額會立即重算。</w:t>
+      </w:r>
+    </w:p>
+    <w:p>
+      <w:pPr>
+        <w:pStyle w:val="ListNumber"/>
+      </w:pPr>
+      <w:r>
+        <w:rPr>
+          <w:sz w:val="21"/>
+        </w:rPr>
+        <w:t>預設讀取近 30 天；無資料時顯示最新一筆；按「載入更多」每次向前載入且自動去重。</w:t>
+      </w:r>
+    </w:p>
+    <w:tbl>
+      <w:tblPr>
+        <w:tblW w:type="auto" w:w="0"/>
+        <w:jc w:val="center"/>
+        <w:tblLook w:firstColumn="1" w:firstRow="1" w:lastColumn="0" w:lastRow="0" w:noHBand="0" w:noVBand="1" w:val="04A0"/>
+      </w:tblPr>
+      <w:tblGrid>
+        <w:gridCol w:w="9972"/>
+      </w:tblGrid>
+      <w:tr>
+        <w:tc>
+          <w:tcPr>
+            <w:tcW w:type="dxa" w:w="9972"/>
+            <w:shd w:fill="E8F3F6"/>
+          </w:tcPr>
+          <w:p>
+            <w:r>
+              <w:rPr>
+                <w:b/>
+              </w:rPr>
+              <w:t>保留項：</w:t>
+            </w:r>
+            <w:r>
+              <w:t>舊資料中含「餘」的特殊紀錄已改為保留項。保留項不受 30 天視窗影響，請勿當一般消費紀錄使用。</w:t>
+            </w:r>
+          </w:p>
+        </w:tc>
+      </w:tr>
+    </w:tbl>
+    <w:p/>
+    <w:p>
+      <w:pPr>
+        <w:pStyle w:val="Heading1"/>
+      </w:pPr>
+      <w:r>
+        <w:rPr>
+          <w:sz w:val="21"/>
+        </w:rPr>
+        <w:t>7. 積分</w:t>
+      </w:r>
+    </w:p>
+    <w:p>
+      <w:r>
+        <w:rPr>
+          <w:sz w:val="21"/>
+        </w:rPr>
+        <w:t>流程與記帳相同；一級分類為德、智、體、群、美、未分類、保留項，二級分類可留空。旅程文字顯示為「團體」。刪除後今日與總積分會重新計算。</w:t>
+      </w:r>
+    </w:p>
+    <w:p>
+      <w:pPr>
+        <w:pStyle w:val="Heading1"/>
+      </w:pPr>
+      <w:r>
+        <w:rPr>
+          <w:sz w:val="21"/>
+        </w:rPr>
+        <w:t>8. 推薦活動</w:t>
+      </w:r>
+    </w:p>
+    <w:p>
+      <w:pPr>
+        <w:pStyle w:val="ListBullet"/>
+      </w:pPr>
+      <w:r>
+        <w:rPr>
+          <w:sz w:val="21"/>
+        </w:rPr>
+        <w:t>支援城市、日期、關鍵字與清單／地圖模式。搜尋文字命中其他城市且目前城市沒有資料時，可切換到相符城市。</w:t>
+      </w:r>
+    </w:p>
+    <w:p>
+      <w:pPr>
+        <w:pStyle w:val="ListBullet"/>
+      </w:pPr>
+      <w:r>
+        <w:rPr>
+          <w:sz w:val="21"/>
+        </w:rPr>
+        <w:t>排序為喜歡 → 一般 → 不喜歡；各群組內，未開始／當天活動依開始日期由近到遠，已開始活動依結束日期；同日期再依開始時間、城市、地點、名稱。</w:t>
+      </w:r>
+    </w:p>
+    <w:p>
+      <w:pPr>
+        <w:pStyle w:val="ListBullet"/>
+      </w:pPr>
+      <w:r>
+        <w:rPr>
+          <w:sz w:val="21"/>
+        </w:rPr>
+        <w:t>按不喜歡不會刪除，會移到後方。</w:t>
+      </w:r>
+    </w:p>
+    <w:p>
+      <w:pPr>
+        <w:pStyle w:val="ListBullet"/>
+      </w:pPr>
+      <w:r>
+        <w:rPr>
+          <w:sz w:val="21"/>
+        </w:rPr>
+        <w:t>只有存在 subEvents 細項時，點卡片才開啟 Preview；沒有細項時卡片本身即呈現完整資訊。</w:t>
+      </w:r>
+    </w:p>
+    <w:p>
+      <w:pPr>
+        <w:pStyle w:val="ListBullet"/>
+      </w:pPr>
+      <w:r>
+        <w:rPr>
+          <w:sz w:val="21"/>
+        </w:rPr>
+        <w:t>天氣只預抓畫面可見且 8 天內的活動；往下滑時再逐步載入。</w:t>
+      </w:r>
+    </w:p>
+    <w:p>
+      <w:pPr>
+        <w:pStyle w:val="ListBullet"/>
+      </w:pPr>
+      <w:r>
+        <w:rPr>
+          <w:sz w:val="21"/>
+        </w:rPr>
+        <w:t>手機使用者可能看到「更新」按鈕；同日已更新或已有工作進行中時不重複觸發。</w:t>
+      </w:r>
+    </w:p>
+    <w:p>
+      <w:pPr>
+        <w:pStyle w:val="ListBullet"/>
+      </w:pPr>
+      <w:r>
+        <w:rPr>
+          <w:sz w:val="21"/>
+        </w:rPr>
+        <w:t>管理者刪除的匯入活動會留下刪除標記，避免下次更新又出現。</w:t>
       </w:r>
     </w:p>
     <w:p>
@@ -359,45 +1872,275 @@
       </w:pPr>
       <w:r>
         <w:rPr>
-          <w:rFonts w:ascii="Aptos" w:hAnsi="Aptos" w:eastAsia="Microsoft JhengHei"/>
+          <w:sz w:val="21"/>
         </w:rPr>
-        <w:t>3.1 雲端模式</w:t>
+        <w:t>8.1 重複判斷</w:t>
+      </w:r>
+    </w:p>
+    <w:p>
+      <w:r>
+        <w:rPr>
+          <w:sz w:val="21"/>
+        </w:rPr>
+        <w:t>匯入資料沒有時間時，名稱＋日期＋標準化城市＋標準化地點相同即視為重複；有時間時，還要開始時間相同才視為重複。master_url 不作為重複條件。城市會先正規化，例如臺北市／台北／Taipei City 統一比較。</w:t>
+      </w:r>
+    </w:p>
+    <w:p>
+      <w:pPr>
+        <w:pStyle w:val="Heading1"/>
+      </w:pPr>
+      <w:r>
+        <w:rPr>
+          <w:sz w:val="21"/>
+        </w:rPr>
+        <w:t>9. 推薦景點</w:t>
       </w:r>
     </w:p>
     <w:p>
       <w:pPr>
         <w:pStyle w:val="ListBullet"/>
-        <w:spacing w:after="60"/>
       </w:pPr>
       <w:r>
         <w:rPr>
-          <w:rFonts w:ascii="Aptos" w:hAnsi="Aptos" w:eastAsia="Microsoft JhengHei"/>
+          <w:sz w:val="21"/>
         </w:rPr>
-        <w:t>資料保存在雲端，可於其他已登入相同帳號的裝置查看。</w:t>
+        <w:t>支援城市、關鍵字與清單／地圖切換；排序依喜歡狀態，再依城市、地點、名稱。</w:t>
       </w:r>
     </w:p>
     <w:p>
       <w:pPr>
         <w:pStyle w:val="ListBullet"/>
-        <w:spacing w:after="60"/>
       </w:pPr>
       <w:r>
         <w:rPr>
-          <w:rFonts w:ascii="Aptos" w:hAnsi="Aptos" w:eastAsia="Microsoft JhengHei"/>
+          <w:sz w:val="21"/>
         </w:rPr>
-        <w:t>受目前方案額度限制。</w:t>
+        <w:t>顯示營業時間；圖片只有存在時才占版面。</w:t>
       </w:r>
     </w:p>
     <w:p>
       <w:pPr>
         <w:pStyle w:val="ListBullet"/>
-        <w:spacing w:after="60"/>
       </w:pPr>
       <w:r>
         <w:rPr>
-          <w:rFonts w:ascii="Aptos" w:hAnsi="Aptos" w:eastAsia="Microsoft JhengHei"/>
+          <w:sz w:val="21"/>
         </w:rPr>
-        <w:t>行事曆分享只能在雲端模式使用。</w:t>
+        <w:t>地圖總覽以國家與城市彙總數量，點城市名稱或數字都會切回該城市清單。</w:t>
+      </w:r>
+    </w:p>
+    <w:p>
+      <w:pPr>
+        <w:pStyle w:val="ListBullet"/>
+      </w:pPr>
+      <w:r>
+        <w:rPr>
+          <w:sz w:val="21"/>
+        </w:rPr>
+        <w:t>資料庫的 lat／lng 可能只是天氣鄰近座標；專用 map_lat／map_lng 存在時優先使用，避免把標記放錯縣市。</w:t>
+      </w:r>
+    </w:p>
+    <w:p>
+      <w:pPr>
+        <w:pStyle w:val="Heading1"/>
+      </w:pPr>
+      <w:r>
+        <w:rPr>
+          <w:sz w:val="21"/>
+        </w:rPr>
+        <w:t>10. 回憶走廊</w:t>
+      </w:r>
+    </w:p>
+    <w:p>
+      <w:pPr>
+        <w:pStyle w:val="ListNumber"/>
+      </w:pPr>
+      <w:r>
+        <w:rPr>
+          <w:sz w:val="21"/>
+        </w:rPr>
+        <w:t>新增回憶，可輸入標題、日期、城市、地點、描述與選擇性圖片；未來日期也可保存並顯示。</w:t>
+      </w:r>
+    </w:p>
+    <w:p>
+      <w:pPr>
+        <w:pStyle w:val="ListNumber"/>
+      </w:pPr>
+      <w:r>
+        <w:rPr>
+          <w:sz w:val="21"/>
+        </w:rPr>
+        <w:t>預設載入近 30 天；按「載入更多」每次向前 30 天。若近 30 天無資料，先顯示最新一筆。</w:t>
+      </w:r>
+    </w:p>
+    <w:p>
+      <w:pPr>
+        <w:pStyle w:val="ListNumber"/>
+      </w:pPr>
+      <w:r>
+        <w:rPr>
+          <w:sz w:val="21"/>
+        </w:rPr>
+        <w:t>可切換清單與城市地圖；點城市會篩選並回到清單。</w:t>
+      </w:r>
+    </w:p>
+    <w:p>
+      <w:pPr>
+        <w:pStyle w:val="ListNumber"/>
+      </w:pPr>
+      <w:r>
+        <w:rPr>
+          <w:sz w:val="21"/>
+        </w:rPr>
+        <w:t>雲端／本機搬移後，使用量應依目前模式重算；持續轉圈時先確認登入模式與瀏覽器網站資料未被清除。</w:t>
+      </w:r>
+    </w:p>
+    <w:p>
+      <w:pPr>
+        <w:pStyle w:val="Heading1"/>
+      </w:pPr>
+      <w:r>
+        <w:rPr>
+          <w:sz w:val="21"/>
+        </w:rPr>
+        <w:t>11. 遊戲與自建題庫</w:t>
+      </w:r>
+    </w:p>
+    <w:p>
+      <w:r>
+        <w:rPr>
+          <w:sz w:val="21"/>
+        </w:rPr>
+        <w:t>遊戲包含 Mario Translation、English RPG Adventure、Speaking、Translation、Translation日、Translation韓、Word and sentence builder、Word Searching、Social 與多種 STEAM 遊戲。股票與 Business Plan 僅管理者可用。</w:t>
+      </w:r>
+    </w:p>
+    <w:p>
+      <w:pPr>
+        <w:pStyle w:val="ListNumber"/>
+      </w:pPr>
+      <w:r>
+        <w:rPr>
+          <w:sz w:val="21"/>
+        </w:rPr>
+        <w:t>在遊戲頁選擇管理者題庫或我的題庫。一般使用者尚未選「我的題庫」前，不顯示新增／管理按鈕。</w:t>
+      </w:r>
+    </w:p>
+    <w:p>
+      <w:pPr>
+        <w:pStyle w:val="ListNumber"/>
+      </w:pPr>
+      <w:r>
+        <w:rPr>
+          <w:sz w:val="21"/>
+        </w:rPr>
+        <w:t>新增題目時先選分類；畫面從管理者題庫隨機顯示完整句子範例，開始輸入後提示不消失。</w:t>
+      </w:r>
+    </w:p>
+    <w:p>
+      <w:pPr>
+        <w:pStyle w:val="ListNumber"/>
+      </w:pPr>
+      <w:r>
+        <w:rPr>
+          <w:sz w:val="21"/>
+        </w:rPr>
+        <w:t>English RPG Adventure 的 grammar 類輸入完整句子與答案，系統產生挖空，不要求輸入底線；plural 範例不顯示 &lt;-&gt;。</w:t>
+      </w:r>
+    </w:p>
+    <w:p>
+      <w:pPr>
+        <w:pStyle w:val="ListNumber"/>
+      </w:pPr>
+      <w:r>
+        <w:rPr>
+          <w:sz w:val="21"/>
+        </w:rPr>
+        <w:t>Speaking 與 Word and sentence builder 共用句子／單字來源，新增與編輯規則一致。</w:t>
+      </w:r>
+    </w:p>
+    <w:p>
+      <w:pPr>
+        <w:pStyle w:val="ListNumber"/>
+      </w:pPr>
+      <w:r>
+        <w:rPr>
+          <w:sz w:val="21"/>
+        </w:rPr>
+        <w:t>日／韓翻譯一般使用者只能沿用既有中文分類前綴，尾端最多 3 位數自動轉 level；管理者可自建分類。</w:t>
+      </w:r>
+    </w:p>
+    <w:p>
+      <w:pPr>
+        <w:pStyle w:val="ListNumber"/>
+      </w:pPr>
+      <w:r>
+        <w:rPr>
+          <w:sz w:val="21"/>
+        </w:rPr>
+        <w:t>Social 題目輸入標題、情境描述、3 個答案選項、分數及回饋；選項標示為「答案選項」而非「正確答案」。</w:t>
+      </w:r>
+    </w:p>
+    <w:p>
+      <w:pPr>
+        <w:pStyle w:val="ListNumber"/>
+      </w:pPr>
+      <w:r>
+        <w:rPr>
+          <w:sz w:val="21"/>
+        </w:rPr>
+        <w:t>儲存前會在同一來源／擁有者／分類內正規化比對重複題目；重複時提示而不新增。</w:t>
+      </w:r>
+    </w:p>
+    <w:p>
+      <w:pPr>
+        <w:pStyle w:val="ListNumber"/>
+      </w:pPr>
+      <w:r>
+        <w:rPr>
+          <w:sz w:val="21"/>
+        </w:rPr>
+        <w:t>我的題目可搜尋、分類、篩選啟用狀態、編輯、停用／啟用與刪除。已有答題紀錄而不能刪除時，顯示可理解訊息並可改用停用。</w:t>
+      </w:r>
+    </w:p>
+    <w:tbl>
+      <w:tblPr>
+        <w:tblW w:type="auto" w:w="0"/>
+        <w:jc w:val="center"/>
+        <w:tblLook w:firstColumn="1" w:firstRow="1" w:lastColumn="0" w:lastRow="0" w:noHBand="0" w:noVBand="1" w:val="04A0"/>
+      </w:tblPr>
+      <w:tblGrid>
+        <w:gridCol w:w="9972"/>
+      </w:tblGrid>
+      <w:tr>
+        <w:tc>
+          <w:tcPr>
+            <w:tcW w:type="dxa" w:w="9972"/>
+            <w:shd w:fill="E8F3F6"/>
+          </w:tcPr>
+          <w:p>
+            <w:r>
+              <w:rPr>
+                <w:b/>
+              </w:rPr>
+              <w:t>離開遊戲：</w:t>
+            </w:r>
+            <w:r>
+              <w:t>按返回箭頭或手機由左向右滑時會再次確認；Mario 分數降至 -20 結束時仍保留返回上一頁入口。</w:t>
+            </w:r>
+          </w:p>
+        </w:tc>
+      </w:tr>
+    </w:tbl>
+    <w:p/>
+    <w:p>
+      <w:pPr>
+        <w:pStyle w:val="Heading1"/>
+      </w:pPr>
+      <w:r>
+        <w:rPr>
+          <w:sz w:val="21"/>
+        </w:rPr>
+        <w:t>12. 股票、Business Plan、意見回饋</w:t>
       </w:r>
     </w:p>
     <w:p>
@@ -406,81 +2149,17 @@
       </w:pPr>
       <w:r>
         <w:rPr>
-          <w:rFonts w:ascii="Aptos" w:hAnsi="Aptos" w:eastAsia="Microsoft JhengHei"/>
+          <w:sz w:val="21"/>
         </w:rPr>
-        <w:t>3.2 此裝置模式</w:t>
+        <w:t>12.1 股票（管理者）</w:t>
       </w:r>
     </w:p>
     <w:p>
-      <w:pPr>
-        <w:pStyle w:val="ListBullet"/>
-        <w:spacing w:after="60"/>
-      </w:pPr>
       <w:r>
         <w:rPr>
-          <w:rFonts w:ascii="Aptos" w:hAnsi="Aptos" w:eastAsia="Microsoft JhengHei"/>
+          <w:sz w:val="21"/>
         </w:rPr>
-        <w:t>資料保存在目前手機、平板、電腦或瀏覽器。</w:t>
-      </w:r>
-    </w:p>
-    <w:p>
-      <w:pPr>
-        <w:pStyle w:val="ListBullet"/>
-        <w:spacing w:after="60"/>
-      </w:pPr>
-      <w:r>
-        <w:rPr>
-          <w:rFonts w:ascii="Aptos" w:hAnsi="Aptos" w:eastAsia="Microsoft JhengHei"/>
-        </w:rPr>
-        <w:t>本機資料不限筆數且不會由系統主動刪除。</w:t>
-      </w:r>
-    </w:p>
-    <w:p>
-      <w:pPr>
-        <w:pStyle w:val="ListBullet"/>
-        <w:spacing w:after="60"/>
-      </w:pPr>
-      <w:r>
-        <w:rPr>
-          <w:rFonts w:ascii="Aptos" w:hAnsi="Aptos" w:eastAsia="Microsoft JhengHei"/>
-        </w:rPr>
-        <w:t>不會自動同步到其他裝置。</w:t>
-      </w:r>
-    </w:p>
-    <w:p>
-      <w:pPr>
-        <w:pStyle w:val="ListBullet"/>
-        <w:spacing w:after="60"/>
-      </w:pPr>
-      <w:r>
-        <w:rPr>
-          <w:rFonts w:ascii="Aptos" w:hAnsi="Aptos" w:eastAsia="Microsoft JhengHei"/>
-        </w:rPr>
-        <w:t>Web 版資料位於該網站的瀏覽器 IndexedDB；清除網站資料、清除瀏覽器資料或更換瀏覽器後，資料不會自動出現。</w:t>
-      </w:r>
-    </w:p>
-    <w:p>
-      <w:pPr>
-        <w:pStyle w:val="ListBullet"/>
-        <w:spacing w:after="60"/>
-      </w:pPr>
-      <w:r>
-        <w:rPr>
-          <w:rFonts w:ascii="Aptos" w:hAnsi="Aptos" w:eastAsia="Microsoft JhengHei"/>
-        </w:rPr>
-        <w:t>建議定期使用資料匯出功能保存副本。</w:t>
-      </w:r>
-    </w:p>
-    <w:p>
-      <w:pPr>
-        <w:pStyle w:val="ListBullet"/>
-        <w:spacing w:after="60"/>
-      </w:pPr>
-      <w:r>
-        <w:rPr>
-          <w:rFonts w:ascii="Aptos" w:hAnsi="Aptos" w:eastAsia="Microsoft JhengHei"/>
-        </w:rPr>
-        <w:t>此裝置模式無法使用行事曆分享。</w:t>
+        <w:t>初始載入或背景更新進行中不能選日期；更新完成或失敗後可選不晚於資料庫最新日期的歷史日期。私人 Mac API 關機時仍應回退 Supabase；歷史表不存在時應顯示可重選日期，而不是反覆跳回最新日期。</w:t>
       </w:r>
     </w:p>
     <w:p>
@@ -489,73 +2168,36 @@
       </w:pPr>
       <w:r>
         <w:rPr>
-          <w:rFonts w:ascii="Aptos" w:hAnsi="Aptos" w:eastAsia="Microsoft JhengHei"/>
+          <w:sz w:val="21"/>
         </w:rPr>
-        <w:t>3.3 切換資料位置</w:t>
+        <w:t>12.2 Business Plan（管理者）</w:t>
       </w:r>
     </w:p>
     <w:p>
       <w:r>
         <w:rPr>
-          <w:rFonts w:ascii="Aptos" w:hAnsi="Aptos" w:eastAsia="Microsoft JhengHei"/>
+          <w:sz w:val="21"/>
         </w:rPr>
-        <w:t>設定位置位於使用者選單中的服務條款與資料匯出之間。</w:t>
+        <w:t>可依進行中、尚未開始、已完成篩選；預設顯示前兩者，依狀態與建立時間排序。載入更多每次向前 360 天。</w:t>
       </w:r>
     </w:p>
     <w:p>
       <w:pPr>
-        <w:pStyle w:val="ListBullet"/>
-        <w:spacing w:after="60"/>
+        <w:pStyle w:val="Heading2"/>
       </w:pPr>
       <w:r>
         <w:rPr>
-          <w:rFonts w:ascii="Aptos" w:hAnsi="Aptos" w:eastAsia="Microsoft JhengHei"/>
+          <w:sz w:val="21"/>
         </w:rPr>
-        <w:t>雲端轉此裝置：先把雲端資料完整寫入此裝置，確認成功後才刪除雲端資料。</w:t>
-      </w:r>
-    </w:p>
-    <w:p>
-      <w:pPr>
-        <w:pStyle w:val="ListBullet"/>
-        <w:spacing w:after="60"/>
-      </w:pPr>
-      <w:r>
-        <w:rPr>
-          <w:rFonts w:ascii="Aptos" w:hAnsi="Aptos" w:eastAsia="Microsoft JhengHei"/>
-        </w:rPr>
-        <w:t>此裝置轉雲端：先檢查雲端額度；任一項超過額度時整批取消，不會只上傳部分資料。</w:t>
-      </w:r>
-    </w:p>
-    <w:p>
-      <w:pPr>
-        <w:pStyle w:val="ListBullet"/>
-        <w:spacing w:after="60"/>
-      </w:pPr>
-      <w:r>
-        <w:rPr>
-          <w:rFonts w:ascii="Aptos" w:hAnsi="Aptos" w:eastAsia="Microsoft JhengHei"/>
-        </w:rPr>
-        <w:t>切換成功後，來源端資料會刪除，雲端與此裝置不會同時作為主要資料來源。</w:t>
-      </w:r>
-    </w:p>
-    <w:p>
-      <w:pPr>
-        <w:pStyle w:val="ListBullet"/>
-        <w:spacing w:after="60"/>
-      </w:pPr>
-      <w:r>
-        <w:rPr>
-          <w:rFonts w:ascii="Aptos" w:hAnsi="Aptos" w:eastAsia="Microsoft JhengHei"/>
-        </w:rPr>
-        <w:t>搬移失敗的資料會保留在原位置，並顯示失敗原因。</w:t>
+        <w:t>12.3 意見回饋</w:t>
       </w:r>
     </w:p>
     <w:p>
       <w:r>
         <w:rPr>
-          <w:rFonts w:ascii="Aptos" w:hAnsi="Aptos" w:eastAsia="Microsoft JhengHei"/>
+          <w:sz w:val="21"/>
         </w:rPr>
-        <w:t>切換前請確認目前裝置空間足夠、網路穩定，且不要關閉頁面。</w:t>
+        <w:t>一般使用者建立並查看自己的議題；管理者查看與處理全部。預設顯示處理中及未處理，載入更多每次向前 30 天。多張圖片在開啟時載入。</w:t>
       </w:r>
     </w:p>
     <w:p>
@@ -564,77 +2206,323 @@
       </w:pPr>
       <w:r>
         <w:rPr>
-          <w:rFonts w:ascii="Aptos" w:hAnsi="Aptos" w:eastAsia="Microsoft JhengHei"/>
+          <w:sz w:val="21"/>
         </w:rPr>
-        <w:t>4. 方案與額度</w:t>
+        <w:t>13. 常見問題快速排除</w:t>
       </w:r>
     </w:p>
-    <w:p>
-      <w:r>
-        <w:rPr>
-          <w:rFonts w:ascii="Aptos" w:hAnsi="Aptos" w:eastAsia="Microsoft JhengHei"/>
-        </w:rPr>
-        <w:t>使用者選單的「方案與訂閱」可查看：</w:t>
-      </w:r>
-    </w:p>
+    <w:tbl>
+      <w:tblPr>
+        <w:tblStyle w:val="TableGrid"/>
+        <w:tblW w:type="auto" w:w="0"/>
+        <w:jc w:val="center"/>
+        <w:tblLook w:firstColumn="1" w:firstRow="1" w:lastColumn="0" w:lastRow="0" w:noHBand="0" w:noVBand="1" w:val="04A0"/>
+      </w:tblPr>
+      <w:tblGrid>
+        <w:gridCol w:w="3324"/>
+        <w:gridCol w:w="3324"/>
+        <w:gridCol w:w="3324"/>
+      </w:tblGrid>
+      <w:tr>
+        <w:tc>
+          <w:tcPr>
+            <w:tcW w:type="dxa" w:w="3324"/>
+            <w:shd w:fill="DDEBF2"/>
+          </w:tcPr>
+          <w:p>
+            <w:r>
+              <w:rPr>
+                <w:b/>
+              </w:rPr>
+              <w:t>現象</w:t>
+            </w:r>
+          </w:p>
+        </w:tc>
+        <w:tc>
+          <w:tcPr>
+            <w:tcW w:type="dxa" w:w="3324"/>
+            <w:shd w:fill="DDEBF2"/>
+          </w:tcPr>
+          <w:p>
+            <w:r>
+              <w:rPr>
+                <w:b/>
+              </w:rPr>
+              <w:t>先檢查</w:t>
+            </w:r>
+          </w:p>
+        </w:tc>
+        <w:tc>
+          <w:tcPr>
+            <w:tcW w:type="dxa" w:w="3324"/>
+            <w:shd w:fill="DDEBF2"/>
+          </w:tcPr>
+          <w:p>
+            <w:r>
+              <w:rPr>
+                <w:b/>
+              </w:rPr>
+              <w:t>處理方式</w:t>
+            </w:r>
+          </w:p>
+        </w:tc>
+      </w:tr>
+      <w:tr>
+        <w:tc>
+          <w:tcPr>
+            <w:tcW w:type="dxa" w:w="3324"/>
+            <w:vAlign w:val="top"/>
+          </w:tcPr>
+          <w:p>
+            <w:r>
+              <w:t>一直轉圈</w:t>
+            </w:r>
+          </w:p>
+        </w:tc>
+        <w:tc>
+          <w:tcPr>
+            <w:tcW w:type="dxa" w:w="3324"/>
+            <w:vAlign w:val="top"/>
+          </w:tcPr>
+          <w:p>
+            <w:r>
+              <w:t>網路、目前資料模式、是否剛搬移</w:t>
+            </w:r>
+          </w:p>
+        </w:tc>
+        <w:tc>
+          <w:tcPr>
+            <w:tcW w:type="dxa" w:w="3324"/>
+            <w:vAlign w:val="top"/>
+          </w:tcPr>
+          <w:p>
+            <w:r>
+              <w:t>返回再進入；確認 IndexedDB；保留錯誤訊息</w:t>
+            </w:r>
+          </w:p>
+        </w:tc>
+      </w:tr>
+      <w:tr>
+        <w:tc>
+          <w:tcPr>
+            <w:tcW w:type="dxa" w:w="3324"/>
+            <w:vAlign w:val="top"/>
+          </w:tcPr>
+          <w:p>
+            <w:r>
+              <w:t>超額只顯示儲存失敗</w:t>
+            </w:r>
+          </w:p>
+        </w:tc>
+        <w:tc>
+          <w:tcPr>
+            <w:tcW w:type="dxa" w:w="3324"/>
+            <w:vAlign w:val="top"/>
+          </w:tcPr>
+          <w:p>
+            <w:r>
+              <w:t>方案頁的使用量與額度</w:t>
+            </w:r>
+          </w:p>
+        </w:tc>
+        <w:tc>
+          <w:tcPr>
+            <w:tcW w:type="dxa" w:w="3324"/>
+            <w:vAlign w:val="top"/>
+          </w:tcPr>
+          <w:p>
+            <w:r>
+              <w:t>刪除舊資料、訂閱或搬到此裝置</w:t>
+            </w:r>
+          </w:p>
+        </w:tc>
+      </w:tr>
+      <w:tr>
+        <w:tc>
+          <w:tcPr>
+            <w:tcW w:type="dxa" w:w="3324"/>
+            <w:vAlign w:val="top"/>
+          </w:tcPr>
+          <w:p>
+            <w:r>
+              <w:t>本機資料不見</w:t>
+            </w:r>
+          </w:p>
+        </w:tc>
+        <w:tc>
+          <w:tcPr>
+            <w:tcW w:type="dxa" w:w="3324"/>
+            <w:vAlign w:val="top"/>
+          </w:tcPr>
+          <w:p>
+            <w:r>
+              <w:t>是否換瀏覽器／清除網站資料</w:t>
+            </w:r>
+          </w:p>
+        </w:tc>
+        <w:tc>
+          <w:tcPr>
+            <w:tcW w:type="dxa" w:w="3324"/>
+            <w:vAlign w:val="top"/>
+          </w:tcPr>
+          <w:p>
+            <w:r>
+              <w:t>回到原裝置與原瀏覽器；由匯出檔恢復</w:t>
+            </w:r>
+          </w:p>
+        </w:tc>
+      </w:tr>
+      <w:tr>
+        <w:tc>
+          <w:tcPr>
+            <w:tcW w:type="dxa" w:w="3324"/>
+            <w:vAlign w:val="top"/>
+          </w:tcPr>
+          <w:p>
+            <w:r>
+              <w:t>共享事件不能改</w:t>
+            </w:r>
+          </w:p>
+        </w:tc>
+        <w:tc>
+          <w:tcPr>
+            <w:tcW w:type="dxa" w:w="3324"/>
+            <w:vAlign w:val="top"/>
+          </w:tcPr>
+          <w:p>
+            <w:r>
+              <w:t>事件顏色與擁有者</w:t>
+            </w:r>
+          </w:p>
+        </w:tc>
+        <w:tc>
+          <w:tcPr>
+            <w:tcW w:type="dxa" w:w="3324"/>
+            <w:vAlign w:val="top"/>
+          </w:tcPr>
+          <w:p>
+            <w:r>
+              <w:t>這是預期唯讀；請分享者修改</w:t>
+            </w:r>
+          </w:p>
+        </w:tc>
+      </w:tr>
+      <w:tr>
+        <w:tc>
+          <w:tcPr>
+            <w:tcW w:type="dxa" w:w="3324"/>
+            <w:vAlign w:val="top"/>
+          </w:tcPr>
+          <w:p>
+            <w:r>
+              <w:t>地圖城市不準</w:t>
+            </w:r>
+          </w:p>
+        </w:tc>
+        <w:tc>
+          <w:tcPr>
+            <w:tcW w:type="dxa" w:w="3324"/>
+            <w:vAlign w:val="top"/>
+          </w:tcPr>
+          <w:p>
+            <w:r>
+              <w:t>country、city、map_lat、map_lng</w:t>
+            </w:r>
+          </w:p>
+        </w:tc>
+        <w:tc>
+          <w:tcPr>
+            <w:tcW w:type="dxa" w:w="3324"/>
+            <w:vAlign w:val="top"/>
+          </w:tcPr>
+          <w:p>
+            <w:r>
+              <w:t>先用城市清單；管理者補回專用座標</w:t>
+            </w:r>
+          </w:p>
+        </w:tc>
+      </w:tr>
+      <w:tr>
+        <w:tc>
+          <w:tcPr>
+            <w:tcW w:type="dxa" w:w="3324"/>
+            <w:vAlign w:val="top"/>
+          </w:tcPr>
+          <w:p>
+            <w:r>
+              <w:t>載入更多一直存在</w:t>
+            </w:r>
+          </w:p>
+        </w:tc>
+        <w:tc>
+          <w:tcPr>
+            <w:tcW w:type="dxa" w:w="3324"/>
+            <w:vAlign w:val="top"/>
+          </w:tcPr>
+          <w:p>
+            <w:r>
+              <w:t>是否真的有更舊資料</w:t>
+            </w:r>
+          </w:p>
+        </w:tc>
+        <w:tc>
+          <w:tcPr>
+            <w:tcW w:type="dxa" w:w="3324"/>
+            <w:vAlign w:val="top"/>
+          </w:tcPr>
+          <w:p>
+            <w:r>
+              <w:t>新版在一次空結果後應隱藏；記錄畫面與日期回報</w:t>
+            </w:r>
+          </w:p>
+        </w:tc>
+      </w:tr>
+      <w:tr>
+        <w:tc>
+          <w:tcPr>
+            <w:tcW w:type="dxa" w:w="3324"/>
+            <w:vAlign w:val="top"/>
+          </w:tcPr>
+          <w:p>
+            <w:r>
+              <w:t>手機啟動慢</w:t>
+            </w:r>
+          </w:p>
+        </w:tc>
+        <w:tc>
+          <w:tcPr>
+            <w:tcW w:type="dxa" w:w="3324"/>
+            <w:vAlign w:val="top"/>
+          </w:tcPr>
+          <w:p>
+            <w:r>
+              <w:t>首次啟動、網路、通知／時區權限</w:t>
+            </w:r>
+          </w:p>
+        </w:tc>
+        <w:tc>
+          <w:tcPr>
+            <w:tcW w:type="dxa" w:w="3324"/>
+            <w:vAlign w:val="top"/>
+          </w:tcPr>
+          <w:p>
+            <w:r>
+              <w:t>更新 App；第二次測試；記錄從點圖示到登入／首頁秒數</w:t>
+            </w:r>
+          </w:p>
+        </w:tc>
+      </w:tr>
+    </w:tbl>
+    <w:p/>
     <w:p>
       <w:pPr>
-        <w:pStyle w:val="ListBullet"/>
-        <w:spacing w:after="60"/>
+        <w:pStyle w:val="Heading1"/>
       </w:pPr>
       <w:r>
         <w:rPr>
-          <w:rFonts w:ascii="Aptos" w:hAnsi="Aptos" w:eastAsia="Microsoft JhengHei"/>
+          <w:sz w:val="21"/>
         </w:rPr>
-        <w:t>目前方案與有效期限。</w:t>
-      </w:r>
-    </w:p>
-    <w:p>
-      <w:pPr>
-        <w:pStyle w:val="ListBullet"/>
-        <w:spacing w:after="60"/>
-      </w:pPr>
-      <w:r>
-        <w:rPr>
-          <w:rFonts w:ascii="Aptos" w:hAnsi="Aptos" w:eastAsia="Microsoft JhengHei"/>
-        </w:rPr>
-        <w:t>每一筆仍有效的舊版／新版權益。</w:t>
-      </w:r>
-    </w:p>
-    <w:p>
-      <w:pPr>
-        <w:pStyle w:val="ListBullet"/>
-        <w:spacing w:after="60"/>
-      </w:pPr>
-      <w:r>
-        <w:rPr>
-          <w:rFonts w:ascii="Aptos" w:hAnsi="Aptos" w:eastAsia="Microsoft JhengHei"/>
-        </w:rPr>
-        <w:t>版本生效日、付款金額、倍率及到期日。</w:t>
-      </w:r>
-    </w:p>
-    <w:p>
-      <w:pPr>
-        <w:pStyle w:val="ListBullet"/>
-        <w:spacing w:after="60"/>
-      </w:pPr>
-      <w:r>
-        <w:rPr>
-          <w:rFonts w:ascii="Aptos" w:hAnsi="Aptos" w:eastAsia="Microsoft JhengHei"/>
-        </w:rPr>
-        <w:t>各項已使用量與合計可用額度。</w:t>
-      </w:r>
-    </w:p>
-    <w:p>
-      <w:pPr>
-        <w:pStyle w:val="ListBullet"/>
-        <w:spacing w:after="60"/>
-      </w:pPr>
-      <w:r>
-        <w:rPr>
-          <w:rFonts w:ascii="Aptos" w:hAnsi="Aptos" w:eastAsia="Microsoft JhengHei"/>
-        </w:rPr>
-        <w:t>下一次付款適用的最新方案版本。</w:t>
+        <w:t>14. 方案與本機遊戲題庫</w:t>
       </w:r>
     </w:p>
     <w:p>
@@ -643,113 +2531,205 @@
       </w:pPr>
       <w:r>
         <w:rPr>
-          <w:rFonts w:ascii="Aptos" w:hAnsi="Aptos" w:eastAsia="Microsoft JhengHei"/>
+          <w:sz w:val="21"/>
         </w:rPr>
-        <w:t>4.1 免費雲端版</w:t>
-      </w:r>
-    </w:p>
-    <w:p>
-      <w:pPr>
-        <w:pStyle w:val="ListBullet"/>
-        <w:spacing w:after="60"/>
-      </w:pPr>
-      <w:r>
-        <w:rPr>
-          <w:rFonts w:ascii="Aptos" w:hAnsi="Aptos" w:eastAsia="Microsoft JhengHei"/>
-        </w:rPr>
-        <w:t>行事曆：30 筆。</w:t>
-      </w:r>
-    </w:p>
-    <w:p>
-      <w:pPr>
-        <w:pStyle w:val="ListBullet"/>
-        <w:spacing w:after="60"/>
-      </w:pPr>
-      <w:r>
-        <w:rPr>
-          <w:rFonts w:ascii="Aptos" w:hAnsi="Aptos" w:eastAsia="Microsoft JhengHei"/>
-        </w:rPr>
-        <w:t>記帳明細：30 筆。</w:t>
-      </w:r>
-    </w:p>
-    <w:p>
-      <w:pPr>
-        <w:pStyle w:val="ListBullet"/>
-        <w:spacing w:after="60"/>
-      </w:pPr>
-      <w:r>
-        <w:rPr>
-          <w:rFonts w:ascii="Aptos" w:hAnsi="Aptos" w:eastAsia="Microsoft JhengHei"/>
-        </w:rPr>
-        <w:t>積分明細：30 筆。</w:t>
-      </w:r>
-    </w:p>
-    <w:p>
-      <w:pPr>
-        <w:pStyle w:val="ListBullet"/>
-        <w:spacing w:after="60"/>
-      </w:pPr>
-      <w:r>
-        <w:rPr>
-          <w:rFonts w:ascii="Aptos" w:hAnsi="Aptos" w:eastAsia="Microsoft JhengHei"/>
-        </w:rPr>
-        <w:t>回憶：30 筆。</w:t>
-      </w:r>
-    </w:p>
-    <w:p>
-      <w:pPr>
-        <w:pStyle w:val="ListBullet"/>
-        <w:spacing w:after="60"/>
-      </w:pPr>
-      <w:r>
-        <w:rPr>
-          <w:rFonts w:ascii="Aptos" w:hAnsi="Aptos" w:eastAsia="Microsoft JhengHei"/>
-        </w:rPr>
-        <w:t>自建遊戲題目：50 題。</w:t>
-      </w:r>
-    </w:p>
-    <w:p>
-      <w:pPr>
-        <w:pStyle w:val="ListBullet"/>
-        <w:spacing w:after="60"/>
-      </w:pPr>
-      <w:r>
-        <w:rPr>
-          <w:rFonts w:ascii="Aptos" w:hAnsi="Aptos" w:eastAsia="Microsoft JhengHei"/>
-        </w:rPr>
-        <w:t>行事曆分享：最多 2 人。</w:t>
-      </w:r>
-    </w:p>
-    <w:p>
-      <w:pPr>
-        <w:pStyle w:val="ListBullet"/>
-        <w:spacing w:after="60"/>
-      </w:pPr>
-      <w:r>
-        <w:rPr>
-          <w:rFonts w:ascii="Aptos" w:hAnsi="Aptos" w:eastAsia="Microsoft JhengHei"/>
-        </w:rPr>
-        <w:t>不提供雲端圖片上傳。</w:t>
-      </w:r>
-    </w:p>
-    <w:p>
-      <w:pPr>
-        <w:pStyle w:val="ListBullet"/>
-        <w:spacing w:after="60"/>
-      </w:pPr>
-      <w:r>
-        <w:rPr>
-          <w:rFonts w:ascii="Aptos" w:hAnsi="Aptos" w:eastAsia="Microsoft JhengHei"/>
-        </w:rPr>
-        <w:t>雲端詳細答題紀錄保留最近 30 天。</w:t>
+        <w:t>14.1 方案顯示順序</w:t>
       </w:r>
     </w:p>
     <w:p>
       <w:r>
         <w:rPr>
-          <w:rFonts w:ascii="Aptos" w:hAnsi="Aptos" w:eastAsia="Microsoft JhengHei"/>
+          <w:sz w:val="21"/>
         </w:rPr>
-        <w:t>免費帳號連續 3 個月沒有新增或修改資料，會被視為無效帳號並由系統清理。請在需要保留資料時登入並更新資料，或先搬到此裝置／匯出。</w:t>
+        <w:t>方案與訂閱頁會先顯示目前正在使用的方案與實際額度。其餘方案依價格由低到高排列。雲端 Plus 使用者會先看到雲端 Plus；只有使用本機 Plus 時，本機 Plus 才會排在最前面。</w:t>
+      </w:r>
+    </w:p>
+    <w:tbl>
+      <w:tblPr>
+        <w:tblStyle w:val="TableGrid"/>
+        <w:tblW w:type="auto" w:w="0"/>
+        <w:tblLook w:firstColumn="1" w:firstRow="1" w:lastColumn="0" w:lastRow="0" w:noHBand="0" w:noVBand="1" w:val="04A0"/>
+      </w:tblPr>
+      <w:tblGrid>
+        <w:gridCol w:w="3324"/>
+        <w:gridCol w:w="3324"/>
+        <w:gridCol w:w="3324"/>
+      </w:tblGrid>
+      <w:tr>
+        <w:tc>
+          <w:tcPr>
+            <w:tcW w:type="dxa" w:w="3324"/>
+            <w:vAlign w:val="center"/>
+          </w:tcPr>
+          <w:p>
+            <w:r>
+              <w:rPr>
+                <w:b/>
+              </w:rPr>
+              <w:t>方案</w:t>
+            </w:r>
+          </w:p>
+        </w:tc>
+        <w:tc>
+          <w:tcPr>
+            <w:tcW w:type="dxa" w:w="3324"/>
+            <w:vAlign w:val="center"/>
+          </w:tcPr>
+          <w:p>
+            <w:r>
+              <w:rPr>
+                <w:b/>
+              </w:rPr>
+              <w:t>資料位置</w:t>
+            </w:r>
+          </w:p>
+        </w:tc>
+        <w:tc>
+          <w:tcPr>
+            <w:tcW w:type="dxa" w:w="3324"/>
+            <w:vAlign w:val="center"/>
+          </w:tcPr>
+          <w:p>
+            <w:r>
+              <w:rPr>
+                <w:b/>
+              </w:rPr>
+              <w:t>使用方式</w:t>
+            </w:r>
+          </w:p>
+        </w:tc>
+      </w:tr>
+      <w:tr>
+        <w:tc>
+          <w:tcPr>
+            <w:tcW w:type="dxa" w:w="3324"/>
+            <w:vAlign w:val="center"/>
+          </w:tcPr>
+          <w:p>
+            <w:r>
+              <w:t>雲端免費版</w:t>
+            </w:r>
+          </w:p>
+        </w:tc>
+        <w:tc>
+          <w:tcPr>
+            <w:tcW w:type="dxa" w:w="3324"/>
+            <w:vAlign w:val="center"/>
+          </w:tcPr>
+          <w:p>
+            <w:r>
+              <w:t>雲端</w:t>
+            </w:r>
+          </w:p>
+        </w:tc>
+        <w:tc>
+          <w:tcPr>
+            <w:tcW w:type="dxa" w:w="3324"/>
+            <w:vAlign w:val="center"/>
+          </w:tcPr>
+          <w:p>
+            <w:r>
+              <w:t>依免費額度保存，可跨裝置登入查看；不包含雲端圖片上傳。</w:t>
+            </w:r>
+          </w:p>
+        </w:tc>
+      </w:tr>
+      <w:tr>
+        <w:tc>
+          <w:tcPr>
+            <w:tcW w:type="dxa" w:w="3324"/>
+            <w:vAlign w:val="center"/>
+          </w:tcPr>
+          <w:p>
+            <w:r>
+              <w:t>雲端 Plus</w:t>
+            </w:r>
+          </w:p>
+        </w:tc>
+        <w:tc>
+          <w:tcPr>
+            <w:tcW w:type="dxa" w:w="3324"/>
+            <w:vAlign w:val="center"/>
+          </w:tcPr>
+          <w:p>
+            <w:r>
+              <w:t>雲端</w:t>
+            </w:r>
+          </w:p>
+        </w:tc>
+        <w:tc>
+          <w:tcPr>
+            <w:tcW w:type="dxa" w:w="3324"/>
+            <w:vAlign w:val="center"/>
+          </w:tcPr>
+          <w:p>
+            <w:r>
+              <w:t>依付款時生效的版本與倍率提供額度，可跨裝置查看。</w:t>
+            </w:r>
+          </w:p>
+        </w:tc>
+      </w:tr>
+      <w:tr>
+        <w:tc>
+          <w:tcPr>
+            <w:tcW w:type="dxa" w:w="3324"/>
+            <w:vAlign w:val="center"/>
+          </w:tcPr>
+          <w:p>
+            <w:r>
+              <w:t>本機 Plus</w:t>
+            </w:r>
+          </w:p>
+        </w:tc>
+        <w:tc>
+          <w:tcPr>
+            <w:tcW w:type="dxa" w:w="3324"/>
+            <w:vAlign w:val="center"/>
+          </w:tcPr>
+          <w:p>
+            <w:r>
+              <w:t>目前裝置</w:t>
+            </w:r>
+          </w:p>
+        </w:tc>
+        <w:tc>
+          <w:tcPr>
+            <w:tcW w:type="dxa" w:w="3324"/>
+            <w:vAlign w:val="center"/>
+          </w:tcPr>
+          <w:p>
+            <w:r>
+              <w:t>紀錄、圖片與答題紀錄不限量；不會自動出現在其他裝置。</w:t>
+            </w:r>
+          </w:p>
+        </w:tc>
+      </w:tr>
+    </w:tbl>
+    <w:p>
+      <w:pPr>
+        <w:pStyle w:val="Heading2"/>
+      </w:pPr>
+      <w:r>
+        <w:rPr>
+          <w:sz w:val="21"/>
+        </w:rPr>
+        <w:t>14.2 本機模式的遊戲題庫</w:t>
+      </w:r>
+    </w:p>
+    <w:p>
+      <w:r>
+        <w:rPr>
+          <w:sz w:val="21"/>
+        </w:rPr>
+        <w:t>本機模式只使用目前裝置內的個人題庫，不會顯示或讀取管理者題庫。遊戲頁會直接顯示「我的題庫」及本機限制說明。若題目不足，請先在目前裝置新增題目後再開始遊戲。</w:t>
+      </w:r>
+    </w:p>
+    <w:p>
+      <w:r>
+        <w:rPr>
+          <w:sz w:val="21"/>
+        </w:rPr>
+        <w:t>本機答題紀錄只保存在目前裝置，不受雲端免費版 30 天或雲端 Plus 1 年的保留期限影響，資料不限量並永久保留，除非使用者自行刪除網站資料、App 資料或移除應用程式。</w:t>
       </w:r>
     </w:p>
     <w:p>
@@ -758,801 +2738,23 @@
       </w:pPr>
       <w:r>
         <w:rPr>
-          <w:rFonts w:ascii="Aptos" w:hAnsi="Aptos" w:eastAsia="Microsoft JhengHei"/>
+          <w:sz w:val="21"/>
         </w:rPr>
-        <w:t>4.2 雲端 Plus</w:t>
+        <w:t>14.3 月曆載入</w:t>
       </w:r>
     </w:p>
     <w:p>
       <w:r>
         <w:rPr>
-          <w:rFonts w:ascii="Aptos" w:hAnsi="Aptos" w:eastAsia="Microsoft JhengHei"/>
+          <w:sz w:val="21"/>
         </w:rPr>
-        <w:t>基準價格為每季 NT$129；實際價格與額度以付款當時畫面顯示的方案版本為準。</w:t>
-      </w:r>
-    </w:p>
-    <w:p>
-      <w:r>
-        <w:rPr>
-          <w:rFonts w:ascii="Aptos" w:hAnsi="Aptos" w:eastAsia="Microsoft JhengHei"/>
-        </w:rPr>
-        <w:t>基準額度：</w:t>
-      </w:r>
-    </w:p>
-    <w:p>
-      <w:pPr>
-        <w:pStyle w:val="ListBullet"/>
-        <w:spacing w:after="60"/>
-      </w:pPr>
-      <w:r>
-        <w:rPr>
-          <w:rFonts w:ascii="Aptos" w:hAnsi="Aptos" w:eastAsia="Microsoft JhengHei"/>
-        </w:rPr>
-        <w:t>行事曆、記帳明細、積分明細、回憶各 300 筆。</w:t>
-      </w:r>
-    </w:p>
-    <w:p>
-      <w:pPr>
-        <w:pStyle w:val="ListBullet"/>
-        <w:spacing w:after="60"/>
-      </w:pPr>
-      <w:r>
-        <w:rPr>
-          <w:rFonts w:ascii="Aptos" w:hAnsi="Aptos" w:eastAsia="Microsoft JhengHei"/>
-        </w:rPr>
-        <w:t>自建遊戲題目 500 題。</w:t>
-      </w:r>
-    </w:p>
-    <w:p>
-      <w:pPr>
-        <w:pStyle w:val="ListBullet"/>
-        <w:spacing w:after="60"/>
-      </w:pPr>
-      <w:r>
-        <w:rPr>
-          <w:rFonts w:ascii="Aptos" w:hAnsi="Aptos" w:eastAsia="Microsoft JhengHei"/>
-        </w:rPr>
-        <w:t>行事曆分享最多 5 人。</w:t>
-      </w:r>
-    </w:p>
-    <w:p>
-      <w:pPr>
-        <w:pStyle w:val="ListBullet"/>
-        <w:spacing w:after="60"/>
-      </w:pPr>
-      <w:r>
-        <w:rPr>
-          <w:rFonts w:ascii="Aptos" w:hAnsi="Aptos" w:eastAsia="Microsoft JhengHei"/>
-        </w:rPr>
-        <w:t>回憶與活動圖片合計 300 MB。</w:t>
-      </w:r>
-    </w:p>
-    <w:p>
-      <w:pPr>
-        <w:pStyle w:val="ListBullet"/>
-        <w:spacing w:after="60"/>
-      </w:pPr>
-      <w:r>
-        <w:rPr>
-          <w:rFonts w:ascii="Aptos" w:hAnsi="Aptos" w:eastAsia="Microsoft JhengHei"/>
-        </w:rPr>
-        <w:t>雲端詳細答題紀錄保留最近 1 年。</w:t>
-      </w:r>
-    </w:p>
-    <w:p>
-      <w:r>
-        <w:rPr>
-          <w:rFonts w:ascii="Aptos" w:hAnsi="Aptos" w:eastAsia="Microsoft JhengHei"/>
-        </w:rPr>
-        <w:t>支付方案倍數時，對應筆數及圖片容量會依倍率增加。舊版權益尚未到期又購買新版加購時，兩份權益會分開顯示，額度在有效期間內相加，不會以新版覆蓋舊版。</w:t>
-      </w:r>
-    </w:p>
-    <w:p>
-      <w:pPr>
-        <w:pStyle w:val="Heading2"/>
-      </w:pPr>
-      <w:r>
-        <w:rPr>
-          <w:rFonts w:ascii="Aptos" w:hAnsi="Aptos" w:eastAsia="Microsoft JhengHei"/>
-        </w:rPr>
-        <w:t>4.3 此裝置 Plus</w:t>
-      </w:r>
-    </w:p>
-    <w:p>
-      <w:pPr>
-        <w:pStyle w:val="ListBullet"/>
-        <w:spacing w:after="60"/>
-      </w:pPr>
-      <w:r>
-        <w:rPr>
-          <w:rFonts w:ascii="Aptos" w:hAnsi="Aptos" w:eastAsia="Microsoft JhengHei"/>
-        </w:rPr>
-        <w:t>基準價格為每季 NT$129。</w:t>
-      </w:r>
-    </w:p>
-    <w:p>
-      <w:pPr>
-        <w:pStyle w:val="ListBullet"/>
-        <w:spacing w:after="60"/>
-      </w:pPr>
-      <w:r>
-        <w:rPr>
-          <w:rFonts w:ascii="Aptos" w:hAnsi="Aptos" w:eastAsia="Microsoft JhengHei"/>
-        </w:rPr>
-        <w:t>此裝置資料不限量。</w:t>
-      </w:r>
-    </w:p>
-    <w:p>
-      <w:pPr>
-        <w:pStyle w:val="ListBullet"/>
-        <w:spacing w:after="60"/>
-      </w:pPr>
-      <w:r>
-        <w:rPr>
-          <w:rFonts w:ascii="Aptos" w:hAnsi="Aptos" w:eastAsia="Microsoft JhengHei"/>
-        </w:rPr>
-        <w:t>資料只存在付款者選擇的裝置或瀏覽器，不會自動跨裝置同步。</w:t>
-      </w:r>
-    </w:p>
-    <w:p>
-      <w:r>
-        <w:rPr>
-          <w:rFonts w:ascii="Aptos" w:hAnsi="Aptos" w:eastAsia="Microsoft JhengHei"/>
-        </w:rPr>
-        <w:t>目前 App 內正式付款流程仍在準備中；上線後以 App 內顯示的付款方式與收據狀態為準。</w:t>
-      </w:r>
-    </w:p>
-    <w:p>
-      <w:pPr>
-        <w:pStyle w:val="Heading2"/>
-      </w:pPr>
-      <w:r>
-        <w:rPr>
-          <w:rFonts w:ascii="Aptos" w:hAnsi="Aptos" w:eastAsia="Microsoft JhengHei"/>
-        </w:rPr>
-        <w:t>4.4 到期與付款失敗</w:t>
-      </w:r>
-    </w:p>
-    <w:p>
-      <w:pPr>
-        <w:pStyle w:val="ListBullet"/>
-        <w:spacing w:after="60"/>
-      </w:pPr>
-      <w:r>
-        <w:rPr>
-          <w:rFonts w:ascii="Aptos" w:hAnsi="Aptos" w:eastAsia="Microsoft JhengHei"/>
-        </w:rPr>
-        <w:t>取消續訂後，權益可使用到已付款期間結束。</w:t>
-      </w:r>
-    </w:p>
-    <w:p>
-      <w:pPr>
-        <w:pStyle w:val="ListBullet"/>
-        <w:spacing w:after="60"/>
-      </w:pPr>
-      <w:r>
-        <w:rPr>
-          <w:rFonts w:ascii="Aptos" w:hAnsi="Aptos" w:eastAsia="Microsoft JhengHei"/>
-        </w:rPr>
-        <w:t>Plus 到期或付款失敗且未續訂時，雲端資料進入唯讀：可查看、匯出或搬到此裝置，但不能新增雲端資料。</w:t>
-      </w:r>
-    </w:p>
-    <w:p>
-      <w:pPr>
-        <w:pStyle w:val="ListBullet"/>
-        <w:spacing w:after="60"/>
-      </w:pPr>
-      <w:r>
-        <w:rPr>
-          <w:rFonts w:ascii="Aptos" w:hAnsi="Aptos" w:eastAsia="Microsoft JhengHei"/>
-        </w:rPr>
-        <w:t>若資料仍在免費額度內，不需要搬移即可繼續使用免費雲端模式。</w:t>
-      </w:r>
-    </w:p>
-    <w:p>
-      <w:pPr>
-        <w:pStyle w:val="ListBullet"/>
-        <w:spacing w:after="60"/>
-      </w:pPr>
-      <w:r>
-        <w:rPr>
-          <w:rFonts w:ascii="Aptos" w:hAnsi="Aptos" w:eastAsia="Microsoft JhengHei"/>
-        </w:rPr>
-        <w:t>若超過免費額度，系統會提示續訂或在 30 天內安全搬移；逾期只刪除超額部分，優先保留最新資料及「保留項」。</w:t>
-      </w:r>
-    </w:p>
-    <w:p>
-      <w:pPr>
-        <w:pStyle w:val="ListBullet"/>
-        <w:spacing w:after="60"/>
-      </w:pPr>
-      <w:r>
-        <w:rPr>
-          <w:rFonts w:ascii="Aptos" w:hAnsi="Aptos" w:eastAsia="Microsoft JhengHei"/>
-        </w:rPr>
-        <w:t>本機資料不受雲端訂閱到期影響。</w:t>
-      </w:r>
-    </w:p>
-    <w:p>
-      <w:pPr>
-        <w:pStyle w:val="Heading1"/>
-      </w:pPr>
-      <w:r>
-        <w:rPr>
-          <w:rFonts w:ascii="Aptos" w:hAnsi="Aptos" w:eastAsia="Microsoft JhengHei"/>
-        </w:rPr>
-        <w:t>5. 首頁</w:t>
-      </w:r>
-    </w:p>
-    <w:p>
-      <w:pPr>
-        <w:pStyle w:val="ListBullet"/>
-        <w:spacing w:after="60"/>
-      </w:pPr>
-      <w:r>
-        <w:rPr>
-          <w:rFonts w:ascii="Aptos" w:hAnsi="Aptos" w:eastAsia="Microsoft JhengHei"/>
-        </w:rPr>
-        <w:t>行程：顯示近期行程，可完成行程或進入行事曆查看。</w:t>
-      </w:r>
-    </w:p>
-    <w:p>
-      <w:pPr>
-        <w:pStyle w:val="ListBullet"/>
-        <w:spacing w:after="60"/>
-      </w:pPr>
-      <w:r>
-        <w:rPr>
-          <w:rFonts w:ascii="Aptos" w:hAnsi="Aptos" w:eastAsia="Microsoft JhengHei"/>
-        </w:rPr>
-        <w:t>記帳／積分：先選擇帳戶，再顯示今日與總計；個人帳戶全部顯示，旅程／團體帳戶顯示最近使用的項目。</w:t>
-      </w:r>
-    </w:p>
-    <w:p>
-      <w:pPr>
-        <w:pStyle w:val="ListBullet"/>
-        <w:spacing w:after="60"/>
-      </w:pPr>
-      <w:r>
-        <w:rPr>
-          <w:rFonts w:ascii="Aptos" w:hAnsi="Aptos" w:eastAsia="Microsoft JhengHei"/>
-        </w:rPr>
-        <w:t>推薦內容：可開啟活動或景點，加入自己的行事曆。</w:t>
-      </w:r>
-    </w:p>
-    <w:p>
-      <w:pPr>
-        <w:pStyle w:val="ListBullet"/>
-        <w:spacing w:after="60"/>
-      </w:pPr>
-      <w:r>
-        <w:rPr>
-          <w:rFonts w:ascii="Aptos" w:hAnsi="Aptos" w:eastAsia="Microsoft JhengHei"/>
-        </w:rPr>
-        <w:t>若切換帳戶後資料未更新，可重新載入首頁；若持續失敗，請確認目前資料模式及網路。</w:t>
-      </w:r>
-    </w:p>
-    <w:p>
-      <w:pPr>
-        <w:pStyle w:val="Heading1"/>
-      </w:pPr>
-      <w:r>
-        <w:rPr>
-          <w:rFonts w:ascii="Aptos" w:hAnsi="Aptos" w:eastAsia="Microsoft JhengHei"/>
-        </w:rPr>
-        <w:t>6. 行事曆與分享</w:t>
-      </w:r>
-    </w:p>
-    <w:p>
-      <w:pPr>
-        <w:pStyle w:val="Heading2"/>
-      </w:pPr>
-      <w:r>
-        <w:rPr>
-          <w:rFonts w:ascii="Aptos" w:hAnsi="Aptos" w:eastAsia="Microsoft JhengHei"/>
-        </w:rPr>
-        <w:t>6.1 建立與編輯</w:t>
-      </w:r>
-    </w:p>
-    <w:p>
-      <w:r>
-        <w:rPr>
-          <w:rFonts w:ascii="Aptos" w:hAnsi="Aptos" w:eastAsia="Microsoft JhengHei"/>
-        </w:rPr>
-        <w:t>點選日期或新增按鈕，輸入名稱、日期、時間、地點、國家、提醒與重複方式。國家使用標準國碼保存，以利地圖及天氣查詢。</w:t>
-      </w:r>
-    </w:p>
-    <w:p>
-      <w:pPr>
-        <w:pStyle w:val="Heading2"/>
-      </w:pPr>
-      <w:r>
-        <w:rPr>
-          <w:rFonts w:ascii="Aptos" w:hAnsi="Aptos" w:eastAsia="Microsoft JhengHei"/>
-        </w:rPr>
-        <w:t>6.2 分享</w:t>
-      </w:r>
-    </w:p>
-    <w:p>
-      <w:pPr>
-        <w:pStyle w:val="ListNumber"/>
-        <w:spacing w:after="60"/>
-      </w:pPr>
-      <w:r>
-        <w:rPr>
-          <w:rFonts w:ascii="Aptos" w:hAnsi="Aptos" w:eastAsia="Microsoft JhengHei"/>
-        </w:rPr>
-        <w:t>開啟行事曆分享。</w:t>
-      </w:r>
-    </w:p>
-    <w:p>
-      <w:pPr>
-        <w:pStyle w:val="ListNumber"/>
-        <w:spacing w:after="60"/>
-      </w:pPr>
-      <w:r>
-        <w:rPr>
-          <w:rFonts w:ascii="Aptos" w:hAnsi="Aptos" w:eastAsia="Microsoft JhengHei"/>
-        </w:rPr>
-        <w:t>輸入受邀者的註冊 Email。</w:t>
-      </w:r>
-    </w:p>
-    <w:p>
-      <w:pPr>
-        <w:pStyle w:val="ListNumber"/>
-        <w:spacing w:after="60"/>
-      </w:pPr>
-      <w:r>
-        <w:rPr>
-          <w:rFonts w:ascii="Aptos" w:hAnsi="Aptos" w:eastAsia="Microsoft JhengHei"/>
-        </w:rPr>
-        <w:t>選擇分享全部事件或目前月份內的指定未到期事件。</w:t>
-      </w:r>
-    </w:p>
-    <w:p>
-      <w:pPr>
-        <w:pStyle w:val="ListNumber"/>
-        <w:spacing w:after="60"/>
-      </w:pPr>
-      <w:r>
-        <w:rPr>
-          <w:rFonts w:ascii="Aptos" w:hAnsi="Aptos" w:eastAsia="Microsoft JhengHei"/>
-        </w:rPr>
-        <w:t>對方接受後，可在自己的行事曆唯讀查看，且會以不同顏色區分擁有者。</w:t>
-      </w:r>
-    </w:p>
-    <w:p>
-      <w:pPr>
-        <w:pStyle w:val="ListNumber"/>
-        <w:spacing w:after="60"/>
-      </w:pPr>
-      <w:r>
-        <w:rPr>
-          <w:rFonts w:ascii="Aptos" w:hAnsi="Aptos" w:eastAsia="Microsoft JhengHei"/>
-        </w:rPr>
-        <w:t>分享者可個別取消某些事件或全部停止分享；受邀者也可停止查看。</w:t>
-      </w:r>
-    </w:p>
-    <w:p>
-      <w:r>
-        <w:rPr>
-          <w:rFonts w:ascii="Aptos" w:hAnsi="Aptos" w:eastAsia="Microsoft JhengHei"/>
-        </w:rPr>
-        <w:t>分享不授予編輯或刪除他人事件的權限。</w:t>
-      </w:r>
-    </w:p>
-    <w:p>
-      <w:pPr>
-        <w:pStyle w:val="Heading1"/>
-      </w:pPr>
-      <w:r>
-        <w:rPr>
-          <w:rFonts w:ascii="Aptos" w:hAnsi="Aptos" w:eastAsia="Microsoft JhengHei"/>
-        </w:rPr>
-        <w:t>7. 記帳與積分</w:t>
-      </w:r>
-    </w:p>
-    <w:p>
-      <w:pPr>
-        <w:pStyle w:val="ListBullet"/>
-        <w:spacing w:after="60"/>
-      </w:pPr>
-      <w:r>
-        <w:rPr>
-          <w:rFonts w:ascii="Aptos" w:hAnsi="Aptos" w:eastAsia="Microsoft JhengHei"/>
-        </w:rPr>
-        <w:t>一級分類：記帳使用食、衣、住、行、育、樂、未分類及保留項；積分使用德、智、體、群、美、未分類及保留項。</w:t>
-      </w:r>
-    </w:p>
-    <w:p>
-      <w:pPr>
-        <w:pStyle w:val="ListBullet"/>
-        <w:spacing w:after="60"/>
-      </w:pPr>
-      <w:r>
-        <w:rPr>
-          <w:rFonts w:ascii="Aptos" w:hAnsi="Aptos" w:eastAsia="Microsoft JhengHei"/>
-        </w:rPr>
-        <w:t>二級分類可自行輸入，主清單不顯示，編輯時可查看及修改。</w:t>
-      </w:r>
-    </w:p>
-    <w:p>
-      <w:pPr>
-        <w:pStyle w:val="ListBullet"/>
-        <w:spacing w:after="60"/>
-      </w:pPr>
-      <w:r>
-        <w:rPr>
-          <w:rFonts w:ascii="Aptos" w:hAnsi="Aptos" w:eastAsia="Microsoft JhengHei"/>
-        </w:rPr>
-        <w:t>日期、金額／積分、幣別（記帳）、說明與分類皆可編輯。</w:t>
-      </w:r>
-    </w:p>
-    <w:p>
-      <w:pPr>
-        <w:pStyle w:val="ListBullet"/>
-        <w:spacing w:after="60"/>
-      </w:pPr>
-      <w:r>
-        <w:rPr>
-          <w:rFonts w:ascii="Aptos" w:hAnsi="Aptos" w:eastAsia="Microsoft JhengHei"/>
-        </w:rPr>
-        <w:t>刪除明細會同步影響今日小計與總計。</w:t>
-      </w:r>
-    </w:p>
-    <w:p>
-      <w:pPr>
-        <w:pStyle w:val="ListBullet"/>
-        <w:spacing w:after="60"/>
-      </w:pPr>
-      <w:r>
-        <w:rPr>
-          <w:rFonts w:ascii="Aptos" w:hAnsi="Aptos" w:eastAsia="Microsoft JhengHei"/>
-        </w:rPr>
-        <w:t>「保留項」不受一般日期範圍限制，查詢時會持續保留顯示。</w:t>
-      </w:r>
-    </w:p>
-    <w:p>
-      <w:pPr>
-        <w:pStyle w:val="ListBullet"/>
-        <w:spacing w:after="60"/>
-      </w:pPr>
-      <w:r>
-        <w:rPr>
-          <w:rFonts w:ascii="Aptos" w:hAnsi="Aptos" w:eastAsia="Microsoft JhengHei"/>
-        </w:rPr>
-        <w:t>一般紀錄先載入最近 30 天；沒有近期資料時顯示最新一筆，可使用「載入更多」繼續向前查詢。</w:t>
-      </w:r>
-    </w:p>
-    <w:p>
-      <w:pPr>
-        <w:pStyle w:val="Heading1"/>
-      </w:pPr>
-      <w:r>
-        <w:rPr>
-          <w:rFonts w:ascii="Aptos" w:hAnsi="Aptos" w:eastAsia="Microsoft JhengHei"/>
-        </w:rPr>
-        <w:t>8. 推薦活動、景點與回憶走廊</w:t>
-      </w:r>
-    </w:p>
-    <w:p>
-      <w:pPr>
-        <w:pStyle w:val="ListBullet"/>
-        <w:spacing w:after="60"/>
-      </w:pPr>
-      <w:r>
-        <w:rPr>
-          <w:rFonts w:ascii="Aptos" w:hAnsi="Aptos" w:eastAsia="Microsoft JhengHei"/>
-        </w:rPr>
-        <w:t>清單模式可依城市及關鍵字篩選。</w:t>
-      </w:r>
-    </w:p>
-    <w:p>
-      <w:pPr>
-        <w:pStyle w:val="ListBullet"/>
-        <w:spacing w:after="60"/>
-      </w:pPr>
-      <w:r>
-        <w:rPr>
-          <w:rFonts w:ascii="Aptos" w:hAnsi="Aptos" w:eastAsia="Microsoft JhengHei"/>
-        </w:rPr>
-        <w:t>地圖模式顯示各縣市數量；點城市名稱或數字後切回該城市清單。</w:t>
-      </w:r>
-    </w:p>
-    <w:p>
-      <w:pPr>
-        <w:pStyle w:val="ListBullet"/>
-        <w:spacing w:after="60"/>
-      </w:pPr>
-      <w:r>
-        <w:rPr>
-          <w:rFonts w:ascii="Aptos" w:hAnsi="Aptos" w:eastAsia="Microsoft JhengHei"/>
-        </w:rPr>
-        <w:t>活動排序先依喜歡／一般／不喜歡，再依有效日期由近到遠。</w:t>
-      </w:r>
-    </w:p>
-    <w:p>
-      <w:pPr>
-        <w:pStyle w:val="ListBullet"/>
-        <w:spacing w:after="60"/>
-      </w:pPr>
-      <w:r>
-        <w:rPr>
-          <w:rFonts w:ascii="Aptos" w:hAnsi="Aptos" w:eastAsia="Microsoft JhengHei"/>
-        </w:rPr>
-        <w:t>景點依城市、地點及名稱排序，並顯示營業時間。</w:t>
-      </w:r>
-    </w:p>
-    <w:p>
-      <w:pPr>
-        <w:pStyle w:val="ListBullet"/>
-        <w:spacing w:after="60"/>
-      </w:pPr>
-      <w:r>
-        <w:rPr>
-          <w:rFonts w:ascii="Aptos" w:hAnsi="Aptos" w:eastAsia="Microsoft JhengHei"/>
-        </w:rPr>
-        <w:t>有照片才顯示圖片區域，沒有照片不保留空白。</w:t>
-      </w:r>
-    </w:p>
-    <w:p>
-      <w:pPr>
-        <w:pStyle w:val="ListBullet"/>
-        <w:spacing w:after="60"/>
-      </w:pPr>
-      <w:r>
-        <w:rPr>
-          <w:rFonts w:ascii="Aptos" w:hAnsi="Aptos" w:eastAsia="Microsoft JhengHei"/>
-        </w:rPr>
-        <w:t>只有存在細項資料時，點卡片才開啟預覽。</w:t>
-      </w:r>
-    </w:p>
-    <w:p>
-      <w:pPr>
-        <w:pStyle w:val="ListBullet"/>
-        <w:spacing w:after="60"/>
-      </w:pPr>
-      <w:r>
-        <w:rPr>
-          <w:rFonts w:ascii="Aptos" w:hAnsi="Aptos" w:eastAsia="Microsoft JhengHei"/>
-        </w:rPr>
-        <w:t>回憶預設顯示最近 30 天，每次「載入更多」再向前 30 天；未來日期的回憶也會顯示。</w:t>
-      </w:r>
-    </w:p>
-    <w:p>
-      <w:r>
-        <w:rPr>
-          <w:rFonts w:ascii="Aptos" w:hAnsi="Aptos" w:eastAsia="Microsoft JhengHei"/>
-        </w:rPr>
-        <w:t>推薦活動的「更新」只在允許的平台、尚未於今日更新且沒有其他更新程序執行時出現。</w:t>
-      </w:r>
-    </w:p>
-    <w:p>
-      <w:pPr>
-        <w:pStyle w:val="Heading1"/>
-      </w:pPr>
-      <w:r>
-        <w:rPr>
-          <w:rFonts w:ascii="Aptos" w:hAnsi="Aptos" w:eastAsia="Microsoft JhengHei"/>
-        </w:rPr>
-        <w:t>9. 遊戲與自建題庫</w:t>
-      </w:r>
-    </w:p>
-    <w:p>
-      <w:pPr>
-        <w:pStyle w:val="ListBullet"/>
-        <w:spacing w:after="60"/>
-      </w:pPr>
-      <w:r>
-        <w:rPr>
-          <w:rFonts w:ascii="Aptos" w:hAnsi="Aptos" w:eastAsia="Microsoft JhengHei"/>
-        </w:rPr>
-        <w:t>一般使用者可選擇管理者題庫或自己的題庫。</w:t>
-      </w:r>
-    </w:p>
-    <w:p>
-      <w:pPr>
-        <w:pStyle w:val="ListBullet"/>
-        <w:spacing w:after="60"/>
-      </w:pPr>
-      <w:r>
-        <w:rPr>
-          <w:rFonts w:ascii="Aptos" w:hAnsi="Aptos" w:eastAsia="Microsoft JhengHei"/>
-        </w:rPr>
-        <w:t>尚未選擇自己的題庫時，不顯示新增及管理按鈕。</w:t>
-      </w:r>
-    </w:p>
-    <w:p>
-      <w:pPr>
-        <w:pStyle w:val="ListBullet"/>
-        <w:spacing w:after="60"/>
-      </w:pPr>
-      <w:r>
-        <w:rPr>
-          <w:rFonts w:ascii="Aptos" w:hAnsi="Aptos" w:eastAsia="Microsoft JhengHei"/>
-        </w:rPr>
-        <w:t>新增與編輯頁會依分類提供完整句子的範例提示。</w:t>
-      </w:r>
-    </w:p>
-    <w:p>
-      <w:pPr>
-        <w:pStyle w:val="ListBullet"/>
-        <w:spacing w:after="60"/>
-      </w:pPr>
-      <w:r>
-        <w:rPr>
-          <w:rFonts w:ascii="Aptos" w:hAnsi="Aptos" w:eastAsia="Microsoft JhengHei"/>
-        </w:rPr>
-        <w:t>系統會檢查同一題庫來源內的重複題目。</w:t>
-      </w:r>
-    </w:p>
-    <w:p>
-      <w:pPr>
-        <w:pStyle w:val="ListBullet"/>
-        <w:spacing w:after="60"/>
-      </w:pPr>
-      <w:r>
-        <w:rPr>
-          <w:rFonts w:ascii="Aptos" w:hAnsi="Aptos" w:eastAsia="Microsoft JhengHei"/>
-        </w:rPr>
-        <w:t>題目可啟用、停用、編輯或刪除；已有答題紀錄而不能直接刪除時，畫面會說明原因。</w:t>
-      </w:r>
-    </w:p>
-    <w:p>
-      <w:pPr>
-        <w:pStyle w:val="ListBullet"/>
-        <w:spacing w:after="60"/>
-      </w:pPr>
-      <w:r>
-        <w:rPr>
-          <w:rFonts w:ascii="Aptos" w:hAnsi="Aptos" w:eastAsia="Microsoft JhengHei"/>
-        </w:rPr>
-        <w:t>遊戲進行中按返回或使用返回手勢時會再次確認，避免手機誤觸離開。</w:t>
-      </w:r>
-    </w:p>
-    <w:p>
-      <w:pPr>
-        <w:pStyle w:val="ListBullet"/>
-        <w:spacing w:after="60"/>
-      </w:pPr>
-      <w:r>
-        <w:rPr>
-          <w:rFonts w:ascii="Aptos" w:hAnsi="Aptos" w:eastAsia="Microsoft JhengHei"/>
-        </w:rPr>
-        <w:t>本機答題紀錄永久保留且不限量；雲端紀錄依方案保留 30 天或 1 年。</w:t>
-      </w:r>
-    </w:p>
-    <w:p>
-      <w:pPr>
-        <w:pStyle w:val="Heading1"/>
-      </w:pPr>
-      <w:r>
-        <w:rPr>
-          <w:rFonts w:ascii="Aptos" w:hAnsi="Aptos" w:eastAsia="Microsoft JhengHei"/>
-        </w:rPr>
-        <w:t>10. 常見問題</w:t>
-      </w:r>
-    </w:p>
-    <w:p>
-      <w:pPr>
-        <w:pStyle w:val="Heading2"/>
-      </w:pPr>
-      <w:r>
-        <w:rPr>
-          <w:rFonts w:ascii="Aptos" w:hAnsi="Aptos" w:eastAsia="Microsoft JhengHei"/>
-        </w:rPr>
-        <w:t>本機資料在另一台裝置看不到</w:t>
-      </w:r>
-    </w:p>
-    <w:p>
-      <w:r>
-        <w:rPr>
-          <w:rFonts w:ascii="Aptos" w:hAnsi="Aptos" w:eastAsia="Microsoft JhengHei"/>
-        </w:rPr>
-        <w:t>這是正常現象。此裝置模式沒有跨裝置同步，請使用同一裝置及同一瀏覽器，或透過資料搬移／匯出功能處理。</w:t>
-      </w:r>
-    </w:p>
-    <w:p>
-      <w:pPr>
-        <w:pStyle w:val="Heading2"/>
-      </w:pPr>
-      <w:r>
-        <w:rPr>
-          <w:rFonts w:ascii="Aptos" w:hAnsi="Aptos" w:eastAsia="Microsoft JhengHei"/>
-        </w:rPr>
-        <w:t>額度已滿</w:t>
-      </w:r>
-    </w:p>
-    <w:p>
-      <w:r>
-        <w:rPr>
-          <w:rFonts w:ascii="Aptos" w:hAnsi="Aptos" w:eastAsia="Microsoft JhengHei"/>
-        </w:rPr>
-        <w:t>刪除不需要的舊資料、訂閱／加購 Plus，或將全部雲端資料搬到此裝置。系統不會在超額時只寫入部分資料。</w:t>
-      </w:r>
-    </w:p>
-    <w:p>
-      <w:pPr>
-        <w:pStyle w:val="Heading2"/>
-      </w:pPr>
-      <w:r>
-        <w:rPr>
-          <w:rFonts w:ascii="Aptos" w:hAnsi="Aptos" w:eastAsia="Microsoft JhengHei"/>
-        </w:rPr>
-        <w:t>推薦活動更新成功但沒有新資料</w:t>
-      </w:r>
-    </w:p>
-    <w:p>
-      <w:r>
-        <w:rPr>
-          <w:rFonts w:ascii="Aptos" w:hAnsi="Aptos" w:eastAsia="Microsoft JhengHei"/>
-        </w:rPr>
-        <w:t>可能是來源沒有新活動、資料均已存在或部分來源失敗。新版會記錄來源成功、失敗及候選新增數；所有來源失敗時不會標記今日完成，可再次嘗試。</w:t>
-      </w:r>
-    </w:p>
-    <w:p>
-      <w:pPr>
-        <w:pStyle w:val="Heading2"/>
-      </w:pPr>
-      <w:r>
-        <w:rPr>
-          <w:rFonts w:ascii="Aptos" w:hAnsi="Aptos" w:eastAsia="Microsoft JhengHei"/>
-        </w:rPr>
-        <w:t>如何避免資料遺失</w:t>
-      </w:r>
-    </w:p>
-    <w:p>
-      <w:pPr>
-        <w:pStyle w:val="ListBullet"/>
-        <w:spacing w:after="60"/>
-      </w:pPr>
-      <w:r>
-        <w:rPr>
-          <w:rFonts w:ascii="Aptos" w:hAnsi="Aptos" w:eastAsia="Microsoft JhengHei"/>
-        </w:rPr>
-        <w:t>本機模式定期匯出。</w:t>
-      </w:r>
-    </w:p>
-    <w:p>
-      <w:pPr>
-        <w:pStyle w:val="ListBullet"/>
-        <w:spacing w:after="60"/>
-      </w:pPr>
-      <w:r>
-        <w:rPr>
-          <w:rFonts w:ascii="Aptos" w:hAnsi="Aptos" w:eastAsia="Microsoft JhengHei"/>
-        </w:rPr>
-        <w:t>搬移資料時保持網路及頁面開啟。</w:t>
-      </w:r>
-    </w:p>
-    <w:p>
-      <w:pPr>
-        <w:pStyle w:val="ListBullet"/>
-        <w:spacing w:after="60"/>
-      </w:pPr>
-      <w:r>
-        <w:rPr>
-          <w:rFonts w:ascii="Aptos" w:hAnsi="Aptos" w:eastAsia="Microsoft JhengHei"/>
-        </w:rPr>
-        <w:t>不要在未匯出前清除網站資料或瀏覽器儲存空間。</w:t>
-      </w:r>
-    </w:p>
-    <w:p>
-      <w:pPr>
-        <w:pStyle w:val="ListBullet"/>
-        <w:spacing w:after="60"/>
-      </w:pPr>
-      <w:r>
-        <w:rPr>
-          <w:rFonts w:ascii="Aptos" w:hAnsi="Aptos" w:eastAsia="Microsoft JhengHei"/>
-        </w:rPr>
-        <w:t>留意訂閱期限、免費帳號 inactivity 提醒及額度警告。</w:t>
+        <w:t>進入月曆時，系統會同時載入當月行程與假日。若當天沒有需要展開的週期事件，系統不會再次下載同一月份，因此當月內容應更快出現。</w:t>
       </w:r>
     </w:p>
     <w:sectPr>
       <w:footerReference w:type="default" r:id="rId9"/>
       <w:pgSz w:w="12240" w:h="15840"/>
-      <w:pgMar w:top="1191" w:right="1191" w:bottom="1077" w:left="1191" w:header="720" w:footer="720" w:gutter="0"/>
+      <w:pgMar w:top="1020" w:right="1134" w:bottom="964" w:left="1134" w:header="720" w:footer="720" w:gutter="0"/>
       <w:cols w:space="720"/>
       <w:docGrid w:linePitch="360"/>
     </w:sectPr>
@@ -1568,12 +2770,7 @@
       <w:jc w:val="center"/>
     </w:pPr>
     <w:r>
-      <w:rPr>
-        <w:rFonts w:ascii="Aptos" w:hAnsi="Aptos" w:eastAsia="Microsoft JhengHei"/>
-        <w:color w:val="646464"/>
-        <w:sz w:val="16"/>
-      </w:rPr>
-      <w:t>Life Pilot  使用者指南</w:t>
+      <w:t>Life Pilot｜2026-09-08</w:t>
     </w:r>
   </w:p>
 </w:ftr>
@@ -1942,9 +3139,6 @@
     <w:name w:val="Normal"/>
     <w:qFormat/>
     <w:rsid w:val="00FC693F"/>
-    <w:pPr>
-      <w:spacing w:after="120" w:line="300" w:lineRule="auto"/>
-    </w:pPr>
     <w:rPr>
       <w:rFonts w:ascii="Microsoft JhengHei" w:hAnsi="Microsoft JhengHei" w:eastAsia="Microsoft JhengHei"/>
       <w:sz w:val="21"/>
@@ -2005,15 +3199,15 @@
     <w:pPr>
       <w:keepNext/>
       <w:keepLines/>
-      <w:spacing w:before="280" w:after="140"/>
+      <w:spacing w:before="480" w:after="0"/>
       <w:outlineLvl w:val="0"/>
     </w:pPr>
     <w:rPr>
       <w:rFonts w:asciiTheme="majorHAnsi" w:eastAsiaTheme="majorEastAsia" w:hAnsiTheme="majorHAnsi" w:cstheme="majorBidi" w:ascii="Microsoft JhengHei" w:hAnsi="Microsoft JhengHei" w:eastAsia="Microsoft JhengHei"/>
       <w:b/>
       <w:bCs/>
-      <w:color w:val="000000"/>
-      <w:sz w:val="34"/>
+      <w:color w:val="176B87"/>
+      <w:sz w:val="36"/>
       <w:szCs w:val="28"/>
     </w:rPr>
   </w:style>
@@ -2029,15 +3223,15 @@
     <w:pPr>
       <w:keepNext/>
       <w:keepLines/>
-      <w:spacing w:before="280" w:after="140"/>
+      <w:spacing w:before="200" w:after="0"/>
       <w:outlineLvl w:val="1"/>
     </w:pPr>
     <w:rPr>
       <w:rFonts w:asciiTheme="majorHAnsi" w:eastAsiaTheme="majorEastAsia" w:hAnsiTheme="majorHAnsi" w:cstheme="majorBidi" w:ascii="Microsoft JhengHei" w:hAnsi="Microsoft JhengHei" w:eastAsia="Microsoft JhengHei"/>
       <w:b/>
       <w:bCs/>
-      <w:color w:val="000000"/>
-      <w:sz w:val="27"/>
+      <w:color w:val="2E7D6E"/>
+      <w:sz w:val="28"/>
       <w:szCs w:val="26"/>
     </w:rPr>
   </w:style>
@@ -2053,14 +3247,14 @@
     <w:pPr>
       <w:keepNext/>
       <w:keepLines/>
-      <w:spacing w:before="280" w:after="140"/>
+      <w:spacing w:before="200" w:after="0"/>
       <w:outlineLvl w:val="2"/>
     </w:pPr>
     <w:rPr>
       <w:rFonts w:asciiTheme="majorHAnsi" w:eastAsiaTheme="majorEastAsia" w:hAnsiTheme="majorHAnsi" w:cstheme="majorBidi" w:ascii="Microsoft JhengHei" w:hAnsi="Microsoft JhengHei" w:eastAsia="Microsoft JhengHei"/>
       <w:b/>
       <w:bCs/>
-      <w:color w:val="000000"/>
+      <w:color w:val="5B6573"/>
       <w:sz w:val="23"/>
     </w:rPr>
   </w:style>
@@ -2292,20 +3486,18 @@
     <w:qFormat/>
     <w:rsid w:val="00FC693F"/>
     <w:pPr>
-      <w:keepNext/>
       <w:pBdr>
         <w:bottom w:val="single" w:sz="8" w:space="4" w:color="4F81BD" w:themeColor="accent1"/>
       </w:pBdr>
-      <w:spacing w:after="140" w:line="240" w:lineRule="auto" w:before="0"/>
+      <w:spacing w:after="300" w:line="240" w:lineRule="auto"/>
       <w:contextualSpacing/>
     </w:pPr>
     <w:rPr>
       <w:rFonts w:asciiTheme="majorHAnsi" w:eastAsiaTheme="majorEastAsia" w:hAnsiTheme="majorHAnsi" w:cstheme="majorBidi" w:ascii="Microsoft JhengHei" w:hAnsi="Microsoft JhengHei" w:eastAsia="Microsoft JhengHei"/>
-      <w:b/>
-      <w:color w:val="000000"/>
+      <w:color w:val="17324D"/>
       <w:spacing w:val="5"/>
       <w:kern w:val="28"/>
-      <w:sz w:val="48"/>
+      <w:sz w:val="52"/>
       <w:szCs w:val="52"/>
     </w:rPr>
   </w:style>

--- a/docs/Life_Pilot_使用者操作說明.docx
+++ b/docs/Life_Pilot_使用者操作說明.docx
@@ -2751,6 +2751,143 @@
         <w:t>進入月曆時，系統會同時載入當月行程與假日。若當天沒有需要展開的週期事件，系統不會再次下載同一月份，因此當月內容應更快出現。</w:t>
       </w:r>
     </w:p>
+    <w:p>
+      <w:r>
+        <w:br w:type="page"/>
+      </w:r>
+    </w:p>
+    <w:p>
+      <w:pPr>
+        <w:pStyle w:val="Heading1"/>
+        <w:keepNext/>
+      </w:pPr>
+      <w:r>
+        <w:rPr>
+          <w:rFonts w:ascii="Microsoft JhengHei" w:hAnsi="Microsoft JhengHei" w:eastAsia="Microsoft JhengHei"/>
+          <w:b/>
+          <w:sz w:val="28"/>
+        </w:rPr>
+        <w:t>15 大量圖片與分享紀錄的操作</w:t>
+      </w:r>
+    </w:p>
+    <w:p>
+      <w:pPr>
+        <w:spacing w:after="120" w:line="300" w:lineRule="auto"/>
+      </w:pPr>
+      <w:r>
+        <w:rPr>
+          <w:rFonts w:ascii="Microsoft JhengHei" w:hAnsi="Microsoft JhengHei" w:eastAsia="Microsoft JhengHei"/>
+          <w:sz w:val="22"/>
+        </w:rPr>
+        <w:t>本次調整改善管理者查看多張意見回饋圖片，以及使用者管理大量行事曆分享事件時的操作流暢度。資料內容、權限與取消分享方式不變。</w:t>
+      </w:r>
+    </w:p>
+    <w:p>
+      <w:pPr>
+        <w:pStyle w:val="Heading2"/>
+        <w:keepNext/>
+      </w:pPr>
+      <w:r>
+        <w:rPr>
+          <w:rFonts w:ascii="Microsoft JhengHei" w:hAnsi="Microsoft JhengHei" w:eastAsia="Microsoft JhengHei"/>
+          <w:b/>
+          <w:sz w:val="24"/>
+        </w:rPr>
+        <w:t>15.1 查看意見回饋圖片</w:t>
+      </w:r>
+    </w:p>
+    <w:p>
+      <w:pPr>
+        <w:pStyle w:val="ListBullet"/>
+        <w:spacing w:after="80"/>
+      </w:pPr>
+      <w:r>
+        <w:rPr>
+          <w:rFonts w:ascii="Microsoft JhengHei" w:hAnsi="Microsoft JhengHei" w:eastAsia="Microsoft JhengHei"/>
+          <w:sz w:val="22"/>
+        </w:rPr>
+        <w:t>開啟一筆意見回饋時，只載入目前看得到的縮圖；左右滑動後才載入後續圖片。</w:t>
+      </w:r>
+    </w:p>
+    <w:p>
+      <w:pPr>
+        <w:pStyle w:val="ListBullet"/>
+        <w:spacing w:after="80"/>
+      </w:pPr>
+      <w:r>
+        <w:rPr>
+          <w:rFonts w:ascii="Microsoft JhengHei" w:hAnsi="Microsoft JhengHei" w:eastAsia="Microsoft JhengHei"/>
+          <w:sz w:val="22"/>
+        </w:rPr>
+        <w:t>點選縮圖可開啟原尺寸預覽並縮放；縮圖載入期間會顯示進度，無法解析時顯示損壞圖片圖示。</w:t>
+      </w:r>
+    </w:p>
+    <w:p>
+      <w:pPr>
+        <w:pStyle w:val="ListBullet"/>
+        <w:spacing w:after="80"/>
+      </w:pPr>
+      <w:r>
+        <w:rPr>
+          <w:rFonts w:ascii="Microsoft JhengHei" w:hAnsi="Microsoft JhengHei" w:eastAsia="Microsoft JhengHei"/>
+          <w:sz w:val="22"/>
+        </w:rPr>
+        <w:t>圖片很多時可直接滑動查看，不必等待全部圖片完成解碼。</w:t>
+      </w:r>
+    </w:p>
+    <w:p>
+      <w:pPr>
+        <w:pStyle w:val="Heading2"/>
+        <w:keepNext/>
+      </w:pPr>
+      <w:r>
+        <w:rPr>
+          <w:rFonts w:ascii="Microsoft JhengHei" w:hAnsi="Microsoft JhengHei" w:eastAsia="Microsoft JhengHei"/>
+          <w:b/>
+          <w:sz w:val="24"/>
+        </w:rPr>
+        <w:t>15.2 管理大量已分享事件</w:t>
+      </w:r>
+    </w:p>
+    <w:p>
+      <w:pPr>
+        <w:pStyle w:val="ListBullet"/>
+        <w:spacing w:after="80"/>
+      </w:pPr>
+      <w:r>
+        <w:rPr>
+          <w:rFonts w:ascii="Microsoft JhengHei" w:hAnsi="Microsoft JhengHei" w:eastAsia="Microsoft JhengHei"/>
+          <w:sz w:val="22"/>
+        </w:rPr>
+        <w:t>在行事曆的分享管理中展開收件者，即可查看已分享給該收件者的事件。</w:t>
+      </w:r>
+    </w:p>
+    <w:p>
+      <w:pPr>
+        <w:pStyle w:val="ListBullet"/>
+        <w:spacing w:after="80"/>
+      </w:pPr>
+      <w:r>
+        <w:rPr>
+          <w:rFonts w:ascii="Microsoft JhengHei" w:hAnsi="Microsoft JhengHei" w:eastAsia="Microsoft JhengHei"/>
+          <w:sz w:val="22"/>
+        </w:rPr>
+        <w:t>事件很多時，清單只建立畫面可見項目；在區塊內上下捲動可繼續查看。</w:t>
+      </w:r>
+    </w:p>
+    <w:p>
+      <w:pPr>
+        <w:pStyle w:val="ListBullet"/>
+        <w:spacing w:after="80"/>
+      </w:pPr>
+      <w:r>
+        <w:rPr>
+          <w:rFonts w:ascii="Microsoft JhengHei" w:hAnsi="Microsoft JhengHei" w:eastAsia="Microsoft JhengHei"/>
+          <w:sz w:val="22"/>
+        </w:rPr>
+        <w:t>可取消單一事件分享，或使用全部取消停止該次分享；其他收件者與未取消事件不受影響。</w:t>
+      </w:r>
+    </w:p>
     <w:sectPr>
       <w:footerReference w:type="default" r:id="rId9"/>
       <w:pgSz w:w="12240" w:h="15840"/>

--- a/docs/Life_Pilot_使用者操作說明.docx
+++ b/docs/Life_Pilot_使用者操作說明.docx
@@ -1,6 +1,6 @@
 
 <file path=word/document.xml><?xml version="1.0" encoding="utf-8"?>
-<w:document xmlns:wpc="http://schemas.microsoft.com/office/word/2010/wordprocessingCanvas" xmlns:mo="http://schemas.microsoft.com/office/mac/office/2008/main" xmlns:mc="http://schemas.openxmlformats.org/markup-compatibility/2006" xmlns:mv="urn:schemas-microsoft-com:mac:vml" xmlns:o="urn:schemas-microsoft-com:office:office" xmlns:r="http://schemas.openxmlformats.org/officeDocument/2006/relationships" xmlns:m="http://schemas.openxmlformats.org/officeDocument/2006/math" xmlns:v="urn:schemas-microsoft-com:vml" xmlns:wp14="http://schemas.microsoft.com/office/word/2010/wordprocessingDrawing" xmlns:wp="http://schemas.openxmlformats.org/drawingml/2006/wordprocessingDrawing" xmlns:w10="urn:schemas-microsoft-com:office:word" xmlns:w="http://schemas.openxmlformats.org/wordprocessingml/2006/main" xmlns:w14="http://schemas.microsoft.com/office/word/2010/wordml" xmlns:wpg="http://schemas.microsoft.com/office/word/2010/wordprocessingGroup" xmlns:wpi="http://schemas.microsoft.com/office/word/2010/wordprocessingInk" xmlns:wne="http://schemas.microsoft.com/office/word/2006/wordml" xmlns:wps="http://schemas.microsoft.com/office/word/2010/wordprocessingShape" mc:Ignorable="w14 wp14">
+<w:document xmlns:ve="http://schemas.openxmlformats.org/markup-compatibility/2006" xmlns:o="urn:schemas-microsoft-com:office:office" xmlns:r="http://schemas.openxmlformats.org/officeDocument/2006/relationships" xmlns:m="http://schemas.openxmlformats.org/officeDocument/2006/math" xmlns:v="urn:schemas-microsoft-com:vml" xmlns:wp="http://schemas.openxmlformats.org/drawingml/2006/wordprocessingDrawing" xmlns:w10="urn:schemas-microsoft-com:office:word" xmlns:w="http://schemas.openxmlformats.org/wordprocessingml/2006/main" xmlns:wne="http://schemas.microsoft.com/office/word/2006/wordml">
   <w:body>
     <w:p>
       <w:pPr>
@@ -12,7 +12,15 @@
           <w:color w:val="17324D"/>
           <w:sz w:val="56"/>
         </w:rPr>
-        <w:t>Life Pilot 使用者操作說明</w:t>
+        <w:t xml:space="preserve">Life Pilot </w:t>
+      </w:r>
+      <w:r>
+        <w:rPr>
+          <w:b/>
+          <w:color w:val="17324D"/>
+          <w:sz w:val="56"/>
+        </w:rPr>
+        <w:t>使用者操作說明</w:t>
       </w:r>
     </w:p>
     <w:p>
@@ -32,57 +40,95 @@
         <w:jc w:val="center"/>
       </w:pPr>
       <w:r>
+        <w:t>文件版本：</w:t>
+      </w:r>
+      <w:r>
+        <w:t>2026-09-08</w:t>
+      </w:r>
+      <w:r>
+        <w:br/>
+      </w:r>
+      <w:r>
+        <w:t>適用：</w:t>
+      </w:r>
+      <w:r>
+        <w:t>Web</w:t>
+      </w:r>
+      <w:r>
+        <w:t>、</w:t>
+      </w:r>
+      <w:r>
+        <w:t>Android</w:t>
+      </w:r>
+      <w:r>
+        <w:t>、</w:t>
+      </w:r>
+      <w:r>
+        <w:t>iOS</w:t>
+      </w:r>
+      <w:r>
+        <w:t>（依實際發布版本）</w:t>
+      </w:r>
+    </w:p>
+    <w:p>
+      <w:r>
+        <w:br w:type="page"/>
+      </w:r>
+    </w:p>
+    <w:p>
+      <w:pPr>
+        <w:pStyle w:val="1"/>
+      </w:pPr>
+      <w:r>
         <w:rPr>
           <w:sz w:val="21"/>
         </w:rPr>
-        <w:t>文件版本：2026-09-08</w:t>
-        <w:br/>
-        <w:t>適用：Web、Android、iOS（依實際發布版本）</w:t>
+        <w:lastRenderedPageBreak/>
+        <w:t>如何使用本手冊</w:t>
       </w:r>
     </w:p>
     <w:p>
       <w:r>
-        <w:rPr>
-          <w:sz w:val="21"/>
-        </w:rPr>
-        <w:br w:type="page"/>
-      </w:r>
-    </w:p>
-    <w:p>
-      <w:pPr>
-        <w:pStyle w:val="Heading1"/>
-      </w:pPr>
-      <w:r>
-        <w:rPr>
-          <w:sz w:val="21"/>
-        </w:rPr>
-        <w:t>如何使用本手冊</w:t>
-      </w:r>
-    </w:p>
-    <w:p>
-      <w:r>
-        <w:rPr>
-          <w:sz w:val="21"/>
-        </w:rPr>
-        <w:t>本手冊適合第一次使用及日常查詢。每個功能均依「進入位置 → 操作步驟 → 成功結果 → 注意事項」說明。畫面文字可能因語系或版本略有不同，但流程一致。</w:t>
+        <w:t>本手冊適合第一次使用及日常查詢。每個功能均依「進入位置</w:t>
+      </w:r>
+      <w:r>
+        <w:t xml:space="preserve"> → </w:t>
+      </w:r>
+      <w:r>
+        <w:t>操作步驟</w:t>
+      </w:r>
+      <w:r>
+        <w:t xml:space="preserve"> → </w:t>
+      </w:r>
+      <w:r>
+        <w:t>成功結果</w:t>
+      </w:r>
+      <w:r>
+        <w:t xml:space="preserve"> → </w:t>
+      </w:r>
+      <w:r>
+        <w:t>注意事項」說明。畫面文字可能因語系或版本略有不同，但流程一致。</w:t>
       </w:r>
     </w:p>
     <w:tbl>
       <w:tblPr>
-        <w:tblStyle w:val="TableGrid"/>
-        <w:tblW w:type="auto" w:w="0"/>
+        <w:tblStyle w:val="aff2"/>
+        <w:tblW w:w="0" w:type="auto"/>
         <w:jc w:val="center"/>
-        <w:tblLook w:firstColumn="1" w:firstRow="1" w:lastColumn="0" w:lastRow="0" w:noHBand="0" w:noVBand="1" w:val="04A0"/>
+        <w:tblLook w:val="04A0"/>
       </w:tblPr>
       <w:tblGrid>
         <w:gridCol w:w="4986"/>
         <w:gridCol w:w="4986"/>
       </w:tblGrid>
       <w:tr>
+        <w:trPr>
+          <w:jc w:val="center"/>
+        </w:trPr>
         <w:tc>
           <w:tcPr>
-            <w:tcW w:type="dxa" w:w="4986"/>
-            <w:shd w:fill="DDEBF2"/>
+            <w:tcW w:w="4986" w:type="dxa"/>
+            <w:shd w:val="clear" w:color="auto" w:fill="DDEBF2"/>
           </w:tcPr>
           <w:p>
             <w:r>
@@ -95,8 +141,8 @@
         </w:tc>
         <w:tc>
           <w:tcPr>
-            <w:tcW w:type="dxa" w:w="4986"/>
-            <w:shd w:fill="DDEBF2"/>
+            <w:tcW w:w="4986" w:type="dxa"/>
+            <w:shd w:val="clear" w:color="auto" w:fill="DDEBF2"/>
           </w:tcPr>
           <w:p>
             <w:r>
@@ -109,10 +155,12 @@
         </w:tc>
       </w:tr>
       <w:tr>
+        <w:trPr>
+          <w:jc w:val="center"/>
+        </w:trPr>
         <w:tc>
           <w:tcPr>
-            <w:tcW w:type="dxa" w:w="4986"/>
-            <w:vAlign w:val="top"/>
+            <w:tcW w:w="4986" w:type="dxa"/>
           </w:tcPr>
           <w:p>
             <w:r>
@@ -122,8 +170,7 @@
         </w:tc>
         <w:tc>
           <w:tcPr>
-            <w:tcW w:type="dxa" w:w="4986"/>
-            <w:vAlign w:val="top"/>
+            <w:tcW w:w="4986" w:type="dxa"/>
           </w:tcPr>
           <w:p>
             <w:r>
@@ -133,10 +180,12 @@
         </w:tc>
       </w:tr>
       <w:tr>
+        <w:trPr>
+          <w:jc w:val="center"/>
+        </w:trPr>
         <w:tc>
           <w:tcPr>
-            <w:tcW w:type="dxa" w:w="4986"/>
-            <w:vAlign w:val="top"/>
+            <w:tcW w:w="4986" w:type="dxa"/>
           </w:tcPr>
           <w:p>
             <w:r>
@@ -146,8 +195,7 @@
         </w:tc>
         <w:tc>
           <w:tcPr>
-            <w:tcW w:type="dxa" w:w="4986"/>
-            <w:vAlign w:val="top"/>
+            <w:tcW w:w="4986" w:type="dxa"/>
           </w:tcPr>
           <w:p>
             <w:r>
@@ -157,10 +205,12 @@
         </w:tc>
       </w:tr>
       <w:tr>
+        <w:trPr>
+          <w:jc w:val="center"/>
+        </w:trPr>
         <w:tc>
           <w:tcPr>
-            <w:tcW w:type="dxa" w:w="4986"/>
-            <w:vAlign w:val="top"/>
+            <w:tcW w:w="4986" w:type="dxa"/>
           </w:tcPr>
           <w:p>
             <w:r>
@@ -170,8 +220,7 @@
         </w:tc>
         <w:tc>
           <w:tcPr>
-            <w:tcW w:type="dxa" w:w="4986"/>
-            <w:vAlign w:val="top"/>
+            <w:tcW w:w="4986" w:type="dxa"/>
           </w:tcPr>
           <w:p>
             <w:r>
@@ -181,10 +230,12 @@
         </w:tc>
       </w:tr>
       <w:tr>
+        <w:trPr>
+          <w:jc w:val="center"/>
+        </w:trPr>
         <w:tc>
           <w:tcPr>
-            <w:tcW w:type="dxa" w:w="4986"/>
-            <w:vAlign w:val="top"/>
+            <w:tcW w:w="4986" w:type="dxa"/>
           </w:tcPr>
           <w:p>
             <w:r>
@@ -194,12 +245,20 @@
         </w:tc>
         <w:tc>
           <w:tcPr>
-            <w:tcW w:type="dxa" w:w="4986"/>
-            <w:vAlign w:val="top"/>
+            <w:tcW w:w="4986" w:type="dxa"/>
           </w:tcPr>
           <w:p>
             <w:r>
-              <w:t>不受近 30 天篩選影響，會持續顯示的記帳／積分紀錄</w:t>
+              <w:t>不受近</w:t>
+            </w:r>
+            <w:r>
+              <w:t xml:space="preserve"> </w:t>
+            </w:r>
+            <w:r>
+              <w:t xml:space="preserve">30 </w:t>
+            </w:r>
+            <w:r>
+              <w:t>天篩選影響，會持續顯示的記帳／積分紀錄</w:t>
             </w:r>
           </w:p>
         </w:tc>
@@ -208,95 +267,113 @@
     <w:p/>
     <w:p>
       <w:pPr>
-        <w:pStyle w:val="Heading1"/>
+        <w:pStyle w:val="1"/>
       </w:pPr>
       <w:r>
         <w:rPr>
           <w:sz w:val="21"/>
         </w:rPr>
-        <w:t>1. 帳號、登入與密碼</w:t>
-      </w:r>
-    </w:p>
-    <w:p>
-      <w:pPr>
-        <w:pStyle w:val="Heading2"/>
-      </w:pPr>
+        <w:t xml:space="preserve">1. </w:t>
+      </w:r>
       <w:r>
         <w:rPr>
           <w:sz w:val="21"/>
         </w:rPr>
-        <w:t>1.1 註冊</w:t>
+        <w:t>帳號、登入與密碼</w:t>
       </w:r>
     </w:p>
     <w:p>
       <w:pPr>
-        <w:pStyle w:val="ListNumber"/>
+        <w:pStyle w:val="21"/>
       </w:pPr>
       <w:r>
         <w:rPr>
           <w:sz w:val="21"/>
         </w:rPr>
-        <w:t>在登入頁選擇「註冊」。</w:t>
-      </w:r>
-    </w:p>
-    <w:p>
-      <w:pPr>
-        <w:pStyle w:val="ListNumber"/>
-      </w:pPr>
+        <w:t xml:space="preserve">1.1 </w:t>
+      </w:r>
       <w:r>
         <w:rPr>
           <w:sz w:val="21"/>
         </w:rPr>
-        <w:t>輸入可收信的 Email 與符合畫面規則的密碼。</w:t>
+        <w:t>註冊</w:t>
       </w:r>
     </w:p>
     <w:p>
       <w:pPr>
-        <w:pStyle w:val="ListNumber"/>
-      </w:pPr>
-      <w:r>
-        <w:rPr>
-          <w:sz w:val="21"/>
-        </w:rPr>
-        <w:t>閱讀服務條款與隱私政策，勾選同意後送出。</w:t>
+        <w:pStyle w:val="a"/>
+      </w:pPr>
+      <w:r>
+        <w:t>在登入頁選擇「註冊」。</w:t>
       </w:r>
     </w:p>
     <w:p>
       <w:pPr>
-        <w:pStyle w:val="ListNumber"/>
-      </w:pPr>
-      <w:r>
-        <w:rPr>
-          <w:sz w:val="21"/>
-        </w:rPr>
-        <w:t>依 Email 驗證信完成驗證，再回到 App 登入。</w:t>
+        <w:pStyle w:val="a"/>
+      </w:pPr>
+      <w:r>
+        <w:t>輸入可收信的</w:t>
+      </w:r>
+      <w:r>
+        <w:t xml:space="preserve"> Email </w:t>
+      </w:r>
+      <w:r>
+        <w:t>與符合畫面規則的密碼。</w:t>
       </w:r>
     </w:p>
     <w:p>
       <w:pPr>
-        <w:pStyle w:val="ListNumber"/>
-      </w:pPr>
-      <w:r>
-        <w:rPr>
-          <w:sz w:val="21"/>
-        </w:rPr>
+        <w:pStyle w:val="a"/>
+      </w:pPr>
+      <w:r>
+        <w:t>閱讀服務條款與隱私政策，勾選同意後送出。</w:t>
+      </w:r>
+    </w:p>
+    <w:p>
+      <w:pPr>
+        <w:pStyle w:val="a"/>
+      </w:pPr>
+      <w:r>
+        <w:t>依</w:t>
+      </w:r>
+      <w:r>
+        <w:t xml:space="preserve"> Email </w:t>
+      </w:r>
+      <w:r>
+        <w:t>驗證信完成驗證，再回到</w:t>
+      </w:r>
+      <w:r>
+        <w:t xml:space="preserve"> App </w:t>
+      </w:r>
+      <w:r>
+        <w:t>登入。</w:t>
+      </w:r>
+    </w:p>
+    <w:p>
+      <w:pPr>
+        <w:pStyle w:val="a"/>
+      </w:pPr>
+      <w:r>
         <w:t>首次登入若未做過選擇，預設使用雲端；資料儲存位置只能在登入後調整。</w:t>
       </w:r>
     </w:p>
     <w:tbl>
       <w:tblPr>
-        <w:tblW w:type="auto" w:w="0"/>
+        <w:tblW w:w="0" w:type="auto"/>
         <w:jc w:val="center"/>
-        <w:tblLook w:firstColumn="1" w:firstRow="1" w:lastColumn="0" w:lastRow="0" w:noHBand="0" w:noVBand="1" w:val="04A0"/>
+        <w:tblLook w:val="04A0"/>
       </w:tblPr>
       <w:tblGrid>
         <w:gridCol w:w="9972"/>
       </w:tblGrid>
       <w:tr>
+        <w:trPr>
+          <w:jc w:val="center"/>
+        </w:trPr>
         <w:tc>
           <w:tcPr>
-            <w:tcW w:type="dxa" w:w="9972"/>
-            <w:shd w:fill="E8F3F6"/>
+            <w:tcW w:w="9972" w:type="dxa"/>
+            <w:shd w:val="clear" w:color="auto" w:fill="E8F3F6"/>
           </w:tcPr>
           <w:p>
             <w:r>
@@ -306,7 +383,13 @@
               <w:t>成功判斷：</w:t>
             </w:r>
             <w:r>
-              <w:t>登入後看到首頁與自己的 Email；不應看到其他帳號的私人資料。</w:t>
+              <w:t>登入後看到首頁與自己的</w:t>
+            </w:r>
+            <w:r>
+              <w:t xml:space="preserve"> Email</w:t>
+            </w:r>
+            <w:r>
+              <w:t>；不應看到其他帳號的私人資料。</w:t>
             </w:r>
           </w:p>
         </w:tc>
@@ -315,83 +398,116 @@
     <w:p/>
     <w:p>
       <w:pPr>
-        <w:pStyle w:val="Heading2"/>
+        <w:pStyle w:val="21"/>
       </w:pPr>
       <w:r>
         <w:rPr>
           <w:sz w:val="21"/>
         </w:rPr>
-        <w:t>1.2 忘記密碼</w:t>
-      </w:r>
-    </w:p>
-    <w:p>
-      <w:pPr>
-        <w:pStyle w:val="ListNumber"/>
-      </w:pPr>
+        <w:t xml:space="preserve">1.2 </w:t>
+      </w:r>
       <w:r>
         <w:rPr>
           <w:sz w:val="21"/>
         </w:rPr>
-        <w:t>在登入頁點「忘記密碼」。</w:t>
+        <w:t>忘記密碼</w:t>
       </w:r>
     </w:p>
     <w:p>
       <w:pPr>
-        <w:pStyle w:val="ListNumber"/>
-      </w:pPr>
-      <w:r>
-        <w:rPr>
-          <w:sz w:val="21"/>
-        </w:rPr>
-        <w:t>輸入註冊 Email 並送出。</w:t>
+        <w:pStyle w:val="a"/>
+      </w:pPr>
+      <w:r>
+        <w:t>在登入頁點「忘記密碼」。</w:t>
       </w:r>
     </w:p>
     <w:p>
       <w:pPr>
-        <w:pStyle w:val="ListNumber"/>
-      </w:pPr>
-      <w:r>
-        <w:rPr>
-          <w:sz w:val="21"/>
-        </w:rPr>
-        <w:t>開啟最新一封重設信，點連結回到 Life Pilot 的重設密碼頁。</w:t>
+        <w:pStyle w:val="a"/>
+      </w:pPr>
+      <w:r>
+        <w:t>輸入註冊</w:t>
+      </w:r>
+      <w:r>
+        <w:t xml:space="preserve"> Email </w:t>
+      </w:r>
+      <w:r>
+        <w:t>並送出。</w:t>
       </w:r>
     </w:p>
     <w:p>
       <w:pPr>
-        <w:pStyle w:val="ListNumber"/>
-      </w:pPr>
-      <w:r>
-        <w:rPr>
-          <w:sz w:val="21"/>
-        </w:rPr>
+        <w:pStyle w:val="a"/>
+      </w:pPr>
+      <w:r>
+        <w:t>開啟最新一封重設信，點連結回到</w:t>
+      </w:r>
+      <w:r>
+        <w:t xml:space="preserve"> Life Pilot </w:t>
+      </w:r>
+      <w:r>
+        <w:t>的重設密碼頁。</w:t>
+      </w:r>
+    </w:p>
+    <w:p>
+      <w:pPr>
+        <w:pStyle w:val="a"/>
+      </w:pPr>
+      <w:r>
         <w:t>設定新密碼後重新登入。</w:t>
       </w:r>
     </w:p>
     <w:tbl>
       <w:tblPr>
-        <w:tblW w:type="auto" w:w="0"/>
+        <w:tblW w:w="0" w:type="auto"/>
         <w:jc w:val="center"/>
-        <w:tblLook w:firstColumn="1" w:firstRow="1" w:lastColumn="0" w:lastRow="0" w:noHBand="0" w:noVBand="1" w:val="04A0"/>
+        <w:tblLook w:val="04A0"/>
       </w:tblPr>
       <w:tblGrid>
         <w:gridCol w:w="9972"/>
       </w:tblGrid>
       <w:tr>
+        <w:trPr>
+          <w:jc w:val="center"/>
+        </w:trPr>
         <w:tc>
           <w:tcPr>
-            <w:tcW w:type="dxa" w:w="9972"/>
-            <w:shd w:fill="FFF2CC"/>
+            <w:tcW w:w="9972" w:type="dxa"/>
+            <w:shd w:val="clear" w:color="auto" w:fill="FFF2CC"/>
           </w:tcPr>
           <w:p>
             <w:r>
               <w:rPr>
                 <w:b/>
               </w:rPr>
-              <w:t>連結未開啟 App：</w:t>
+              <w:t>連結未開啟</w:t>
             </w:r>
             <w:r>
-              <w:t>先確認使用最新一封信、連結未過期且 App 已更新；Web 可在同一瀏覽器開啟。若仍停在登入頁，重新寄送一次。</w:t>
+              <w:rPr>
+                <w:b/>
+              </w:rPr>
+              <w:t xml:space="preserve"> App</w:t>
+            </w:r>
+            <w:r>
+              <w:rPr>
+                <w:b/>
+              </w:rPr>
+              <w:t>：</w:t>
+            </w:r>
+            <w:r>
+              <w:t>先確認使用最新一封信、連結未過期且</w:t>
+            </w:r>
+            <w:r>
+              <w:t xml:space="preserve"> App </w:t>
+            </w:r>
+            <w:r>
+              <w:t>已更新；</w:t>
+            </w:r>
+            <w:r>
+              <w:t xml:space="preserve">Web </w:t>
+            </w:r>
+            <w:r>
+              <w:t>可在同一瀏覽器開啟。若仍停在登入頁，重新寄送一次。</w:t>
             </w:r>
           </w:p>
         </w:tc>
@@ -400,51 +516,72 @@
     <w:p/>
     <w:p>
       <w:pPr>
-        <w:pStyle w:val="Heading2"/>
+        <w:pStyle w:val="21"/>
       </w:pPr>
       <w:r>
         <w:rPr>
           <w:sz w:val="21"/>
         </w:rPr>
-        <w:t>1.3 多分頁登出</w:t>
-      </w:r>
-    </w:p>
-    <w:p>
+        <w:t xml:space="preserve">1.3 </w:t>
+      </w:r>
       <w:r>
         <w:rPr>
           <w:sz w:val="21"/>
         </w:rPr>
-        <w:t>同一瀏覽器開啟多個 Life Pilot 分頁時，其中一頁登出後，其他分頁應自動返回登入狀態；若尚有未送出的表單，請先保存。</w:t>
+        <w:t>多分頁登出</w:t>
       </w:r>
     </w:p>
     <w:p>
-      <w:pPr>
-        <w:pStyle w:val="Heading1"/>
+      <w:r>
+        <w:t>同一瀏覽器開啟多個</w:t>
+      </w:r>
+      <w:r>
+        <w:t xml:space="preserve"> Life Pilot </w:t>
+      </w:r>
+      <w:r>
+        <w:t>分頁時，其中一頁登出後，其他分頁應自動返回登入狀態；若尚有未送出的表單，請先保存。</w:t>
+      </w:r>
+    </w:p>
+    <w:p>
+      <w:pPr>
+        <w:pStyle w:val="1"/>
       </w:pPr>
       <w:r>
         <w:rPr>
           <w:sz w:val="21"/>
         </w:rPr>
-        <w:t>2. 資料儲存位置與搬移</w:t>
-      </w:r>
-    </w:p>
-    <w:p>
-      <w:pPr>
-        <w:pStyle w:val="Heading2"/>
-      </w:pPr>
+        <w:t xml:space="preserve">2. </w:t>
+      </w:r>
       <w:r>
         <w:rPr>
           <w:sz w:val="21"/>
         </w:rPr>
-        <w:t>2.1 雲端與此裝置的差異</w:t>
+        <w:t>資料儲存位置與搬移</w:t>
+      </w:r>
+    </w:p>
+    <w:p>
+      <w:pPr>
+        <w:pStyle w:val="21"/>
+      </w:pPr>
+      <w:r>
+        <w:rPr>
+          <w:sz w:val="21"/>
+        </w:rPr>
+        <w:t xml:space="preserve">2.1 </w:t>
+      </w:r>
+      <w:r>
+        <w:rPr>
+          <w:sz w:val="21"/>
+        </w:rPr>
+        <w:t>雲端與此裝置的差異</w:t>
       </w:r>
     </w:p>
     <w:tbl>
       <w:tblPr>
-        <w:tblStyle w:val="TableGrid"/>
-        <w:tblW w:type="auto" w:w="0"/>
+        <w:tblStyle w:val="aff2"/>
+        <w:tblW w:w="0" w:type="auto"/>
         <w:jc w:val="center"/>
-        <w:tblLook w:firstColumn="1" w:firstRow="1" w:lastColumn="0" w:lastRow="0" w:noHBand="0" w:noVBand="1" w:val="04A0"/>
+        <w:tblLook w:val="04A0"/>
       </w:tblPr>
       <w:tblGrid>
         <w:gridCol w:w="3324"/>
@@ -452,10 +589,13 @@
         <w:gridCol w:w="3324"/>
       </w:tblGrid>
       <w:tr>
+        <w:trPr>
+          <w:jc w:val="center"/>
+        </w:trPr>
         <w:tc>
           <w:tcPr>
-            <w:tcW w:type="dxa" w:w="3324"/>
-            <w:shd w:fill="DDEBF2"/>
+            <w:tcW w:w="3324" w:type="dxa"/>
+            <w:shd w:val="clear" w:color="auto" w:fill="DDEBF2"/>
           </w:tcPr>
           <w:p>
             <w:r>
@@ -468,8 +608,8 @@
         </w:tc>
         <w:tc>
           <w:tcPr>
-            <w:tcW w:type="dxa" w:w="3324"/>
-            <w:shd w:fill="DDEBF2"/>
+            <w:tcW w:w="3324" w:type="dxa"/>
+            <w:shd w:val="clear" w:color="auto" w:fill="DDEBF2"/>
           </w:tcPr>
           <w:p>
             <w:r>
@@ -482,8 +622,8 @@
         </w:tc>
         <w:tc>
           <w:tcPr>
-            <w:tcW w:type="dxa" w:w="3324"/>
-            <w:shd w:fill="DDEBF2"/>
+            <w:tcW w:w="3324" w:type="dxa"/>
+            <w:shd w:val="clear" w:color="auto" w:fill="DDEBF2"/>
           </w:tcPr>
           <w:p>
             <w:r>
@@ -496,10 +636,12 @@
         </w:tc>
       </w:tr>
       <w:tr>
+        <w:trPr>
+          <w:jc w:val="center"/>
+        </w:trPr>
         <w:tc>
           <w:tcPr>
-            <w:tcW w:type="dxa" w:w="3324"/>
-            <w:vAlign w:val="top"/>
+            <w:tcW w:w="3324" w:type="dxa"/>
           </w:tcPr>
           <w:p>
             <w:r>
@@ -509,8 +651,7 @@
         </w:tc>
         <w:tc>
           <w:tcPr>
-            <w:tcW w:type="dxa" w:w="3324"/>
-            <w:vAlign w:val="top"/>
+            <w:tcW w:w="3324" w:type="dxa"/>
           </w:tcPr>
           <w:p>
             <w:r>
@@ -520,8 +661,7 @@
         </w:tc>
         <w:tc>
           <w:tcPr>
-            <w:tcW w:type="dxa" w:w="3324"/>
-            <w:vAlign w:val="top"/>
+            <w:tcW w:w="3324" w:type="dxa"/>
           </w:tcPr>
           <w:p>
             <w:r>
@@ -531,10 +671,12 @@
         </w:tc>
       </w:tr>
       <w:tr>
+        <w:trPr>
+          <w:jc w:val="center"/>
+        </w:trPr>
         <w:tc>
           <w:tcPr>
-            <w:tcW w:type="dxa" w:w="3324"/>
-            <w:vAlign w:val="top"/>
+            <w:tcW w:w="3324" w:type="dxa"/>
           </w:tcPr>
           <w:p>
             <w:r>
@@ -544,8 +686,7 @@
         </w:tc>
         <w:tc>
           <w:tcPr>
-            <w:tcW w:type="dxa" w:w="3324"/>
-            <w:vAlign w:val="top"/>
+            <w:tcW w:w="3324" w:type="dxa"/>
           </w:tcPr>
           <w:p>
             <w:r>
@@ -555,8 +696,7 @@
         </w:tc>
         <w:tc>
           <w:tcPr>
-            <w:tcW w:type="dxa" w:w="3324"/>
-            <w:vAlign w:val="top"/>
+            <w:tcW w:w="3324" w:type="dxa"/>
           </w:tcPr>
           <w:p>
             <w:r>
@@ -566,10 +706,12 @@
         </w:tc>
       </w:tr>
       <w:tr>
+        <w:trPr>
+          <w:jc w:val="center"/>
+        </w:trPr>
         <w:tc>
           <w:tcPr>
-            <w:tcW w:type="dxa" w:w="3324"/>
-            <w:vAlign w:val="top"/>
+            <w:tcW w:w="3324" w:type="dxa"/>
           </w:tcPr>
           <w:p>
             <w:r>
@@ -579,8 +721,7 @@
         </w:tc>
         <w:tc>
           <w:tcPr>
-            <w:tcW w:type="dxa" w:w="3324"/>
-            <w:vAlign w:val="top"/>
+            <w:tcW w:w="3324" w:type="dxa"/>
           </w:tcPr>
           <w:p>
             <w:r>
@@ -590,8 +731,7 @@
         </w:tc>
         <w:tc>
           <w:tcPr>
-            <w:tcW w:type="dxa" w:w="3324"/>
-            <w:vAlign w:val="top"/>
+            <w:tcW w:w="3324" w:type="dxa"/>
           </w:tcPr>
           <w:p>
             <w:r>
@@ -601,21 +741,23 @@
         </w:tc>
       </w:tr>
       <w:tr>
+        <w:trPr>
+          <w:jc w:val="center"/>
+        </w:trPr>
         <w:tc>
           <w:tcPr>
-            <w:tcW w:type="dxa" w:w="3324"/>
-            <w:vAlign w:val="top"/>
+            <w:tcW w:w="3324" w:type="dxa"/>
           </w:tcPr>
           <w:p>
             <w:r>
+              <w:lastRenderedPageBreak/>
               <w:t>行事曆分享</w:t>
             </w:r>
           </w:p>
         </w:tc>
         <w:tc>
           <w:tcPr>
-            <w:tcW w:type="dxa" w:w="3324"/>
-            <w:vAlign w:val="top"/>
+            <w:tcW w:w="3324" w:type="dxa"/>
           </w:tcPr>
           <w:p>
             <w:r>
@@ -625,8 +767,7 @@
         </w:tc>
         <w:tc>
           <w:tcPr>
-            <w:tcW w:type="dxa" w:w="3324"/>
-            <w:vAlign w:val="top"/>
+            <w:tcW w:w="3324" w:type="dxa"/>
           </w:tcPr>
           <w:p>
             <w:r>
@@ -636,10 +777,12 @@
         </w:tc>
       </w:tr>
       <w:tr>
+        <w:trPr>
+          <w:jc w:val="center"/>
+        </w:trPr>
         <w:tc>
           <w:tcPr>
-            <w:tcW w:type="dxa" w:w="3324"/>
-            <w:vAlign w:val="top"/>
+            <w:tcW w:w="3324" w:type="dxa"/>
           </w:tcPr>
           <w:p>
             <w:r>
@@ -649,8 +792,7 @@
         </w:tc>
         <w:tc>
           <w:tcPr>
-            <w:tcW w:type="dxa" w:w="3324"/>
-            <w:vAlign w:val="top"/>
+            <w:tcW w:w="3324" w:type="dxa"/>
           </w:tcPr>
           <w:p>
             <w:r>
@@ -660,21 +802,28 @@
         </w:tc>
         <w:tc>
           <w:tcPr>
-            <w:tcW w:type="dxa" w:w="3324"/>
-            <w:vAlign w:val="top"/>
+            <w:tcW w:w="3324" w:type="dxa"/>
           </w:tcPr>
           <w:p>
             <w:r>
-              <w:t>清除網站資料、移除 App、換裝置或換瀏覽器可能看不到</w:t>
+              <w:t>清除網站資料、移除</w:t>
+            </w:r>
+            <w:r>
+              <w:t xml:space="preserve"> App</w:t>
+            </w:r>
+            <w:r>
+              <w:t>、換裝置或換瀏覽器可能看不到</w:t>
             </w:r>
           </w:p>
         </w:tc>
       </w:tr>
       <w:tr>
+        <w:trPr>
+          <w:jc w:val="center"/>
+        </w:trPr>
         <w:tc>
           <w:tcPr>
-            <w:tcW w:type="dxa" w:w="3324"/>
-            <w:vAlign w:val="top"/>
+            <w:tcW w:w="3324" w:type="dxa"/>
           </w:tcPr>
           <w:p>
             <w:r>
@@ -684,8 +833,7 @@
         </w:tc>
         <w:tc>
           <w:tcPr>
-            <w:tcW w:type="dxa" w:w="3324"/>
-            <w:vAlign w:val="top"/>
+            <w:tcW w:w="3324" w:type="dxa"/>
           </w:tcPr>
           <w:p>
             <w:r>
@@ -695,8 +843,7 @@
         </w:tc>
         <w:tc>
           <w:tcPr>
-            <w:tcW w:type="dxa" w:w="3324"/>
-            <w:vAlign w:val="top"/>
+            <w:tcW w:w="3324" w:type="dxa"/>
           </w:tcPr>
           <w:p>
             <w:r>
@@ -709,84 +856,78 @@
     <w:p/>
     <w:p>
       <w:pPr>
-        <w:pStyle w:val="Heading2"/>
+        <w:pStyle w:val="21"/>
       </w:pPr>
       <w:r>
         <w:rPr>
           <w:sz w:val="21"/>
         </w:rPr>
-        <w:t>2.2 變更資料儲存位置</w:t>
-      </w:r>
-    </w:p>
-    <w:p>
-      <w:pPr>
-        <w:pStyle w:val="ListNumber"/>
-      </w:pPr>
+        <w:t xml:space="preserve">2.2 </w:t>
+      </w:r>
       <w:r>
         <w:rPr>
           <w:sz w:val="21"/>
         </w:rPr>
-        <w:t>登入後開啟使用者選單。</w:t>
+        <w:t>變更資料儲存位置</w:t>
       </w:r>
     </w:p>
     <w:p>
       <w:pPr>
-        <w:pStyle w:val="ListNumber"/>
-      </w:pPr>
-      <w:r>
-        <w:rPr>
-          <w:sz w:val="21"/>
-        </w:rPr>
-        <w:t>在「服務條款」與「資料匯出」之間選擇「資料儲存位置」。</w:t>
+        <w:pStyle w:val="a"/>
+      </w:pPr>
+      <w:r>
+        <w:t>登入後開啟使用者選單。</w:t>
       </w:r>
     </w:p>
     <w:p>
       <w:pPr>
-        <w:pStyle w:val="ListNumber"/>
-      </w:pPr>
-      <w:r>
-        <w:rPr>
-          <w:sz w:val="21"/>
-        </w:rPr>
-        <w:t>選擇「雲端」或「此裝置」。</w:t>
+        <w:pStyle w:val="a"/>
+      </w:pPr>
+      <w:r>
+        <w:t>在「服務條款」與「資料匯出」之間選擇「資料儲存位置」。</w:t>
       </w:r>
     </w:p>
     <w:p>
       <w:pPr>
-        <w:pStyle w:val="ListNumber"/>
-      </w:pPr>
-      <w:r>
-        <w:rPr>
-          <w:sz w:val="21"/>
-        </w:rPr>
-        <w:t>閱讀確認視窗：雲端轉本機會先複製、驗證，再刪除雲端來源；本機轉雲端會先檢查額度，成功後才刪除本機來源。</w:t>
+        <w:pStyle w:val="a"/>
+      </w:pPr>
+      <w:r>
+        <w:t>選擇「雲端」或「此裝置」。</w:t>
       </w:r>
     </w:p>
     <w:p>
       <w:pPr>
-        <w:pStyle w:val="ListNumber"/>
-      </w:pPr>
-      <w:r>
-        <w:rPr>
-          <w:sz w:val="21"/>
-        </w:rPr>
+        <w:pStyle w:val="a"/>
+      </w:pPr>
+      <w:r>
+        <w:t>閱讀確認視窗：雲端轉本機會先複製、驗證，再刪除雲端來源；本機轉雲端會先檢查額度，成功後才刪除本機來源。</w:t>
+      </w:r>
+    </w:p>
+    <w:p>
+      <w:pPr>
+        <w:pStyle w:val="a"/>
+      </w:pPr>
+      <w:r>
         <w:t>確認後等待完成訊息；成功時設定頁會關閉並重新整理資料。</w:t>
       </w:r>
     </w:p>
     <w:tbl>
       <w:tblPr>
-        <w:tblW w:type="auto" w:w="0"/>
+        <w:tblW w:w="0" w:type="auto"/>
         <w:jc w:val="center"/>
-        <w:tblLook w:firstColumn="1" w:firstRow="1" w:lastColumn="0" w:lastRow="0" w:noHBand="0" w:noVBand="1" w:val="04A0"/>
+        <w:tblLook w:val="04A0"/>
       </w:tblPr>
       <w:tblGrid>
         <w:gridCol w:w="9972"/>
       </w:tblGrid>
       <w:tr>
+        <w:trPr>
+          <w:jc w:val="center"/>
+        </w:trPr>
         <w:tc>
           <w:tcPr>
-            <w:tcW w:type="dxa" w:w="9972"/>
-            <w:shd w:fill="FCE4D6"/>
+            <w:tcW w:w="9972" w:type="dxa"/>
+            <w:shd w:val="clear" w:color="auto" w:fill="FCE4D6"/>
           </w:tcPr>
           <w:p>
             <w:r>
@@ -805,48 +946,81 @@
     <w:p/>
     <w:p>
       <w:pPr>
-        <w:pStyle w:val="Heading2"/>
+        <w:pStyle w:val="21"/>
       </w:pPr>
       <w:r>
         <w:rPr>
           <w:sz w:val="21"/>
         </w:rPr>
-        <w:t>2.3 Web 本機資料在哪裡</w:t>
-      </w:r>
-    </w:p>
-    <w:p>
+        <w:t xml:space="preserve">2.3 Web </w:t>
+      </w:r>
       <w:r>
         <w:rPr>
           <w:sz w:val="21"/>
         </w:rPr>
-        <w:t>Chrome／Edge 的本機資料位於該網站的 IndexedDB。Hot reload 通常不會清除；但清除網站資料、瀏覽器資料、使用無痕模式、換瀏覽器或換電腦後不會自動出現。請定期使用資料匯出保存副本。</w:t>
+        <w:t>本機資料在哪裡</w:t>
       </w:r>
     </w:p>
     <w:p>
-      <w:pPr>
-        <w:pStyle w:val="Heading1"/>
+      <w:r>
+        <w:t>Chrome</w:t>
+      </w:r>
+      <w:r>
+        <w:t>／</w:t>
+      </w:r>
+      <w:r>
+        <w:t xml:space="preserve">Edge </w:t>
+      </w:r>
+      <w:r>
+        <w:t>的本機資料位於該網站的</w:t>
+      </w:r>
+      <w:r>
+        <w:t xml:space="preserve"> IndexedDB</w:t>
+      </w:r>
+      <w:r>
+        <w:t>。</w:t>
+      </w:r>
+      <w:r>
+        <w:t xml:space="preserve">Hot reload </w:t>
+      </w:r>
+      <w:r>
+        <w:t>通常不會清除；但清除網站資料、瀏覽器資料、使用無痕模式、換瀏覽器或換電腦後不會自動出現。請定期使用資料匯出保存副本。</w:t>
+      </w:r>
+    </w:p>
+    <w:p>
+      <w:pPr>
+        <w:pStyle w:val="1"/>
       </w:pPr>
       <w:r>
         <w:rPr>
           <w:sz w:val="21"/>
         </w:rPr>
-        <w:t>3. 方案、付費與額度</w:t>
-      </w:r>
-    </w:p>
-    <w:p>
+        <w:t xml:space="preserve">3. </w:t>
+      </w:r>
       <w:r>
         <w:rPr>
           <w:sz w:val="21"/>
         </w:rPr>
-        <w:t>方案頁最上方會顯示目前方案、有效日期、版本、倍率與實際使用量。打勾表示目前生效的方案；「∞」代表此裝置不限筆數，不應顯示資料庫的大整數。</w:t>
+        <w:t>方案、付費與額度</w:t>
+      </w:r>
+    </w:p>
+    <w:p>
+      <w:r>
+        <w:t>方案頁最上方會顯示目前方案、有效日期、版本、倍率與實際使用量。打勾表示目前生效的方案；「</w:t>
+      </w:r>
+      <w:r>
+        <w:t>∞</w:t>
+      </w:r>
+      <w:r>
+        <w:t>」代表此裝置不限筆數，不應顯示資料庫的大整數。</w:t>
       </w:r>
     </w:p>
     <w:tbl>
       <w:tblPr>
-        <w:tblStyle w:val="TableGrid"/>
-        <w:tblW w:type="auto" w:w="0"/>
+        <w:tblStyle w:val="aff2"/>
+        <w:tblW w:w="0" w:type="auto"/>
         <w:jc w:val="center"/>
-        <w:tblLook w:firstColumn="1" w:firstRow="1" w:lastColumn="0" w:lastRow="0" w:noHBand="0" w:noVBand="1" w:val="04A0"/>
+        <w:tblLook w:val="04A0"/>
       </w:tblPr>
       <w:tblGrid>
         <w:gridCol w:w="2493"/>
@@ -855,10 +1029,13 @@
         <w:gridCol w:w="2493"/>
       </w:tblGrid>
       <w:tr>
+        <w:trPr>
+          <w:jc w:val="center"/>
+        </w:trPr>
         <w:tc>
           <w:tcPr>
-            <w:tcW w:type="dxa" w:w="2493"/>
-            <w:shd w:fill="DDEBF2"/>
+            <w:tcW w:w="2493" w:type="dxa"/>
+            <w:shd w:val="clear" w:color="auto" w:fill="DDEBF2"/>
           </w:tcPr>
           <w:p>
             <w:r>
@@ -871,8 +1048,8 @@
         </w:tc>
         <w:tc>
           <w:tcPr>
-            <w:tcW w:type="dxa" w:w="2493"/>
-            <w:shd w:fill="DDEBF2"/>
+            <w:tcW w:w="2493" w:type="dxa"/>
+            <w:shd w:val="clear" w:color="auto" w:fill="DDEBF2"/>
           </w:tcPr>
           <w:p>
             <w:r>
@@ -885,22 +1062,28 @@
         </w:tc>
         <w:tc>
           <w:tcPr>
-            <w:tcW w:type="dxa" w:w="2493"/>
-            <w:shd w:fill="DDEBF2"/>
+            <w:tcW w:w="2493" w:type="dxa"/>
+            <w:shd w:val="clear" w:color="auto" w:fill="DDEBF2"/>
           </w:tcPr>
           <w:p>
             <w:r>
               <w:rPr>
                 <w:b/>
               </w:rPr>
-              <w:t>Plus 雲端（基準）</w:t>
+              <w:t xml:space="preserve">Plus </w:t>
+            </w:r>
+            <w:r>
+              <w:rPr>
+                <w:b/>
+              </w:rPr>
+              <w:t>雲端（基準）</w:t>
             </w:r>
           </w:p>
         </w:tc>
         <w:tc>
           <w:tcPr>
-            <w:tcW w:type="dxa" w:w="2493"/>
-            <w:shd w:fill="DDEBF2"/>
+            <w:tcW w:w="2493" w:type="dxa"/>
+            <w:shd w:val="clear" w:color="auto" w:fill="DDEBF2"/>
           </w:tcPr>
           <w:p>
             <w:r>
@@ -913,10 +1096,12 @@
         </w:tc>
       </w:tr>
       <w:tr>
+        <w:trPr>
+          <w:jc w:val="center"/>
+        </w:trPr>
         <w:tc>
           <w:tcPr>
-            <w:tcW w:type="dxa" w:w="2493"/>
-            <w:vAlign w:val="top"/>
+            <w:tcW w:w="2493" w:type="dxa"/>
           </w:tcPr>
           <w:p>
             <w:r>
@@ -926,30 +1111,33 @@
         </w:tc>
         <w:tc>
           <w:tcPr>
-            <w:tcW w:type="dxa" w:w="2493"/>
-            <w:vAlign w:val="top"/>
+            <w:tcW w:w="2493" w:type="dxa"/>
           </w:tcPr>
           <w:p>
             <w:r>
-              <w:t>30 筆</w:t>
+              <w:t xml:space="preserve">30 </w:t>
+            </w:r>
+            <w:r>
+              <w:t>筆</w:t>
             </w:r>
           </w:p>
         </w:tc>
         <w:tc>
           <w:tcPr>
-            <w:tcW w:type="dxa" w:w="2493"/>
-            <w:vAlign w:val="top"/>
+            <w:tcW w:w="2493" w:type="dxa"/>
           </w:tcPr>
           <w:p>
             <w:r>
-              <w:t>300 筆</w:t>
+              <w:t xml:space="preserve">300 </w:t>
+            </w:r>
+            <w:r>
+              <w:t>筆</w:t>
             </w:r>
           </w:p>
         </w:tc>
         <w:tc>
           <w:tcPr>
-            <w:tcW w:type="dxa" w:w="2493"/>
-            <w:vAlign w:val="top"/>
+            <w:tcW w:w="2493" w:type="dxa"/>
           </w:tcPr>
           <w:p>
             <w:r>
@@ -959,10 +1147,12 @@
         </w:tc>
       </w:tr>
       <w:tr>
+        <w:trPr>
+          <w:jc w:val="center"/>
+        </w:trPr>
         <w:tc>
           <w:tcPr>
-            <w:tcW w:type="dxa" w:w="2493"/>
-            <w:vAlign w:val="top"/>
+            <w:tcW w:w="2493" w:type="dxa"/>
           </w:tcPr>
           <w:p>
             <w:r>
@@ -972,30 +1162,33 @@
         </w:tc>
         <w:tc>
           <w:tcPr>
-            <w:tcW w:type="dxa" w:w="2493"/>
-            <w:vAlign w:val="top"/>
+            <w:tcW w:w="2493" w:type="dxa"/>
           </w:tcPr>
           <w:p>
             <w:r>
-              <w:t>30 筆</w:t>
+              <w:t xml:space="preserve">30 </w:t>
+            </w:r>
+            <w:r>
+              <w:t>筆</w:t>
             </w:r>
           </w:p>
         </w:tc>
         <w:tc>
           <w:tcPr>
-            <w:tcW w:type="dxa" w:w="2493"/>
-            <w:vAlign w:val="top"/>
+            <w:tcW w:w="2493" w:type="dxa"/>
           </w:tcPr>
           <w:p>
             <w:r>
-              <w:t>300 筆</w:t>
+              <w:t xml:space="preserve">300 </w:t>
+            </w:r>
+            <w:r>
+              <w:t>筆</w:t>
             </w:r>
           </w:p>
         </w:tc>
         <w:tc>
           <w:tcPr>
-            <w:tcW w:type="dxa" w:w="2493"/>
-            <w:vAlign w:val="top"/>
+            <w:tcW w:w="2493" w:type="dxa"/>
           </w:tcPr>
           <w:p>
             <w:r>
@@ -1005,10 +1198,12 @@
         </w:tc>
       </w:tr>
       <w:tr>
+        <w:trPr>
+          <w:jc w:val="center"/>
+        </w:trPr>
         <w:tc>
           <w:tcPr>
-            <w:tcW w:type="dxa" w:w="2493"/>
-            <w:vAlign w:val="top"/>
+            <w:tcW w:w="2493" w:type="dxa"/>
           </w:tcPr>
           <w:p>
             <w:r>
@@ -1018,30 +1213,33 @@
         </w:tc>
         <w:tc>
           <w:tcPr>
-            <w:tcW w:type="dxa" w:w="2493"/>
-            <w:vAlign w:val="top"/>
+            <w:tcW w:w="2493" w:type="dxa"/>
           </w:tcPr>
           <w:p>
             <w:r>
-              <w:t>30 筆</w:t>
+              <w:t xml:space="preserve">30 </w:t>
+            </w:r>
+            <w:r>
+              <w:t>筆</w:t>
             </w:r>
           </w:p>
         </w:tc>
         <w:tc>
           <w:tcPr>
-            <w:tcW w:type="dxa" w:w="2493"/>
-            <w:vAlign w:val="top"/>
+            <w:tcW w:w="2493" w:type="dxa"/>
           </w:tcPr>
           <w:p>
             <w:r>
-              <w:t>300 筆</w:t>
+              <w:t xml:space="preserve">300 </w:t>
+            </w:r>
+            <w:r>
+              <w:t>筆</w:t>
             </w:r>
           </w:p>
         </w:tc>
         <w:tc>
           <w:tcPr>
-            <w:tcW w:type="dxa" w:w="2493"/>
-            <w:vAlign w:val="top"/>
+            <w:tcW w:w="2493" w:type="dxa"/>
           </w:tcPr>
           <w:p>
             <w:r>
@@ -1051,10 +1249,12 @@
         </w:tc>
       </w:tr>
       <w:tr>
+        <w:trPr>
+          <w:jc w:val="center"/>
+        </w:trPr>
         <w:tc>
           <w:tcPr>
-            <w:tcW w:type="dxa" w:w="2493"/>
-            <w:vAlign w:val="top"/>
+            <w:tcW w:w="2493" w:type="dxa"/>
           </w:tcPr>
           <w:p>
             <w:r>
@@ -1064,30 +1264,33 @@
         </w:tc>
         <w:tc>
           <w:tcPr>
-            <w:tcW w:type="dxa" w:w="2493"/>
-            <w:vAlign w:val="top"/>
+            <w:tcW w:w="2493" w:type="dxa"/>
           </w:tcPr>
           <w:p>
             <w:r>
-              <w:t>30 筆</w:t>
+              <w:t xml:space="preserve">30 </w:t>
+            </w:r>
+            <w:r>
+              <w:t>筆</w:t>
             </w:r>
           </w:p>
         </w:tc>
         <w:tc>
           <w:tcPr>
-            <w:tcW w:type="dxa" w:w="2493"/>
-            <w:vAlign w:val="top"/>
+            <w:tcW w:w="2493" w:type="dxa"/>
           </w:tcPr>
           <w:p>
             <w:r>
-              <w:t>300 筆</w:t>
+              <w:t xml:space="preserve">300 </w:t>
+            </w:r>
+            <w:r>
+              <w:t>筆</w:t>
             </w:r>
           </w:p>
         </w:tc>
         <w:tc>
           <w:tcPr>
-            <w:tcW w:type="dxa" w:w="2493"/>
-            <w:vAlign w:val="top"/>
+            <w:tcW w:w="2493" w:type="dxa"/>
           </w:tcPr>
           <w:p>
             <w:r>
@@ -1097,10 +1300,12 @@
         </w:tc>
       </w:tr>
       <w:tr>
+        <w:trPr>
+          <w:jc w:val="center"/>
+        </w:trPr>
         <w:tc>
           <w:tcPr>
-            <w:tcW w:type="dxa" w:w="2493"/>
-            <w:vAlign w:val="top"/>
+            <w:tcW w:w="2493" w:type="dxa"/>
           </w:tcPr>
           <w:p>
             <w:r>
@@ -1110,30 +1315,33 @@
         </w:tc>
         <w:tc>
           <w:tcPr>
-            <w:tcW w:type="dxa" w:w="2493"/>
-            <w:vAlign w:val="top"/>
+            <w:tcW w:w="2493" w:type="dxa"/>
           </w:tcPr>
           <w:p>
             <w:r>
-              <w:t>50 題</w:t>
+              <w:t xml:space="preserve">50 </w:t>
+            </w:r>
+            <w:r>
+              <w:t>題</w:t>
             </w:r>
           </w:p>
         </w:tc>
         <w:tc>
           <w:tcPr>
-            <w:tcW w:type="dxa" w:w="2493"/>
-            <w:vAlign w:val="top"/>
+            <w:tcW w:w="2493" w:type="dxa"/>
           </w:tcPr>
           <w:p>
             <w:r>
-              <w:t>500 題</w:t>
+              <w:t xml:space="preserve">500 </w:t>
+            </w:r>
+            <w:r>
+              <w:t>題</w:t>
             </w:r>
           </w:p>
         </w:tc>
         <w:tc>
           <w:tcPr>
-            <w:tcW w:type="dxa" w:w="2493"/>
-            <w:vAlign w:val="top"/>
+            <w:tcW w:w="2493" w:type="dxa"/>
           </w:tcPr>
           <w:p>
             <w:r>
@@ -1143,10 +1351,12 @@
         </w:tc>
       </w:tr>
       <w:tr>
+        <w:trPr>
+          <w:jc w:val="center"/>
+        </w:trPr>
         <w:tc>
           <w:tcPr>
-            <w:tcW w:type="dxa" w:w="2493"/>
-            <w:vAlign w:val="top"/>
+            <w:tcW w:w="2493" w:type="dxa"/>
           </w:tcPr>
           <w:p>
             <w:r>
@@ -1156,30 +1366,33 @@
         </w:tc>
         <w:tc>
           <w:tcPr>
-            <w:tcW w:type="dxa" w:w="2493"/>
-            <w:vAlign w:val="top"/>
+            <w:tcW w:w="2493" w:type="dxa"/>
           </w:tcPr>
           <w:p>
             <w:r>
-              <w:t>2 人</w:t>
+              <w:t xml:space="preserve">2 </w:t>
+            </w:r>
+            <w:r>
+              <w:t>人</w:t>
             </w:r>
           </w:p>
         </w:tc>
         <w:tc>
           <w:tcPr>
-            <w:tcW w:type="dxa" w:w="2493"/>
-            <w:vAlign w:val="top"/>
+            <w:tcW w:w="2493" w:type="dxa"/>
           </w:tcPr>
           <w:p>
             <w:r>
-              <w:t>5 人</w:t>
+              <w:t xml:space="preserve">5 </w:t>
+            </w:r>
+            <w:r>
+              <w:t>人</w:t>
             </w:r>
           </w:p>
         </w:tc>
         <w:tc>
           <w:tcPr>
-            <w:tcW w:type="dxa" w:w="2493"/>
-            <w:vAlign w:val="top"/>
+            <w:tcW w:w="2493" w:type="dxa"/>
           </w:tcPr>
           <w:p>
             <w:r>
@@ -1189,10 +1402,12 @@
         </w:tc>
       </w:tr>
       <w:tr>
+        <w:trPr>
+          <w:jc w:val="center"/>
+        </w:trPr>
         <w:tc>
           <w:tcPr>
-            <w:tcW w:type="dxa" w:w="2493"/>
-            <w:vAlign w:val="top"/>
+            <w:tcW w:w="2493" w:type="dxa"/>
           </w:tcPr>
           <w:p>
             <w:r>
@@ -1202,8 +1417,7 @@
         </w:tc>
         <w:tc>
           <w:tcPr>
-            <w:tcW w:type="dxa" w:w="2493"/>
-            <w:vAlign w:val="top"/>
+            <w:tcW w:w="2493" w:type="dxa"/>
           </w:tcPr>
           <w:p>
             <w:r>
@@ -1213,8 +1427,7 @@
         </w:tc>
         <w:tc>
           <w:tcPr>
-            <w:tcW w:type="dxa" w:w="2493"/>
-            <w:vAlign w:val="top"/>
+            <w:tcW w:w="2493" w:type="dxa"/>
           </w:tcPr>
           <w:p>
             <w:r>
@@ -1224,8 +1437,7 @@
         </w:tc>
         <w:tc>
           <w:tcPr>
-            <w:tcW w:type="dxa" w:w="2493"/>
-            <w:vAlign w:val="top"/>
+            <w:tcW w:w="2493" w:type="dxa"/>
           </w:tcPr>
           <w:p>
             <w:r>
@@ -1235,10 +1447,12 @@
         </w:tc>
       </w:tr>
       <w:tr>
+        <w:trPr>
+          <w:jc w:val="center"/>
+        </w:trPr>
         <w:tc>
           <w:tcPr>
-            <w:tcW w:type="dxa" w:w="2493"/>
-            <w:vAlign w:val="top"/>
+            <w:tcW w:w="2493" w:type="dxa"/>
           </w:tcPr>
           <w:p>
             <w:r>
@@ -1248,30 +1462,39 @@
         </w:tc>
         <w:tc>
           <w:tcPr>
-            <w:tcW w:type="dxa" w:w="2493"/>
-            <w:vAlign w:val="top"/>
+            <w:tcW w:w="2493" w:type="dxa"/>
           </w:tcPr>
           <w:p>
             <w:r>
-              <w:t>雲端近 30 天</w:t>
+              <w:t>雲端近</w:t>
+            </w:r>
+            <w:r>
+              <w:t xml:space="preserve"> 30 </w:t>
+            </w:r>
+            <w:r>
+              <w:t>天</w:t>
             </w:r>
           </w:p>
         </w:tc>
         <w:tc>
           <w:tcPr>
-            <w:tcW w:type="dxa" w:w="2493"/>
-            <w:vAlign w:val="top"/>
+            <w:tcW w:w="2493" w:type="dxa"/>
           </w:tcPr>
           <w:p>
             <w:r>
-              <w:t>雲端近 1 年</w:t>
+              <w:t>雲端近</w:t>
+            </w:r>
+            <w:r>
+              <w:t xml:space="preserve"> 1 </w:t>
+            </w:r>
+            <w:r>
+              <w:t>年</w:t>
             </w:r>
           </w:p>
         </w:tc>
         <w:tc>
           <w:tcPr>
-            <w:tcW w:type="dxa" w:w="2493"/>
-            <w:vAlign w:val="top"/>
+            <w:tcW w:w="2493" w:type="dxa"/>
           </w:tcPr>
           <w:p>
             <w:r>
@@ -1281,21 +1504,25 @@
         </w:tc>
       </w:tr>
       <w:tr>
+        <w:trPr>
+          <w:jc w:val="center"/>
+        </w:trPr>
         <w:tc>
           <w:tcPr>
-            <w:tcW w:type="dxa" w:w="2493"/>
-            <w:vAlign w:val="top"/>
+            <w:tcW w:w="2493" w:type="dxa"/>
           </w:tcPr>
           <w:p>
             <w:r>
-              <w:t>股票／Business Plan</w:t>
+              <w:t>股票／</w:t>
+            </w:r>
+            <w:r>
+              <w:t>Business Plan</w:t>
             </w:r>
           </w:p>
         </w:tc>
         <w:tc>
           <w:tcPr>
-            <w:tcW w:type="dxa" w:w="2493"/>
-            <w:vAlign w:val="top"/>
+            <w:tcW w:w="2493" w:type="dxa"/>
           </w:tcPr>
           <w:p>
             <w:r>
@@ -1305,8 +1532,7 @@
         </w:tc>
         <w:tc>
           <w:tcPr>
-            <w:tcW w:type="dxa" w:w="2493"/>
-            <w:vAlign w:val="top"/>
+            <w:tcW w:w="2493" w:type="dxa"/>
           </w:tcPr>
           <w:p>
             <w:r>
@@ -1316,8 +1542,7 @@
         </w:tc>
         <w:tc>
           <w:tcPr>
-            <w:tcW w:type="dxa" w:w="2493"/>
-            <w:vAlign w:val="top"/>
+            <w:tcW w:w="2493" w:type="dxa"/>
           </w:tcPr>
           <w:p>
             <w:r>
@@ -1330,419 +1555,458 @@
     <w:p/>
     <w:p>
       <w:pPr>
-        <w:pStyle w:val="ListBullet"/>
+        <w:pStyle w:val="a0"/>
+      </w:pPr>
+      <w:r>
+        <w:t>基準費用為每季</w:t>
+      </w:r>
+      <w:r>
+        <w:t xml:space="preserve"> NT$129</w:t>
+      </w:r>
+      <w:r>
+        <w:t>；實際價格、版本與生效日以方案頁為準。</w:t>
+      </w:r>
+    </w:p>
+    <w:p>
+      <w:pPr>
+        <w:pStyle w:val="a0"/>
+      </w:pPr>
+      <w:r>
+        <w:t>若付款倍率為</w:t>
+      </w:r>
+      <w:r>
+        <w:t xml:space="preserve"> 2 </w:t>
+      </w:r>
+      <w:r>
+        <w:t>倍，例如</w:t>
+      </w:r>
+      <w:r>
+        <w:t xml:space="preserve"> NT$258</w:t>
+      </w:r>
+      <w:r>
+        <w:t>，該次新增權益依新版額度乘</w:t>
+      </w:r>
+      <w:r>
+        <w:t xml:space="preserve"> 2</w:t>
+      </w:r>
+      <w:r>
+        <w:t>；尚未到期的舊權益會同時保留。</w:t>
+      </w:r>
+    </w:p>
+    <w:p>
+      <w:pPr>
+        <w:pStyle w:val="a0"/>
+      </w:pPr>
+      <w:r>
+        <w:t>取消續訂仍可使用至已付款期間結束。</w:t>
+      </w:r>
+    </w:p>
+    <w:p>
+      <w:pPr>
+        <w:pStyle w:val="a0"/>
+      </w:pPr>
+      <w:r>
+        <w:t>到期或付款失敗後，雲端先進入唯讀：可查看、匯出或搬移，不能新增。若仍在免費額度內可回到免費方案。</w:t>
+      </w:r>
+    </w:p>
+    <w:p>
+      <w:pPr>
+        <w:pStyle w:val="a0"/>
+      </w:pPr>
+      <w:r>
+        <w:t>超額資料在</w:t>
+      </w:r>
+      <w:r>
+        <w:t xml:space="preserve"> 30 </w:t>
+      </w:r>
+      <w:r>
+        <w:t>天內可續訂或搬到本機；期滿清理時優先保留最新資料及「保留項」。</w:t>
+      </w:r>
+    </w:p>
+    <w:p>
+      <w:pPr>
+        <w:pStyle w:val="a0"/>
+      </w:pPr>
+      <w:r>
+        <w:t>免費帳戶若連續</w:t>
+      </w:r>
+      <w:r>
+        <w:t xml:space="preserve"> 3 </w:t>
+      </w:r>
+      <w:r>
+        <w:t>個月沒有新增或修改資料，可能被視為無效帳戶並清理雲端資料。</w:t>
+      </w:r>
+    </w:p>
+    <w:p>
+      <w:pPr>
+        <w:pStyle w:val="1"/>
       </w:pPr>
       <w:r>
         <w:rPr>
           <w:sz w:val="21"/>
         </w:rPr>
-        <w:t>基準費用為每季 NT$129；實際價格、版本與生效日以方案頁為準。</w:t>
-      </w:r>
-    </w:p>
-    <w:p>
-      <w:pPr>
-        <w:pStyle w:val="ListBullet"/>
-      </w:pPr>
+        <w:t xml:space="preserve">4. </w:t>
+      </w:r>
       <w:r>
         <w:rPr>
           <w:sz w:val="21"/>
         </w:rPr>
-        <w:t>若付款倍率為 2 倍，例如 NT$258，該次新增權益依新版額度乘 2；尚未到期的舊權益會同時保留。</w:t>
+        <w:t>首頁</w:t>
       </w:r>
     </w:p>
     <w:p>
-      <w:pPr>
-        <w:pStyle w:val="ListBullet"/>
+      <w:r>
+        <w:t>首頁整合近期行程、推薦活動、推薦景點、今日與總金額、今日與總積分。先選擇記帳或積分帳戶；個人帳戶全部列出，旅程／團體帳戶只顯示最近使用的</w:t>
+      </w:r>
+      <w:r>
+        <w:t xml:space="preserve"> 2 </w:t>
+      </w:r>
+      <w:r>
+        <w:t>個。切換帳戶後首頁應自動重新載入。</w:t>
+      </w:r>
+    </w:p>
+    <w:p>
+      <w:pPr>
+        <w:pStyle w:val="a0"/>
+      </w:pPr>
+      <w:r>
+        <w:t>TODAY</w:t>
+      </w:r>
+      <w:r>
+        <w:t>：只計算今天。</w:t>
+      </w:r>
+    </w:p>
+    <w:p>
+      <w:pPr>
+        <w:pStyle w:val="a0"/>
+      </w:pPr>
+      <w:r>
+        <w:t>TOTAL</w:t>
+      </w:r>
+      <w:r>
+        <w:t>：依帳戶所有有效明細計算。</w:t>
+      </w:r>
+    </w:p>
+    <w:p>
+      <w:pPr>
+        <w:pStyle w:val="a0"/>
+      </w:pPr>
+      <w:r>
+        <w:t>記帳幣別顯示帳戶的主要幣別，不固定寫</w:t>
+      </w:r>
+      <w:r>
+        <w:t xml:space="preserve"> TWD</w:t>
+      </w:r>
+      <w:r>
+        <w:t>。</w:t>
+      </w:r>
+    </w:p>
+    <w:p>
+      <w:pPr>
+        <w:pStyle w:val="a0"/>
+      </w:pPr>
+      <w:r>
+        <w:t>若尚未選帳戶，不應顯示其他帳戶的</w:t>
+      </w:r>
+      <w:r>
+        <w:t xml:space="preserve"> 0 </w:t>
+      </w:r>
+      <w:r>
+        <w:t>元假明細。</w:t>
+      </w:r>
+    </w:p>
+    <w:p>
+      <w:pPr>
+        <w:pStyle w:val="a0"/>
+      </w:pPr>
+      <w:r>
+        <w:t>將推薦活動或景點加入行事曆後，會依目前資料模式寫入並出現在對應日期。</w:t>
+      </w:r>
+    </w:p>
+    <w:p>
+      <w:pPr>
+        <w:pStyle w:val="1"/>
       </w:pPr>
       <w:r>
         <w:rPr>
           <w:sz w:val="21"/>
         </w:rPr>
-        <w:t>取消續訂仍可使用至已付款期間結束。</w:t>
-      </w:r>
-    </w:p>
-    <w:p>
-      <w:pPr>
-        <w:pStyle w:val="ListBullet"/>
-      </w:pPr>
+        <w:t xml:space="preserve">5. </w:t>
+      </w:r>
       <w:r>
         <w:rPr>
           <w:sz w:val="21"/>
         </w:rPr>
-        <w:t>到期或付款失敗後，雲端先進入唯讀：可查看、匯出或搬移，不能新增。若仍在免費額度內可回到免費方案。</w:t>
+        <w:t>行事曆</w:t>
       </w:r>
     </w:p>
     <w:p>
       <w:pPr>
-        <w:pStyle w:val="ListBullet"/>
+        <w:pStyle w:val="21"/>
       </w:pPr>
       <w:r>
         <w:rPr>
           <w:sz w:val="21"/>
         </w:rPr>
-        <w:t>超額資料在 30 天內可續訂或搬到本機；期滿清理時優先保留最新資料及「保留項」。</w:t>
-      </w:r>
-    </w:p>
-    <w:p>
-      <w:pPr>
-        <w:pStyle w:val="ListBullet"/>
-      </w:pPr>
+        <w:t xml:space="preserve">5.1 </w:t>
+      </w:r>
       <w:r>
         <w:rPr>
           <w:sz w:val="21"/>
         </w:rPr>
-        <w:t>免費帳戶若連續 3 個月沒有新增或修改資料，可能被視為無效帳戶並清理雲端資料。</w:t>
-      </w:r>
-    </w:p>
-    <w:p>
-      <w:pPr>
-        <w:pStyle w:val="Heading1"/>
-      </w:pPr>
+        <w:t>新增、查</w:t>
+      </w:r>
       <w:r>
         <w:rPr>
           <w:sz w:val="21"/>
         </w:rPr>
-        <w:t>4. 首頁</w:t>
+        <w:t>看、編輯、刪除</w:t>
       </w:r>
     </w:p>
     <w:p>
+      <w:pPr>
+        <w:pStyle w:val="a"/>
+      </w:pPr>
+      <w:r>
+        <w:t>從功能選單進入行事曆，點日期查看當日事件。</w:t>
+      </w:r>
+    </w:p>
+    <w:p>
+      <w:pPr>
+        <w:pStyle w:val="a"/>
+      </w:pPr>
+      <w:r>
+        <w:t>點新增，輸入名稱、開始日期；結束日期可空白，同日結束亦有效。</w:t>
+      </w:r>
+    </w:p>
+    <w:p>
+      <w:pPr>
+        <w:pStyle w:val="a"/>
+      </w:pPr>
+      <w:r>
+        <w:t>國家使用下拉選單，預設</w:t>
+      </w:r>
+      <w:r>
+        <w:t xml:space="preserve"> TW</w:t>
+      </w:r>
+      <w:r>
+        <w:t>；城市、地點與時間可依需要輸入。</w:t>
+      </w:r>
+    </w:p>
+    <w:p>
+      <w:pPr>
+        <w:pStyle w:val="a"/>
+      </w:pPr>
+      <w:r>
+        <w:t>可選圖片；雲端圖片受方案限制，本機圖片受裝置空間限制。</w:t>
+      </w:r>
+    </w:p>
+    <w:p>
+      <w:pPr>
+        <w:pStyle w:val="a"/>
+      </w:pPr>
+      <w:r>
+        <w:t>儲存後回到月曆，跨週或跨月事件應在每個涵蓋日期可見。</w:t>
+      </w:r>
+    </w:p>
+    <w:p>
+      <w:pPr>
+        <w:pStyle w:val="a"/>
+      </w:pPr>
+      <w:r>
+        <w:t>只有自己建立的事件能編輯或刪除；別人分享的事件為唯讀。</w:t>
+      </w:r>
+    </w:p>
+    <w:p>
+      <w:pPr>
+        <w:pStyle w:val="21"/>
+      </w:pPr>
       <w:r>
         <w:rPr>
           <w:sz w:val="21"/>
         </w:rPr>
-        <w:t>首頁整合近期行程、推薦活動、推薦景點、今日與總金額、今日與總積分。先選擇記帳或積分帳戶；個人帳戶全部列出，旅程／團體帳戶只顯示最近使用的 2 個。切換帳戶後首頁應自動重新載入。</w:t>
-      </w:r>
-    </w:p>
-    <w:p>
-      <w:pPr>
-        <w:pStyle w:val="ListBullet"/>
-      </w:pPr>
+        <w:t xml:space="preserve">5.2 </w:t>
+      </w:r>
       <w:r>
         <w:rPr>
           <w:sz w:val="21"/>
         </w:rPr>
-        <w:t>TODAY：只計算今天。</w:t>
+        <w:t>天氣</w:t>
       </w:r>
     </w:p>
     <w:p>
-      <w:pPr>
-        <w:pStyle w:val="ListBullet"/>
+      <w:r>
+        <w:t>天氣只在可預報日期與可定位資料存在時顯示。日期旁不重複顯示相同天氣文字；超過預報範圍不代表行程遺失。</w:t>
+      </w:r>
+    </w:p>
+    <w:p>
+      <w:pPr>
+        <w:pStyle w:val="21"/>
       </w:pPr>
       <w:r>
         <w:rPr>
           <w:sz w:val="21"/>
         </w:rPr>
-        <w:t>TOTAL：依帳戶所有有效明細計算。</w:t>
-      </w:r>
-    </w:p>
-    <w:p>
-      <w:pPr>
-        <w:pStyle w:val="ListBullet"/>
-      </w:pPr>
+        <w:t xml:space="preserve">5.3 </w:t>
+      </w:r>
       <w:r>
         <w:rPr>
           <w:sz w:val="21"/>
         </w:rPr>
-        <w:t>記帳幣別顯示帳戶的主要幣別，不固定寫 TWD。</w:t>
+        <w:t>分享行事曆</w:t>
       </w:r>
     </w:p>
     <w:p>
       <w:pPr>
-        <w:pStyle w:val="ListBullet"/>
+        <w:pStyle w:val="a"/>
+      </w:pPr>
+      <w:r>
+        <w:t>確認目前是雲端模式。</w:t>
+      </w:r>
+    </w:p>
+    <w:p>
+      <w:pPr>
+        <w:pStyle w:val="a"/>
+      </w:pPr>
+      <w:r>
+        <w:t>開啟</w:t>
+      </w:r>
+      <w:r>
+        <w:t>分享管理，輸入對方註冊</w:t>
+      </w:r>
+      <w:r>
+        <w:t xml:space="preserve"> Email</w:t>
+      </w:r>
+      <w:r>
+        <w:t>。最近一次分享帳號可作為預設。</w:t>
+      </w:r>
+    </w:p>
+    <w:p>
+      <w:pPr>
+        <w:pStyle w:val="a"/>
+      </w:pPr>
+      <w:r>
+        <w:t>選擇全部分享，或只勾選目前月份畫面中尚未過期、由近到遠排列的事件。</w:t>
+      </w:r>
+    </w:p>
+    <w:p>
+      <w:pPr>
+        <w:pStyle w:val="a"/>
+      </w:pPr>
+      <w:r>
+        <w:t>對方接受後，對方月曆會同時顯示自己的事件與分享事件，並以顏色區分。</w:t>
+      </w:r>
+    </w:p>
+    <w:p>
+      <w:pPr>
+        <w:pStyle w:val="a"/>
+      </w:pPr>
+      <w:r>
+        <w:t>分享者可在「管理已分享事件」逐筆取消，或全部停止分享。</w:t>
+      </w:r>
+    </w:p>
+    <w:p>
+      <w:pPr>
+        <w:pStyle w:val="a"/>
+      </w:pPr>
+      <w:r>
+        <w:t>接收者可在接受後停止查看；雙方任何一方取消後，相關分享事件均不再顯示。</w:t>
+      </w:r>
+    </w:p>
+    <w:p>
+      <w:pPr>
+        <w:pStyle w:val="1"/>
       </w:pPr>
       <w:r>
         <w:rPr>
           <w:sz w:val="21"/>
         </w:rPr>
-        <w:t>若尚未選帳戶，不應顯示其他帳戶的 0 元假明細。</w:t>
-      </w:r>
-    </w:p>
-    <w:p>
-      <w:pPr>
-        <w:pStyle w:val="ListBullet"/>
-      </w:pPr>
+        <w:t xml:space="preserve">6. </w:t>
+      </w:r>
       <w:r>
         <w:rPr>
           <w:sz w:val="21"/>
         </w:rPr>
-        <w:t>將推薦活動或景點加入行事曆後，會依目前資料模式寫入並出現在對應日期。</w:t>
+        <w:t>記帳</w:t>
       </w:r>
     </w:p>
     <w:p>
       <w:pPr>
-        <w:pStyle w:val="Heading1"/>
-      </w:pPr>
-      <w:r>
-        <w:rPr>
-          <w:sz w:val="21"/>
-        </w:rPr>
-        <w:t>5. 行事曆</w:t>
+        <w:pStyle w:val="a"/>
+      </w:pPr>
+      <w:r>
+        <w:t>建立或選擇記帳帳戶，設定名稱與主要幣別。</w:t>
       </w:r>
     </w:p>
     <w:p>
       <w:pPr>
-        <w:pStyle w:val="Heading2"/>
-      </w:pPr>
-      <w:r>
-        <w:rPr>
-          <w:sz w:val="21"/>
-        </w:rPr>
-        <w:t>5.1 新增、查看、編輯、刪除</w:t>
+        <w:pStyle w:val="a"/>
+      </w:pPr>
+      <w:r>
+        <w:t>新增明細：輸入金額、收支類型、日期、說明。</w:t>
       </w:r>
     </w:p>
     <w:p>
       <w:pPr>
-        <w:pStyle w:val="ListNumber"/>
-      </w:pPr>
-      <w:r>
-        <w:rPr>
-          <w:sz w:val="21"/>
-        </w:rPr>
-        <w:t>從功能選單進入行事曆，點日期查看當日事件。</w:t>
+        <w:pStyle w:val="a"/>
+      </w:pPr>
+      <w:r>
+        <w:t>選一級分類：食、衣、住、行、育、樂、未分類或保留項；二級分類可自訂也可留空。</w:t>
       </w:r>
     </w:p>
     <w:p>
       <w:pPr>
-        <w:pStyle w:val="ListNumber"/>
-      </w:pPr>
-      <w:r>
-        <w:rPr>
-          <w:sz w:val="21"/>
-        </w:rPr>
-        <w:t>點新增，輸入名稱、開始日期；結束日期可空白，同日結束亦有效。</w:t>
+        <w:pStyle w:val="a"/>
+      </w:pPr>
+      <w:r>
+        <w:t>明細依</w:t>
+      </w:r>
+      <w:r>
+        <w:t xml:space="preserve"> date </w:t>
+      </w:r>
+      <w:r>
+        <w:t>排序；編輯時可修改日期、幣別、金額、說明與兩級分類。</w:t>
       </w:r>
     </w:p>
     <w:p>
       <w:pPr>
-        <w:pStyle w:val="ListNumber"/>
-      </w:pPr>
-      <w:r>
-        <w:rPr>
-          <w:sz w:val="21"/>
-        </w:rPr>
-        <w:t>國家使用下拉選單，預設 TW；城市、地點與時間可依需要輸入。</w:t>
+        <w:pStyle w:val="a"/>
+      </w:pPr>
+      <w:r>
+        <w:t>刪除明細後，今日小計與總金額會立即重算。</w:t>
       </w:r>
     </w:p>
     <w:p>
       <w:pPr>
-        <w:pStyle w:val="ListNumber"/>
-      </w:pPr>
-      <w:r>
-        <w:rPr>
-          <w:sz w:val="21"/>
-        </w:rPr>
-        <w:t>可選圖片；雲端圖片受方案限制，本機圖片受裝置空間限制。</w:t>
-      </w:r>
-    </w:p>
-    <w:p>
-      <w:pPr>
-        <w:pStyle w:val="ListNumber"/>
-      </w:pPr>
-      <w:r>
-        <w:rPr>
-          <w:sz w:val="21"/>
-        </w:rPr>
-        <w:t>儲存後回到月曆，跨週或跨月事件應在每個涵蓋日期可見。</w:t>
-      </w:r>
-    </w:p>
-    <w:p>
-      <w:pPr>
-        <w:pStyle w:val="ListNumber"/>
-      </w:pPr>
-      <w:r>
-        <w:rPr>
-          <w:sz w:val="21"/>
-        </w:rPr>
-        <w:t>只有自己建立的事件能編輯或刪除；別人分享的事件為唯讀。</w:t>
-      </w:r>
-    </w:p>
-    <w:p>
-      <w:pPr>
-        <w:pStyle w:val="Heading2"/>
-      </w:pPr>
-      <w:r>
-        <w:rPr>
-          <w:sz w:val="21"/>
-        </w:rPr>
-        <w:t>5.2 天氣</w:t>
-      </w:r>
-    </w:p>
-    <w:p>
-      <w:r>
-        <w:rPr>
-          <w:sz w:val="21"/>
-        </w:rPr>
-        <w:t>天氣只在可預報日期與可定位資料存在時顯示。日期旁不重複顯示相同天氣文字；超過預報範圍不代表行程遺失。</w:t>
-      </w:r>
-    </w:p>
-    <w:p>
-      <w:pPr>
-        <w:pStyle w:val="Heading2"/>
-      </w:pPr>
-      <w:r>
-        <w:rPr>
-          <w:sz w:val="21"/>
-        </w:rPr>
-        <w:t>5.3 分享行事曆</w:t>
-      </w:r>
-    </w:p>
-    <w:p>
-      <w:pPr>
-        <w:pStyle w:val="ListNumber"/>
-      </w:pPr>
-      <w:r>
-        <w:rPr>
-          <w:sz w:val="21"/>
-        </w:rPr>
-        <w:t>確認目前是雲端模式。</w:t>
-      </w:r>
-    </w:p>
-    <w:p>
-      <w:pPr>
-        <w:pStyle w:val="ListNumber"/>
-      </w:pPr>
-      <w:r>
-        <w:rPr>
-          <w:sz w:val="21"/>
-        </w:rPr>
-        <w:t>開啟分享管理，輸入對方註冊 Email。最近一次分享帳號可作為預設。</w:t>
-      </w:r>
-    </w:p>
-    <w:p>
-      <w:pPr>
-        <w:pStyle w:val="ListNumber"/>
-      </w:pPr>
-      <w:r>
-        <w:rPr>
-          <w:sz w:val="21"/>
-        </w:rPr>
-        <w:t>選擇全部分享，或只勾選目前月份畫面中尚未過期、由近到遠排列的事件。</w:t>
-      </w:r>
-    </w:p>
-    <w:p>
-      <w:pPr>
-        <w:pStyle w:val="ListNumber"/>
-      </w:pPr>
-      <w:r>
-        <w:rPr>
-          <w:sz w:val="21"/>
-        </w:rPr>
-        <w:t>對方接受後，對方月曆會同時顯示自己的事件與分享事件，並以顏色區分。</w:t>
-      </w:r>
-    </w:p>
-    <w:p>
-      <w:pPr>
-        <w:pStyle w:val="ListNumber"/>
-      </w:pPr>
-      <w:r>
-        <w:rPr>
-          <w:sz w:val="21"/>
-        </w:rPr>
-        <w:t>分享者可在「管理已分享事件」逐筆取消，或全部停止分享。</w:t>
-      </w:r>
-    </w:p>
-    <w:p>
-      <w:pPr>
-        <w:pStyle w:val="ListNumber"/>
-      </w:pPr>
-      <w:r>
-        <w:rPr>
-          <w:sz w:val="21"/>
-        </w:rPr>
-        <w:t>接收者可在接受後停止查看；雙方任何一方取消後，相關分享事件均不再顯示。</w:t>
-      </w:r>
-    </w:p>
-    <w:p>
-      <w:pPr>
-        <w:pStyle w:val="Heading1"/>
-      </w:pPr>
-      <w:r>
-        <w:rPr>
-          <w:sz w:val="21"/>
-        </w:rPr>
-        <w:t>6. 記帳</w:t>
-      </w:r>
-    </w:p>
-    <w:p>
-      <w:pPr>
-        <w:pStyle w:val="ListNumber"/>
-      </w:pPr>
-      <w:r>
-        <w:rPr>
-          <w:sz w:val="21"/>
-        </w:rPr>
-        <w:t>建立或選擇記帳帳戶，設定名稱與主要幣別。</w:t>
-      </w:r>
-    </w:p>
-    <w:p>
-      <w:pPr>
-        <w:pStyle w:val="ListNumber"/>
-      </w:pPr>
-      <w:r>
-        <w:rPr>
-          <w:sz w:val="21"/>
-        </w:rPr>
-        <w:t>新增明細：輸入金額、收支類型、日期、說明。</w:t>
-      </w:r>
-    </w:p>
-    <w:p>
-      <w:pPr>
-        <w:pStyle w:val="ListNumber"/>
-      </w:pPr>
-      <w:r>
-        <w:rPr>
-          <w:sz w:val="21"/>
-        </w:rPr>
-        <w:t>選一級分類：食、衣、住、行、育、樂、未分類或保留項；二級分類可自訂也可留空。</w:t>
-      </w:r>
-    </w:p>
-    <w:p>
-      <w:pPr>
-        <w:pStyle w:val="ListNumber"/>
-      </w:pPr>
-      <w:r>
-        <w:rPr>
-          <w:sz w:val="21"/>
-        </w:rPr>
-        <w:t>明細依 date 排序；編輯時可修改日期、幣別、金額、說明與兩級分類。</w:t>
-      </w:r>
-    </w:p>
-    <w:p>
-      <w:pPr>
-        <w:pStyle w:val="ListNumber"/>
-      </w:pPr>
-      <w:r>
-        <w:rPr>
-          <w:sz w:val="21"/>
-        </w:rPr>
-        <w:t>刪除明細後，今日小計與總金額會立即重算。</w:t>
-      </w:r>
-    </w:p>
-    <w:p>
-      <w:pPr>
-        <w:pStyle w:val="ListNumber"/>
-      </w:pPr>
-      <w:r>
-        <w:rPr>
-          <w:sz w:val="21"/>
-        </w:rPr>
-        <w:t>預設讀取近 30 天；無資料時顯示最新一筆；按「載入更多」每次向前載入且自動去重。</w:t>
+        <w:pStyle w:val="a"/>
+      </w:pPr>
+      <w:r>
+        <w:t>預設讀取近</w:t>
+      </w:r>
+      <w:r>
+        <w:t xml:space="preserve"> 30 </w:t>
+      </w:r>
+      <w:r>
+        <w:t>天；無資料時顯示最新一筆；按「載入更多」每次向前載入且自動去重。</w:t>
       </w:r>
     </w:p>
     <w:tbl>
       <w:tblPr>
-        <w:tblW w:type="auto" w:w="0"/>
+        <w:tblW w:w="0" w:type="auto"/>
         <w:jc w:val="center"/>
-        <w:tblLook w:firstColumn="1" w:firstRow="1" w:lastColumn="0" w:lastRow="0" w:noHBand="0" w:noVBand="1" w:val="04A0"/>
+        <w:tblLook w:val="04A0"/>
       </w:tblPr>
       <w:tblGrid>
         <w:gridCol w:w="9972"/>
       </w:tblGrid>
       <w:tr>
+        <w:trPr>
+          <w:jc w:val="center"/>
+        </w:trPr>
         <w:tc>
           <w:tcPr>
-            <w:tcW w:type="dxa" w:w="9972"/>
-            <w:shd w:fill="E8F3F6"/>
+            <w:tcW w:w="9972" w:type="dxa"/>
+            <w:shd w:val="clear" w:color="auto" w:fill="E8F3F6"/>
           </w:tcPr>
           <w:p>
             <w:r>
@@ -1752,7 +2016,13 @@
               <w:t>保留項：</w:t>
             </w:r>
             <w:r>
-              <w:t>舊資料中含「餘」的特殊紀錄已改為保留項。保留項不受 30 天視窗影響，請勿當一般消費紀錄使用。</w:t>
+              <w:t>舊資料中含「餘」的特殊紀錄已改為保留項。保留項不受</w:t>
+            </w:r>
+            <w:r>
+              <w:t xml:space="preserve"> 30 </w:t>
+            </w:r>
+            <w:r>
+              <w:t>天視窗影響，請勿當一般消費紀錄使用。</w:t>
             </w:r>
           </w:p>
         </w:tc>
@@ -1761,361 +2031,535 @@
     <w:p/>
     <w:p>
       <w:pPr>
-        <w:pStyle w:val="Heading1"/>
+        <w:pStyle w:val="1"/>
       </w:pPr>
       <w:r>
         <w:rPr>
           <w:sz w:val="21"/>
         </w:rPr>
-        <w:t>7. 積分</w:t>
-      </w:r>
-    </w:p>
-    <w:p>
+        <w:t xml:space="preserve">7. </w:t>
+      </w:r>
       <w:r>
         <w:rPr>
           <w:sz w:val="21"/>
         </w:rPr>
-        <w:t>流程與記帳相同；一級分類為德、智、體、群、美、未分類、保留項，二級分類可留空。旅程文字顯示為「團體」。刪除後今日與總積分會重新計算。</w:t>
+        <w:t>積分</w:t>
       </w:r>
     </w:p>
     <w:p>
-      <w:pPr>
-        <w:pStyle w:val="Heading1"/>
+      <w:r>
+        <w:t>流程與記帳相同；一級分類為德、智、體、群、美、未分類、保留項，二級分類可留空。旅程文字顯示為「團體」。刪除後今日與總積分會重新計算。</w:t>
+      </w:r>
+    </w:p>
+    <w:p>
+      <w:pPr>
+        <w:pStyle w:val="1"/>
       </w:pPr>
       <w:r>
         <w:rPr>
           <w:sz w:val="21"/>
         </w:rPr>
-        <w:t>8. 推薦活動</w:t>
-      </w:r>
-    </w:p>
-    <w:p>
-      <w:pPr>
-        <w:pStyle w:val="ListBullet"/>
-      </w:pPr>
+        <w:t xml:space="preserve">8. </w:t>
+      </w:r>
       <w:r>
         <w:rPr>
           <w:sz w:val="21"/>
         </w:rPr>
-        <w:t>支援城市、日期、關鍵字與清單／地圖模式。搜尋文字命中其他城市且目前城市沒有資料時，可切換到相符城市。</w:t>
+        <w:t>推薦活動</w:t>
       </w:r>
     </w:p>
     <w:p>
       <w:pPr>
-        <w:pStyle w:val="ListBullet"/>
+        <w:pStyle w:val="a0"/>
+      </w:pPr>
+      <w:r>
+        <w:t>支援城市、日期、關鍵字與清單／地圖模式。搜尋文字命中其他城市且目前城市沒有資料時，可切換到相符城市。</w:t>
+      </w:r>
+    </w:p>
+    <w:p>
+      <w:pPr>
+        <w:pStyle w:val="a0"/>
+      </w:pPr>
+      <w:r>
+        <w:t>排序為喜歡</w:t>
+      </w:r>
+      <w:r>
+        <w:t xml:space="preserve"> → </w:t>
+      </w:r>
+      <w:r>
+        <w:t>一般</w:t>
+      </w:r>
+      <w:r>
+        <w:t xml:space="preserve"> → </w:t>
+      </w:r>
+      <w:r>
+        <w:t>不喜歡；各群組內，未開始／當天活動依開始日期由近到遠，已開始活動依結束日期；同日期再依開始時間、城市、地點、名稱。</w:t>
+      </w:r>
+    </w:p>
+    <w:p>
+      <w:pPr>
+        <w:pStyle w:val="a0"/>
+      </w:pPr>
+      <w:r>
+        <w:t>按不喜歡不會刪除，會移到後方。</w:t>
+      </w:r>
+    </w:p>
+    <w:p>
+      <w:pPr>
+        <w:pStyle w:val="a0"/>
+      </w:pPr>
+      <w:r>
+        <w:t>只有存在</w:t>
+      </w:r>
+      <w:r>
+        <w:t xml:space="preserve"> subEvents </w:t>
+      </w:r>
+      <w:r>
+        <w:t>細項時，點卡片才開啟</w:t>
+      </w:r>
+      <w:r>
+        <w:t xml:space="preserve"> Preview</w:t>
+      </w:r>
+      <w:r>
+        <w:t>；沒有細項時卡片本身即呈現完整資訊。</w:t>
+      </w:r>
+    </w:p>
+    <w:p>
+      <w:pPr>
+        <w:pStyle w:val="a0"/>
+      </w:pPr>
+      <w:r>
+        <w:t>天氣只預抓畫面可見且</w:t>
+      </w:r>
+      <w:r>
+        <w:t xml:space="preserve"> 8 </w:t>
+      </w:r>
+      <w:r>
+        <w:t>天內的活動；往下滑時再逐步載入。</w:t>
+      </w:r>
+    </w:p>
+    <w:p>
+      <w:pPr>
+        <w:pStyle w:val="a0"/>
+      </w:pPr>
+      <w:r>
+        <w:t>手機使用者可能看到「更新」按鈕；同日已更新或已有工作進行中時不重複觸發。</w:t>
+      </w:r>
+    </w:p>
+    <w:p>
+      <w:pPr>
+        <w:pStyle w:val="a0"/>
+      </w:pPr>
+      <w:r>
+        <w:t>管理者刪除的匯入活動會留下刪除標記，避免下次更新又出現。</w:t>
+      </w:r>
+    </w:p>
+    <w:p>
+      <w:pPr>
+        <w:pStyle w:val="21"/>
       </w:pPr>
       <w:r>
         <w:rPr>
           <w:sz w:val="21"/>
         </w:rPr>
-        <w:t>排序為喜歡 → 一般 → 不喜歡；各群組內，未開始／當天活動依開始日期由近到遠，已開始活動依結束日期；同日期再依開始時間、城市、地點、名稱。</w:t>
-      </w:r>
-    </w:p>
-    <w:p>
-      <w:pPr>
-        <w:pStyle w:val="ListBullet"/>
-      </w:pPr>
+        <w:t xml:space="preserve">8.1 </w:t>
+      </w:r>
       <w:r>
         <w:rPr>
           <w:sz w:val="21"/>
         </w:rPr>
-        <w:t>按不喜歡不會刪除，會移到後方。</w:t>
+        <w:t>重複判斷</w:t>
       </w:r>
     </w:p>
     <w:p>
-      <w:pPr>
-        <w:pStyle w:val="ListBullet"/>
+      <w:r>
+        <w:t>匯入資料沒有時間時，名稱＋日期＋標準化城市＋標準化地點相同即視為重複；有時間時，還要開始時間相同才視為重複。</w:t>
+      </w:r>
+      <w:r>
+        <w:t xml:space="preserve">master_url </w:t>
+      </w:r>
+      <w:r>
+        <w:t>不作為重複條件。城市會先正規化，例如臺北市／台北／</w:t>
+      </w:r>
+      <w:r>
+        <w:t xml:space="preserve">Taipei City </w:t>
+      </w:r>
+      <w:r>
+        <w:t>統一比較。</w:t>
+      </w:r>
+    </w:p>
+    <w:p>
+      <w:pPr>
+        <w:pStyle w:val="1"/>
       </w:pPr>
       <w:r>
         <w:rPr>
           <w:sz w:val="21"/>
         </w:rPr>
-        <w:t>只有存在 subEvents 細項時，點卡片才開啟 Preview；沒有細項時卡片本身即呈現完整資訊。</w:t>
-      </w:r>
-    </w:p>
-    <w:p>
-      <w:pPr>
-        <w:pStyle w:val="ListBullet"/>
-      </w:pPr>
+        <w:t xml:space="preserve">9. </w:t>
+      </w:r>
       <w:r>
         <w:rPr>
           <w:sz w:val="21"/>
         </w:rPr>
-        <w:t>天氣只預抓畫面可見且 8 天內的活動；往下滑時再逐步載入。</w:t>
+        <w:t>推薦景點</w:t>
       </w:r>
     </w:p>
     <w:p>
       <w:pPr>
-        <w:pStyle w:val="ListBullet"/>
+        <w:pStyle w:val="a0"/>
+      </w:pPr>
+      <w:r>
+        <w:t>支援城市、關鍵字與清單／地圖切換；排序依喜歡狀態，再依城市、地點、名稱。</w:t>
+      </w:r>
+    </w:p>
+    <w:p>
+      <w:pPr>
+        <w:pStyle w:val="a0"/>
+      </w:pPr>
+      <w:r>
+        <w:t>顯示營業時間；圖片只有存在時才占版面。</w:t>
+      </w:r>
+    </w:p>
+    <w:p>
+      <w:pPr>
+        <w:pStyle w:val="a0"/>
+      </w:pPr>
+      <w:r>
+        <w:t>地圖總覽以國家與城市彙總數量，點城市名稱或數字都會切回該城市清單。</w:t>
+      </w:r>
+    </w:p>
+    <w:p>
+      <w:pPr>
+        <w:pStyle w:val="a0"/>
+      </w:pPr>
+      <w:r>
+        <w:t>資料庫的</w:t>
+      </w:r>
+      <w:r>
+        <w:t xml:space="preserve"> </w:t>
+      </w:r>
+      <w:r>
+        <w:t>lat</w:t>
+      </w:r>
+      <w:r>
+        <w:t>／</w:t>
+      </w:r>
+      <w:r>
+        <w:t xml:space="preserve">lng </w:t>
+      </w:r>
+      <w:r>
+        <w:t>可能只是天氣鄰近座標；專用</w:t>
+      </w:r>
+      <w:r>
+        <w:t xml:space="preserve"> map_lat</w:t>
+      </w:r>
+      <w:r>
+        <w:t>／</w:t>
+      </w:r>
+      <w:r>
+        <w:t xml:space="preserve">map_lng </w:t>
+      </w:r>
+      <w:r>
+        <w:t>存在時優先使用，避免把標記放錯縣市。</w:t>
+      </w:r>
+    </w:p>
+    <w:p>
+      <w:pPr>
+        <w:pStyle w:val="1"/>
       </w:pPr>
       <w:r>
         <w:rPr>
           <w:sz w:val="21"/>
         </w:rPr>
-        <w:t>手機使用者可能看到「更新」按鈕；同日已更新或已有工作進行中時不重複觸發。</w:t>
-      </w:r>
-    </w:p>
-    <w:p>
-      <w:pPr>
-        <w:pStyle w:val="ListBullet"/>
-      </w:pPr>
+        <w:t xml:space="preserve">10. </w:t>
+      </w:r>
       <w:r>
         <w:rPr>
           <w:sz w:val="21"/>
         </w:rPr>
-        <w:t>管理者刪除的匯入活動會留下刪除標記，避免下次更新又出現。</w:t>
+        <w:t>回憶走廊</w:t>
       </w:r>
     </w:p>
     <w:p>
       <w:pPr>
-        <w:pStyle w:val="Heading2"/>
+        <w:pStyle w:val="a"/>
+      </w:pPr>
+      <w:r>
+        <w:t>新增回憶，可輸入標題、日期、城市、地點、描述與選擇性圖片；未來日期也可保存並顯示。</w:t>
+      </w:r>
+    </w:p>
+    <w:p>
+      <w:pPr>
+        <w:pStyle w:val="a"/>
+      </w:pPr>
+      <w:r>
+        <w:t>預設載入近</w:t>
+      </w:r>
+      <w:r>
+        <w:t xml:space="preserve"> 30 </w:t>
+      </w:r>
+      <w:r>
+        <w:t>天；按「載入更多」每次向前</w:t>
+      </w:r>
+      <w:r>
+        <w:t xml:space="preserve"> 30 </w:t>
+      </w:r>
+      <w:r>
+        <w:t>天。若近</w:t>
+      </w:r>
+      <w:r>
+        <w:t xml:space="preserve"> 30 </w:t>
+      </w:r>
+      <w:r>
+        <w:t>天無資料，先顯示最新一筆。</w:t>
+      </w:r>
+    </w:p>
+    <w:p>
+      <w:pPr>
+        <w:pStyle w:val="a"/>
+      </w:pPr>
+      <w:r>
+        <w:t>可切換清單與城市地圖；點城市會篩選並回到清單。</w:t>
+      </w:r>
+    </w:p>
+    <w:p>
+      <w:pPr>
+        <w:pStyle w:val="a"/>
+      </w:pPr>
+      <w:r>
+        <w:t>雲端／本機搬移後，使用量應依目前模式重算；持續轉圈時先確認登入模式與瀏覽器網站資料未被清除。</w:t>
+      </w:r>
+    </w:p>
+    <w:p>
+      <w:pPr>
+        <w:pStyle w:val="1"/>
       </w:pPr>
       <w:r>
         <w:rPr>
           <w:sz w:val="21"/>
         </w:rPr>
-        <w:t>8.1 重複判斷</w:t>
-      </w:r>
-    </w:p>
-    <w:p>
+        <w:t xml:space="preserve">11. </w:t>
+      </w:r>
       <w:r>
         <w:rPr>
           <w:sz w:val="21"/>
         </w:rPr>
-        <w:t>匯入資料沒有時間時，名稱＋日期＋標準化城市＋標準化地點相同即視為重複；有時間時，還要開始時間相同才視為重複。master_url 不作為重複條件。城市會先正規化，例如臺北市／台北／Taipei City 統一比較。</w:t>
+        <w:t>遊戲與自建題庫</w:t>
       </w:r>
     </w:p>
     <w:p>
-      <w:pPr>
-        <w:pStyle w:val="Heading1"/>
-      </w:pPr>
-      <w:r>
-        <w:rPr>
-          <w:sz w:val="21"/>
-        </w:rPr>
-        <w:t>9. 推薦景點</w:t>
+      <w:r>
+        <w:t>遊戲包含</w:t>
+      </w:r>
+      <w:r>
+        <w:t xml:space="preserve"> Mario Transl</w:t>
+      </w:r>
+      <w:r>
+        <w:t>ation</w:t>
+      </w:r>
+      <w:r>
+        <w:t>、</w:t>
+      </w:r>
+      <w:r>
+        <w:t>English RPG Adventure</w:t>
+      </w:r>
+      <w:r>
+        <w:t>、</w:t>
+      </w:r>
+      <w:r>
+        <w:t>Speaking</w:t>
+      </w:r>
+      <w:r>
+        <w:t>、</w:t>
+      </w:r>
+      <w:r>
+        <w:t>Translation</w:t>
+      </w:r>
+      <w:r>
+        <w:t>、</w:t>
+      </w:r>
+      <w:r>
+        <w:t>Translation</w:t>
+      </w:r>
+      <w:r>
+        <w:t>日、</w:t>
+      </w:r>
+      <w:r>
+        <w:t>Translation</w:t>
+      </w:r>
+      <w:r>
+        <w:t>韓、</w:t>
+      </w:r>
+      <w:r>
+        <w:t>Word and sentence builder</w:t>
+      </w:r>
+      <w:r>
+        <w:t>、</w:t>
+      </w:r>
+      <w:r>
+        <w:t>Word Searching</w:t>
+      </w:r>
+      <w:r>
+        <w:t>、</w:t>
+      </w:r>
+      <w:r>
+        <w:t xml:space="preserve">Social </w:t>
+      </w:r>
+      <w:r>
+        <w:t>與多種</w:t>
+      </w:r>
+      <w:r>
+        <w:t xml:space="preserve"> STEAM </w:t>
+      </w:r>
+      <w:r>
+        <w:t>遊戲。股票與</w:t>
+      </w:r>
+      <w:r>
+        <w:t xml:space="preserve"> Business Plan </w:t>
+      </w:r>
+      <w:r>
+        <w:t>僅管理者可用。</w:t>
       </w:r>
     </w:p>
     <w:p>
       <w:pPr>
-        <w:pStyle w:val="ListBullet"/>
-      </w:pPr>
-      <w:r>
-        <w:rPr>
-          <w:sz w:val="21"/>
-        </w:rPr>
-        <w:t>支援城市、關鍵字與清單／地圖切換；排序依喜歡狀態，再依城市、地點、名稱。</w:t>
+        <w:pStyle w:val="a"/>
+      </w:pPr>
+      <w:r>
+        <w:t>在遊戲頁選擇管理者題庫或我的題庫。一般使用者尚未選「我的題庫」前，不顯示新增／管理按鈕。</w:t>
       </w:r>
     </w:p>
     <w:p>
       <w:pPr>
-        <w:pStyle w:val="ListBullet"/>
-      </w:pPr>
-      <w:r>
-        <w:rPr>
-          <w:sz w:val="21"/>
-        </w:rPr>
-        <w:t>顯示營業時間；圖片只有存在時才占版面。</w:t>
+        <w:pStyle w:val="a"/>
+      </w:pPr>
+      <w:r>
+        <w:t>新增題目時先選分類；畫面從管理者題庫隨機顯示完整句子範例，開始輸入後提示不消失。</w:t>
       </w:r>
     </w:p>
     <w:p>
       <w:pPr>
-        <w:pStyle w:val="ListBullet"/>
-      </w:pPr>
-      <w:r>
-        <w:rPr>
-          <w:sz w:val="21"/>
-        </w:rPr>
-        <w:t>地圖總覽以國家與城市彙總數量，點城市名稱或數字都會切回該城市清單。</w:t>
+        <w:pStyle w:val="a"/>
+      </w:pPr>
+      <w:r>
+        <w:t xml:space="preserve">English </w:t>
+      </w:r>
+      <w:r>
+        <w:t xml:space="preserve">RPG Adventure </w:t>
+      </w:r>
+      <w:r>
+        <w:t>的</w:t>
+      </w:r>
+      <w:r>
+        <w:t xml:space="preserve"> grammar </w:t>
+      </w:r>
+      <w:r>
+        <w:t>類輸入完整句子與答案，系統產生挖空，不要求輸入底線；</w:t>
+      </w:r>
+      <w:r>
+        <w:t xml:space="preserve">plural </w:t>
+      </w:r>
+      <w:r>
+        <w:t>範例不顯示</w:t>
+      </w:r>
+      <w:r>
+        <w:t xml:space="preserve"> &lt;-&gt;</w:t>
+      </w:r>
+      <w:r>
+        <w:t>。</w:t>
       </w:r>
     </w:p>
     <w:p>
       <w:pPr>
-        <w:pStyle w:val="ListBullet"/>
-      </w:pPr>
-      <w:r>
-        <w:rPr>
-          <w:sz w:val="21"/>
-        </w:rPr>
-        <w:t>資料庫的 lat／lng 可能只是天氣鄰近座標；專用 map_lat／map_lng 存在時優先使用，避免把標記放錯縣市。</w:t>
+        <w:pStyle w:val="a"/>
+      </w:pPr>
+      <w:r>
+        <w:t xml:space="preserve">Speaking </w:t>
+      </w:r>
+      <w:r>
+        <w:t>與</w:t>
+      </w:r>
+      <w:r>
+        <w:t xml:space="preserve"> Word and sentence builder </w:t>
+      </w:r>
+      <w:r>
+        <w:t>共用句子／單字來源，新增與編輯規則一致。</w:t>
       </w:r>
     </w:p>
     <w:p>
       <w:pPr>
-        <w:pStyle w:val="Heading1"/>
-      </w:pPr>
-      <w:r>
-        <w:rPr>
-          <w:sz w:val="21"/>
-        </w:rPr>
-        <w:t>10. 回憶走廊</w:t>
+        <w:pStyle w:val="a"/>
+      </w:pPr>
+      <w:r>
+        <w:t>日／韓翻譯一般使用者只能沿用既有中文分類前綴，尾端最多</w:t>
+      </w:r>
+      <w:r>
+        <w:t xml:space="preserve"> 3 </w:t>
+      </w:r>
+      <w:r>
+        <w:t>位數自動轉</w:t>
+      </w:r>
+      <w:r>
+        <w:t xml:space="preserve"> level</w:t>
+      </w:r>
+      <w:r>
+        <w:t>；管理者可自建分類。</w:t>
       </w:r>
     </w:p>
     <w:p>
       <w:pPr>
-        <w:pStyle w:val="ListNumber"/>
-      </w:pPr>
-      <w:r>
-        <w:rPr>
-          <w:sz w:val="21"/>
-        </w:rPr>
-        <w:t>新增回憶，可輸入標題、日期、城市、地點、描述與選擇性圖片；未來日期也可保存並顯示。</w:t>
+        <w:pStyle w:val="a"/>
+      </w:pPr>
+      <w:r>
+        <w:t xml:space="preserve">Social </w:t>
+      </w:r>
+      <w:r>
+        <w:t>題目輸入標題、情境描述、</w:t>
+      </w:r>
+      <w:r>
+        <w:t xml:space="preserve">3 </w:t>
+      </w:r>
+      <w:r>
+        <w:t>個答案選項、分數及回饋；選項標示為「答案選項」而非「正確答案」。</w:t>
       </w:r>
     </w:p>
     <w:p>
       <w:pPr>
-        <w:pStyle w:val="ListNumber"/>
-      </w:pPr>
-      <w:r>
-        <w:rPr>
-          <w:sz w:val="21"/>
-        </w:rPr>
-        <w:t>預設載入近 30 天；按「載入更多」每次向前 30 天。若近 30 天無資料，先顯示最新一筆。</w:t>
+        <w:pStyle w:val="a"/>
+      </w:pPr>
+      <w:r>
+        <w:t>儲存前會在同一來源／擁有者／分類內正規化比對重複</w:t>
+      </w:r>
+      <w:r>
+        <w:t>題目；重複時提示而不新增。</w:t>
       </w:r>
     </w:p>
     <w:p>
       <w:pPr>
-        <w:pStyle w:val="ListNumber"/>
-      </w:pPr>
-      <w:r>
-        <w:rPr>
-          <w:sz w:val="21"/>
-        </w:rPr>
-        <w:t>可切換清單與城市地圖；點城市會篩選並回到清單。</w:t>
-      </w:r>
-    </w:p>
-    <w:p>
-      <w:pPr>
-        <w:pStyle w:val="ListNumber"/>
-      </w:pPr>
-      <w:r>
-        <w:rPr>
-          <w:sz w:val="21"/>
-        </w:rPr>
-        <w:t>雲端／本機搬移後，使用量應依目前模式重算；持續轉圈時先確認登入模式與瀏覽器網站資料未被清除。</w:t>
-      </w:r>
-    </w:p>
-    <w:p>
-      <w:pPr>
-        <w:pStyle w:val="Heading1"/>
-      </w:pPr>
-      <w:r>
-        <w:rPr>
-          <w:sz w:val="21"/>
-        </w:rPr>
-        <w:t>11. 遊戲與自建題庫</w:t>
-      </w:r>
-    </w:p>
-    <w:p>
-      <w:r>
-        <w:rPr>
-          <w:sz w:val="21"/>
-        </w:rPr>
-        <w:t>遊戲包含 Mario Translation、English RPG Adventure、Speaking、Translation、Translation日、Translation韓、Word and sentence builder、Word Searching、Social 與多種 STEAM 遊戲。股票與 Business Plan 僅管理者可用。</w:t>
-      </w:r>
-    </w:p>
-    <w:p>
-      <w:pPr>
-        <w:pStyle w:val="ListNumber"/>
-      </w:pPr>
-      <w:r>
-        <w:rPr>
-          <w:sz w:val="21"/>
-        </w:rPr>
-        <w:t>在遊戲頁選擇管理者題庫或我的題庫。一般使用者尚未選「我的題庫」前，不顯示新增／管理按鈕。</w:t>
-      </w:r>
-    </w:p>
-    <w:p>
-      <w:pPr>
-        <w:pStyle w:val="ListNumber"/>
-      </w:pPr>
-      <w:r>
-        <w:rPr>
-          <w:sz w:val="21"/>
-        </w:rPr>
-        <w:t>新增題目時先選分類；畫面從管理者題庫隨機顯示完整句子範例，開始輸入後提示不消失。</w:t>
-      </w:r>
-    </w:p>
-    <w:p>
-      <w:pPr>
-        <w:pStyle w:val="ListNumber"/>
-      </w:pPr>
-      <w:r>
-        <w:rPr>
-          <w:sz w:val="21"/>
-        </w:rPr>
-        <w:t>English RPG Adventure 的 grammar 類輸入完整句子與答案，系統產生挖空，不要求輸入底線；plural 範例不顯示 &lt;-&gt;。</w:t>
-      </w:r>
-    </w:p>
-    <w:p>
-      <w:pPr>
-        <w:pStyle w:val="ListNumber"/>
-      </w:pPr>
-      <w:r>
-        <w:rPr>
-          <w:sz w:val="21"/>
-        </w:rPr>
-        <w:t>Speaking 與 Word and sentence builder 共用句子／單字來源，新增與編輯規則一致。</w:t>
-      </w:r>
-    </w:p>
-    <w:p>
-      <w:pPr>
-        <w:pStyle w:val="ListNumber"/>
-      </w:pPr>
-      <w:r>
-        <w:rPr>
-          <w:sz w:val="21"/>
-        </w:rPr>
-        <w:t>日／韓翻譯一般使用者只能沿用既有中文分類前綴，尾端最多 3 位數自動轉 level；管理者可自建分類。</w:t>
-      </w:r>
-    </w:p>
-    <w:p>
-      <w:pPr>
-        <w:pStyle w:val="ListNumber"/>
-      </w:pPr>
-      <w:r>
-        <w:rPr>
-          <w:sz w:val="21"/>
-        </w:rPr>
-        <w:t>Social 題目輸入標題、情境描述、3 個答案選項、分數及回饋；選項標示為「答案選項」而非「正確答案」。</w:t>
-      </w:r>
-    </w:p>
-    <w:p>
-      <w:pPr>
-        <w:pStyle w:val="ListNumber"/>
-      </w:pPr>
-      <w:r>
-        <w:rPr>
-          <w:sz w:val="21"/>
-        </w:rPr>
-        <w:t>儲存前會在同一來源／擁有者／分類內正規化比對重複題目；重複時提示而不新增。</w:t>
-      </w:r>
-    </w:p>
-    <w:p>
-      <w:pPr>
-        <w:pStyle w:val="ListNumber"/>
-      </w:pPr>
-      <w:r>
-        <w:rPr>
-          <w:sz w:val="21"/>
-        </w:rPr>
+        <w:pStyle w:val="a"/>
+      </w:pPr>
+      <w:r>
         <w:t>我的題目可搜尋、分類、篩選啟用狀態、編輯、停用／啟用與刪除。已有答題紀錄而不能刪除時，顯示可理解訊息並可改用停用。</w:t>
       </w:r>
     </w:p>
     <w:tbl>
       <w:tblPr>
-        <w:tblW w:type="auto" w:w="0"/>
+        <w:tblW w:w="0" w:type="auto"/>
         <w:jc w:val="center"/>
-        <w:tblLook w:firstColumn="1" w:firstRow="1" w:lastColumn="0" w:lastRow="0" w:noHBand="0" w:noVBand="1" w:val="04A0"/>
+        <w:tblLook w:val="04A0"/>
       </w:tblPr>
       <w:tblGrid>
         <w:gridCol w:w="9972"/>
       </w:tblGrid>
       <w:tr>
+        <w:trPr>
+          <w:jc w:val="center"/>
+        </w:trPr>
         <w:tc>
           <w:tcPr>
-            <w:tcW w:type="dxa" w:w="9972"/>
-            <w:shd w:fill="E8F3F6"/>
+            <w:tcW w:w="9972" w:type="dxa"/>
+            <w:shd w:val="clear" w:color="auto" w:fill="E8F3F6"/>
           </w:tcPr>
           <w:p>
             <w:r>
@@ -2125,7 +2569,19 @@
               <w:t>離開遊戲：</w:t>
             </w:r>
             <w:r>
-              <w:t>按返回箭頭或手機由左向右滑時會再次確認；Mario 分數降至 -20 結束時仍保留返回上一頁入口。</w:t>
+              <w:t>按返回箭頭或手機由左向右滑時會再次確認；</w:t>
+            </w:r>
+            <w:r>
+              <w:t xml:space="preserve">Mario </w:t>
+            </w:r>
+            <w:r>
+              <w:t>分數降至</w:t>
+            </w:r>
+            <w:r>
+              <w:t xml:space="preserve"> -20 </w:t>
+            </w:r>
+            <w:r>
+              <w:t>結束時仍保留返回上一頁入口。</w:t>
             </w:r>
           </w:p>
         </w:tc>
@@ -2134,89 +2590,149 @@
     <w:p/>
     <w:p>
       <w:pPr>
-        <w:pStyle w:val="Heading1"/>
+        <w:pStyle w:val="1"/>
       </w:pPr>
       <w:r>
         <w:rPr>
           <w:sz w:val="21"/>
         </w:rPr>
-        <w:t>12. 股票、Business Plan、意見回饋</w:t>
-      </w:r>
-    </w:p>
-    <w:p>
-      <w:pPr>
-        <w:pStyle w:val="Heading2"/>
-      </w:pPr>
+        <w:t xml:space="preserve">12. </w:t>
+      </w:r>
       <w:r>
         <w:rPr>
           <w:sz w:val="21"/>
         </w:rPr>
-        <w:t>12.1 股票（管理者）</w:t>
-      </w:r>
-    </w:p>
-    <w:p>
+        <w:t>股票、</w:t>
+      </w:r>
       <w:r>
         <w:rPr>
           <w:sz w:val="21"/>
         </w:rPr>
-        <w:t>初始載入或背景更新進行中不能選日期；更新完成或失敗後可選不晚於資料庫最新日期的歷史日期。私人 Mac API 關機時仍應回退 Supabase；歷史表不存在時應顯示可重選日期，而不是反覆跳回最新日期。</w:t>
-      </w:r>
-    </w:p>
-    <w:p>
-      <w:pPr>
-        <w:pStyle w:val="Heading2"/>
-      </w:pPr>
+        <w:t>Business Plan</w:t>
+      </w:r>
       <w:r>
         <w:rPr>
           <w:sz w:val="21"/>
         </w:rPr>
-        <w:t>12.2 Business Plan（管理者）</w:t>
+        <w:t>、意見回饋</w:t>
       </w:r>
     </w:p>
     <w:p>
+      <w:pPr>
+        <w:pStyle w:val="21"/>
+      </w:pPr>
       <w:r>
         <w:rPr>
           <w:sz w:val="21"/>
         </w:rPr>
-        <w:t>可依進行中、尚未開始、已完成篩選；預設顯示前兩者，依狀態與建立時間排序。載入更多每次向前 360 天。</w:t>
-      </w:r>
-    </w:p>
-    <w:p>
-      <w:pPr>
-        <w:pStyle w:val="Heading2"/>
-      </w:pPr>
+        <w:t xml:space="preserve">12.1 </w:t>
+      </w:r>
       <w:r>
         <w:rPr>
           <w:sz w:val="21"/>
         </w:rPr>
-        <w:t>12.3 意見回饋</w:t>
+        <w:t>股票（管理者）</w:t>
       </w:r>
     </w:p>
     <w:p>
+      <w:r>
+        <w:t>初始載入或背景更新進行中不能選日期；更新完成或失敗後可選不晚於資料庫最新日期的歷史日期。私人</w:t>
+      </w:r>
+      <w:r>
+        <w:t xml:space="preserve"> Mac API </w:t>
+      </w:r>
+      <w:r>
+        <w:t>關機時仍應回退</w:t>
+      </w:r>
+      <w:r>
+        <w:t xml:space="preserve"> </w:t>
+      </w:r>
+      <w:r>
+        <w:t>Supabase</w:t>
+      </w:r>
+      <w:r>
+        <w:t>；歷史表不存在時應顯示可重選日期，而不是反覆跳回最新日期。</w:t>
+      </w:r>
+    </w:p>
+    <w:p>
+      <w:pPr>
+        <w:pStyle w:val="21"/>
+      </w:pPr>
       <w:r>
         <w:rPr>
           <w:sz w:val="21"/>
         </w:rPr>
-        <w:t>一般使用者建立並查看自己的議題；管理者查看與處理全部。預設顯示處理中及未處理，載入更多每次向前 30 天。多張圖片在開啟時載入。</w:t>
-      </w:r>
-    </w:p>
-    <w:p>
-      <w:pPr>
-        <w:pStyle w:val="Heading1"/>
-      </w:pPr>
+        <w:t>12.2 Business Plan</w:t>
+      </w:r>
       <w:r>
         <w:rPr>
           <w:sz w:val="21"/>
         </w:rPr>
-        <w:t>13. 常見問題快速排除</w:t>
+        <w:t>（管理者）</w:t>
+      </w:r>
+    </w:p>
+    <w:p>
+      <w:r>
+        <w:t>可依進行中、尚未開始、已完成篩選；預設顯示前兩者，依狀態與建立時間排序。載入更多每次向前</w:t>
+      </w:r>
+      <w:r>
+        <w:t xml:space="preserve"> 360 </w:t>
+      </w:r>
+      <w:r>
+        <w:t>天。</w:t>
+      </w:r>
+    </w:p>
+    <w:p>
+      <w:pPr>
+        <w:pStyle w:val="21"/>
+      </w:pPr>
+      <w:r>
+        <w:rPr>
+          <w:sz w:val="21"/>
+        </w:rPr>
+        <w:t xml:space="preserve">12.3 </w:t>
+      </w:r>
+      <w:r>
+        <w:rPr>
+          <w:sz w:val="21"/>
+        </w:rPr>
+        <w:t>意見回饋</w:t>
+      </w:r>
+    </w:p>
+    <w:p>
+      <w:r>
+        <w:t>一般使用者建立並查看自己的議題；管理者查看與處理全部。預設顯示處理中及未處理，載入更多每次向前</w:t>
+      </w:r>
+      <w:r>
+        <w:t xml:space="preserve"> 30 </w:t>
+      </w:r>
+      <w:r>
+        <w:t>天。多張圖片在開啟時載入。</w:t>
+      </w:r>
+    </w:p>
+    <w:p>
+      <w:pPr>
+        <w:pStyle w:val="1"/>
+      </w:pPr>
+      <w:r>
+        <w:rPr>
+          <w:sz w:val="21"/>
+        </w:rPr>
+        <w:t xml:space="preserve">13. </w:t>
+      </w:r>
+      <w:r>
+        <w:rPr>
+          <w:sz w:val="21"/>
+        </w:rPr>
+        <w:t>常見問題快速排除</w:t>
       </w:r>
     </w:p>
     <w:tbl>
       <w:tblPr>
-        <w:tblStyle w:val="TableGrid"/>
-        <w:tblW w:type="auto" w:w="0"/>
+        <w:tblStyle w:val="aff2"/>
+        <w:tblW w:w="0" w:type="auto"/>
         <w:jc w:val="center"/>
-        <w:tblLook w:firstColumn="1" w:firstRow="1" w:lastColumn="0" w:lastRow="0" w:noHBand="0" w:noVBand="1" w:val="04A0"/>
+        <w:tblLook w:val="04A0"/>
       </w:tblPr>
       <w:tblGrid>
         <w:gridCol w:w="3324"/>
@@ -2224,10 +2740,13 @@
         <w:gridCol w:w="3324"/>
       </w:tblGrid>
       <w:tr>
+        <w:trPr>
+          <w:jc w:val="center"/>
+        </w:trPr>
         <w:tc>
           <w:tcPr>
-            <w:tcW w:type="dxa" w:w="3324"/>
-            <w:shd w:fill="DDEBF2"/>
+            <w:tcW w:w="3324" w:type="dxa"/>
+            <w:shd w:val="clear" w:color="auto" w:fill="DDEBF2"/>
           </w:tcPr>
           <w:p>
             <w:r>
@@ -2240,8 +2759,8 @@
         </w:tc>
         <w:tc>
           <w:tcPr>
-            <w:tcW w:type="dxa" w:w="3324"/>
-            <w:shd w:fill="DDEBF2"/>
+            <w:tcW w:w="3324" w:type="dxa"/>
+            <w:shd w:val="clear" w:color="auto" w:fill="DDEBF2"/>
           </w:tcPr>
           <w:p>
             <w:r>
@@ -2254,8 +2773,8 @@
         </w:tc>
         <w:tc>
           <w:tcPr>
-            <w:tcW w:type="dxa" w:w="3324"/>
-            <w:shd w:fill="DDEBF2"/>
+            <w:tcW w:w="3324" w:type="dxa"/>
+            <w:shd w:val="clear" w:color="auto" w:fill="DDEBF2"/>
           </w:tcPr>
           <w:p>
             <w:r>
@@ -2268,10 +2787,12 @@
         </w:tc>
       </w:tr>
       <w:tr>
+        <w:trPr>
+          <w:jc w:val="center"/>
+        </w:trPr>
         <w:tc>
           <w:tcPr>
-            <w:tcW w:type="dxa" w:w="3324"/>
-            <w:vAlign w:val="top"/>
+            <w:tcW w:w="3324" w:type="dxa"/>
           </w:tcPr>
           <w:p>
             <w:r>
@@ -2281,8 +2802,7 @@
         </w:tc>
         <w:tc>
           <w:tcPr>
-            <w:tcW w:type="dxa" w:w="3324"/>
-            <w:vAlign w:val="top"/>
+            <w:tcW w:w="3324" w:type="dxa"/>
           </w:tcPr>
           <w:p>
             <w:r>
@@ -2292,21 +2812,31 @@
         </w:tc>
         <w:tc>
           <w:tcPr>
-            <w:tcW w:type="dxa" w:w="3324"/>
-            <w:vAlign w:val="top"/>
+            <w:tcW w:w="3324" w:type="dxa"/>
           </w:tcPr>
           <w:p>
             <w:r>
-              <w:t>返回再進入；確認 IndexedDB；保留錯誤訊息</w:t>
+              <w:t>返回再進入；確認</w:t>
+            </w:r>
+            <w:r>
+              <w:t xml:space="preserve"> </w:t>
+            </w:r>
+            <w:r>
+              <w:t>IndexedDB</w:t>
+            </w:r>
+            <w:r>
+              <w:t>；保留錯誤訊息</w:t>
             </w:r>
           </w:p>
         </w:tc>
       </w:tr>
       <w:tr>
+        <w:trPr>
+          <w:jc w:val="center"/>
+        </w:trPr>
         <w:tc>
           <w:tcPr>
-            <w:tcW w:type="dxa" w:w="3324"/>
-            <w:vAlign w:val="top"/>
+            <w:tcW w:w="3324" w:type="dxa"/>
           </w:tcPr>
           <w:p>
             <w:r>
@@ -2316,8 +2846,7 @@
         </w:tc>
         <w:tc>
           <w:tcPr>
-            <w:tcW w:type="dxa" w:w="3324"/>
-            <w:vAlign w:val="top"/>
+            <w:tcW w:w="3324" w:type="dxa"/>
           </w:tcPr>
           <w:p>
             <w:r>
@@ -2327,8 +2856,7 @@
         </w:tc>
         <w:tc>
           <w:tcPr>
-            <w:tcW w:type="dxa" w:w="3324"/>
-            <w:vAlign w:val="top"/>
+            <w:tcW w:w="3324" w:type="dxa"/>
           </w:tcPr>
           <w:p>
             <w:r>
@@ -2338,10 +2866,12 @@
         </w:tc>
       </w:tr>
       <w:tr>
+        <w:trPr>
+          <w:jc w:val="center"/>
+        </w:trPr>
         <w:tc>
           <w:tcPr>
-            <w:tcW w:type="dxa" w:w="3324"/>
-            <w:vAlign w:val="top"/>
+            <w:tcW w:w="3324" w:type="dxa"/>
           </w:tcPr>
           <w:p>
             <w:r>
@@ -2351,8 +2881,7 @@
         </w:tc>
         <w:tc>
           <w:tcPr>
-            <w:tcW w:type="dxa" w:w="3324"/>
-            <w:vAlign w:val="top"/>
+            <w:tcW w:w="3324" w:type="dxa"/>
           </w:tcPr>
           <w:p>
             <w:r>
@@ -2362,8 +2891,7 @@
         </w:tc>
         <w:tc>
           <w:tcPr>
-            <w:tcW w:type="dxa" w:w="3324"/>
-            <w:vAlign w:val="top"/>
+            <w:tcW w:w="3324" w:type="dxa"/>
           </w:tcPr>
           <w:p>
             <w:r>
@@ -2373,10 +2901,12 @@
         </w:tc>
       </w:tr>
       <w:tr>
+        <w:trPr>
+          <w:jc w:val="center"/>
+        </w:trPr>
         <w:tc>
           <w:tcPr>
-            <w:tcW w:type="dxa" w:w="3324"/>
-            <w:vAlign w:val="top"/>
+            <w:tcW w:w="3324" w:type="dxa"/>
           </w:tcPr>
           <w:p>
             <w:r>
@@ -2386,8 +2916,7 @@
         </w:tc>
         <w:tc>
           <w:tcPr>
-            <w:tcW w:type="dxa" w:w="3324"/>
-            <w:vAlign w:val="top"/>
+            <w:tcW w:w="3324" w:type="dxa"/>
           </w:tcPr>
           <w:p>
             <w:r>
@@ -2397,8 +2926,7 @@
         </w:tc>
         <w:tc>
           <w:tcPr>
-            <w:tcW w:type="dxa" w:w="3324"/>
-            <w:vAlign w:val="top"/>
+            <w:tcW w:w="3324" w:type="dxa"/>
           </w:tcPr>
           <w:p>
             <w:r>
@@ -2408,10 +2936,12 @@
         </w:tc>
       </w:tr>
       <w:tr>
+        <w:trPr>
+          <w:jc w:val="center"/>
+        </w:trPr>
         <w:tc>
           <w:tcPr>
-            <w:tcW w:type="dxa" w:w="3324"/>
-            <w:vAlign w:val="top"/>
+            <w:tcW w:w="3324" w:type="dxa"/>
           </w:tcPr>
           <w:p>
             <w:r>
@@ -2421,19 +2951,35 @@
         </w:tc>
         <w:tc>
           <w:tcPr>
-            <w:tcW w:type="dxa" w:w="3324"/>
-            <w:vAlign w:val="top"/>
+            <w:tcW w:w="3324" w:type="dxa"/>
           </w:tcPr>
           <w:p>
             <w:r>
-              <w:t>country、city、map_lat、map_lng</w:t>
+              <w:t>country</w:t>
+            </w:r>
+            <w:r>
+              <w:t>、</w:t>
+            </w:r>
+            <w:r>
+              <w:t>city</w:t>
+            </w:r>
+            <w:r>
+              <w:t>、</w:t>
+            </w:r>
+            <w:r>
+              <w:t>map_lat</w:t>
+            </w:r>
+            <w:r>
+              <w:t>、</w:t>
+            </w:r>
+            <w:r>
+              <w:t>map_lng</w:t>
             </w:r>
           </w:p>
         </w:tc>
         <w:tc>
           <w:tcPr>
-            <w:tcW w:type="dxa" w:w="3324"/>
-            <w:vAlign w:val="top"/>
+            <w:tcW w:w="3324" w:type="dxa"/>
           </w:tcPr>
           <w:p>
             <w:r>
@@ -2443,10 +2989,12 @@
         </w:tc>
       </w:tr>
       <w:tr>
+        <w:trPr>
+          <w:jc w:val="center"/>
+        </w:trPr>
         <w:tc>
           <w:tcPr>
-            <w:tcW w:type="dxa" w:w="3324"/>
-            <w:vAlign w:val="top"/>
+            <w:tcW w:w="3324" w:type="dxa"/>
           </w:tcPr>
           <w:p>
             <w:r>
@@ -2456,8 +3004,7 @@
         </w:tc>
         <w:tc>
           <w:tcPr>
-            <w:tcW w:type="dxa" w:w="3324"/>
-            <w:vAlign w:val="top"/>
+            <w:tcW w:w="3324" w:type="dxa"/>
           </w:tcPr>
           <w:p>
             <w:r>
@@ -2467,8 +3014,7 @@
         </w:tc>
         <w:tc>
           <w:tcPr>
-            <w:tcW w:type="dxa" w:w="3324"/>
-            <w:vAlign w:val="top"/>
+            <w:tcW w:w="3324" w:type="dxa"/>
           </w:tcPr>
           <w:p>
             <w:r>
@@ -2478,10 +3024,12 @@
         </w:tc>
       </w:tr>
       <w:tr>
+        <w:trPr>
+          <w:jc w:val="center"/>
+        </w:trPr>
         <w:tc>
           <w:tcPr>
-            <w:tcW w:type="dxa" w:w="3324"/>
-            <w:vAlign w:val="top"/>
+            <w:tcW w:w="3324" w:type="dxa"/>
           </w:tcPr>
           <w:p>
             <w:r>
@@ -2491,8 +3039,7 @@
         </w:tc>
         <w:tc>
           <w:tcPr>
-            <w:tcW w:type="dxa" w:w="3324"/>
-            <w:vAlign w:val="top"/>
+            <w:tcW w:w="3324" w:type="dxa"/>
           </w:tcPr>
           <w:p>
             <w:r>
@@ -2502,12 +3049,20 @@
         </w:tc>
         <w:tc>
           <w:tcPr>
-            <w:tcW w:type="dxa" w:w="3324"/>
-            <w:vAlign w:val="top"/>
+            <w:tcW w:w="3324" w:type="dxa"/>
           </w:tcPr>
           <w:p>
             <w:r>
-              <w:t>更新 App；第二次測試；記錄從點圖示到登入／首頁秒數</w:t>
+              <w:t>更新</w:t>
+            </w:r>
+            <w:r>
+              <w:t xml:space="preserve"> </w:t>
+            </w:r>
+            <w:r>
+              <w:t>App</w:t>
+            </w:r>
+            <w:r>
+              <w:t>；第二次測試；記錄從點圖示到登入／首頁秒數</w:t>
             </w:r>
           </w:p>
         </w:tc>
@@ -2516,39 +3071,72 @@
     <w:p/>
     <w:p>
       <w:pPr>
-        <w:pStyle w:val="Heading1"/>
+        <w:pStyle w:val="1"/>
       </w:pPr>
       <w:r>
         <w:rPr>
           <w:sz w:val="21"/>
         </w:rPr>
-        <w:t>14. 方案與本機遊戲題庫</w:t>
-      </w:r>
-    </w:p>
-    <w:p>
-      <w:pPr>
-        <w:pStyle w:val="Heading2"/>
-      </w:pPr>
+        <w:t xml:space="preserve">14. </w:t>
+      </w:r>
       <w:r>
         <w:rPr>
           <w:sz w:val="21"/>
         </w:rPr>
-        <w:t>14.1 方案顯示順序</w:t>
+        <w:t>方案與本機遊戲題庫</w:t>
       </w:r>
     </w:p>
     <w:p>
+      <w:pPr>
+        <w:pStyle w:val="21"/>
+      </w:pPr>
       <w:r>
         <w:rPr>
           <w:sz w:val="21"/>
         </w:rPr>
-        <w:t>方案與訂閱頁會先顯示目前正在使用的方案與實際額度。其餘方案依價格由低到高排列。雲端 Plus 使用者會先看到雲端 Plus；只有使用本機 Plus 時，本機 Plus 才會排在最前面。</w:t>
+        <w:t xml:space="preserve">14.1 </w:t>
+      </w:r>
+      <w:r>
+        <w:rPr>
+          <w:sz w:val="21"/>
+        </w:rPr>
+        <w:t>方案顯示順序</w:t>
+      </w:r>
+    </w:p>
+    <w:p>
+      <w:r>
+        <w:t>方案與訂閱頁會先顯示目前正在使用的方案與實際額度。其餘方案依價格由低到高排列。雲端</w:t>
+      </w:r>
+      <w:r>
+        <w:t xml:space="preserve"> Plus </w:t>
+      </w:r>
+      <w:r>
+        <w:t>使用者會先看到雲端</w:t>
+      </w:r>
+      <w:r>
+        <w:t xml:space="preserve"> Plus</w:t>
+      </w:r>
+      <w:r>
+        <w:t>；只有使用本機</w:t>
+      </w:r>
+      <w:r>
+        <w:t xml:space="preserve"> Plus </w:t>
+      </w:r>
+      <w:r>
+        <w:t>時，本機</w:t>
+      </w:r>
+      <w:r>
+        <w:t xml:space="preserve"> Plus </w:t>
+      </w:r>
+      <w:r>
+        <w:t>才會排在最前面。</w:t>
       </w:r>
     </w:p>
     <w:tbl>
       <w:tblPr>
-        <w:tblStyle w:val="TableGrid"/>
-        <w:tblW w:type="auto" w:w="0"/>
-        <w:tblLook w:firstColumn="1" w:firstRow="1" w:lastColumn="0" w:lastRow="0" w:noHBand="0" w:noVBand="1" w:val="04A0"/>
+        <w:tblStyle w:val="aff2"/>
+        <w:tblW w:w="0" w:type="auto"/>
+        <w:tblLook w:val="04A0"/>
       </w:tblPr>
       <w:tblGrid>
         <w:gridCol w:w="3324"/>
@@ -2558,7 +3146,7 @@
       <w:tr>
         <w:tc>
           <w:tcPr>
-            <w:tcW w:type="dxa" w:w="3324"/>
+            <w:tcW w:w="3324" w:type="dxa"/>
             <w:vAlign w:val="center"/>
           </w:tcPr>
           <w:p>
@@ -2572,7 +3160,7 @@
         </w:tc>
         <w:tc>
           <w:tcPr>
-            <w:tcW w:type="dxa" w:w="3324"/>
+            <w:tcW w:w="3324" w:type="dxa"/>
             <w:vAlign w:val="center"/>
           </w:tcPr>
           <w:p>
@@ -2586,7 +3174,7 @@
         </w:tc>
         <w:tc>
           <w:tcPr>
-            <w:tcW w:type="dxa" w:w="3324"/>
+            <w:tcW w:w="3324" w:type="dxa"/>
             <w:vAlign w:val="center"/>
           </w:tcPr>
           <w:p>
@@ -2602,7 +3190,7 @@
       <w:tr>
         <w:tc>
           <w:tcPr>
-            <w:tcW w:type="dxa" w:w="3324"/>
+            <w:tcW w:w="3324" w:type="dxa"/>
             <w:vAlign w:val="center"/>
           </w:tcPr>
           <w:p>
@@ -2613,7 +3201,7 @@
         </w:tc>
         <w:tc>
           <w:tcPr>
-            <w:tcW w:type="dxa" w:w="3324"/>
+            <w:tcW w:w="3324" w:type="dxa"/>
             <w:vAlign w:val="center"/>
           </w:tcPr>
           <w:p>
@@ -2624,7 +3212,7 @@
         </w:tc>
         <w:tc>
           <w:tcPr>
-            <w:tcW w:type="dxa" w:w="3324"/>
+            <w:tcW w:w="3324" w:type="dxa"/>
             <w:vAlign w:val="center"/>
           </w:tcPr>
           <w:p>
@@ -2637,18 +3225,21 @@
       <w:tr>
         <w:tc>
           <w:tcPr>
-            <w:tcW w:type="dxa" w:w="3324"/>
+            <w:tcW w:w="3324" w:type="dxa"/>
             <w:vAlign w:val="center"/>
           </w:tcPr>
           <w:p>
             <w:r>
-              <w:t>雲端 Plus</w:t>
+              <w:t>雲端</w:t>
+            </w:r>
+            <w:r>
+              <w:t xml:space="preserve"> Plus</w:t>
             </w:r>
           </w:p>
         </w:tc>
         <w:tc>
           <w:tcPr>
-            <w:tcW w:type="dxa" w:w="3324"/>
+            <w:tcW w:w="3324" w:type="dxa"/>
             <w:vAlign w:val="center"/>
           </w:tcPr>
           <w:p>
@@ -2659,7 +3250,7 @@
         </w:tc>
         <w:tc>
           <w:tcPr>
-            <w:tcW w:type="dxa" w:w="3324"/>
+            <w:tcW w:w="3324" w:type="dxa"/>
             <w:vAlign w:val="center"/>
           </w:tcPr>
           <w:p>
@@ -2672,18 +3263,21 @@
       <w:tr>
         <w:tc>
           <w:tcPr>
-            <w:tcW w:type="dxa" w:w="3324"/>
+            <w:tcW w:w="3324" w:type="dxa"/>
             <w:vAlign w:val="center"/>
           </w:tcPr>
           <w:p>
             <w:r>
-              <w:t>本機 Plus</w:t>
+              <w:t>本機</w:t>
+            </w:r>
+            <w:r>
+              <w:t xml:space="preserve"> Plus</w:t>
             </w:r>
           </w:p>
         </w:tc>
         <w:tc>
           <w:tcPr>
-            <w:tcW w:type="dxa" w:w="3324"/>
+            <w:tcW w:w="3324" w:type="dxa"/>
             <w:vAlign w:val="center"/>
           </w:tcPr>
           <w:p>
@@ -2694,7 +3288,7 @@
         </w:tc>
         <w:tc>
           <w:tcPr>
-            <w:tcW w:type="dxa" w:w="3324"/>
+            <w:tcW w:w="3324" w:type="dxa"/>
             <w:vAlign w:val="center"/>
           </w:tcPr>
           <w:p>
@@ -2707,48 +3301,72 @@
     </w:tbl>
     <w:p>
       <w:pPr>
-        <w:pStyle w:val="Heading2"/>
+        <w:pStyle w:val="21"/>
       </w:pPr>
       <w:r>
         <w:rPr>
           <w:sz w:val="21"/>
         </w:rPr>
-        <w:t>14.2 本機模式的遊戲題庫</w:t>
-      </w:r>
-    </w:p>
-    <w:p>
+        <w:t xml:space="preserve">14.2 </w:t>
+      </w:r>
       <w:r>
         <w:rPr>
           <w:sz w:val="21"/>
         </w:rPr>
-        <w:t>本機模式只使用目前裝置內的個人題庫，不會顯示或讀取管理者題庫。遊戲頁會直接顯示「我的題庫」及本機限制說明。若題目不足，請先在目前裝置新增題目後再開始遊戲。</w:t>
+        <w:t>本機模式的遊戲題庫</w:t>
       </w:r>
     </w:p>
     <w:p>
+      <w:r>
+        <w:t>本機模式只使用目前裝置內的個人題庫，不會顯示或讀取管理者題庫。遊戲頁會直接顯示「我的題庫」及本機限制說明。若題目不足，請先在目前裝置新增題目後再開始遊戲。</w:t>
+      </w:r>
+    </w:p>
+    <w:p>
+      <w:r>
+        <w:t>本機答題紀錄只保存在目前裝置，不受雲端免費版</w:t>
+      </w:r>
+      <w:r>
+        <w:t xml:space="preserve"> 30 </w:t>
+      </w:r>
+      <w:r>
+        <w:t>天或雲端</w:t>
+      </w:r>
+      <w:r>
+        <w:t xml:space="preserve"> Plus 1 </w:t>
+      </w:r>
+      <w:r>
+        <w:t>年的保留期限影響，資料不限量並永久保留，除非使用者自行刪除網站資料、</w:t>
+      </w:r>
+      <w:r>
+        <w:t xml:space="preserve">App </w:t>
+      </w:r>
+      <w:r>
+        <w:t>資料或移除應用程式。</w:t>
+      </w:r>
+    </w:p>
+    <w:p>
+      <w:pPr>
+        <w:pStyle w:val="21"/>
+      </w:pPr>
       <w:r>
         <w:rPr>
           <w:sz w:val="21"/>
         </w:rPr>
-        <w:t>本機答題紀錄只保存在目前裝置，不受雲端免費版 30 天或雲端 Plus 1 年的保留期限影響，資料不限量並永久保留，除非使用者自行刪除網站資料、App 資料或移除應用程式。</w:t>
-      </w:r>
-    </w:p>
-    <w:p>
-      <w:pPr>
-        <w:pStyle w:val="Heading2"/>
-      </w:pPr>
+        <w:t xml:space="preserve">14.3 </w:t>
+      </w:r>
       <w:r>
         <w:rPr>
           <w:sz w:val="21"/>
         </w:rPr>
-        <w:t>14.3 月曆載入</w:t>
+        <w:t>月曆載入</w:t>
       </w:r>
     </w:p>
     <w:p>
       <w:r>
-        <w:rPr>
-          <w:sz w:val="21"/>
-        </w:rPr>
-        <w:t>進入月曆時，系統會同時載入當月行程與假日。若當天沒有需要展開的週期事件，系統不會再次下載同一月份，因此當月內容應更快出現。</w:t>
+        <w:t>進入月曆時，系統會同時載入當月行程與假日。若當天沒有需要展開的週期事件，系統</w:t>
+      </w:r>
+      <w:r>
+        <w:t>不會再次下載同一月份，因此當月內容應更快出現。</w:t>
       </w:r>
     </w:p>
     <w:p>
@@ -2758,16 +3376,21 @@
     </w:p>
     <w:p>
       <w:pPr>
-        <w:pStyle w:val="Heading1"/>
-        <w:keepNext/>
+        <w:pStyle w:val="1"/>
       </w:pPr>
       <w:r>
         <w:rPr>
-          <w:rFonts w:ascii="Microsoft JhengHei" w:hAnsi="Microsoft JhengHei" w:eastAsia="Microsoft JhengHei"/>
-          <w:b/>
+          <w:rFonts w:ascii="Microsoft JhengHei" w:eastAsia="Microsoft JhengHei" w:hAnsi="Microsoft JhengHei"/>
           <w:sz w:val="28"/>
         </w:rPr>
-        <w:t>15 大量圖片與分享紀錄的操作</w:t>
+        <w:t xml:space="preserve">15 </w:t>
+      </w:r>
+      <w:r>
+        <w:rPr>
+          <w:rFonts w:ascii="Microsoft JhengHei" w:eastAsia="Microsoft JhengHei" w:hAnsi="Microsoft JhengHei"/>
+          <w:sz w:val="28"/>
+        </w:rPr>
+        <w:t>大量圖片與分享紀錄的操作</w:t>
       </w:r>
     </w:p>
     <w:p>
@@ -2776,7 +3399,6 @@
       </w:pPr>
       <w:r>
         <w:rPr>
-          <w:rFonts w:ascii="Microsoft JhengHei" w:hAnsi="Microsoft JhengHei" w:eastAsia="Microsoft JhengHei"/>
           <w:sz w:val="22"/>
         </w:rPr>
         <w:t>本次調整改善管理者查看多張意見回饋圖片，以及使用者管理大量行事曆分享事件時的操作流暢度。資料內容、權限與取消分享方式不變。</w:t>
@@ -2784,26 +3406,30 @@
     </w:p>
     <w:p>
       <w:pPr>
-        <w:pStyle w:val="Heading2"/>
-        <w:keepNext/>
+        <w:pStyle w:val="21"/>
       </w:pPr>
       <w:r>
         <w:rPr>
-          <w:rFonts w:ascii="Microsoft JhengHei" w:hAnsi="Microsoft JhengHei" w:eastAsia="Microsoft JhengHei"/>
-          <w:b/>
+          <w:rFonts w:ascii="Microsoft JhengHei" w:eastAsia="Microsoft JhengHei" w:hAnsi="Microsoft JhengHei"/>
           <w:sz w:val="24"/>
         </w:rPr>
-        <w:t>15.1 查看意見回饋圖片</w:t>
+        <w:t xml:space="preserve">15.1 </w:t>
+      </w:r>
+      <w:r>
+        <w:rPr>
+          <w:rFonts w:ascii="Microsoft JhengHei" w:eastAsia="Microsoft JhengHei" w:hAnsi="Microsoft JhengHei"/>
+          <w:sz w:val="24"/>
+        </w:rPr>
+        <w:t>查看意見回饋圖片</w:t>
       </w:r>
     </w:p>
     <w:p>
       <w:pPr>
-        <w:pStyle w:val="ListBullet"/>
+        <w:pStyle w:val="a0"/>
         <w:spacing w:after="80"/>
       </w:pPr>
       <w:r>
         <w:rPr>
-          <w:rFonts w:ascii="Microsoft JhengHei" w:hAnsi="Microsoft JhengHei" w:eastAsia="Microsoft JhengHei"/>
           <w:sz w:val="22"/>
         </w:rPr>
         <w:t>開啟一筆意見回饋時，只載入目前看得到的縮圖；左右滑動後才載入後續圖片。</w:t>
@@ -2811,12 +3437,11 @@
     </w:p>
     <w:p>
       <w:pPr>
-        <w:pStyle w:val="ListBullet"/>
+        <w:pStyle w:val="a0"/>
         <w:spacing w:after="80"/>
       </w:pPr>
       <w:r>
         <w:rPr>
-          <w:rFonts w:ascii="Microsoft JhengHei" w:hAnsi="Microsoft JhengHei" w:eastAsia="Microsoft JhengHei"/>
           <w:sz w:val="22"/>
         </w:rPr>
         <w:t>點選縮圖可開啟原尺寸預覽並縮放；縮圖載入期間會顯示進度，無法解析時顯示損壞圖片圖示。</w:t>
@@ -2824,12 +3449,11 @@
     </w:p>
     <w:p>
       <w:pPr>
-        <w:pStyle w:val="ListBullet"/>
+        <w:pStyle w:val="a0"/>
         <w:spacing w:after="80"/>
       </w:pPr>
       <w:r>
         <w:rPr>
-          <w:rFonts w:ascii="Microsoft JhengHei" w:hAnsi="Microsoft JhengHei" w:eastAsia="Microsoft JhengHei"/>
           <w:sz w:val="22"/>
         </w:rPr>
         <w:t>圖片很多時可直接滑動查看，不必等待全部圖片完成解碼。</w:t>
@@ -2837,26 +3461,30 @@
     </w:p>
     <w:p>
       <w:pPr>
-        <w:pStyle w:val="Heading2"/>
-        <w:keepNext/>
+        <w:pStyle w:val="21"/>
       </w:pPr>
       <w:r>
         <w:rPr>
-          <w:rFonts w:ascii="Microsoft JhengHei" w:hAnsi="Microsoft JhengHei" w:eastAsia="Microsoft JhengHei"/>
-          <w:b/>
+          <w:rFonts w:ascii="Microsoft JhengHei" w:eastAsia="Microsoft JhengHei" w:hAnsi="Microsoft JhengHei"/>
           <w:sz w:val="24"/>
         </w:rPr>
-        <w:t>15.2 管理大量已分享事件</w:t>
+        <w:t xml:space="preserve">15.2 </w:t>
+      </w:r>
+      <w:r>
+        <w:rPr>
+          <w:rFonts w:ascii="Microsoft JhengHei" w:eastAsia="Microsoft JhengHei" w:hAnsi="Microsoft JhengHei"/>
+          <w:sz w:val="24"/>
+        </w:rPr>
+        <w:t>管理大量已分享事件</w:t>
       </w:r>
     </w:p>
     <w:p>
       <w:pPr>
-        <w:pStyle w:val="ListBullet"/>
+        <w:pStyle w:val="a0"/>
         <w:spacing w:after="80"/>
       </w:pPr>
       <w:r>
         <w:rPr>
-          <w:rFonts w:ascii="Microsoft JhengHei" w:hAnsi="Microsoft JhengHei" w:eastAsia="Microsoft JhengHei"/>
           <w:sz w:val="22"/>
         </w:rPr>
         <w:t>在行事曆的分享管理中展開收件者，即可查看已分享給該收件者的事件。</w:t>
@@ -2864,12 +3492,11 @@
     </w:p>
     <w:p>
       <w:pPr>
-        <w:pStyle w:val="ListBullet"/>
+        <w:pStyle w:val="a0"/>
         <w:spacing w:after="80"/>
       </w:pPr>
       <w:r>
         <w:rPr>
-          <w:rFonts w:ascii="Microsoft JhengHei" w:hAnsi="Microsoft JhengHei" w:eastAsia="Microsoft JhengHei"/>
           <w:sz w:val="22"/>
         </w:rPr>
         <w:t>事件很多時，清單只建立畫面可見項目；在區塊內上下捲動可繼續查看。</w:t>
@@ -2877,19 +3504,1805 @@
     </w:p>
     <w:p>
       <w:pPr>
-        <w:pStyle w:val="ListBullet"/>
+        <w:pStyle w:val="a0"/>
         <w:spacing w:after="80"/>
       </w:pPr>
       <w:r>
         <w:rPr>
-          <w:rFonts w:ascii="Microsoft JhengHei" w:hAnsi="Microsoft JhengHei" w:eastAsia="Microsoft JhengHei"/>
           <w:sz w:val="22"/>
         </w:rPr>
         <w:t>可取消單一事件分享，或使用全部取消停止該次分享；其他收件者與未取消事件不受影響。</w:t>
       </w:r>
+      <w:r>
+        <w:rPr>
+          <w:sz w:val="22"/>
+        </w:rPr>
+        <w:t>2026</w:t>
+      </w:r>
+      <w:r>
+        <w:rPr>
+          <w:rFonts w:eastAsia="新細明體" w:cs="新細明體" w:hint="eastAsia"/>
+          <w:sz w:val="22"/>
+        </w:rPr>
+        <w:t>年</w:t>
+      </w:r>
+      <w:r>
+        <w:rPr>
+          <w:sz w:val="22"/>
+        </w:rPr>
+        <w:t>9</w:t>
+      </w:r>
+      <w:r>
+        <w:rPr>
+          <w:rFonts w:eastAsia="新細明體" w:cs="新細明體" w:hint="eastAsia"/>
+          <w:sz w:val="22"/>
+        </w:rPr>
+        <w:t>月本機模式更新</w:t>
+      </w:r>
+    </w:p>
+    <w:p>
+      <w:pPr>
+        <w:pStyle w:val="a0"/>
+        <w:spacing w:after="80"/>
+      </w:pPr>
+      <w:r>
+        <w:rPr>
+          <w:rFonts w:eastAsia="新細明體" w:cs="新細明體" w:hint="eastAsia"/>
+        </w:rPr>
+        <w:t>本機模式的使用條件</w:t>
+      </w:r>
+    </w:p>
+    <w:p>
+      <w:pPr>
+        <w:pStyle w:val="a0"/>
+        <w:spacing w:after="80"/>
+      </w:pPr>
+      <w:r>
+        <w:rPr>
+          <w:rFonts w:eastAsia="新細明體" w:cs="新細明體" w:hint="eastAsia"/>
+        </w:rPr>
+        <w:t>第一次登入、登入狀態失效、切換帳號與瀏覽推薦活動或景點時仍需要網路。本機模式代表個人資料儲存在目前裝置，不代表所有功能都能完全離線。</w:t>
+      </w:r>
+    </w:p>
+    <w:p>
+      <w:pPr>
+        <w:pStyle w:val="a0"/>
+        <w:numPr>
+          <w:ilvl w:val="0"/>
+          <w:numId w:val="0"/>
+        </w:numPr>
+        <w:spacing w:after="80"/>
+        <w:rPr>
+          <w:rFonts w:eastAsia="新細明體" w:cs="新細明體" w:hint="eastAsia"/>
+        </w:rPr>
+      </w:pPr>
+      <w:r>
+        <w:rPr>
+          <w:rFonts w:eastAsia="新細明體" w:cs="新細明體" w:hint="eastAsia"/>
+        </w:rPr>
+        <w:t>登入狀態仍有效且已選擇此裝置時，行事曆、記帳、積分與回憶等個人資料會優先從目前裝置讀取。</w:t>
+      </w:r>
+    </w:p>
+    <w:p>
+      <w:pPr>
+        <w:pStyle w:val="a0"/>
+        <w:numPr>
+          <w:ilvl w:val="0"/>
+          <w:numId w:val="10"/>
+        </w:numPr>
+        <w:spacing w:after="80"/>
+      </w:pPr>
+      <w:r>
+        <w:rPr>
+          <w:rFonts w:eastAsia="新細明體" w:cs="新細明體" w:hint="eastAsia"/>
+        </w:rPr>
+        <w:t>本機題庫與答題紀錄只存在目前裝置；本機模式不提供管理者題庫。</w:t>
+      </w:r>
+    </w:p>
+    <w:p>
+      <w:pPr>
+        <w:pStyle w:val="a0"/>
+        <w:numPr>
+          <w:ilvl w:val="0"/>
+          <w:numId w:val="0"/>
+        </w:numPr>
+        <w:spacing w:after="80"/>
+        <w:rPr>
+          <w:rFonts w:eastAsia="新細明體" w:cs="新細明體" w:hint="eastAsia"/>
+        </w:rPr>
+      </w:pPr>
+      <w:r>
+        <w:rPr>
+          <w:rFonts w:eastAsia="新細明體" w:cs="新細明體" w:hint="eastAsia"/>
+        </w:rPr>
+        <w:t>裝置與瀏覽器注意事項</w:t>
+      </w:r>
+    </w:p>
+    <w:p>
+      <w:pPr>
+        <w:pStyle w:val="a0"/>
+        <w:numPr>
+          <w:ilvl w:val="0"/>
+          <w:numId w:val="0"/>
+        </w:numPr>
+        <w:spacing w:after="80"/>
+        <w:rPr>
+          <w:rFonts w:eastAsia="新細明體" w:cs="新細明體" w:hint="eastAsia"/>
+        </w:rPr>
+      </w:pPr>
+      <w:r>
+        <w:t xml:space="preserve">Web </w:t>
+      </w:r>
+      <w:r>
+        <w:rPr>
+          <w:rFonts w:eastAsia="新細明體" w:cs="新細明體" w:hint="eastAsia"/>
+        </w:rPr>
+        <w:t>本機資料存放在該網站的瀏覽器</w:t>
+      </w:r>
+      <w:r>
+        <w:t xml:space="preserve"> IndexedDB</w:t>
+      </w:r>
+      <w:r>
+        <w:rPr>
+          <w:rFonts w:eastAsia="新細明體" w:cs="新細明體" w:hint="eastAsia"/>
+        </w:rPr>
+        <w:t>。</w:t>
+      </w:r>
+      <w:r>
+        <w:t xml:space="preserve">Hot reload </w:t>
+      </w:r>
+      <w:r>
+        <w:rPr>
+          <w:rFonts w:eastAsia="新細明體" w:cs="新細明體" w:hint="eastAsia"/>
+        </w:rPr>
+        <w:t>通常不會清除資料。</w:t>
+      </w:r>
+    </w:p>
+    <w:p>
+      <w:pPr>
+        <w:pStyle w:val="a0"/>
+        <w:numPr>
+          <w:ilvl w:val="0"/>
+          <w:numId w:val="10"/>
+        </w:numPr>
+        <w:spacing w:after="80"/>
+      </w:pPr>
+      <w:r>
+        <w:rPr>
+          <w:rFonts w:eastAsia="新細明體" w:cs="新細明體" w:hint="eastAsia"/>
+        </w:rPr>
+        <w:t>清除網站資料、清除瀏覽器資料、使用無痕模式、換瀏覽器或換裝置後，原本資料不會自動出現。</w:t>
+      </w:r>
+    </w:p>
+    <w:p>
+      <w:pPr>
+        <w:pStyle w:val="a0"/>
+        <w:numPr>
+          <w:ilvl w:val="0"/>
+          <w:numId w:val="0"/>
+        </w:numPr>
+        <w:spacing w:after="80"/>
+        <w:rPr>
+          <w:rFonts w:eastAsia="新細明體" w:cs="新細明體" w:hint="eastAsia"/>
+        </w:rPr>
+      </w:pPr>
+      <w:r>
+        <w:rPr>
+          <w:rFonts w:eastAsia="新細明體" w:cs="新細明體" w:hint="eastAsia"/>
+        </w:rPr>
+        <w:t>手機、平板與電腦各自是不同的本機資料位置，請在切換或清除資料前先確認。</w:t>
+      </w:r>
+    </w:p>
+    <w:p>
+      <w:pPr>
+        <w:pStyle w:val="a0"/>
+        <w:numPr>
+          <w:ilvl w:val="0"/>
+          <w:numId w:val="10"/>
+        </w:numPr>
+        <w:spacing w:after="80"/>
+      </w:pPr>
+      <w:r>
+        <w:rPr>
+          <w:rFonts w:eastAsia="新細明體" w:cs="新細明體" w:hint="eastAsia"/>
+        </w:rPr>
+        <w:t>切換儲存位置</w:t>
+      </w:r>
+    </w:p>
+    <w:p>
+      <w:pPr>
+        <w:pStyle w:val="a0"/>
+        <w:numPr>
+          <w:ilvl w:val="0"/>
+          <w:numId w:val="10"/>
+        </w:numPr>
+        <w:spacing w:after="80"/>
+      </w:pPr>
+      <w:r>
+        <w:rPr>
+          <w:rFonts w:eastAsia="新細明體" w:cs="新細明體" w:hint="eastAsia"/>
+        </w:rPr>
+        <w:t>雲端轉本機時，系統會先複製個人資料到目前裝置，確認成功後才刪除對應的雲端資料。</w:t>
+      </w:r>
+    </w:p>
+    <w:p>
+      <w:pPr>
+        <w:pStyle w:val="a0"/>
+        <w:numPr>
+          <w:ilvl w:val="0"/>
+          <w:numId w:val="0"/>
+        </w:numPr>
+        <w:spacing w:after="80"/>
+        <w:rPr>
+          <w:rFonts w:eastAsia="新細明體" w:cs="新細明體" w:hint="eastAsia"/>
+        </w:rPr>
+      </w:pPr>
+      <w:r>
+        <w:rPr>
+          <w:rFonts w:eastAsia="新細明體" w:cs="新細明體" w:hint="eastAsia"/>
+        </w:rPr>
+        <w:t>本機轉雲端前會檢查方案額度；超出額度時整批取消，不會只上傳部分資料。</w:t>
+      </w:r>
+    </w:p>
+    <w:p>
+      <w:pPr>
+        <w:pStyle w:val="a0"/>
+        <w:numPr>
+          <w:ilvl w:val="0"/>
+          <w:numId w:val="11"/>
+        </w:numPr>
+        <w:spacing w:after="80"/>
+      </w:pPr>
+      <w:r>
+        <w:rPr>
+          <w:rFonts w:eastAsia="新細明體" w:cs="新細明體" w:hint="eastAsia"/>
+        </w:rPr>
+        <w:t>切換成功後以新模式讀取資料，另一模式的個人資料會依確認內容刪除。</w:t>
+      </w:r>
+    </w:p>
+    <w:p>
+      <w:pPr>
+        <w:pStyle w:val="a0"/>
+        <w:numPr>
+          <w:ilvl w:val="0"/>
+          <w:numId w:val="0"/>
+        </w:numPr>
+        <w:spacing w:after="80"/>
+        <w:rPr>
+          <w:rFonts w:eastAsia="新細明體" w:cs="新細明體" w:hint="eastAsia"/>
+        </w:rPr>
+      </w:pPr>
+      <w:r>
+        <w:rPr>
+          <w:rFonts w:eastAsia="新細明體" w:cs="新細明體" w:hint="eastAsia"/>
+        </w:rPr>
+        <w:t>登入與首頁載入</w:t>
+      </w:r>
+    </w:p>
+    <w:p>
+      <w:pPr>
+        <w:pStyle w:val="a0"/>
+        <w:numPr>
+          <w:ilvl w:val="0"/>
+          <w:numId w:val="0"/>
+        </w:numPr>
+        <w:spacing w:after="80"/>
+        <w:rPr>
+          <w:rFonts w:eastAsia="新細明體" w:cs="新細明體" w:hint="eastAsia"/>
+        </w:rPr>
+      </w:pPr>
+      <w:r>
+        <w:rPr>
+          <w:rFonts w:eastAsia="新細明體" w:cs="新細明體" w:hint="eastAsia"/>
+        </w:rPr>
+        <w:t>切換帳號時，畫面會先清除上一個帳號的行事曆與首頁資料，再載入目前帳號。</w:t>
+      </w:r>
+    </w:p>
+    <w:p>
+      <w:pPr>
+        <w:pStyle w:val="a0"/>
+        <w:numPr>
+          <w:ilvl w:val="0"/>
+          <w:numId w:val="11"/>
+        </w:numPr>
+        <w:spacing w:after="80"/>
+      </w:pPr>
+      <w:r>
+        <w:rPr>
+          <w:rFonts w:eastAsia="新細明體" w:cs="新細明體" w:hint="eastAsia"/>
+        </w:rPr>
+        <w:t>本機模式下，首頁行程、記帳與積分會讀取目前裝置；推薦活動與景點仍屬雲端公開內容，需要網路。</w:t>
+      </w:r>
+    </w:p>
+    <w:p>
+      <w:pPr>
+        <w:pStyle w:val="a0"/>
+        <w:numPr>
+          <w:ilvl w:val="0"/>
+          <w:numId w:val="0"/>
+        </w:numPr>
+        <w:spacing w:after="80"/>
+        <w:rPr>
+          <w:rFonts w:eastAsia="新細明體" w:cs="新細明體" w:hint="eastAsia"/>
+        </w:rPr>
+      </w:pPr>
+      <w:r>
+        <w:rPr>
+          <w:rFonts w:eastAsia="新細明體" w:cs="新細明體" w:hint="eastAsia"/>
+        </w:rPr>
+        <w:t>公開內容無法連線時，不應阻塞本機個人資料顯示。</w:t>
+      </w:r>
+    </w:p>
+    <w:p>
+      <w:pPr>
+        <w:pStyle w:val="a0"/>
+        <w:numPr>
+          <w:ilvl w:val="0"/>
+          <w:numId w:val="11"/>
+        </w:numPr>
+        <w:spacing w:after="80"/>
+      </w:pPr>
+      <w:r>
+        <w:rPr>
+          <w:rFonts w:eastAsia="新細明體" w:cs="新細明體" w:hint="eastAsia"/>
+        </w:rPr>
+        <w:t>完成事件與提醒</w:t>
+      </w:r>
+    </w:p>
+    <w:p>
+      <w:pPr>
+        <w:pStyle w:val="a0"/>
+        <w:numPr>
+          <w:ilvl w:val="0"/>
+          <w:numId w:val="11"/>
+        </w:numPr>
+        <w:spacing w:after="80"/>
+      </w:pPr>
+      <w:r>
+        <w:rPr>
+          <w:rFonts w:eastAsia="新細明體" w:cs="新細明體" w:hint="eastAsia"/>
+        </w:rPr>
+        <w:t>雲端模式會同步事件完成狀態；在</w:t>
+      </w:r>
+      <w:r>
+        <w:t xml:space="preserve"> Web </w:t>
+      </w:r>
+      <w:r>
+        <w:rPr>
+          <w:rFonts w:eastAsia="新細明體" w:cs="新細明體" w:hint="eastAsia"/>
+        </w:rPr>
+        <w:t>完成事件後，手機重新進入</w:t>
+      </w:r>
+      <w:r>
+        <w:t xml:space="preserve"> App </w:t>
+      </w:r>
+      <w:r>
+        <w:rPr>
+          <w:rFonts w:eastAsia="新細明體" w:cs="新細明體" w:hint="eastAsia"/>
+        </w:rPr>
+        <w:t>時會取消該事件尚未送出的本機提醒。</w:t>
+      </w:r>
+    </w:p>
+    <w:p>
+      <w:pPr>
+        <w:pStyle w:val="a0"/>
+        <w:numPr>
+          <w:ilvl w:val="0"/>
+          <w:numId w:val="0"/>
+        </w:numPr>
+        <w:spacing w:after="80"/>
+        <w:rPr>
+          <w:rFonts w:eastAsia="新細明體" w:cs="新細明體" w:hint="eastAsia"/>
+        </w:rPr>
+      </w:pPr>
+      <w:r>
+        <w:rPr>
+          <w:rFonts w:eastAsia="新細明體" w:cs="新細明體" w:hint="eastAsia"/>
+        </w:rPr>
+        <w:t>本機模式只依目前裝置保存的完成狀態與提醒排程處理。</w:t>
+      </w:r>
+    </w:p>
+    <w:p>
+      <w:pPr>
+        <w:pStyle w:val="a0"/>
+        <w:numPr>
+          <w:ilvl w:val="0"/>
+          <w:numId w:val="12"/>
+        </w:numPr>
+        <w:spacing w:after="80"/>
+      </w:pPr>
+      <w:r>
+        <w:rPr>
+          <w:rFonts w:eastAsia="新細明體" w:cs="新細明體" w:hint="eastAsia"/>
+        </w:rPr>
+        <w:t>事件完成後不應再建立新的提醒；修改日期時間後應取消舊排程並建立新排程。</w:t>
+      </w:r>
+    </w:p>
+    <w:p>
+      <w:pPr>
+        <w:pStyle w:val="a0"/>
+        <w:numPr>
+          <w:ilvl w:val="0"/>
+          <w:numId w:val="0"/>
+        </w:numPr>
+        <w:spacing w:after="80"/>
+      </w:pPr>
+      <w:r>
+        <w:br w:type="page"/>
+      </w:r>
+    </w:p>
+    <w:p>
+      <w:pPr>
+        <w:pStyle w:val="1"/>
+      </w:pPr>
+      <w:r>
+        <w:t>2026 年 9 月本機模式、方案權限與題庫檢查更新</w:t>
+      </w:r>
+    </w:p>
+    <w:p>
+      <w:r>
+        <w:rPr>
+          <w:i/>
+        </w:rPr>
+        <w:t>本節同步 2026 年 9 月 9 日完成的產品行為與安全檢查。</w:t>
+      </w:r>
+    </w:p>
+    <w:p>
+      <w:pPr>
+        <w:pStyle w:val="21"/>
+      </w:pPr>
+      <w:r>
+        <w:t>本機 Plus 與資料儲存位置</w:t>
+      </w:r>
+    </w:p>
+    <w:p>
+      <w:r>
+        <w:t>「儲存位置」會依目前帳號的有效方案決定是否可以選擇「此裝置」。一般使用者只有在後端已開通有效的本機 Plus 權益後才能切換；未開通時選項仍會顯示，但會停用並說明原因。管理者不受此限制。</w:t>
+      </w:r>
+    </w:p>
+    <w:p>
+      <w:pPr>
+        <w:pStyle w:val="a0"/>
+      </w:pPr>
+      <w:r>
+        <w:t>方案與訂閱畫面以訂閱狀態中的方案為準，不會再因額度資料的第一筆內容而顯示錯誤方案。</w:t>
+      </w:r>
+    </w:p>
+    <w:p>
+      <w:pPr>
+        <w:pStyle w:val="a0"/>
+      </w:pPr>
+      <w:r>
+        <w:t>本機模式的個人資料只存在目前手機、平板、電腦或瀏覽器；清除網站資料、移除 App、換瀏覽器或換裝置後，不會自動出現。</w:t>
+      </w:r>
+    </w:p>
+    <w:p>
+      <w:pPr>
+        <w:pStyle w:val="a0"/>
+      </w:pPr>
+      <w:r>
+        <w:t>切換資料儲存位置前仍須閱讀搬移及刪除提示並確認；切換完成後，以新位置作為唯一個人資料來源。</w:t>
+      </w:r>
+    </w:p>
+    <w:p>
+      <w:pPr>
+        <w:pStyle w:val="a0"/>
+      </w:pPr>
+      <w:r>
+        <w:t>本機模式不會讀取管理者題庫；題庫、答題紀錄與個人資料均以目前裝置內容為準。</w:t>
+      </w:r>
+    </w:p>
+    <w:p>
+      <w:pPr>
+        <w:pStyle w:val="21"/>
+      </w:pPr>
+      <w:r>
+        <w:t>進入遊戲前的題庫可用性檢查</w:t>
+      </w:r>
+    </w:p>
+    <w:p>
+      <w:r>
+        <w:t>不論選擇管理者題庫、自己的雲端題庫或本機題庫，開始遊戲前都會先檢查該題庫是否足以遊玩。</w:t>
+      </w:r>
+    </w:p>
+    <w:tbl>
+      <w:tblPr>
+        <w:tblStyle w:val="aff2"/>
+        <w:tblW w:type="auto" w:w="0"/>
+        <w:tblLayout w:type="autofit"/>
+        <w:tblLook w:firstColumn="1" w:firstRow="1" w:lastColumn="0" w:lastRow="0" w:noHBand="0" w:noVBand="1" w:val="04A0"/>
+      </w:tblPr>
+      <w:tblGrid>
+        <w:gridCol w:w="3324"/>
+        <w:gridCol w:w="3324"/>
+        <w:gridCol w:w="3324"/>
+      </w:tblGrid>
+      <w:tr>
+        <w:trPr>
+          <w:tblHeader w:val="true"/>
+        </w:trPr>
+        <w:tc>
+          <w:tcPr>
+            <w:tcW w:type="dxa" w:w="3324"/>
+            <w:shd w:fill="D9EAF7"/>
+            <w:vAlign w:val="center"/>
+          </w:tcPr>
+          <w:p>
+            <w:r>
+              <w:rPr>
+                <w:b/>
+              </w:rPr>
+              <w:t>遊戲類型</w:t>
+            </w:r>
+          </w:p>
+        </w:tc>
+        <w:tc>
+          <w:tcPr>
+            <w:tcW w:type="dxa" w:w="3324"/>
+            <w:shd w:fill="D9EAF7"/>
+            <w:vAlign w:val="center"/>
+          </w:tcPr>
+          <w:p>
+            <w:r>
+              <w:rPr>
+                <w:b/>
+              </w:rPr>
+              <w:t>最低條件</w:t>
+            </w:r>
+          </w:p>
+        </w:tc>
+        <w:tc>
+          <w:tcPr>
+            <w:tcW w:type="dxa" w:w="3324"/>
+            <w:shd w:fill="D9EAF7"/>
+            <w:vAlign w:val="center"/>
+          </w:tcPr>
+          <w:p>
+            <w:r>
+              <w:rPr>
+                <w:b/>
+              </w:rPr>
+              <w:t>不足時的結果</w:t>
+            </w:r>
+          </w:p>
+        </w:tc>
+      </w:tr>
+      <w:tr>
+        <w:tc>
+          <w:tcPr>
+            <w:tcW w:type="dxa" w:w="3324"/>
+          </w:tcPr>
+          <w:p>
+            <w:r>
+              <w:t>翻譯類遊戲</w:t>
+            </w:r>
+          </w:p>
+        </w:tc>
+        <w:tc>
+          <w:tcPr>
+            <w:tcW w:type="dxa" w:w="3324"/>
+          </w:tcPr>
+          <w:p>
+            <w:r>
+              <w:t>目前關卡可用題目合計至少 3 題；不再要求每個分類各有 3 題。</w:t>
+            </w:r>
+          </w:p>
+        </w:tc>
+        <w:tc>
+          <w:tcPr>
+            <w:tcW w:type="dxa" w:w="3324"/>
+          </w:tcPr>
+          <w:p>
+            <w:r>
+              <w:t>停留在遊戲列表並顯示至少需要 3 題。</w:t>
+            </w:r>
+          </w:p>
+        </w:tc>
+      </w:tr>
+      <w:tr>
+        <w:tc>
+          <w:tcPr>
+            <w:tcW w:type="dxa" w:w="3324"/>
+          </w:tcPr>
+          <w:p>
+            <w:r>
+              <w:t>Social</w:t>
+            </w:r>
+          </w:p>
+        </w:tc>
+        <w:tc>
+          <w:tcPr>
+            <w:tcW w:type="dxa" w:w="3324"/>
+          </w:tcPr>
+          <w:p>
+            <w:r>
+              <w:t>至少 1 個啟用情境，而且該情境至少有 3 個答案選項。</w:t>
+            </w:r>
+          </w:p>
+        </w:tc>
+        <w:tc>
+          <w:tcPr>
+            <w:tcW w:type="dxa" w:w="3324"/>
+          </w:tcPr>
+          <w:p>
+            <w:r>
+              <w:t>停留在遊戲列表並提示題庫不足。</w:t>
+            </w:r>
+          </w:p>
+        </w:tc>
+      </w:tr>
+      <w:tr>
+        <w:tc>
+          <w:tcPr>
+            <w:tcW w:type="dxa" w:w="3324"/>
+          </w:tcPr>
+          <w:p>
+            <w:r>
+              <w:t>其他題庫遊戲</w:t>
+            </w:r>
+          </w:p>
+        </w:tc>
+        <w:tc>
+          <w:tcPr>
+            <w:tcW w:type="dxa" w:w="3324"/>
+          </w:tcPr>
+          <w:p>
+            <w:r>
+              <w:t>目前關卡至少 1 題啟用且可用的題目。</w:t>
+            </w:r>
+          </w:p>
+        </w:tc>
+        <w:tc>
+          <w:tcPr>
+            <w:tcW w:type="dxa" w:w="3324"/>
+          </w:tcPr>
+          <w:p>
+            <w:r>
+              <w:t>停留在遊戲列表並提示題庫為空。</w:t>
+            </w:r>
+          </w:p>
+        </w:tc>
+      </w:tr>
+    </w:tbl>
+    <w:p>
+      <w:r>
+        <w:t>範例：翻譯類遊戲在同一關卡有 A 分類 1 題、B 分類 2 題，合計為 3 題，現在可以開始遊戲。</w:t>
+      </w:r>
+    </w:p>
+    <w:p>
+      <w:pPr>
+        <w:pStyle w:val="21"/>
+      </w:pPr>
+      <w:r>
+        <w:t>本機題庫與帳戶資料</w:t>
+      </w:r>
+    </w:p>
+    <w:p>
+      <w:pPr>
+        <w:pStyle w:val="a0"/>
+      </w:pPr>
+      <w:r>
+        <w:t>本機新增、編輯、停用、啟用與刪除題目只會修改此裝置，不會誤寫入雲端。</w:t>
+      </w:r>
+    </w:p>
+    <w:p>
+      <w:pPr>
+        <w:pStyle w:val="a0"/>
+      </w:pPr>
+      <w:r>
+        <w:t>本機題庫的分類選單、重複題目檢查與遊戲讀題皆使用本機資料。</w:t>
+      </w:r>
+    </w:p>
+    <w:p>
+      <w:pPr>
+        <w:pStyle w:val="a0"/>
+      </w:pPr>
+      <w:r>
+        <w:t>刪除本機記帳或積分帳戶後，首頁原先選取的該帳戶會一併清除，避免首頁繼續顯示已不存在的帳戶。</w:t>
+      </w:r>
+    </w:p>
+    <w:p>
+      <w:pPr>
+        <w:pStyle w:val="a0"/>
+      </w:pPr>
+      <w:r>
+        <w:t>完成或刪除本機行事曆事件與回憶時，不會在本機找不到資料後改去操作雲端。</w:t>
+      </w:r>
+    </w:p>
+    <w:p>
+      <w:pPr>
+        <w:pStyle w:val="a0"/>
+      </w:pPr>
+      <w:r>
+        <w:t>本機模式不提供行事曆分享；如需分享，請先使用具備雲端權限的資料模式。</w:t>
+      </w:r>
+    </w:p>
+    <w:p>
+      <w:pPr>
+        <w:pStyle w:val="21"/>
+      </w:pPr>
+      <w:r>
+        <w:t>連線與啟動注意事項</w:t>
+      </w:r>
+    </w:p>
+    <w:p>
+      <w:r>
+        <w:t>本機模式代表個人內容儲存在此裝置，不代表完全離線帳號。首次登入、登入狀態驗證、方案確認及部分公開內容仍可能需要網路。已登入後若暫時斷線，系統會優先顯示可用的本機個人資料；天氣等網路服務會略過或稍後再載入，不應阻塞行事曆主畫面。</w:t>
+      </w:r>
+      <w:r>
+        <w:br w:type="page"/>
+      </w:r>
+    </w:p>
+    <w:p>
+      <w:pPr>
+        <w:pStyle w:val="1"/>
+      </w:pPr>
+      <w:r>
+        <w:t>2026 年 9 月訂閱方案與資料額度更新</w:t>
+      </w:r>
+    </w:p>
+    <w:p>
+      <w:r>
+        <w:t>本節說明雲端免費版、雲端 Plus 與本機 Plus 的差異，以及額度、到期與資料搬移的操作方式。實際可用額度以方案與訂閱頁最上方的目前方案與實際額度為準。</w:t>
+      </w:r>
+    </w:p>
+    <w:p>
+      <w:pPr>
+        <w:pStyle w:val="21"/>
+      </w:pPr>
+      <w:r>
+        <w:t>查看目前方案與額度</w:t>
+      </w:r>
+    </w:p>
+    <w:p>
+      <w:pPr>
+        <w:pStyle w:val="a0"/>
+      </w:pPr>
+      <w:r>
+        <w:t>開啟方案與訂閱後，先查看目前使用的儲存位置與方案。雲端模式只顯示雲端方案，本機模式只顯示本機 Plus，避免混淆。</w:t>
+      </w:r>
+    </w:p>
+    <w:p>
+      <w:pPr>
+        <w:pStyle w:val="a0"/>
+      </w:pPr>
+      <w:r>
+        <w:t>額度列會顯示已使用數量與可用上限。本機 Plus 的個人資料顯示不限量；本機模式不提供共用行事曆。</w:t>
+      </w:r>
+    </w:p>
+    <w:p>
+      <w:pPr>
+        <w:pStyle w:val="a0"/>
+      </w:pPr>
+      <w:r>
+        <w:t>有效日期若跨年度會顯示年份；同年度則顯示月日。下次付款適用版本會分別標示雲端或本機。</w:t>
+      </w:r>
+    </w:p>
+    <w:p>
+      <w:pPr>
+        <w:pStyle w:val="21"/>
+      </w:pPr>
+      <w:r>
+        <w:t>方案到期與超額處理</w:t>
+      </w:r>
+    </w:p>
+    <w:p>
+      <w:pPr>
+        <w:pStyle w:val="a0"/>
+      </w:pPr>
+      <w:r>
+        <w:t>雲端 Plus 到期且未續訂時，方案降為雲端免費版。若資料仍在免費額度內，可繼續依免費額度使用。</w:t>
+      </w:r>
+    </w:p>
+    <w:p>
+      <w:pPr>
+        <w:pStyle w:val="a0"/>
+      </w:pPr>
+      <w:r>
+        <w:t>若既有雲端資料超過免費額度，畫面會列出各項已用量、額度、超出數量及處理截止日。請在 30 天內續訂、搬到本機或清除超額資料。</w:t>
+      </w:r>
+    </w:p>
+    <w:p>
+      <w:pPr>
+        <w:pStyle w:val="a0"/>
+      </w:pPr>
+      <w:r>
+        <w:t>本機 Plus 到期後，既有本機資料仍可查看，但不能新增資料；本機資料不會因訂閱到期被自動刪除。</w:t>
+      </w:r>
+    </w:p>
+    <w:p>
+      <w:pPr>
+        <w:pStyle w:val="21"/>
+      </w:pPr>
+      <w:r>
+        <w:t>切換雲端與本機</w:t>
+      </w:r>
+    </w:p>
+    <w:tbl>
+      <w:tblPr>
+        <w:tblStyle w:val="aff2"/>
+        <w:tblW w:type="auto" w:w="0"/>
+        <w:tblLook w:firstColumn="1" w:firstRow="1" w:lastColumn="0" w:lastRow="0" w:noHBand="0" w:noVBand="1" w:val="04A0"/>
+      </w:tblPr>
+      <w:tblGrid>
+        <w:gridCol w:w="3324"/>
+        <w:gridCol w:w="3324"/>
+        <w:gridCol w:w="3324"/>
+      </w:tblGrid>
+      <w:tr>
+        <w:tc>
+          <w:tcPr>
+            <w:tcW w:type="dxa" w:w="3324"/>
+            <w:shd w:fill="D9EAF7"/>
+            <w:vAlign w:val="center"/>
+          </w:tcPr>
+          <w:p>
+            <w:r>
+              <w:rPr>
+                <w:b/>
+              </w:rPr>
+              <w:t>操作</w:t>
+            </w:r>
+          </w:p>
+        </w:tc>
+        <w:tc>
+          <w:tcPr>
+            <w:tcW w:type="dxa" w:w="3324"/>
+            <w:shd w:fill="D9EAF7"/>
+            <w:vAlign w:val="center"/>
+          </w:tcPr>
+          <w:p>
+            <w:r>
+              <w:rPr>
+                <w:b/>
+              </w:rPr>
+              <w:t>執行前檢查</w:t>
+            </w:r>
+          </w:p>
+        </w:tc>
+        <w:tc>
+          <w:tcPr>
+            <w:tcW w:type="dxa" w:w="3324"/>
+            <w:shd w:fill="D9EAF7"/>
+            <w:vAlign w:val="center"/>
+          </w:tcPr>
+          <w:p>
+            <w:r>
+              <w:rPr>
+                <w:b/>
+              </w:rPr>
+              <w:t>成功後結果</w:t>
+            </w:r>
+          </w:p>
+        </w:tc>
+      </w:tr>
+      <w:tr>
+        <w:tc>
+          <w:tcPr>
+            <w:tcW w:type="dxa" w:w="3324"/>
+            <w:vAlign w:val="center"/>
+          </w:tcPr>
+          <w:p>
+            <w:r>
+              <w:t>雲端轉本機</w:t>
+            </w:r>
+          </w:p>
+        </w:tc>
+        <w:tc>
+          <w:tcPr>
+            <w:tcW w:type="dxa" w:w="3324"/>
+            <w:vAlign w:val="center"/>
+          </w:tcPr>
+          <w:p>
+            <w:r>
+              <w:t>需要有效本機 Plus，確認本機無衝突</w:t>
+            </w:r>
+          </w:p>
+        </w:tc>
+        <w:tc>
+          <w:tcPr>
+            <w:tcW w:type="dxa" w:w="3324"/>
+            <w:vAlign w:val="center"/>
+          </w:tcPr>
+          <w:p>
+            <w:r>
+              <w:t>資料寫入目前裝置後刪除對應雲端資料，並停止行事曆分享</w:t>
+            </w:r>
+          </w:p>
+        </w:tc>
+      </w:tr>
+      <w:tr>
+        <w:tc>
+          <w:tcPr>
+            <w:tcW w:type="dxa" w:w="3324"/>
+            <w:vAlign w:val="center"/>
+          </w:tcPr>
+          <w:p>
+            <w:r>
+              <w:t>本機轉雲端</w:t>
+            </w:r>
+          </w:p>
+        </w:tc>
+        <w:tc>
+          <w:tcPr>
+            <w:tcW w:type="dxa" w:w="3324"/>
+            <w:vAlign w:val="center"/>
+          </w:tcPr>
+          <w:p>
+            <w:r>
+              <w:t>整批資料不得超過目前雲端額度</w:t>
+            </w:r>
+          </w:p>
+        </w:tc>
+        <w:tc>
+          <w:tcPr>
+            <w:tcW w:type="dxa" w:w="3324"/>
+            <w:vAlign w:val="center"/>
+          </w:tcPr>
+          <w:p>
+            <w:r>
+              <w:t>全部上傳成功後才刪除目前裝置的本機資料</w:t>
+            </w:r>
+          </w:p>
+        </w:tc>
+      </w:tr>
+      <w:tr>
+        <w:tc>
+          <w:tcPr>
+            <w:tcW w:type="dxa" w:w="3324"/>
+            <w:vAlign w:val="center"/>
+          </w:tcPr>
+          <w:p>
+            <w:r>
+              <w:t>清除裝置資料</w:t>
+            </w:r>
+          </w:p>
+        </w:tc>
+        <w:tc>
+          <w:tcPr>
+            <w:tcW w:type="dxa" w:w="3324"/>
+            <w:vAlign w:val="center"/>
+          </w:tcPr>
+          <w:p>
+            <w:r>
+              <w:t>再次確認不可復原</w:t>
+            </w:r>
+          </w:p>
+        </w:tc>
+        <w:tc>
+          <w:tcPr>
+            <w:tcW w:type="dxa" w:w="3324"/>
+            <w:vAlign w:val="center"/>
+          </w:tcPr>
+          <w:p>
+            <w:r>
+              <w:t>只清除目前瀏覽器或裝置內的個人資料</w:t>
+            </w:r>
+          </w:p>
+        </w:tc>
+      </w:tr>
+    </w:tbl>
+    <w:p>
+      <w:r>
+        <w:t>瀏覽器本機資料存放於網站的 IndexedDB。清除網站資料、瀏覽器資料、換瀏覽器或換裝置後不會自動出現，請先完成需要的資料搬移。</w:t>
+      </w:r>
+      <w:r>
+        <w:br w:type="page"/>
+      </w:r>
+    </w:p>
+    <w:p>
+      <w:pPr>
+        <w:pStyle w:val="1"/>
+      </w:pPr>
+      <w:r>
+        <w:t>2026 年 9 月資料清理與管理員代管更新</w:t>
+      </w:r>
+    </w:p>
+    <w:p>
+      <w:r>
+        <w:t>儲存位置頁面新增統一的資料清理入口。刪除前會先顯示雲端使用量與超額項目，並再次要求確認。</w:t>
+      </w:r>
+    </w:p>
+    <w:tbl>
+      <w:tblPr>
+        <w:tblStyle w:val="aff2"/>
+        <w:tblW w:type="auto" w:w="0"/>
+        <w:tblLook w:firstColumn="1" w:firstRow="1" w:lastColumn="0" w:lastRow="0" w:noHBand="0" w:noVBand="1" w:val="04A0"/>
+      </w:tblPr>
+      <w:tblGrid>
+        <w:gridCol w:w="4986"/>
+        <w:gridCol w:w="4986"/>
+      </w:tblGrid>
+      <w:tr>
+        <w:tc>
+          <w:tcPr>
+            <w:tcW w:type="dxa" w:w="4986"/>
+            <w:shd w:fill="D9EAF7"/>
+          </w:tcPr>
+          <w:p>
+            <w:r>
+              <w:rPr>
+                <w:b/>
+              </w:rPr>
+              <w:t>項目</w:t>
+            </w:r>
+          </w:p>
+        </w:tc>
+        <w:tc>
+          <w:tcPr>
+            <w:tcW w:type="dxa" w:w="4986"/>
+            <w:shd w:fill="D9EAF7"/>
+          </w:tcPr>
+          <w:p>
+            <w:r>
+              <w:rPr>
+                <w:b/>
+              </w:rPr>
+              <w:t>說明</w:t>
+            </w:r>
+          </w:p>
+        </w:tc>
+      </w:tr>
+      <w:tr>
+        <w:tc>
+          <w:tcPr>
+            <w:tcW w:type="dxa" w:w="4986"/>
+            <w:vAlign w:val="center"/>
+          </w:tcPr>
+          <w:p>
+            <w:r>
+              <w:t>只清超額</w:t>
+            </w:r>
+          </w:p>
+        </w:tc>
+        <w:tc>
+          <w:tcPr>
+            <w:tcW w:type="dxa" w:w="4986"/>
+            <w:vAlign w:val="center"/>
+          </w:tcPr>
+          <w:p>
+            <w:r>
+              <w:t>依目前有效雲端額度刪除較舊的超額資料。記帳與積分優先保留保留項。沒有超額時不顯示此按鈕。</w:t>
+            </w:r>
+          </w:p>
+        </w:tc>
+      </w:tr>
+      <w:tr>
+        <w:tc>
+          <w:tcPr>
+            <w:tcW w:type="dxa" w:w="4986"/>
+            <w:vAlign w:val="center"/>
+          </w:tcPr>
+          <w:p>
+            <w:r>
+              <w:t>全部清除</w:t>
+            </w:r>
+          </w:p>
+        </w:tc>
+        <w:tc>
+          <w:tcPr>
+            <w:tcW w:type="dxa" w:w="4986"/>
+            <w:vAlign w:val="center"/>
+          </w:tcPr>
+          <w:p>
+            <w:r>
+              <w:t>清除所選儲存位置的全部個人資料；不會刪除登入帳號、訂閱、付款及清理稽核紀錄。</w:t>
+            </w:r>
+          </w:p>
+        </w:tc>
+      </w:tr>
+      <w:tr>
+        <w:tc>
+          <w:tcPr>
+            <w:tcW w:type="dxa" w:w="4986"/>
+            <w:vAlign w:val="center"/>
+          </w:tcPr>
+          <w:p>
+            <w:r>
+              <w:t>本機模式</w:t>
+            </w:r>
+          </w:p>
+        </w:tc>
+        <w:tc>
+          <w:tcPr>
+            <w:tcW w:type="dxa" w:w="4986"/>
+            <w:vAlign w:val="center"/>
+          </w:tcPr>
+          <w:p>
+            <w:r>
+              <w:t>本機資料不限量，因此只提供全部清除；只影響目前瀏覽器或裝置。</w:t>
+            </w:r>
+          </w:p>
+        </w:tc>
+      </w:tr>
+      <w:tr>
+        <w:tc>
+          <w:tcPr>
+            <w:tcW w:type="dxa" w:w="4986"/>
+            <w:vAlign w:val="center"/>
+          </w:tcPr>
+          <w:p>
+            <w:r>
+              <w:t>管理員協助</w:t>
+            </w:r>
+          </w:p>
+        </w:tc>
+        <w:tc>
+          <w:tcPr>
+            <w:tcW w:type="dxa" w:w="4986"/>
+            <w:vAlign w:val="center"/>
+          </w:tcPr>
+          <w:p>
+            <w:r>
+              <w:t>管理員可輸入使用者 Email，先查看其雲端額度與超額狀況，再代為清理。</w:t>
+            </w:r>
+          </w:p>
+        </w:tc>
+      </w:tr>
+    </w:tbl>
+    <w:p>
+      <w:r>
+        <w:t>刪除無法復原。執行前應確認 Email、儲存位置、目前方案及預計刪除範圍。</w:t>
+      </w:r>
+      <w:r>
+        <w:br w:type="page"/>
+      </w:r>
+    </w:p>
+    <w:p>
+      <w:pPr>
+        <w:pStyle w:val="1"/>
+      </w:pPr>
+      <w:r>
+        <w:t>2026 年 9 月管理員訂閱工具位置更新</w:t>
+      </w:r>
+    </w:p>
+    <w:p>
+      <w:r>
+        <w:t>「建立收費版本」與「管理使用者訂閱」已移至「方案與訂閱」頁面最下方。這兩項只會在管理員帳號顯示，一般使用者不會看到。</w:t>
+      </w:r>
+    </w:p>
+    <w:p>
+      <w:r>
+        <w:t>管理員建立新收費版本成功後，畫面會立即重新載入版本清單；接著展開「管理使用者訂閱」，即可將新版本套用給指定使用者。</w:t>
+      </w:r>
+      <w:r>
+        <w:br w:type="page"/>
+      </w:r>
+    </w:p>
+    <w:p>
+      <w:pPr>
+        <w:pStyle w:val="1"/>
+      </w:pPr>
+      <w:r>
+        <w:t>2026 年 9 月行程完成與本機資料穩定性更新</w:t>
+      </w:r>
+    </w:p>
+    <w:p>
+      <w:r>
+        <w:t>本節說明完成行程後的回憶、記帳與積分操作，以及 Web 本機資料的使用注意事項。</w:t>
+      </w:r>
+    </w:p>
+    <w:p>
+      <w:pPr>
+        <w:pStyle w:val="21"/>
+      </w:pPr>
+      <w:r>
+        <w:t>完成行程後的附加紀錄</w:t>
+      </w:r>
+    </w:p>
+    <w:p>
+      <w:pPr>
+        <w:pStyle w:val="a0"/>
+      </w:pPr>
+      <w:r>
+        <w:t>在首頁勾選行程完成後，系統會先開啟確認畫面，再由使用者決定是否同步建立其他紀錄。</w:t>
+      </w:r>
+    </w:p>
+    <w:p>
+      <w:pPr>
+        <w:pStyle w:val="a0"/>
+      </w:pPr>
+      <w:r>
+        <w:t>「加入回憶」預設不勾選；只有主動勾選時才會建立回憶。</w:t>
+      </w:r>
+    </w:p>
+    <w:p>
+      <w:pPr>
+        <w:pStyle w:val="a0"/>
+      </w:pPr>
+      <w:r>
+        <w:t>如已在首頁選擇記帳帳戶，可勾選記帳，再選擇「收入」或「支出」、輸入金額並選擇一級分類。收入會寫入正數，支出會寫入負數，幣別使用該帳戶的主要幣別。</w:t>
+      </w:r>
+    </w:p>
+    <w:p>
+      <w:pPr>
+        <w:pStyle w:val="a0"/>
+      </w:pPr>
+      <w:r>
+        <w:t>如已在首頁選擇積分帳戶，可勾選積分紀錄，選擇「加分」或「減分」，再輸入積分與分類。</w:t>
+      </w:r>
+    </w:p>
+    <w:p>
+      <w:pPr>
+        <w:pStyle w:val="a0"/>
+      </w:pPr>
+      <w:r>
+        <w:t>未選擇對應帳戶時，記帳或積分選項會停用，不會寫入到不明帳戶。</w:t>
+      </w:r>
+    </w:p>
+    <w:p>
+      <w:pPr>
+        <w:pStyle w:val="a0"/>
+      </w:pPr>
+      <w:r>
+        <w:t>以上功能會依目前的儲存位置寫入雲端或此裝置。</w:t>
+      </w:r>
+    </w:p>
+    <w:p>
+      <w:pPr>
+        <w:pStyle w:val="21"/>
+      </w:pPr>
+      <w:r>
+        <w:t>Web 本機資料注意事項</w:t>
+      </w:r>
+    </w:p>
+    <w:p>
+      <w:r>
+        <w:t>Web 版的本機資料儲存在目前網站與瀏覽器的 IndexedDB。請避免同時開啟不同版本的網頁；更新網站後如出現舊版本的訊息，請關閉其他分頁後重新載入。</w:t>
+      </w:r>
+    </w:p>
+    <w:p>
+      <w:pPr>
+        <w:pStyle w:val="1"/>
+      </w:pPr>
+      <w:r>
+        <w:t>2026 年 9 月 Web 穩定性與小數金額補充</w:t>
+      </w:r>
+    </w:p>
+    <w:p>
+      <w:pPr>
+        <w:pStyle w:val="21"/>
+      </w:pPr>
+      <w:r>
+        <w:t>記帳金額可輸入小數</w:t>
+      </w:r>
+    </w:p>
+    <w:p>
+      <w:r>
+        <w:t>新增或編輯記帳資料時，可輸入整數或最多四位小數，例如 23.4、23.4567。多輸入的小數點會被移除，例如 23.4.4 會修正為 23.44；超過四位的小數會只保留前四位。積分仍使用整數，不接受小數。</w:t>
+      </w:r>
+    </w:p>
+    <w:p>
+      <w:pPr>
+        <w:pStyle w:val="21"/>
+      </w:pPr>
+      <w:r>
+        <w:t>Web 本機資料穩定性</w:t>
+      </w:r>
+    </w:p>
+    <w:p>
+      <w:r>
+        <w:t>遊戲、行事曆、記帳、積分與回憶共用同一套本機資料庫入口。Web 版已停用容易造成 JdbNotificationRevision 型別錯誤的跨分頁即時通知；重新整理頁面後仍會讀取最新的本機資料。</w:t>
+      </w:r>
+      <w:r>
+        <w:br w:type="page"/>
+      </w:r>
+    </w:p>
+    <w:p>
+      <w:pPr>
+        <w:pStyle w:val="1"/>
+      </w:pPr>
+      <w:r>
+        <w:t>2026 年 9 月帳號隔離與行事曆效能更新</w:t>
+      </w:r>
+    </w:p>
+    <w:p>
+      <w:r>
+        <w:t>本次更新避免切換登入帳號或資料儲存位置後，短暫看到上一個帳號或另一個儲存位置的個人資料，並改善行事曆分享紀錄較多時的操作流暢度。</w:t>
+      </w:r>
+    </w:p>
+    <w:p>
+      <w:pPr>
+        <w:pStyle w:val="21"/>
+      </w:pPr>
+      <w:r>
+        <w:t>切換帳號後的資料保護</w:t>
+      </w:r>
+    </w:p>
+    <w:p>
+      <w:pPr>
+        <w:pStyle w:val="a0"/>
+      </w:pPr>
+      <w:r>
+        <w:t>登出後改用另一個帳號登入，記帳帳戶、積分帳戶、記帳明細、積分明細及 Business Plan 會重新載入，不沿用上一個帳號的畫面內容。</w:t>
+      </w:r>
+    </w:p>
+    <w:p>
+      <w:pPr>
+        <w:pStyle w:val="a0"/>
+      </w:pPr>
+      <w:r>
+        <w:t>推薦活動、推薦景點與回憶走廊在帳號改變時會先清除舊畫面；即使上一個帳號的查詢稍後才完成，也不會重新顯示舊資料。</w:t>
+      </w:r>
+    </w:p>
+    <w:p>
+      <w:pPr>
+        <w:pStyle w:val="a0"/>
+      </w:pPr>
+      <w:r>
+        <w:t>切換後若畫面正在載入，請等待目前帳號的資料完成；不需要手動重新整理才能消除上一個帳號的內容。</w:t>
+      </w:r>
+    </w:p>
+    <w:p>
+      <w:pPr>
+        <w:pStyle w:val="21"/>
+      </w:pPr>
+      <w:r>
+        <w:t>切換雲端與此裝置</w:t>
+      </w:r>
+    </w:p>
+    <w:p>
+      <w:pPr>
+        <w:pStyle w:val="a0"/>
+      </w:pPr>
+      <w:r>
+        <w:t>同一帳號切換雲端或此裝置後，行事曆會清除原儲存位置的月份快取，再依新儲存位置重新讀取。</w:t>
+      </w:r>
+    </w:p>
+    <w:p>
+      <w:pPr>
+        <w:pStyle w:val="a0"/>
+      </w:pPr>
+      <w:r>
+        <w:t>切換前尚未完成的月份查詢會失效，不會把雲端資料混入本機畫面，也不會把本機資料混入雲端畫面。</w:t>
+      </w:r>
+    </w:p>
+    <w:p>
+      <w:pPr>
+        <w:pStyle w:val="a0"/>
+      </w:pPr>
+      <w:r>
+        <w:t>資料來源仍以目前選定的儲存位置為準；本次更新不會自動複製或刪除資料。資料搬移仍依儲存位置切換流程與確認視窗執行。</w:t>
+      </w:r>
+    </w:p>
+    <w:p>
+      <w:pPr>
+        <w:pStyle w:val="21"/>
+      </w:pPr>
+      <w:r>
+        <w:t>行事曆分享紀錄</w:t>
+      </w:r>
+    </w:p>
+    <w:p>
+      <w:pPr>
+        <w:pStyle w:val="a0"/>
+      </w:pPr>
+      <w:r>
+        <w:t>已送出與已收到的分享邀請改為各自的可捲動清單。邀請很多時，可在該區域上下捲動尋找對象。</w:t>
+      </w:r>
+    </w:p>
+    <w:p>
+      <w:pPr>
+        <w:pStyle w:val="a0"/>
+      </w:pPr>
+      <w:r>
+        <w:t>展開已送出的邀請後，仍可逐筆取消分享事件，或一次停止對該對象的全部分享。</w:t>
+      </w:r>
+    </w:p>
+    <w:p>
+      <w:pPr>
+        <w:pStyle w:val="a0"/>
+      </w:pPr>
+      <w:r>
+        <w:t>較長的電子郵件帳號會以省略方式顯示，避免手機畫面超出邊界。</w:t>
+      </w:r>
+      <w:r>
+        <w:br w:type="page"/>
+      </w:r>
+    </w:p>
+    <w:p>
+      <w:pPr>
+        <w:pStyle w:val="1"/>
+      </w:pPr>
+      <w:r>
+        <w:t>2026 年 9 月 11 日推薦內容與回憶介面更新</w:t>
+      </w:r>
+    </w:p>
+    <w:p>
+      <w:r>
+        <w:rPr>
+          <w:i/>
+        </w:rPr>
+        <w:t>本節說明推薦活動排序與回憶預覽的最新行為，並提供資料庫、App 與測試端一致的檢查依據。</w:t>
+      </w:r>
+    </w:p>
+    <w:p>
+      <w:pPr>
+        <w:pStyle w:val="21"/>
+      </w:pPr>
+      <w:r>
+        <w:t>推薦活動的顯示順序</w:t>
+      </w:r>
+    </w:p>
+    <w:p>
+      <w:r>
+        <w:t>推薦活動會先依個人喜好分組，再依日期與地點排列。按下喜歡或不喜歡後，清單會立即按照相同規則重新排列。</w:t>
+      </w:r>
+    </w:p>
+    <w:tbl>
+      <w:tblPr>
+        <w:tblStyle w:val="aff2"/>
+        <w:tblW w:type="auto" w:w="0"/>
+        <w:tblLayout w:type="autofit"/>
+        <w:tblLook w:firstColumn="1" w:firstRow="1" w:lastColumn="0" w:lastRow="0" w:noHBand="0" w:noVBand="1" w:val="04A0"/>
+      </w:tblPr>
+      <w:tblGrid>
+        <w:gridCol w:w="4986"/>
+        <w:gridCol w:w="4986"/>
+      </w:tblGrid>
+      <w:tr>
+        <w:trPr>
+          <w:tblHeader w:val="true"/>
+        </w:trPr>
+        <w:tc>
+          <w:tcPr>
+            <w:tcW w:type="dxa" w:w="4986"/>
+            <w:shd w:fill="D9EAF7"/>
+            <w:vAlign w:val="center"/>
+          </w:tcPr>
+          <w:p>
+            <w:r>
+              <w:rPr>
+                <w:b/>
+              </w:rPr>
+              <w:t>順序</w:t>
+            </w:r>
+          </w:p>
+        </w:tc>
+        <w:tc>
+          <w:tcPr>
+            <w:tcW w:type="dxa" w:w="4986"/>
+            <w:shd w:fill="D9EAF7"/>
+            <w:vAlign w:val="center"/>
+          </w:tcPr>
+          <w:p>
+            <w:r>
+              <w:rPr>
+                <w:b/>
+              </w:rPr>
+              <w:t>顯示規則</w:t>
+            </w:r>
+          </w:p>
+        </w:tc>
+      </w:tr>
+      <w:tr>
+        <w:tc>
+          <w:tcPr>
+            <w:tcW w:type="dxa" w:w="4986"/>
+            <w:vAlign w:val="center"/>
+          </w:tcPr>
+          <w:p>
+            <w:r>
+              <w:t>1</w:t>
+            </w:r>
+          </w:p>
+        </w:tc>
+        <w:tc>
+          <w:tcPr>
+            <w:tcW w:type="dxa" w:w="4986"/>
+            <w:vAlign w:val="center"/>
+          </w:tcPr>
+          <w:p>
+            <w:r>
+              <w:t>喜歡的活動最前面，一般活動居中，不喜歡的活動最後。</w:t>
+            </w:r>
+          </w:p>
+        </w:tc>
+      </w:tr>
+      <w:tr>
+        <w:tc>
+          <w:tcPr>
+            <w:tcW w:type="dxa" w:w="4986"/>
+            <w:vAlign w:val="center"/>
+          </w:tcPr>
+          <w:p>
+            <w:r>
+              <w:t>2</w:t>
+            </w:r>
+          </w:p>
+        </w:tc>
+        <w:tc>
+          <w:tcPr>
+            <w:tcW w:type="dxa" w:w="4986"/>
+            <w:vAlign w:val="center"/>
+          </w:tcPr>
+          <w:p>
+            <w:r>
+              <w:t>開始日期由近到遠；開始日期早於今天時，一律視為今天。</w:t>
+            </w:r>
+          </w:p>
+        </w:tc>
+      </w:tr>
+      <w:tr>
+        <w:tc>
+          <w:tcPr>
+            <w:tcW w:type="dxa" w:w="4986"/>
+            <w:vAlign w:val="center"/>
+          </w:tcPr>
+          <w:p>
+            <w:r>
+              <w:t>3</w:t>
+            </w:r>
+          </w:p>
+        </w:tc>
+        <w:tc>
+          <w:tcPr>
+            <w:tcW w:type="dxa" w:w="4986"/>
+            <w:vAlign w:val="center"/>
+          </w:tcPr>
+          <w:p>
+            <w:r>
+              <w:t>開始時間由近到遠；沒有開始時間的活動排在同日其他活動後面。</w:t>
+            </w:r>
+          </w:p>
+        </w:tc>
+      </w:tr>
+      <w:tr>
+        <w:tc>
+          <w:tcPr>
+            <w:tcW w:type="dxa" w:w="4986"/>
+            <w:vAlign w:val="center"/>
+          </w:tcPr>
+          <w:p>
+            <w:r>
+              <w:t>4</w:t>
+            </w:r>
+          </w:p>
+        </w:tc>
+        <w:tc>
+          <w:tcPr>
+            <w:tcW w:type="dxa" w:w="4986"/>
+            <w:vAlign w:val="center"/>
+          </w:tcPr>
+          <w:p>
+            <w:r>
+              <w:t>結束日期由近到遠；沒有結束日期時，視為與開始日期相同。</w:t>
+            </w:r>
+          </w:p>
+        </w:tc>
+      </w:tr>
+      <w:tr>
+        <w:tc>
+          <w:tcPr>
+            <w:tcW w:type="dxa" w:w="4986"/>
+            <w:vAlign w:val="center"/>
+          </w:tcPr>
+          <w:p>
+            <w:r>
+              <w:t>5</w:t>
+            </w:r>
+          </w:p>
+        </w:tc>
+        <w:tc>
+          <w:tcPr>
+            <w:tcW w:type="dxa" w:w="4986"/>
+            <w:vAlign w:val="center"/>
+          </w:tcPr>
+          <w:p>
+            <w:r>
+              <w:t>其餘相同時，依國家、城市、地點及活動名稱排列。</w:t>
+            </w:r>
+          </w:p>
+        </w:tc>
+      </w:tr>
+    </w:tbl>
+    <w:p>
+      <w:pPr>
+        <w:pStyle w:val="21"/>
+      </w:pPr>
+      <w:r>
+        <w:t>回憶預覽</w:t>
+      </w:r>
+    </w:p>
+    <w:p>
+      <w:pPr>
+        <w:pStyle w:val="a0"/>
+      </w:pPr>
+      <w:r>
+        <w:t>回憶清單仍以最多四行的摘要呈現，方便快速瀏覽。</w:t>
+      </w:r>
+    </w:p>
+    <w:p>
+      <w:pPr>
+        <w:pStyle w:val="a0"/>
+      </w:pPr>
+      <w:r>
+        <w:t>開啟回憶預覽後會完整顯示描述，不再把長內容截斷。</w:t>
+      </w:r>
+    </w:p>
+    <w:p>
+      <w:pPr>
+        <w:pStyle w:val="a0"/>
+      </w:pPr>
+      <w:r>
+        <w:t>手機上的預覽高度會限制在畫面內，內容過長時可上下捲動。</w:t>
+      </w:r>
+    </w:p>
+    <w:p>
+      <w:pPr>
+        <w:pStyle w:val="a0"/>
+      </w:pPr>
+      <w:r>
+        <w:t>Web 與寬螢幕上的預覽會限制最大寬度，避免文字行距過長而難以閱讀。</w:t>
+      </w:r>
+    </w:p>
+    <w:p>
+      <w:pPr>
+        <w:pStyle w:val="a0"/>
+      </w:pPr>
+      <w:r>
+        <w:t>卡片、標籤及關閉按鈕會配合淺色或深色主題調整顏色。</w:t>
+      </w:r>
+    </w:p>
+    <w:p>
+      <w:r>
+        <w:br w:type="page"/>
+      </w:r>
+    </w:p>
+    <w:p>
+      <w:pPr>
+        <w:pStyle w:val="1"/>
+        <w:keepNext/>
+      </w:pPr>
+      <w:r>
+        <w:t>2026 年 9 月 11 日 共用行事曆操作介面更新</w:t>
+      </w:r>
+    </w:p>
+    <w:p>
+      <w:pPr>
+        <w:spacing w:after="160"/>
+      </w:pPr>
+      <w:r>
+        <w:t>本節說明共用行事曆視窗的最新操作方式。畫面會明確標出可上下滑動的區域、邀請數量與處理狀態，並在送出或取消前提供必要的驗證與確認。</w:t>
+      </w:r>
+    </w:p>
+    <w:p>
+      <w:pPr>
+        <w:pStyle w:val="21"/>
+        <w:keepNext/>
+      </w:pPr>
+      <w:r>
+        <w:t>瀏覽與捲動</w:t>
+      </w:r>
+    </w:p>
+    <w:p>
+      <w:pPr>
+        <w:pStyle w:val="a0"/>
+        <w:spacing w:after="60"/>
+      </w:pPr>
+      <w:r>
+        <w:t>視窗右側的細捲軸代表整個共用行事曆內容可以上下移動。</w:t>
+      </w:r>
+    </w:p>
+    <w:p>
+      <w:pPr>
+        <w:pStyle w:val="a0"/>
+        <w:spacing w:after="60"/>
+      </w:pPr>
+      <w:r>
+        <w:t>可分享事件、已送邀請及收到邀請各有獨立清單；資料超出顯示範圍時，清單上方會顯示上下滑動提示。</w:t>
+      </w:r>
+    </w:p>
+    <w:p>
+      <w:pPr>
+        <w:pStyle w:val="a0"/>
+        <w:spacing w:after="60"/>
+      </w:pPr>
+      <w:r>
+        <w:t>Web 可將滑鼠移到清單框內使用滾輪；手機或平板可直接在同一區域上下滑動。</w:t>
+      </w:r>
+    </w:p>
+    <w:p>
+      <w:pPr>
+        <w:pStyle w:val="a0"/>
+        <w:spacing w:after="60"/>
+      </w:pPr>
+      <w:r>
+        <w:t>捲軸與清單文字之間保留間距，不需要拖曳文字所在的位置。</w:t>
+      </w:r>
+    </w:p>
+    <w:p>
+      <w:pPr>
+        <w:pStyle w:val="21"/>
+        <w:keepNext/>
+      </w:pPr>
+      <w:r>
+        <w:t>邀請多人查看</w:t>
+      </w:r>
+    </w:p>
+    <w:p>
+      <w:pPr>
+        <w:pStyle w:val="a0"/>
+        <w:spacing w:after="60"/>
+      </w:pPr>
+      <w:r>
+        <w:t>輸入一個或多個帳號 Email；多個帳號可以使用逗號、分號、空白或換行分隔。</w:t>
+      </w:r>
+    </w:p>
+    <w:p>
+      <w:pPr>
+        <w:pStyle w:val="a0"/>
+        <w:spacing w:after="60"/>
+      </w:pPr>
+      <w:r>
+        <w:t>系統會把辨識到的 Email 顯示成個別標籤；重複帳號只保留一次，送出前可按標籤上的移除按鈕刪除。</w:t>
+      </w:r>
+    </w:p>
+    <w:p>
+      <w:pPr>
+        <w:pStyle w:val="a0"/>
+        <w:spacing w:after="60"/>
+      </w:pPr>
+      <w:r>
+        <w:t>選擇要分享的事件，也可以使用分享全部事件。標題旁的數字是目前可選事件或邀請紀錄數量。</w:t>
+      </w:r>
+    </w:p>
+    <w:p>
+      <w:pPr>
+        <w:pStyle w:val="a0"/>
+        <w:spacing w:after="60"/>
+      </w:pPr>
+      <w:r>
+        <w:t>沒有輸入帳號、Email 格式錯誤或沒有選擇事件時，畫面會指出需要修正的位置，不會無反應。</w:t>
+      </w:r>
+    </w:p>
+    <w:p>
+      <w:pPr>
+        <w:pStyle w:val="21"/>
+        <w:keepNext/>
+      </w:pPr>
+      <w:r>
+        <w:t>管理邀請與分享</w:t>
+      </w:r>
+    </w:p>
+    <w:p>
+      <w:pPr>
+        <w:pStyle w:val="a0"/>
+        <w:spacing w:after="60"/>
+      </w:pPr>
+      <w:r>
+        <w:t>邀請狀態以標籤顯示，包括等待回覆、已接受、已拒絕及已停止。</w:t>
+      </w:r>
+    </w:p>
+    <w:p>
+      <w:pPr>
+        <w:pStyle w:val="a0"/>
+        <w:spacing w:after="60"/>
+      </w:pPr>
+      <w:r>
+        <w:t>展開已送邀請可查看實際分享的事件，並可逐筆停止分享。</w:t>
+      </w:r>
+    </w:p>
+    <w:p>
+      <w:pPr>
+        <w:pStyle w:val="a0"/>
+        <w:spacing w:after="60"/>
+      </w:pPr>
+      <w:r>
+        <w:t>逐筆停止、全部停止分享、拒絕邀請或停止查看前，系統會顯示事件名稱或對方帳號供確認。</w:t>
+      </w:r>
+    </w:p>
+    <w:p>
+      <w:pPr>
+        <w:pStyle w:val="a0"/>
+        <w:spacing w:after="60"/>
+      </w:pPr>
+      <w:r>
+        <w:t>邀請或分享異動完成後會顯示成功訊息；失敗時會保留資料並顯示錯誤訊息。</w:t>
+      </w:r>
     </w:p>
     <w:sectPr>
-      <w:footerReference w:type="default" r:id="rId9"/>
+      <w:footerReference w:type="default" r:id="rId8"/>
       <w:pgSz w:w="12240" w:h="15840"/>
       <w:pgMar w:top="1020" w:right="1134" w:bottom="964" w:left="1134" w:header="720" w:footer="720" w:gutter="0"/>
       <w:cols w:space="720"/>
@@ -2899,22 +5312,78 @@
 </w:document>
 </file>
 
+<file path=word/endnotes.xml><?xml version="1.0" encoding="utf-8"?>
+<w:endnotes xmlns:ve="http://schemas.openxmlformats.org/markup-compatibility/2006" xmlns:o="urn:schemas-microsoft-com:office:office" xmlns:r="http://schemas.openxmlformats.org/officeDocument/2006/relationships" xmlns:m="http://schemas.openxmlformats.org/officeDocument/2006/math" xmlns:v="urn:schemas-microsoft-com:vml" xmlns:wp="http://schemas.openxmlformats.org/drawingml/2006/wordprocessingDrawing" xmlns:w10="urn:schemas-microsoft-com:office:word" xmlns:w="http://schemas.openxmlformats.org/wordprocessingml/2006/main" xmlns:wne="http://schemas.microsoft.com/office/word/2006/wordml">
+  <w:endnote w:type="separator" w:id="-1">
+    <w:p>
+      <w:pPr>
+        <w:spacing w:after="0" w:line="240" w:lineRule="auto"/>
+      </w:pPr>
+      <w:r>
+        <w:separator/>
+      </w:r>
+    </w:p>
+  </w:endnote>
+  <w:endnote w:type="continuationSeparator" w:id="0">
+    <w:p>
+      <w:pPr>
+        <w:spacing w:after="0" w:line="240" w:lineRule="auto"/>
+      </w:pPr>
+      <w:r>
+        <w:continuationSeparator/>
+      </w:r>
+    </w:p>
+  </w:endnote>
+</w:endnotes>
+</file>
+
 <file path=word/footer1.xml><?xml version="1.0" encoding="utf-8"?>
-<w:ftr xmlns:m="http://schemas.openxmlformats.org/officeDocument/2006/math" xmlns:mc="http://schemas.openxmlformats.org/markup-compatibility/2006" xmlns:mo="http://schemas.microsoft.com/office/mac/office/2008/main" xmlns:mv="urn:schemas-microsoft-com:mac:vml" xmlns:o="urn:schemas-microsoft-com:office:office" xmlns:r="http://schemas.openxmlformats.org/officeDocument/2006/relationships" xmlns:v="urn:schemas-microsoft-com:vml" xmlns:w10="urn:schemas-microsoft-com:office:word" xmlns:w14="http://schemas.microsoft.com/office/word/2010/wordml" xmlns:w="http://schemas.openxmlformats.org/wordprocessingml/2006/main" xmlns:wne="http://schemas.microsoft.com/office/word/2006/wordml" xmlns:wp14="http://schemas.microsoft.com/office/word/2010/wordprocessingDrawing" xmlns:wp="http://schemas.openxmlformats.org/drawingml/2006/wordprocessingDrawing" xmlns:wpc="http://schemas.microsoft.com/office/word/2010/wordprocessingCanvas" xmlns:wpg="http://schemas.microsoft.com/office/word/2010/wordprocessingGroup" xmlns:wpi="http://schemas.microsoft.com/office/word/2010/wordprocessingInk" xmlns:wps="http://schemas.microsoft.com/office/word/2010/wordprocessingShape" mc:Ignorable="w14 wp14">
+<w:ftr xmlns:ve="http://schemas.openxmlformats.org/markup-compatibility/2006" xmlns:o="urn:schemas-microsoft-com:office:office" xmlns:r="http://schemas.openxmlformats.org/officeDocument/2006/relationships" xmlns:m="http://schemas.openxmlformats.org/officeDocument/2006/math" xmlns:v="urn:schemas-microsoft-com:vml" xmlns:wp="http://schemas.openxmlformats.org/drawingml/2006/wordprocessingDrawing" xmlns:w10="urn:schemas-microsoft-com:office:word" xmlns:w="http://schemas.openxmlformats.org/wordprocessingml/2006/main" xmlns:wne="http://schemas.microsoft.com/office/word/2006/wordml">
   <w:p>
     <w:pPr>
-      <w:pStyle w:val="Footer"/>
+      <w:pStyle w:val="a7"/>
       <w:jc w:val="center"/>
     </w:pPr>
     <w:r>
-      <w:t>Life Pilot｜2026-09-08</w:t>
+      <w:t>Life Pilot</w:t>
+    </w:r>
+    <w:r>
+      <w:t>｜</w:t>
+    </w:r>
+    <w:r>
+      <w:t>2026-09-08</w:t>
     </w:r>
   </w:p>
 </w:ftr>
 </file>
 
+<file path=word/footnotes.xml><?xml version="1.0" encoding="utf-8"?>
+<w:footnotes xmlns:ve="http://schemas.openxmlformats.org/markup-compatibility/2006" xmlns:o="urn:schemas-microsoft-com:office:office" xmlns:r="http://schemas.openxmlformats.org/officeDocument/2006/relationships" xmlns:m="http://schemas.openxmlformats.org/officeDocument/2006/math" xmlns:v="urn:schemas-microsoft-com:vml" xmlns:wp="http://schemas.openxmlformats.org/drawingml/2006/wordprocessingDrawing" xmlns:w10="urn:schemas-microsoft-com:office:word" xmlns:w="http://schemas.openxmlformats.org/wordprocessingml/2006/main" xmlns:wne="http://schemas.microsoft.com/office/word/2006/wordml">
+  <w:footnote w:type="separator" w:id="-1">
+    <w:p>
+      <w:pPr>
+        <w:spacing w:after="0" w:line="240" w:lineRule="auto"/>
+      </w:pPr>
+      <w:r>
+        <w:separator/>
+      </w:r>
+    </w:p>
+  </w:footnote>
+  <w:footnote w:type="continuationSeparator" w:id="0">
+    <w:p>
+      <w:pPr>
+        <w:spacing w:after="0" w:line="240" w:lineRule="auto"/>
+      </w:pPr>
+      <w:r>
+        <w:continuationSeparator/>
+      </w:r>
+    </w:p>
+  </w:footnote>
+</w:footnotes>
+</file>
+
 <file path=word/numbering.xml><?xml version="1.0" encoding="utf-8"?>
-<w:numbering xmlns:wpc="http://schemas.microsoft.com/office/word/2010/wordprocessingCanvas" xmlns:mo="http://schemas.microsoft.com/office/mac/office/2008/main" xmlns:mc="http://schemas.openxmlformats.org/markup-compatibility/2006" xmlns:mv="urn:schemas-microsoft-com:mac:vml" xmlns:o="urn:schemas-microsoft-com:office:office" xmlns:r="http://schemas.openxmlformats.org/officeDocument/2006/relationships" xmlns:m="http://schemas.openxmlformats.org/officeDocument/2006/math" xmlns:v="urn:schemas-microsoft-com:vml" xmlns:wp14="http://schemas.microsoft.com/office/word/2010/wordprocessingDrawing" xmlns:wp="http://schemas.openxmlformats.org/drawingml/2006/wordprocessingDrawing" xmlns:w10="urn:schemas-microsoft-com:office:word" xmlns:w="http://schemas.openxmlformats.org/wordprocessingml/2006/main" xmlns:w14="http://schemas.microsoft.com/office/word/2010/wordml" xmlns:wpg="http://schemas.microsoft.com/office/word/2010/wordprocessingGroup" xmlns:wpi="http://schemas.microsoft.com/office/word/2010/wordprocessingInk" xmlns:wne="http://schemas.microsoft.com/office/word/2006/wordml" xmlns:wps="http://schemas.microsoft.com/office/word/2010/wordprocessingShape" mc:Ignorable="w14 wp14">
+<w:numbering xmlns:ve="http://schemas.openxmlformats.org/markup-compatibility/2006" xmlns:o="urn:schemas-microsoft-com:office:office" xmlns:r="http://schemas.openxmlformats.org/officeDocument/2006/relationships" xmlns:m="http://schemas.openxmlformats.org/officeDocument/2006/math" xmlns:v="urn:schemas-microsoft-com:vml" xmlns:wp="http://schemas.openxmlformats.org/drawingml/2006/wordprocessingDrawing" xmlns:w10="urn:schemas-microsoft-com:office:word" xmlns:w="http://schemas.openxmlformats.org/wordprocessingml/2006/main" xmlns:wne="http://schemas.microsoft.com/office/word/2006/wordml">
   <w:abstractNum w:abstractNumId="0">
     <w:nsid w:val="FFFFFF7C"/>
     <w:multiLevelType w:val="singleLevel"/>
@@ -2956,7 +5425,7 @@
     <w:lvl w:ilvl="0">
       <w:start w:val="1"/>
       <w:numFmt w:val="decimal"/>
-      <w:pStyle w:val="ListNumber3"/>
+      <w:pStyle w:val="3"/>
       <w:lvlText w:val="%1."/>
       <w:lvlJc w:val="left"/>
       <w:pPr>
@@ -2974,7 +5443,7 @@
     <w:lvl w:ilvl="0">
       <w:start w:val="1"/>
       <w:numFmt w:val="decimal"/>
-      <w:pStyle w:val="ListNumber2"/>
+      <w:pStyle w:val="2"/>
       <w:lvlText w:val="%1."/>
       <w:lvlJc w:val="left"/>
       <w:pPr>
@@ -3012,7 +5481,7 @@
     <w:lvl w:ilvl="0">
       <w:start w:val="1"/>
       <w:numFmt w:val="bullet"/>
-      <w:pStyle w:val="ListBullet3"/>
+      <w:pStyle w:val="30"/>
       <w:lvlText w:val=""/>
       <w:lvlJc w:val="left"/>
       <w:pPr>
@@ -3033,7 +5502,7 @@
     <w:lvl w:ilvl="0">
       <w:start w:val="1"/>
       <w:numFmt w:val="bullet"/>
-      <w:pStyle w:val="ListBullet2"/>
+      <w:pStyle w:val="20"/>
       <w:lvlText w:val=""/>
       <w:lvlJc w:val="left"/>
       <w:pPr>
@@ -3054,7 +5523,7 @@
     <w:lvl w:ilvl="0">
       <w:start w:val="1"/>
       <w:numFmt w:val="decimal"/>
-      <w:pStyle w:val="ListNumber"/>
+      <w:pStyle w:val="a"/>
       <w:lvlText w:val="%1."/>
       <w:lvlJc w:val="left"/>
       <w:pPr>
@@ -3072,7 +5541,7 @@
     <w:lvl w:ilvl="0">
       <w:start w:val="1"/>
       <w:numFmt w:val="bullet"/>
-      <w:pStyle w:val="ListBullet"/>
+      <w:pStyle w:val="a0"/>
       <w:lvlText w:val=""/>
       <w:lvlJc w:val="left"/>
       <w:pPr>
@@ -3083,6 +5552,57 @@
       </w:pPr>
       <w:rPr>
         <w:rFonts w:ascii="Symbol" w:hAnsi="Symbol" w:hint="default"/>
+      </w:rPr>
+    </w:lvl>
+  </w:abstractNum>
+  <w:abstractNum w:abstractNumId="9">
+    <w:nsid w:val="16934789"/>
+    <w:multiLevelType w:val="singleLevel"/>
+    <w:tmpl w:val="04090001"/>
+    <w:lvl w:ilvl="0">
+      <w:start w:val="1"/>
+      <w:numFmt w:val="bullet"/>
+      <w:lvlText w:val=""/>
+      <w:lvlJc w:val="left"/>
+      <w:pPr>
+        <w:ind w:left="480" w:hanging="480"/>
+      </w:pPr>
+      <w:rPr>
+        <w:rFonts w:ascii="Wingdings" w:hAnsi="Wingdings" w:hint="default"/>
+      </w:rPr>
+    </w:lvl>
+  </w:abstractNum>
+  <w:abstractNum w:abstractNumId="10">
+    <w:nsid w:val="1E833019"/>
+    <w:multiLevelType w:val="singleLevel"/>
+    <w:tmpl w:val="04090001"/>
+    <w:lvl w:ilvl="0">
+      <w:start w:val="1"/>
+      <w:numFmt w:val="bullet"/>
+      <w:lvlText w:val=""/>
+      <w:lvlJc w:val="left"/>
+      <w:pPr>
+        <w:ind w:left="480" w:hanging="480"/>
+      </w:pPr>
+      <w:rPr>
+        <w:rFonts w:ascii="Wingdings" w:hAnsi="Wingdings" w:hint="default"/>
+      </w:rPr>
+    </w:lvl>
+  </w:abstractNum>
+  <w:abstractNum w:abstractNumId="11">
+    <w:nsid w:val="6C176AD1"/>
+    <w:multiLevelType w:val="singleLevel"/>
+    <w:tmpl w:val="04090001"/>
+    <w:lvl w:ilvl="0">
+      <w:start w:val="1"/>
+      <w:numFmt w:val="bullet"/>
+      <w:lvlText w:val=""/>
+      <w:lvlJc w:val="left"/>
+      <w:pPr>
+        <w:ind w:left="480" w:hanging="480"/>
+      </w:pPr>
+      <w:rPr>
+        <w:rFonts w:ascii="Wingdings" w:hAnsi="Wingdings" w:hint="default"/>
       </w:rPr>
     </w:lvl>
   </w:abstractNum>
@@ -3113,11 +5633,20 @@
   <w:num w:numId="9">
     <w:abstractNumId w:val="0"/>
   </w:num>
+  <w:num w:numId="10">
+    <w:abstractNumId w:val="10"/>
+  </w:num>
+  <w:num w:numId="11">
+    <w:abstractNumId w:val="11"/>
+  </w:num>
+  <w:num w:numId="12">
+    <w:abstractNumId w:val="9"/>
+  </w:num>
 </w:numbering>
 </file>
 
 <file path=word/styles.xml><?xml version="1.0" encoding="utf-8"?>
-<w:styles xmlns:mc="http://schemas.openxmlformats.org/markup-compatibility/2006" xmlns:r="http://schemas.openxmlformats.org/officeDocument/2006/relationships" xmlns:w="http://schemas.openxmlformats.org/wordprocessingml/2006/main" xmlns:w14="http://schemas.microsoft.com/office/word/2010/wordml" mc:Ignorable="w14">
+<w:styles xmlns:r="http://schemas.openxmlformats.org/officeDocument/2006/relationships" xmlns:w="http://schemas.openxmlformats.org/wordprocessingml/2006/main">
   <w:docDefaults>
     <w:rPrDefault>
       <w:rPr>
@@ -3133,7 +5662,7 @@
       </w:pPr>
     </w:pPrDefault>
   </w:docDefaults>
-  <w:latentStyles w:defLockedState="0" w:defUIPriority="99" w:defSemiHidden="1" w:defUnhideWhenUsed="1" w:defQFormat="0" w:count="276">
+  <w:latentStyles w:defLockedState="0" w:defUIPriority="99" w:defSemiHidden="1" w:defUnhideWhenUsed="1" w:defQFormat="0" w:count="267">
     <w:lsdException w:name="Normal" w:semiHidden="0" w:uiPriority="0" w:unhideWhenUsed="0" w:qFormat="1"/>
     <w:lsdException w:name="heading 1" w:semiHidden="0" w:uiPriority="9" w:unhideWhenUsed="0" w:qFormat="1"/>
     <w:lsdException w:name="heading 2" w:uiPriority="9" w:qFormat="1"/>
@@ -3272,64 +5801,20 @@
     <w:lsdException w:name="Bibliography" w:uiPriority="37"/>
     <w:lsdException w:name="TOC Heading" w:uiPriority="39" w:qFormat="1"/>
   </w:latentStyles>
-  <w:style w:type="paragraph" w:default="1" w:styleId="Normal">
+  <w:style w:type="paragraph" w:default="1" w:styleId="a1">
     <w:name w:val="Normal"/>
     <w:qFormat/>
     <w:rsid w:val="00FC693F"/>
     <w:rPr>
-      <w:rFonts w:ascii="Microsoft JhengHei" w:hAnsi="Microsoft JhengHei" w:eastAsia="Microsoft JhengHei"/>
+      <w:rFonts w:ascii="Microsoft JhengHei" w:eastAsia="Microsoft JhengHei" w:hAnsi="Microsoft JhengHei"/>
       <w:sz w:val="21"/>
     </w:rPr>
   </w:style>
-  <w:style w:type="paragraph" w:styleId="Header">
-    <w:name w:val="header"/>
-    <w:basedOn w:val="Normal"/>
-    <w:link w:val="HeaderChar"/>
-    <w:uiPriority w:val="99"/>
-    <w:unhideWhenUsed/>
-    <w:rsid w:val="00E618BF"/>
-    <w:pPr>
-      <w:tabs>
-        <w:tab w:val="center" w:pos="4680"/>
-        <w:tab w:val="right" w:pos="9360"/>
-      </w:tabs>
-      <w:spacing w:after="0" w:line="240" w:lineRule="auto"/>
-    </w:pPr>
-  </w:style>
-  <w:style w:type="character" w:customStyle="1" w:styleId="HeaderChar">
-    <w:name w:val="Header Char"/>
-    <w:basedOn w:val="DefaultParagraphFont"/>
-    <w:link w:val="Header"/>
-    <w:uiPriority w:val="99"/>
-    <w:rsid w:val="00E618BF"/>
-  </w:style>
-  <w:style w:type="paragraph" w:styleId="Footer">
-    <w:name w:val="footer"/>
-    <w:basedOn w:val="Normal"/>
-    <w:link w:val="FooterChar"/>
-    <w:uiPriority w:val="99"/>
-    <w:unhideWhenUsed/>
-    <w:rsid w:val="00E618BF"/>
-    <w:pPr>
-      <w:tabs>
-        <w:tab w:val="center" w:pos="4680"/>
-        <w:tab w:val="right" w:pos="9360"/>
-      </w:tabs>
-      <w:spacing w:after="0" w:line="240" w:lineRule="auto"/>
-    </w:pPr>
-  </w:style>
-  <w:style w:type="character" w:customStyle="1" w:styleId="FooterChar">
-    <w:name w:val="Footer Char"/>
-    <w:basedOn w:val="DefaultParagraphFont"/>
-    <w:link w:val="Footer"/>
-    <w:uiPriority w:val="99"/>
-    <w:rsid w:val="00E618BF"/>
-  </w:style>
-  <w:style w:type="paragraph" w:styleId="Heading1">
+  <w:style w:type="paragraph" w:styleId="1">
     <w:name w:val="heading 1"/>
-    <w:basedOn w:val="Normal"/>
-    <w:next w:val="Normal"/>
-    <w:link w:val="Heading1Char"/>
+    <w:basedOn w:val="a1"/>
+    <w:next w:val="a1"/>
+    <w:link w:val="10"/>
     <w:uiPriority w:val="9"/>
     <w:qFormat/>
     <w:rsid w:val="00FC693F"/>
@@ -3340,7 +5825,7 @@
       <w:outlineLvl w:val="0"/>
     </w:pPr>
     <w:rPr>
-      <w:rFonts w:asciiTheme="majorHAnsi" w:eastAsiaTheme="majorEastAsia" w:hAnsiTheme="majorHAnsi" w:cstheme="majorBidi" w:ascii="Microsoft JhengHei" w:hAnsi="Microsoft JhengHei" w:eastAsia="Microsoft JhengHei"/>
+      <w:rFonts w:asciiTheme="majorHAnsi" w:eastAsiaTheme="majorEastAsia" w:hAnsiTheme="majorHAnsi" w:cstheme="majorBidi"/>
       <w:b/>
       <w:bCs/>
       <w:color w:val="176B87"/>
@@ -3348,11 +5833,11 @@
       <w:szCs w:val="28"/>
     </w:rPr>
   </w:style>
-  <w:style w:type="paragraph" w:styleId="Heading2">
+  <w:style w:type="paragraph" w:styleId="21">
     <w:name w:val="heading 2"/>
-    <w:basedOn w:val="Normal"/>
-    <w:next w:val="Normal"/>
-    <w:link w:val="Heading2Char"/>
+    <w:basedOn w:val="a1"/>
+    <w:next w:val="a1"/>
+    <w:link w:val="22"/>
     <w:uiPriority w:val="9"/>
     <w:unhideWhenUsed/>
     <w:qFormat/>
@@ -3364,7 +5849,7 @@
       <w:outlineLvl w:val="1"/>
     </w:pPr>
     <w:rPr>
-      <w:rFonts w:asciiTheme="majorHAnsi" w:eastAsiaTheme="majorEastAsia" w:hAnsiTheme="majorHAnsi" w:cstheme="majorBidi" w:ascii="Microsoft JhengHei" w:hAnsi="Microsoft JhengHei" w:eastAsia="Microsoft JhengHei"/>
+      <w:rFonts w:asciiTheme="majorHAnsi" w:eastAsiaTheme="majorEastAsia" w:hAnsiTheme="majorHAnsi" w:cstheme="majorBidi"/>
       <w:b/>
       <w:bCs/>
       <w:color w:val="2E7D6E"/>
@@ -3372,11 +5857,11 @@
       <w:szCs w:val="26"/>
     </w:rPr>
   </w:style>
-  <w:style w:type="paragraph" w:styleId="Heading3">
+  <w:style w:type="paragraph" w:styleId="31">
     <w:name w:val="heading 3"/>
-    <w:basedOn w:val="Normal"/>
-    <w:next w:val="Normal"/>
-    <w:link w:val="Heading3Char"/>
+    <w:basedOn w:val="a1"/>
+    <w:next w:val="a1"/>
+    <w:link w:val="32"/>
     <w:uiPriority w:val="9"/>
     <w:unhideWhenUsed/>
     <w:qFormat/>
@@ -3388,18 +5873,18 @@
       <w:outlineLvl w:val="2"/>
     </w:pPr>
     <w:rPr>
-      <w:rFonts w:asciiTheme="majorHAnsi" w:eastAsiaTheme="majorEastAsia" w:hAnsiTheme="majorHAnsi" w:cstheme="majorBidi" w:ascii="Microsoft JhengHei" w:hAnsi="Microsoft JhengHei" w:eastAsia="Microsoft JhengHei"/>
+      <w:rFonts w:asciiTheme="majorHAnsi" w:eastAsiaTheme="majorEastAsia" w:hAnsiTheme="majorHAnsi" w:cstheme="majorBidi"/>
       <w:b/>
       <w:bCs/>
       <w:color w:val="5B6573"/>
       <w:sz w:val="23"/>
     </w:rPr>
   </w:style>
-  <w:style w:type="paragraph" w:styleId="Heading4">
+  <w:style w:type="paragraph" w:styleId="4">
     <w:name w:val="heading 4"/>
-    <w:basedOn w:val="Normal"/>
-    <w:next w:val="Normal"/>
-    <w:link w:val="Heading4Char"/>
+    <w:basedOn w:val="a1"/>
+    <w:next w:val="a1"/>
+    <w:link w:val="40"/>
     <w:uiPriority w:val="9"/>
     <w:semiHidden/>
     <w:unhideWhenUsed/>
@@ -3420,11 +5905,11 @@
       <w:color w:val="4F81BD" w:themeColor="accent1"/>
     </w:rPr>
   </w:style>
-  <w:style w:type="paragraph" w:styleId="Heading5">
+  <w:style w:type="paragraph" w:styleId="5">
     <w:name w:val="heading 5"/>
-    <w:basedOn w:val="Normal"/>
-    <w:next w:val="Normal"/>
-    <w:link w:val="Heading5Char"/>
+    <w:basedOn w:val="a1"/>
+    <w:next w:val="a1"/>
+    <w:link w:val="50"/>
     <w:uiPriority w:val="9"/>
     <w:semiHidden/>
     <w:unhideWhenUsed/>
@@ -3441,11 +5926,11 @@
       <w:color w:val="243F60" w:themeColor="accent1" w:themeShade="7F"/>
     </w:rPr>
   </w:style>
-  <w:style w:type="paragraph" w:styleId="Heading6">
+  <w:style w:type="paragraph" w:styleId="6">
     <w:name w:val="heading 6"/>
-    <w:basedOn w:val="Normal"/>
-    <w:next w:val="Normal"/>
-    <w:link w:val="Heading6Char"/>
+    <w:basedOn w:val="a1"/>
+    <w:next w:val="a1"/>
+    <w:link w:val="60"/>
     <w:uiPriority w:val="9"/>
     <w:semiHidden/>
     <w:unhideWhenUsed/>
@@ -3464,11 +5949,11 @@
       <w:color w:val="243F60" w:themeColor="accent1" w:themeShade="7F"/>
     </w:rPr>
   </w:style>
-  <w:style w:type="paragraph" w:styleId="Heading7">
+  <w:style w:type="paragraph" w:styleId="7">
     <w:name w:val="heading 7"/>
-    <w:basedOn w:val="Normal"/>
-    <w:next w:val="Normal"/>
-    <w:link w:val="Heading7Char"/>
+    <w:basedOn w:val="a1"/>
+    <w:next w:val="a1"/>
+    <w:link w:val="70"/>
     <w:uiPriority w:val="9"/>
     <w:semiHidden/>
     <w:unhideWhenUsed/>
@@ -3487,11 +5972,11 @@
       <w:color w:val="404040" w:themeColor="text1" w:themeTint="BF"/>
     </w:rPr>
   </w:style>
-  <w:style w:type="paragraph" w:styleId="Heading8">
+  <w:style w:type="paragraph" w:styleId="8">
     <w:name w:val="heading 8"/>
-    <w:basedOn w:val="Normal"/>
-    <w:next w:val="Normal"/>
-    <w:link w:val="Heading8Char"/>
+    <w:basedOn w:val="a1"/>
+    <w:next w:val="a1"/>
+    <w:link w:val="80"/>
     <w:uiPriority w:val="9"/>
     <w:semiHidden/>
     <w:unhideWhenUsed/>
@@ -3510,11 +5995,11 @@
       <w:szCs w:val="20"/>
     </w:rPr>
   </w:style>
-  <w:style w:type="paragraph" w:styleId="Heading9">
+  <w:style w:type="paragraph" w:styleId="9">
     <w:name w:val="heading 9"/>
-    <w:basedOn w:val="Normal"/>
-    <w:next w:val="Normal"/>
-    <w:link w:val="Heading9Char"/>
+    <w:basedOn w:val="a1"/>
+    <w:next w:val="a1"/>
+    <w:link w:val="90"/>
     <w:uiPriority w:val="9"/>
     <w:semiHidden/>
     <w:unhideWhenUsed/>
@@ -3535,17 +6020,18 @@
       <w:szCs w:val="20"/>
     </w:rPr>
   </w:style>
-  <w:style w:type="character" w:default="1" w:styleId="DefaultParagraphFont">
+  <w:style w:type="character" w:default="1" w:styleId="a2">
     <w:name w:val="Default Paragraph Font"/>
     <w:uiPriority w:val="1"/>
     <w:semiHidden/>
     <w:unhideWhenUsed/>
   </w:style>
-  <w:style w:type="table" w:default="1" w:styleId="TableNormal">
+  <w:style w:type="table" w:default="1" w:styleId="a3">
     <w:name w:val="Normal Table"/>
     <w:uiPriority w:val="99"/>
     <w:semiHidden/>
     <w:unhideWhenUsed/>
+    <w:qFormat/>
     <w:tblPr>
       <w:tblInd w:w="0" w:type="dxa"/>
       <w:tblCellMar>
@@ -3556,13 +6042,57 @@
       </w:tblCellMar>
     </w:tblPr>
   </w:style>
-  <w:style w:type="numbering" w:default="1" w:styleId="NoList">
+  <w:style w:type="numbering" w:default="1" w:styleId="a4">
     <w:name w:val="No List"/>
     <w:uiPriority w:val="99"/>
     <w:semiHidden/>
     <w:unhideWhenUsed/>
   </w:style>
-  <w:style w:type="paragraph" w:styleId="NoSpacing">
+  <w:style w:type="paragraph" w:styleId="a5">
+    <w:name w:val="header"/>
+    <w:basedOn w:val="a1"/>
+    <w:link w:val="a6"/>
+    <w:uiPriority w:val="99"/>
+    <w:unhideWhenUsed/>
+    <w:rsid w:val="00E618BF"/>
+    <w:pPr>
+      <w:tabs>
+        <w:tab w:val="center" w:pos="4680"/>
+        <w:tab w:val="right" w:pos="9360"/>
+      </w:tabs>
+      <w:spacing w:after="0" w:line="240" w:lineRule="auto"/>
+    </w:pPr>
+  </w:style>
+  <w:style w:type="character" w:customStyle="1" w:styleId="a6">
+    <w:name w:val="頁首 字元"/>
+    <w:basedOn w:val="a2"/>
+    <w:link w:val="a5"/>
+    <w:uiPriority w:val="99"/>
+    <w:rsid w:val="00E618BF"/>
+  </w:style>
+  <w:style w:type="paragraph" w:styleId="a7">
+    <w:name w:val="footer"/>
+    <w:basedOn w:val="a1"/>
+    <w:link w:val="a8"/>
+    <w:uiPriority w:val="99"/>
+    <w:unhideWhenUsed/>
+    <w:rsid w:val="00E618BF"/>
+    <w:pPr>
+      <w:tabs>
+        <w:tab w:val="center" w:pos="4680"/>
+        <w:tab w:val="right" w:pos="9360"/>
+      </w:tabs>
+      <w:spacing w:after="0" w:line="240" w:lineRule="auto"/>
+    </w:pPr>
+  </w:style>
+  <w:style w:type="character" w:customStyle="1" w:styleId="a8">
+    <w:name w:val="頁尾 字元"/>
+    <w:basedOn w:val="a2"/>
+    <w:link w:val="a7"/>
+    <w:uiPriority w:val="99"/>
+    <w:rsid w:val="00E618BF"/>
+  </w:style>
+  <w:style w:type="paragraph" w:styleId="a9">
     <w:name w:val="No Spacing"/>
     <w:uiPriority w:val="1"/>
     <w:qFormat/>
@@ -3571,10 +6101,10 @@
       <w:spacing w:after="0" w:line="240" w:lineRule="auto"/>
     </w:pPr>
   </w:style>
-  <w:style w:type="character" w:customStyle="1" w:styleId="Heading1Char">
-    <w:name w:val="Heading 1 Char"/>
-    <w:basedOn w:val="DefaultParagraphFont"/>
-    <w:link w:val="Heading1"/>
+  <w:style w:type="character" w:customStyle="1" w:styleId="10">
+    <w:name w:val="標題 1 字元"/>
+    <w:basedOn w:val="a2"/>
+    <w:link w:val="1"/>
     <w:uiPriority w:val="9"/>
     <w:rsid w:val="00FC693F"/>
     <w:rPr>
@@ -3586,10 +6116,10 @@
       <w:szCs w:val="28"/>
     </w:rPr>
   </w:style>
-  <w:style w:type="character" w:customStyle="1" w:styleId="Heading2Char">
-    <w:name w:val="Heading 2 Char"/>
-    <w:basedOn w:val="DefaultParagraphFont"/>
-    <w:link w:val="Heading2"/>
+  <w:style w:type="character" w:customStyle="1" w:styleId="22">
+    <w:name w:val="標題 2 字元"/>
+    <w:basedOn w:val="a2"/>
+    <w:link w:val="21"/>
     <w:uiPriority w:val="9"/>
     <w:rsid w:val="00FC693F"/>
     <w:rPr>
@@ -3601,10 +6131,10 @@
       <w:szCs w:val="26"/>
     </w:rPr>
   </w:style>
-  <w:style w:type="character" w:customStyle="1" w:styleId="Heading3Char">
-    <w:name w:val="Heading 3 Char"/>
-    <w:basedOn w:val="DefaultParagraphFont"/>
-    <w:link w:val="Heading3"/>
+  <w:style w:type="character" w:customStyle="1" w:styleId="32">
+    <w:name w:val="標題 3 字元"/>
+    <w:basedOn w:val="a2"/>
+    <w:link w:val="31"/>
     <w:uiPriority w:val="9"/>
     <w:rsid w:val="00FC693F"/>
     <w:rPr>
@@ -3614,11 +6144,11 @@
       <w:color w:val="4F81BD" w:themeColor="accent1"/>
     </w:rPr>
   </w:style>
-  <w:style w:type="paragraph" w:styleId="Title">
+  <w:style w:type="paragraph" w:styleId="aa">
     <w:name w:val="Title"/>
-    <w:basedOn w:val="Normal"/>
-    <w:next w:val="Normal"/>
-    <w:link w:val="TitleChar"/>
+    <w:basedOn w:val="a1"/>
+    <w:next w:val="a1"/>
+    <w:link w:val="ab"/>
     <w:uiPriority w:val="10"/>
     <w:qFormat/>
     <w:rsid w:val="00FC693F"/>
@@ -3630,7 +6160,7 @@
       <w:contextualSpacing/>
     </w:pPr>
     <w:rPr>
-      <w:rFonts w:asciiTheme="majorHAnsi" w:eastAsiaTheme="majorEastAsia" w:hAnsiTheme="majorHAnsi" w:cstheme="majorBidi" w:ascii="Microsoft JhengHei" w:hAnsi="Microsoft JhengHei" w:eastAsia="Microsoft JhengHei"/>
+      <w:rFonts w:asciiTheme="majorHAnsi" w:eastAsiaTheme="majorEastAsia" w:hAnsiTheme="majorHAnsi" w:cstheme="majorBidi"/>
       <w:color w:val="17324D"/>
       <w:spacing w:val="5"/>
       <w:kern w:val="28"/>
@@ -3638,10 +6168,10 @@
       <w:szCs w:val="52"/>
     </w:rPr>
   </w:style>
-  <w:style w:type="character" w:customStyle="1" w:styleId="TitleChar">
-    <w:name w:val="Title Char"/>
-    <w:basedOn w:val="DefaultParagraphFont"/>
-    <w:link w:val="Title"/>
+  <w:style w:type="character" w:customStyle="1" w:styleId="ab">
+    <w:name w:val="標題 字元"/>
+    <w:basedOn w:val="a2"/>
+    <w:link w:val="aa"/>
     <w:uiPriority w:val="10"/>
     <w:rsid w:val="00FC693F"/>
     <w:rPr>
@@ -3653,11 +6183,11 @@
       <w:szCs w:val="52"/>
     </w:rPr>
   </w:style>
-  <w:style w:type="paragraph" w:styleId="Subtitle">
+  <w:style w:type="paragraph" w:styleId="ac">
     <w:name w:val="Subtitle"/>
-    <w:basedOn w:val="Normal"/>
-    <w:next w:val="Normal"/>
-    <w:link w:val="SubtitleChar"/>
+    <w:basedOn w:val="a1"/>
+    <w:next w:val="a1"/>
+    <w:link w:val="ad"/>
     <w:uiPriority w:val="11"/>
     <w:qFormat/>
     <w:rsid w:val="00FC693F"/>
@@ -3676,10 +6206,10 @@
       <w:szCs w:val="24"/>
     </w:rPr>
   </w:style>
-  <w:style w:type="character" w:customStyle="1" w:styleId="SubtitleChar">
-    <w:name w:val="Subtitle Char"/>
-    <w:basedOn w:val="DefaultParagraphFont"/>
-    <w:link w:val="Subtitle"/>
+  <w:style w:type="character" w:customStyle="1" w:styleId="ad">
+    <w:name w:val="副標題 字元"/>
+    <w:basedOn w:val="a2"/>
+    <w:link w:val="ac"/>
     <w:uiPriority w:val="11"/>
     <w:rsid w:val="00FC693F"/>
     <w:rPr>
@@ -3692,9 +6222,9 @@
       <w:szCs w:val="24"/>
     </w:rPr>
   </w:style>
-  <w:style w:type="paragraph" w:styleId="ListParagraph">
+  <w:style w:type="paragraph" w:styleId="ae">
     <w:name w:val="List Paragraph"/>
-    <w:basedOn w:val="Normal"/>
+    <w:basedOn w:val="a1"/>
     <w:uiPriority w:val="34"/>
     <w:qFormat/>
     <w:rsid w:val="00FC693F"/>
@@ -3703,10 +6233,10 @@
       <w:contextualSpacing/>
     </w:pPr>
   </w:style>
-  <w:style w:type="paragraph" w:styleId="BodyText">
+  <w:style w:type="paragraph" w:styleId="af">
     <w:name w:val="Body Text"/>
-    <w:basedOn w:val="Normal"/>
-    <w:link w:val="BodyTextChar"/>
+    <w:basedOn w:val="a1"/>
+    <w:link w:val="af0"/>
     <w:uiPriority w:val="99"/>
     <w:unhideWhenUsed/>
     <w:rsid w:val="00AA1D8D"/>
@@ -3714,17 +6244,17 @@
       <w:spacing w:after="120"/>
     </w:pPr>
   </w:style>
-  <w:style w:type="character" w:customStyle="1" w:styleId="BodyTextChar">
-    <w:name w:val="Body Text Char"/>
-    <w:basedOn w:val="DefaultParagraphFont"/>
-    <w:link w:val="BodyText"/>
+  <w:style w:type="character" w:customStyle="1" w:styleId="af0">
+    <w:name w:val="本文 字元"/>
+    <w:basedOn w:val="a2"/>
+    <w:link w:val="af"/>
     <w:uiPriority w:val="99"/>
     <w:rsid w:val="00AA1D8D"/>
   </w:style>
-  <w:style w:type="paragraph" w:styleId="BodyText2">
+  <w:style w:type="paragraph" w:styleId="23">
     <w:name w:val="Body Text 2"/>
-    <w:basedOn w:val="Normal"/>
-    <w:link w:val="BodyText2Char"/>
+    <w:basedOn w:val="a1"/>
+    <w:link w:val="24"/>
     <w:uiPriority w:val="99"/>
     <w:unhideWhenUsed/>
     <w:rsid w:val="00AA1D8D"/>
@@ -3732,17 +6262,17 @@
       <w:spacing w:after="120" w:line="480" w:lineRule="auto"/>
     </w:pPr>
   </w:style>
-  <w:style w:type="character" w:customStyle="1" w:styleId="BodyText2Char">
-    <w:name w:val="Body Text 2 Char"/>
-    <w:basedOn w:val="DefaultParagraphFont"/>
-    <w:link w:val="BodyText2"/>
+  <w:style w:type="character" w:customStyle="1" w:styleId="24">
+    <w:name w:val="本文 2 字元"/>
+    <w:basedOn w:val="a2"/>
+    <w:link w:val="23"/>
     <w:uiPriority w:val="99"/>
     <w:rsid w:val="00AA1D8D"/>
   </w:style>
-  <w:style w:type="paragraph" w:styleId="BodyText3">
+  <w:style w:type="paragraph" w:styleId="33">
     <w:name w:val="Body Text 3"/>
-    <w:basedOn w:val="Normal"/>
-    <w:link w:val="BodyText3Char"/>
+    <w:basedOn w:val="a1"/>
+    <w:link w:val="34"/>
     <w:uiPriority w:val="99"/>
     <w:unhideWhenUsed/>
     <w:rsid w:val="00AA1D8D"/>
@@ -3754,10 +6284,10 @@
       <w:szCs w:val="16"/>
     </w:rPr>
   </w:style>
-  <w:style w:type="character" w:customStyle="1" w:styleId="BodyText3Char">
-    <w:name w:val="Body Text 3 Char"/>
-    <w:basedOn w:val="DefaultParagraphFont"/>
-    <w:link w:val="BodyText3"/>
+  <w:style w:type="character" w:customStyle="1" w:styleId="34">
+    <w:name w:val="本文 3 字元"/>
+    <w:basedOn w:val="a2"/>
+    <w:link w:val="33"/>
     <w:uiPriority w:val="99"/>
     <w:rsid w:val="00AA1D8D"/>
     <w:rPr>
@@ -3765,9 +6295,9 @@
       <w:szCs w:val="16"/>
     </w:rPr>
   </w:style>
-  <w:style w:type="paragraph" w:styleId="List">
+  <w:style w:type="paragraph" w:styleId="af1">
     <w:name w:val="List"/>
-    <w:basedOn w:val="Normal"/>
+    <w:basedOn w:val="a1"/>
     <w:uiPriority w:val="99"/>
     <w:unhideWhenUsed/>
     <w:rsid w:val="00AA1D8D"/>
@@ -3776,9 +6306,9 @@
       <w:contextualSpacing/>
     </w:pPr>
   </w:style>
-  <w:style w:type="paragraph" w:styleId="List2">
+  <w:style w:type="paragraph" w:styleId="25">
     <w:name w:val="List 2"/>
-    <w:basedOn w:val="Normal"/>
+    <w:basedOn w:val="a1"/>
     <w:uiPriority w:val="99"/>
     <w:unhideWhenUsed/>
     <w:rsid w:val="00326F90"/>
@@ -3787,9 +6317,9 @@
       <w:contextualSpacing/>
     </w:pPr>
   </w:style>
-  <w:style w:type="paragraph" w:styleId="List3">
+  <w:style w:type="paragraph" w:styleId="35">
     <w:name w:val="List 3"/>
-    <w:basedOn w:val="Normal"/>
+    <w:basedOn w:val="a1"/>
     <w:uiPriority w:val="99"/>
     <w:unhideWhenUsed/>
     <w:rsid w:val="00326F90"/>
@@ -3798,9 +6328,9 @@
       <w:contextualSpacing/>
     </w:pPr>
   </w:style>
-  <w:style w:type="paragraph" w:styleId="ListBullet">
+  <w:style w:type="paragraph" w:styleId="a0">
     <w:name w:val="List Bullet"/>
-    <w:basedOn w:val="Normal"/>
+    <w:basedOn w:val="a1"/>
     <w:uiPriority w:val="99"/>
     <w:unhideWhenUsed/>
     <w:rsid w:val="00326F90"/>
@@ -3811,9 +6341,9 @@
       <w:contextualSpacing/>
     </w:pPr>
   </w:style>
-  <w:style w:type="paragraph" w:styleId="ListBullet2">
+  <w:style w:type="paragraph" w:styleId="20">
     <w:name w:val="List Bullet 2"/>
-    <w:basedOn w:val="Normal"/>
+    <w:basedOn w:val="a1"/>
     <w:uiPriority w:val="99"/>
     <w:unhideWhenUsed/>
     <w:rsid w:val="00326F90"/>
@@ -3824,9 +6354,9 @@
       <w:contextualSpacing/>
     </w:pPr>
   </w:style>
-  <w:style w:type="paragraph" w:styleId="ListBullet3">
+  <w:style w:type="paragraph" w:styleId="30">
     <w:name w:val="List Bullet 3"/>
-    <w:basedOn w:val="Normal"/>
+    <w:basedOn w:val="a1"/>
     <w:uiPriority w:val="99"/>
     <w:unhideWhenUsed/>
     <w:rsid w:val="00326F90"/>
@@ -3837,9 +6367,9 @@
       <w:contextualSpacing/>
     </w:pPr>
   </w:style>
-  <w:style w:type="paragraph" w:styleId="ListNumber">
+  <w:style w:type="paragraph" w:styleId="a">
     <w:name w:val="List Number"/>
-    <w:basedOn w:val="Normal"/>
+    <w:basedOn w:val="a1"/>
     <w:uiPriority w:val="99"/>
     <w:unhideWhenUsed/>
     <w:rsid w:val="00326F90"/>
@@ -3850,9 +6380,9 @@
       <w:contextualSpacing/>
     </w:pPr>
   </w:style>
-  <w:style w:type="paragraph" w:styleId="ListNumber2">
+  <w:style w:type="paragraph" w:styleId="2">
     <w:name w:val="List Number 2"/>
-    <w:basedOn w:val="Normal"/>
+    <w:basedOn w:val="a1"/>
     <w:uiPriority w:val="99"/>
     <w:unhideWhenUsed/>
     <w:rsid w:val="0029639D"/>
@@ -3863,9 +6393,9 @@
       <w:contextualSpacing/>
     </w:pPr>
   </w:style>
-  <w:style w:type="paragraph" w:styleId="ListNumber3">
+  <w:style w:type="paragraph" w:styleId="3">
     <w:name w:val="List Number 3"/>
-    <w:basedOn w:val="Normal"/>
+    <w:basedOn w:val="a1"/>
     <w:uiPriority w:val="99"/>
     <w:unhideWhenUsed/>
     <w:rsid w:val="0029639D"/>
@@ -3876,9 +6406,9 @@
       <w:contextualSpacing/>
     </w:pPr>
   </w:style>
-  <w:style w:type="paragraph" w:styleId="ListContinue">
+  <w:style w:type="paragraph" w:styleId="af2">
     <w:name w:val="List Continue"/>
-    <w:basedOn w:val="Normal"/>
+    <w:basedOn w:val="a1"/>
     <w:uiPriority w:val="99"/>
     <w:unhideWhenUsed/>
     <w:rsid w:val="0029639D"/>
@@ -3888,9 +6418,9 @@
       <w:contextualSpacing/>
     </w:pPr>
   </w:style>
-  <w:style w:type="paragraph" w:styleId="ListContinue2">
+  <w:style w:type="paragraph" w:styleId="26">
     <w:name w:val="List Continue 2"/>
-    <w:basedOn w:val="Normal"/>
+    <w:basedOn w:val="a1"/>
     <w:uiPriority w:val="99"/>
     <w:unhideWhenUsed/>
     <w:rsid w:val="0029639D"/>
@@ -3900,9 +6430,9 @@
       <w:contextualSpacing/>
     </w:pPr>
   </w:style>
-  <w:style w:type="paragraph" w:styleId="ListContinue3">
+  <w:style w:type="paragraph" w:styleId="36">
     <w:name w:val="List Continue 3"/>
-    <w:basedOn w:val="Normal"/>
+    <w:basedOn w:val="a1"/>
     <w:uiPriority w:val="99"/>
     <w:unhideWhenUsed/>
     <w:rsid w:val="0029639D"/>
@@ -3912,9 +6442,9 @@
       <w:contextualSpacing/>
     </w:pPr>
   </w:style>
-  <w:style w:type="paragraph" w:styleId="MacroText">
+  <w:style w:type="paragraph" w:styleId="af3">
     <w:name w:val="macro"/>
-    <w:link w:val="MacroTextChar"/>
+    <w:link w:val="af4"/>
     <w:uiPriority w:val="99"/>
     <w:unhideWhenUsed/>
     <w:rsid w:val="0029639D"/>
@@ -3935,10 +6465,10 @@
       <w:szCs w:val="20"/>
     </w:rPr>
   </w:style>
-  <w:style w:type="character" w:customStyle="1" w:styleId="MacroTextChar">
-    <w:name w:val="Macro Text Char"/>
-    <w:basedOn w:val="DefaultParagraphFont"/>
-    <w:link w:val="MacroText"/>
+  <w:style w:type="character" w:customStyle="1" w:styleId="af4">
+    <w:name w:val="巨集文字 字元"/>
+    <w:basedOn w:val="a2"/>
+    <w:link w:val="af3"/>
     <w:uiPriority w:val="99"/>
     <w:rsid w:val="0029639D"/>
     <w:rPr>
@@ -3947,11 +6477,11 @@
       <w:szCs w:val="20"/>
     </w:rPr>
   </w:style>
-  <w:style w:type="paragraph" w:styleId="Quote">
+  <w:style w:type="paragraph" w:styleId="af5">
     <w:name w:val="Quote"/>
-    <w:basedOn w:val="Normal"/>
-    <w:next w:val="Normal"/>
-    <w:link w:val="QuoteChar"/>
+    <w:basedOn w:val="a1"/>
+    <w:next w:val="a1"/>
+    <w:link w:val="af6"/>
     <w:uiPriority w:val="29"/>
     <w:qFormat/>
     <w:rsid w:val="00FC693F"/>
@@ -3961,10 +6491,10 @@
       <w:color w:val="000000" w:themeColor="text1"/>
     </w:rPr>
   </w:style>
-  <w:style w:type="character" w:customStyle="1" w:styleId="QuoteChar">
-    <w:name w:val="Quote Char"/>
-    <w:basedOn w:val="DefaultParagraphFont"/>
-    <w:link w:val="Quote"/>
+  <w:style w:type="character" w:customStyle="1" w:styleId="af6">
+    <w:name w:val="引文 字元"/>
+    <w:basedOn w:val="a2"/>
+    <w:link w:val="af5"/>
     <w:uiPriority w:val="29"/>
     <w:rsid w:val="00FC693F"/>
     <w:rPr>
@@ -3973,10 +6503,10 @@
       <w:color w:val="000000" w:themeColor="text1"/>
     </w:rPr>
   </w:style>
-  <w:style w:type="character" w:customStyle="1" w:styleId="Heading4Char">
-    <w:name w:val="Heading 4 Char"/>
-    <w:basedOn w:val="DefaultParagraphFont"/>
-    <w:link w:val="Heading4"/>
+  <w:style w:type="character" w:customStyle="1" w:styleId="40">
+    <w:name w:val="標題 4 字元"/>
+    <w:basedOn w:val="a2"/>
+    <w:link w:val="4"/>
     <w:uiPriority w:val="9"/>
     <w:semiHidden/>
     <w:rsid w:val="00FC693F"/>
@@ -3989,10 +6519,10 @@
       <w:color w:val="4F81BD" w:themeColor="accent1"/>
     </w:rPr>
   </w:style>
-  <w:style w:type="character" w:customStyle="1" w:styleId="Heading5Char">
-    <w:name w:val="Heading 5 Char"/>
-    <w:basedOn w:val="DefaultParagraphFont"/>
-    <w:link w:val="Heading5"/>
+  <w:style w:type="character" w:customStyle="1" w:styleId="50">
+    <w:name w:val="標題 5 字元"/>
+    <w:basedOn w:val="a2"/>
+    <w:link w:val="5"/>
     <w:uiPriority w:val="9"/>
     <w:semiHidden/>
     <w:rsid w:val="00FC693F"/>
@@ -4001,10 +6531,10 @@
       <w:color w:val="243F60" w:themeColor="accent1" w:themeShade="7F"/>
     </w:rPr>
   </w:style>
-  <w:style w:type="character" w:customStyle="1" w:styleId="Heading6Char">
-    <w:name w:val="Heading 6 Char"/>
-    <w:basedOn w:val="DefaultParagraphFont"/>
-    <w:link w:val="Heading6"/>
+  <w:style w:type="character" w:customStyle="1" w:styleId="60">
+    <w:name w:val="標題 6 字元"/>
+    <w:basedOn w:val="a2"/>
+    <w:link w:val="6"/>
     <w:uiPriority w:val="9"/>
     <w:semiHidden/>
     <w:rsid w:val="00FC693F"/>
@@ -4015,10 +6545,10 @@
       <w:color w:val="243F60" w:themeColor="accent1" w:themeShade="7F"/>
     </w:rPr>
   </w:style>
-  <w:style w:type="character" w:customStyle="1" w:styleId="Heading7Char">
-    <w:name w:val="Heading 7 Char"/>
-    <w:basedOn w:val="DefaultParagraphFont"/>
-    <w:link w:val="Heading7"/>
+  <w:style w:type="character" w:customStyle="1" w:styleId="70">
+    <w:name w:val="標題 7 字元"/>
+    <w:basedOn w:val="a2"/>
+    <w:link w:val="7"/>
     <w:uiPriority w:val="9"/>
     <w:semiHidden/>
     <w:rsid w:val="00FC693F"/>
@@ -4029,10 +6559,10 @@
       <w:color w:val="404040" w:themeColor="text1" w:themeTint="BF"/>
     </w:rPr>
   </w:style>
-  <w:style w:type="character" w:customStyle="1" w:styleId="Heading8Char">
-    <w:name w:val="Heading 8 Char"/>
-    <w:basedOn w:val="DefaultParagraphFont"/>
-    <w:link w:val="Heading8"/>
+  <w:style w:type="character" w:customStyle="1" w:styleId="80">
+    <w:name w:val="標題 8 字元"/>
+    <w:basedOn w:val="a2"/>
+    <w:link w:val="8"/>
     <w:uiPriority w:val="9"/>
     <w:semiHidden/>
     <w:rsid w:val="00FC693F"/>
@@ -4043,10 +6573,10 @@
       <w:szCs w:val="20"/>
     </w:rPr>
   </w:style>
-  <w:style w:type="character" w:customStyle="1" w:styleId="Heading9Char">
-    <w:name w:val="Heading 9 Char"/>
-    <w:basedOn w:val="DefaultParagraphFont"/>
-    <w:link w:val="Heading9"/>
+  <w:style w:type="character" w:customStyle="1" w:styleId="90">
+    <w:name w:val="標題 9 字元"/>
+    <w:basedOn w:val="a2"/>
+    <w:link w:val="9"/>
     <w:uiPriority w:val="9"/>
     <w:semiHidden/>
     <w:rsid w:val="00FC693F"/>
@@ -4059,10 +6589,10 @@
       <w:szCs w:val="20"/>
     </w:rPr>
   </w:style>
-  <w:style w:type="paragraph" w:styleId="Caption">
+  <w:style w:type="paragraph" w:styleId="af7">
     <w:name w:val="caption"/>
-    <w:basedOn w:val="Normal"/>
-    <w:next w:val="Normal"/>
+    <w:basedOn w:val="a1"/>
+    <w:next w:val="a1"/>
     <w:uiPriority w:val="35"/>
     <w:semiHidden/>
     <w:unhideWhenUsed/>
@@ -4079,9 +6609,9 @@
       <w:szCs w:val="18"/>
     </w:rPr>
   </w:style>
-  <w:style w:type="character" w:styleId="Strong">
+  <w:style w:type="character" w:styleId="af8">
     <w:name w:val="Strong"/>
-    <w:basedOn w:val="DefaultParagraphFont"/>
+    <w:basedOn w:val="a2"/>
     <w:uiPriority w:val="22"/>
     <w:qFormat/>
     <w:rsid w:val="00FC693F"/>
@@ -4090,9 +6620,9 @@
       <w:bCs/>
     </w:rPr>
   </w:style>
-  <w:style w:type="character" w:styleId="Emphasis">
+  <w:style w:type="character" w:styleId="af9">
     <w:name w:val="Emphasis"/>
-    <w:basedOn w:val="DefaultParagraphFont"/>
+    <w:basedOn w:val="a2"/>
     <w:uiPriority w:val="20"/>
     <w:qFormat/>
     <w:rsid w:val="00FC693F"/>
@@ -4101,11 +6631,11 @@
       <w:iCs/>
     </w:rPr>
   </w:style>
-  <w:style w:type="paragraph" w:styleId="IntenseQuote">
+  <w:style w:type="paragraph" w:styleId="afa">
     <w:name w:val="Intense Quote"/>
-    <w:basedOn w:val="Normal"/>
-    <w:next w:val="Normal"/>
-    <w:link w:val="IntenseQuoteChar"/>
+    <w:basedOn w:val="a1"/>
+    <w:next w:val="a1"/>
+    <w:link w:val="afb"/>
     <w:uiPriority w:val="30"/>
     <w:qFormat/>
     <w:rsid w:val="00FC693F"/>
@@ -4124,10 +6654,10 @@
       <w:color w:val="4F81BD" w:themeColor="accent1"/>
     </w:rPr>
   </w:style>
-  <w:style w:type="character" w:customStyle="1" w:styleId="IntenseQuoteChar">
-    <w:name w:val="Intense Quote Char"/>
-    <w:basedOn w:val="DefaultParagraphFont"/>
-    <w:link w:val="IntenseQuote"/>
+  <w:style w:type="character" w:customStyle="1" w:styleId="afb">
+    <w:name w:val="鮮明引文 字元"/>
+    <w:basedOn w:val="a2"/>
+    <w:link w:val="afa"/>
     <w:uiPriority w:val="30"/>
     <w:rsid w:val="00FC693F"/>
     <w:rPr>
@@ -4138,9 +6668,9 @@
       <w:color w:val="4F81BD" w:themeColor="accent1"/>
     </w:rPr>
   </w:style>
-  <w:style w:type="character" w:styleId="SubtleEmphasis">
+  <w:style w:type="character" w:styleId="afc">
     <w:name w:val="Subtle Emphasis"/>
-    <w:basedOn w:val="DefaultParagraphFont"/>
+    <w:basedOn w:val="a2"/>
     <w:uiPriority w:val="19"/>
     <w:qFormat/>
     <w:rsid w:val="00FC693F"/>
@@ -4150,9 +6680,9 @@
       <w:color w:val="808080" w:themeColor="text1" w:themeTint="7F"/>
     </w:rPr>
   </w:style>
-  <w:style w:type="character" w:styleId="IntenseEmphasis">
+  <w:style w:type="character" w:styleId="afd">
     <w:name w:val="Intense Emphasis"/>
-    <w:basedOn w:val="DefaultParagraphFont"/>
+    <w:basedOn w:val="a2"/>
     <w:uiPriority w:val="21"/>
     <w:qFormat/>
     <w:rsid w:val="00FC693F"/>
@@ -4164,9 +6694,9 @@
       <w:color w:val="4F81BD" w:themeColor="accent1"/>
     </w:rPr>
   </w:style>
-  <w:style w:type="character" w:styleId="SubtleReference">
+  <w:style w:type="character" w:styleId="afe">
     <w:name w:val="Subtle Reference"/>
-    <w:basedOn w:val="DefaultParagraphFont"/>
+    <w:basedOn w:val="a2"/>
     <w:uiPriority w:val="31"/>
     <w:qFormat/>
     <w:rsid w:val="00FC693F"/>
@@ -4176,9 +6706,9 @@
       <w:u w:val="single"/>
     </w:rPr>
   </w:style>
-  <w:style w:type="character" w:styleId="IntenseReference">
+  <w:style w:type="character" w:styleId="aff">
     <w:name w:val="Intense Reference"/>
-    <w:basedOn w:val="DefaultParagraphFont"/>
+    <w:basedOn w:val="a2"/>
     <w:uiPriority w:val="32"/>
     <w:qFormat/>
     <w:rsid w:val="00FC693F"/>
@@ -4191,9 +6721,9 @@
       <w:u w:val="single"/>
     </w:rPr>
   </w:style>
-  <w:style w:type="character" w:styleId="BookTitle">
+  <w:style w:type="character" w:styleId="aff0">
     <w:name w:val="Book Title"/>
-    <w:basedOn w:val="DefaultParagraphFont"/>
+    <w:basedOn w:val="a2"/>
     <w:uiPriority w:val="33"/>
     <w:qFormat/>
     <w:rsid w:val="00FC693F"/>
@@ -4204,10 +6734,10 @@
       <w:spacing w:val="5"/>
     </w:rPr>
   </w:style>
-  <w:style w:type="paragraph" w:styleId="TOCHeading">
+  <w:style w:type="paragraph" w:styleId="aff1">
     <w:name w:val="TOC Heading"/>
-    <w:basedOn w:val="Heading1"/>
-    <w:next w:val="Normal"/>
+    <w:basedOn w:val="1"/>
+    <w:next w:val="a1"/>
     <w:uiPriority w:val="39"/>
     <w:semiHidden/>
     <w:unhideWhenUsed/>
@@ -4217,9 +6747,9 @@
       <w:outlineLvl w:val="9"/>
     </w:pPr>
   </w:style>
-  <w:style w:type="table" w:styleId="TableGrid">
+  <w:style w:type="table" w:styleId="aff2">
     <w:name w:val="Table Grid"/>
-    <w:basedOn w:val="TableNormal"/>
+    <w:basedOn w:val="a3"/>
     <w:uiPriority w:val="59"/>
     <w:rsid w:val="00FC693F"/>
     <w:pPr>
@@ -4243,9 +6773,9 @@
       </w:tblCellMar>
     </w:tblPr>
   </w:style>
-  <w:style w:type="table" w:styleId="LightShading">
+  <w:style w:type="table" w:styleId="aff3">
     <w:name w:val="Light Shading"/>
-    <w:basedOn w:val="TableNormal"/>
+    <w:basedOn w:val="a3"/>
     <w:uiPriority w:val="60"/>
     <w:rsid w:val="00FC693F"/>
     <w:pPr>
@@ -4346,9 +6876,9 @@
       </w:tcPr>
     </w:tblStylePr>
   </w:style>
-  <w:style w:type="table" w:styleId="LightShading-Accent1">
+  <w:style w:type="table" w:styleId="-1">
     <w:name w:val="Light Shading Accent 1"/>
-    <w:basedOn w:val="TableNormal"/>
+    <w:basedOn w:val="a3"/>
     <w:uiPriority w:val="60"/>
     <w:rsid w:val="00FC693F"/>
     <w:pPr>
@@ -4449,9 +6979,9 @@
       </w:tcPr>
     </w:tblStylePr>
   </w:style>
-  <w:style w:type="table" w:styleId="LightShading-Accent2">
+  <w:style w:type="table" w:styleId="-2">
     <w:name w:val="Light Shading Accent 2"/>
-    <w:basedOn w:val="TableNormal"/>
+    <w:basedOn w:val="a3"/>
     <w:uiPriority w:val="60"/>
     <w:rsid w:val="00FC693F"/>
     <w:pPr>
@@ -4552,9 +7082,9 @@
       </w:tcPr>
     </w:tblStylePr>
   </w:style>
-  <w:style w:type="table" w:styleId="LightShading-Accent3">
+  <w:style w:type="table" w:styleId="-3">
     <w:name w:val="Light Shading Accent 3"/>
-    <w:basedOn w:val="TableNormal"/>
+    <w:basedOn w:val="a3"/>
     <w:uiPriority w:val="60"/>
     <w:rsid w:val="00FC693F"/>
     <w:pPr>
@@ -4655,9 +7185,9 @@
       </w:tcPr>
     </w:tblStylePr>
   </w:style>
-  <w:style w:type="table" w:styleId="LightShading-Accent4">
+  <w:style w:type="table" w:styleId="-4">
     <w:name w:val="Light Shading Accent 4"/>
-    <w:basedOn w:val="TableNormal"/>
+    <w:basedOn w:val="a3"/>
     <w:uiPriority w:val="60"/>
     <w:rsid w:val="00FC693F"/>
     <w:pPr>
@@ -4758,9 +7288,9 @@
       </w:tcPr>
     </w:tblStylePr>
   </w:style>
-  <w:style w:type="table" w:styleId="LightShading-Accent5">
+  <w:style w:type="table" w:styleId="-5">
     <w:name w:val="Light Shading Accent 5"/>
-    <w:basedOn w:val="TableNormal"/>
+    <w:basedOn w:val="a3"/>
     <w:uiPriority w:val="60"/>
     <w:rsid w:val="00FC693F"/>
     <w:pPr>
@@ -4861,9 +7391,9 @@
       </w:tcPr>
     </w:tblStylePr>
   </w:style>
-  <w:style w:type="table" w:styleId="LightShading-Accent6">
+  <w:style w:type="table" w:styleId="-6">
     <w:name w:val="Light Shading Accent 6"/>
-    <w:basedOn w:val="TableNormal"/>
+    <w:basedOn w:val="a3"/>
     <w:uiPriority w:val="60"/>
     <w:rsid w:val="00FC693F"/>
     <w:pPr>
@@ -4964,9 +7494,9 @@
       </w:tcPr>
     </w:tblStylePr>
   </w:style>
-  <w:style w:type="table" w:styleId="LightList">
+  <w:style w:type="table" w:styleId="aff4">
     <w:name w:val="Light List"/>
-    <w:basedOn w:val="TableNormal"/>
+    <w:basedOn w:val="a3"/>
     <w:uiPriority w:val="61"/>
     <w:rsid w:val="00FC693F"/>
     <w:pPr>
@@ -5056,9 +7586,9 @@
       </w:tcPr>
     </w:tblStylePr>
   </w:style>
-  <w:style w:type="table" w:styleId="LightList-Accent1">
+  <w:style w:type="table" w:styleId="-10">
     <w:name w:val="Light List Accent 1"/>
-    <w:basedOn w:val="TableNormal"/>
+    <w:basedOn w:val="a3"/>
     <w:uiPriority w:val="61"/>
     <w:rsid w:val="00FC693F"/>
     <w:pPr>
@@ -5148,9 +7678,9 @@
       </w:tcPr>
     </w:tblStylePr>
   </w:style>
-  <w:style w:type="table" w:styleId="LightList-Accent2">
+  <w:style w:type="table" w:styleId="-20">
     <w:name w:val="Light List Accent 2"/>
-    <w:basedOn w:val="TableNormal"/>
+    <w:basedOn w:val="a3"/>
     <w:uiPriority w:val="61"/>
     <w:rsid w:val="00CB0664"/>
     <w:pPr>
@@ -5240,9 +7770,9 @@
       </w:tcPr>
     </w:tblStylePr>
   </w:style>
-  <w:style w:type="table" w:styleId="LightList-Accent3">
+  <w:style w:type="table" w:styleId="-30">
     <w:name w:val="Light List Accent 3"/>
-    <w:basedOn w:val="TableNormal"/>
+    <w:basedOn w:val="a3"/>
     <w:uiPriority w:val="61"/>
     <w:rsid w:val="00CB0664"/>
     <w:pPr>
@@ -5332,9 +7862,9 @@
       </w:tcPr>
     </w:tblStylePr>
   </w:style>
-  <w:style w:type="table" w:styleId="LightList-Accent4">
+  <w:style w:type="table" w:styleId="-40">
     <w:name w:val="Light List Accent 4"/>
-    <w:basedOn w:val="TableNormal"/>
+    <w:basedOn w:val="a3"/>
     <w:uiPriority w:val="61"/>
     <w:rsid w:val="00CB0664"/>
     <w:pPr>
@@ -5424,9 +7954,9 @@
       </w:tcPr>
     </w:tblStylePr>
   </w:style>
-  <w:style w:type="table" w:styleId="LightList-Accent5">
+  <w:style w:type="table" w:styleId="-50">
     <w:name w:val="Light List Accent 5"/>
-    <w:basedOn w:val="TableNormal"/>
+    <w:basedOn w:val="a3"/>
     <w:uiPriority w:val="61"/>
     <w:rsid w:val="00CB0664"/>
     <w:pPr>
@@ -5516,9 +8046,9 @@
       </w:tcPr>
     </w:tblStylePr>
   </w:style>
-  <w:style w:type="table" w:styleId="LightList-Accent6">
+  <w:style w:type="table" w:styleId="-60">
     <w:name w:val="Light List Accent 6"/>
-    <w:basedOn w:val="TableNormal"/>
+    <w:basedOn w:val="a3"/>
     <w:uiPriority w:val="61"/>
     <w:rsid w:val="00CB0664"/>
     <w:pPr>
@@ -5608,9 +8138,9 @@
       </w:tcPr>
     </w:tblStylePr>
   </w:style>
-  <w:style w:type="table" w:styleId="LightGrid">
+  <w:style w:type="table" w:styleId="aff5">
     <w:name w:val="Light Grid"/>
-    <w:basedOn w:val="TableNormal"/>
+    <w:basedOn w:val="a3"/>
     <w:uiPriority w:val="62"/>
     <w:rsid w:val="00CB0664"/>
     <w:pPr>
@@ -5738,9 +8268,9 @@
       </w:tcPr>
     </w:tblStylePr>
   </w:style>
-  <w:style w:type="table" w:styleId="LightGrid-Accent1">
+  <w:style w:type="table" w:styleId="-11">
     <w:name w:val="Light Grid Accent 1"/>
-    <w:basedOn w:val="TableNormal"/>
+    <w:basedOn w:val="a3"/>
     <w:uiPriority w:val="62"/>
     <w:rsid w:val="00CB0664"/>
     <w:pPr>
@@ -5868,9 +8398,9 @@
       </w:tcPr>
     </w:tblStylePr>
   </w:style>
-  <w:style w:type="table" w:styleId="LightGrid-Accent2">
+  <w:style w:type="table" w:styleId="-21">
     <w:name w:val="Light Grid Accent 2"/>
-    <w:basedOn w:val="TableNormal"/>
+    <w:basedOn w:val="a3"/>
     <w:uiPriority w:val="62"/>
     <w:rsid w:val="00CB0664"/>
     <w:pPr>
@@ -5998,9 +8528,9 @@
       </w:tcPr>
     </w:tblStylePr>
   </w:style>
-  <w:style w:type="table" w:styleId="LightGrid-Accent3">
+  <w:style w:type="table" w:styleId="-31">
     <w:name w:val="Light Grid Accent 3"/>
-    <w:basedOn w:val="TableNormal"/>
+    <w:basedOn w:val="a3"/>
     <w:uiPriority w:val="62"/>
     <w:rsid w:val="00CB0664"/>
     <w:pPr>
@@ -6128,9 +8658,9 @@
       </w:tcPr>
     </w:tblStylePr>
   </w:style>
-  <w:style w:type="table" w:styleId="LightGrid-Accent4">
+  <w:style w:type="table" w:styleId="-41">
     <w:name w:val="Light Grid Accent 4"/>
-    <w:basedOn w:val="TableNormal"/>
+    <w:basedOn w:val="a3"/>
     <w:uiPriority w:val="62"/>
     <w:rsid w:val="00CB0664"/>
     <w:pPr>
@@ -6258,9 +8788,9 @@
       </w:tcPr>
     </w:tblStylePr>
   </w:style>
-  <w:style w:type="table" w:styleId="LightGrid-Accent5">
+  <w:style w:type="table" w:styleId="-51">
     <w:name w:val="Light Grid Accent 5"/>
-    <w:basedOn w:val="TableNormal"/>
+    <w:basedOn w:val="a3"/>
     <w:uiPriority w:val="62"/>
     <w:rsid w:val="00CB0664"/>
     <w:pPr>
@@ -6388,9 +8918,9 @@
       </w:tcPr>
     </w:tblStylePr>
   </w:style>
-  <w:style w:type="table" w:styleId="LightGrid-Accent6">
+  <w:style w:type="table" w:styleId="-61">
     <w:name w:val="Light Grid Accent 6"/>
-    <w:basedOn w:val="TableNormal"/>
+    <w:basedOn w:val="a3"/>
     <w:uiPriority w:val="62"/>
     <w:rsid w:val="00CB0664"/>
     <w:pPr>
@@ -6518,9 +9048,9 @@
       </w:tcPr>
     </w:tblStylePr>
   </w:style>
-  <w:style w:type="table" w:styleId="MediumShading1">
+  <w:style w:type="table" w:styleId="11">
     <w:name w:val="Medium Shading 1"/>
-    <w:basedOn w:val="TableNormal"/>
+    <w:basedOn w:val="a3"/>
     <w:uiPriority w:val="63"/>
     <w:rsid w:val="00CB0664"/>
     <w:pPr>
@@ -6624,9 +9154,9 @@
       </w:tcPr>
     </w:tblStylePr>
   </w:style>
-  <w:style w:type="table" w:styleId="MediumShading1-Accent1">
+  <w:style w:type="table" w:styleId="1-1">
     <w:name w:val="Medium Shading 1 Accent 1"/>
-    <w:basedOn w:val="TableNormal"/>
+    <w:basedOn w:val="a3"/>
     <w:uiPriority w:val="63"/>
     <w:rsid w:val="00CB0664"/>
     <w:pPr>
@@ -6730,9 +9260,9 @@
       </w:tcPr>
     </w:tblStylePr>
   </w:style>
-  <w:style w:type="table" w:styleId="MediumShading1-Accent2">
+  <w:style w:type="table" w:styleId="1-2">
     <w:name w:val="Medium Shading 1 Accent 2"/>
-    <w:basedOn w:val="TableNormal"/>
+    <w:basedOn w:val="a3"/>
     <w:uiPriority w:val="63"/>
     <w:rsid w:val="00CB0664"/>
     <w:pPr>
@@ -6836,9 +9366,9 @@
       </w:tcPr>
     </w:tblStylePr>
   </w:style>
-  <w:style w:type="table" w:styleId="MediumShading1-Accent3">
+  <w:style w:type="table" w:styleId="1-3">
     <w:name w:val="Medium Shading 1 Accent 3"/>
-    <w:basedOn w:val="TableNormal"/>
+    <w:basedOn w:val="a3"/>
     <w:uiPriority w:val="63"/>
     <w:rsid w:val="00CB0664"/>
     <w:pPr>
@@ -6942,9 +9472,9 @@
       </w:tcPr>
     </w:tblStylePr>
   </w:style>
-  <w:style w:type="table" w:styleId="MediumShading1-Accent4">
+  <w:style w:type="table" w:styleId="1-4">
     <w:name w:val="Medium Shading 1 Accent 4"/>
-    <w:basedOn w:val="TableNormal"/>
+    <w:basedOn w:val="a3"/>
     <w:uiPriority w:val="63"/>
     <w:rsid w:val="00CB0664"/>
     <w:pPr>
@@ -7048,9 +9578,9 @@
       </w:tcPr>
     </w:tblStylePr>
   </w:style>
-  <w:style w:type="table" w:styleId="MediumShading1-Accent5">
+  <w:style w:type="table" w:styleId="1-5">
     <w:name w:val="Medium Shading 1 Accent 5"/>
-    <w:basedOn w:val="TableNormal"/>
+    <w:basedOn w:val="a3"/>
     <w:uiPriority w:val="63"/>
     <w:rsid w:val="00CB0664"/>
     <w:pPr>
@@ -7154,9 +9684,9 @@
       </w:tcPr>
     </w:tblStylePr>
   </w:style>
-  <w:style w:type="table" w:styleId="MediumShading1-Accent6">
+  <w:style w:type="table" w:styleId="1-6">
     <w:name w:val="Medium Shading 1 Accent 6"/>
-    <w:basedOn w:val="TableNormal"/>
+    <w:basedOn w:val="a3"/>
     <w:uiPriority w:val="63"/>
     <w:rsid w:val="00CB0664"/>
     <w:pPr>
@@ -7260,9 +9790,9 @@
       </w:tcPr>
     </w:tblStylePr>
   </w:style>
-  <w:style w:type="table" w:styleId="MediumShading2">
+  <w:style w:type="table" w:styleId="27">
     <w:name w:val="Medium Shading 2"/>
-    <w:basedOn w:val="TableNormal"/>
+    <w:basedOn w:val="a3"/>
     <w:uiPriority w:val="64"/>
     <w:rsid w:val="00CB0664"/>
     <w:pPr>
@@ -7409,9 +9939,9 @@
       </w:tcPr>
     </w:tblStylePr>
   </w:style>
-  <w:style w:type="table" w:styleId="MediumShading2-Accent1">
+  <w:style w:type="table" w:styleId="2-1">
     <w:name w:val="Medium Shading 2 Accent 1"/>
-    <w:basedOn w:val="TableNormal"/>
+    <w:basedOn w:val="a3"/>
     <w:uiPriority w:val="64"/>
     <w:rsid w:val="00CB0664"/>
     <w:pPr>
@@ -7558,9 +10088,9 @@
       </w:tcPr>
     </w:tblStylePr>
   </w:style>
-  <w:style w:type="table" w:styleId="MediumShading2-Accent2">
+  <w:style w:type="table" w:styleId="2-2">
     <w:name w:val="Medium Shading 2 Accent 2"/>
-    <w:basedOn w:val="TableNormal"/>
+    <w:basedOn w:val="a3"/>
     <w:uiPriority w:val="64"/>
     <w:rsid w:val="00CB0664"/>
     <w:pPr>
@@ -7707,9 +10237,9 @@
       </w:tcPr>
     </w:tblStylePr>
   </w:style>
-  <w:style w:type="table" w:styleId="MediumShading2-Accent3">
+  <w:style w:type="table" w:styleId="2-3">
     <w:name w:val="Medium Shading 2 Accent 3"/>
-    <w:basedOn w:val="TableNormal"/>
+    <w:basedOn w:val="a3"/>
     <w:uiPriority w:val="64"/>
     <w:rsid w:val="00CB0664"/>
     <w:pPr>
@@ -7856,9 +10386,9 @@
       </w:tcPr>
     </w:tblStylePr>
   </w:style>
-  <w:style w:type="table" w:styleId="MediumShading2-Accent4">
+  <w:style w:type="table" w:styleId="2-4">
     <w:name w:val="Medium Shading 2 Accent 4"/>
-    <w:basedOn w:val="TableNormal"/>
+    <w:basedOn w:val="a3"/>
     <w:uiPriority w:val="64"/>
     <w:rsid w:val="00CB0664"/>
     <w:pPr>
@@ -8005,9 +10535,9 @@
       </w:tcPr>
     </w:tblStylePr>
   </w:style>
-  <w:style w:type="table" w:styleId="MediumShading2-Accent5">
+  <w:style w:type="table" w:styleId="2-5">
     <w:name w:val="Medium Shading 2 Accent 5"/>
-    <w:basedOn w:val="TableNormal"/>
+    <w:basedOn w:val="a3"/>
     <w:uiPriority w:val="64"/>
     <w:rsid w:val="00CB0664"/>
     <w:pPr>
@@ -8154,9 +10684,9 @@
       </w:tcPr>
     </w:tblStylePr>
   </w:style>
-  <w:style w:type="table" w:styleId="MediumShading2-Accent6">
+  <w:style w:type="table" w:styleId="2-6">
     <w:name w:val="Medium Shading 2 Accent 6"/>
-    <w:basedOn w:val="TableNormal"/>
+    <w:basedOn w:val="a3"/>
     <w:uiPriority w:val="64"/>
     <w:rsid w:val="00CB0664"/>
     <w:pPr>
@@ -8303,9 +10833,9 @@
       </w:tcPr>
     </w:tblStylePr>
   </w:style>
-  <w:style w:type="table" w:styleId="MediumList1">
+  <w:style w:type="table" w:styleId="12">
     <w:name w:val="Medium List 1"/>
-    <w:basedOn w:val="TableNormal"/>
+    <w:basedOn w:val="a3"/>
     <w:uiPriority w:val="65"/>
     <w:rsid w:val="00CB0664"/>
     <w:pPr>
@@ -8387,9 +10917,9 @@
       </w:tcPr>
     </w:tblStylePr>
   </w:style>
-  <w:style w:type="table" w:styleId="MediumList1-Accent1">
+  <w:style w:type="table" w:styleId="1-10">
     <w:name w:val="Medium List 1 Accent 1"/>
-    <w:basedOn w:val="TableNormal"/>
+    <w:basedOn w:val="a3"/>
     <w:uiPriority w:val="65"/>
     <w:rsid w:val="00CB0664"/>
     <w:pPr>
@@ -8471,9 +11001,9 @@
       </w:tcPr>
     </w:tblStylePr>
   </w:style>
-  <w:style w:type="table" w:styleId="MediumList1-Accent2">
+  <w:style w:type="table" w:styleId="1-20">
     <w:name w:val="Medium List 1 Accent 2"/>
-    <w:basedOn w:val="TableNormal"/>
+    <w:basedOn w:val="a3"/>
     <w:uiPriority w:val="65"/>
     <w:rsid w:val="00CB0664"/>
     <w:pPr>
@@ -8555,9 +11085,9 @@
       </w:tcPr>
     </w:tblStylePr>
   </w:style>
-  <w:style w:type="table" w:styleId="MediumList1-Accent3">
+  <w:style w:type="table" w:styleId="1-30">
     <w:name w:val="Medium List 1 Accent 3"/>
-    <w:basedOn w:val="TableNormal"/>
+    <w:basedOn w:val="a3"/>
     <w:uiPriority w:val="65"/>
     <w:rsid w:val="00CB0664"/>
     <w:pPr>
@@ -8639,9 +11169,9 @@
       </w:tcPr>
     </w:tblStylePr>
   </w:style>
-  <w:style w:type="table" w:styleId="MediumList1-Accent4">
+  <w:style w:type="table" w:styleId="1-40">
     <w:name w:val="Medium List 1 Accent 4"/>
-    <w:basedOn w:val="TableNormal"/>
+    <w:basedOn w:val="a3"/>
     <w:uiPriority w:val="65"/>
     <w:rsid w:val="00CB0664"/>
     <w:pPr>
@@ -8723,9 +11253,9 @@
       </w:tcPr>
     </w:tblStylePr>
   </w:style>
-  <w:style w:type="table" w:styleId="MediumList1-Accent5">
+  <w:style w:type="table" w:styleId="1-50">
     <w:name w:val="Medium List 1 Accent 5"/>
-    <w:basedOn w:val="TableNormal"/>
+    <w:basedOn w:val="a3"/>
     <w:uiPriority w:val="65"/>
     <w:rsid w:val="00CB0664"/>
     <w:pPr>
@@ -8807,9 +11337,9 @@
       </w:tcPr>
     </w:tblStylePr>
   </w:style>
-  <w:style w:type="table" w:styleId="MediumList1-Accent6">
+  <w:style w:type="table" w:styleId="1-60">
     <w:name w:val="Medium List 1 Accent 6"/>
-    <w:basedOn w:val="TableNormal"/>
+    <w:basedOn w:val="a3"/>
     <w:uiPriority w:val="65"/>
     <w:rsid w:val="00CB0664"/>
     <w:pPr>
@@ -8891,9 +11421,9 @@
       </w:tcPr>
     </w:tblStylePr>
   </w:style>
-  <w:style w:type="table" w:styleId="MediumList2">
+  <w:style w:type="table" w:styleId="28">
     <w:name w:val="Medium List 2"/>
-    <w:basedOn w:val="TableNormal"/>
+    <w:basedOn w:val="a3"/>
     <w:uiPriority w:val="66"/>
     <w:rsid w:val="00CB0664"/>
     <w:pPr>
@@ -9019,9 +11549,9 @@
       </w:tcPr>
     </w:tblStylePr>
   </w:style>
-  <w:style w:type="table" w:styleId="MediumList2-Accent1">
+  <w:style w:type="table" w:styleId="2-10">
     <w:name w:val="Medium List 2 Accent 1"/>
-    <w:basedOn w:val="TableNormal"/>
+    <w:basedOn w:val="a3"/>
     <w:uiPriority w:val="66"/>
     <w:rsid w:val="00CB0664"/>
     <w:pPr>
@@ -9147,9 +11677,9 @@
       </w:tcPr>
     </w:tblStylePr>
   </w:style>
-  <w:style w:type="table" w:styleId="MediumList2-Accent2">
+  <w:style w:type="table" w:styleId="2-20">
     <w:name w:val="Medium List 2 Accent 2"/>
-    <w:basedOn w:val="TableNormal"/>
+    <w:basedOn w:val="a3"/>
     <w:uiPriority w:val="66"/>
     <w:rsid w:val="00CB0664"/>
     <w:pPr>
@@ -9275,9 +11805,9 @@
       </w:tcPr>
     </w:tblStylePr>
   </w:style>
-  <w:style w:type="table" w:styleId="MediumList2-Accent3">
+  <w:style w:type="table" w:styleId="2-30">
     <w:name w:val="Medium List 2 Accent 3"/>
-    <w:basedOn w:val="TableNormal"/>
+    <w:basedOn w:val="a3"/>
     <w:uiPriority w:val="66"/>
     <w:rsid w:val="00CB0664"/>
     <w:pPr>
@@ -9403,9 +11933,9 @@
       </w:tcPr>
     </w:tblStylePr>
   </w:style>
-  <w:style w:type="table" w:styleId="MediumList2-Accent4">
+  <w:style w:type="table" w:styleId="2-40">
     <w:name w:val="Medium List 2 Accent 4"/>
-    <w:basedOn w:val="TableNormal"/>
+    <w:basedOn w:val="a3"/>
     <w:uiPriority w:val="66"/>
     <w:rsid w:val="00CB0664"/>
     <w:pPr>
@@ -9531,9 +12061,9 @@
       </w:tcPr>
     </w:tblStylePr>
   </w:style>
-  <w:style w:type="table" w:styleId="MediumList2-Accent5">
+  <w:style w:type="table" w:styleId="2-50">
     <w:name w:val="Medium List 2 Accent 5"/>
-    <w:basedOn w:val="TableNormal"/>
+    <w:basedOn w:val="a3"/>
     <w:uiPriority w:val="66"/>
     <w:rsid w:val="00CB0664"/>
     <w:pPr>
@@ -9659,9 +12189,9 @@
       </w:tcPr>
     </w:tblStylePr>
   </w:style>
-  <w:style w:type="table" w:styleId="MediumList2-Accent6">
+  <w:style w:type="table" w:styleId="2-60">
     <w:name w:val="Medium List 2 Accent 6"/>
-    <w:basedOn w:val="TableNormal"/>
+    <w:basedOn w:val="a3"/>
     <w:uiPriority w:val="66"/>
     <w:rsid w:val="00CB0664"/>
     <w:pPr>
@@ -9787,9 +12317,9 @@
       </w:tcPr>
     </w:tblStylePr>
   </w:style>
-  <w:style w:type="table" w:styleId="MediumGrid1">
+  <w:style w:type="table" w:styleId="13">
     <w:name w:val="Medium Grid 1"/>
-    <w:basedOn w:val="TableNormal"/>
+    <w:basedOn w:val="a3"/>
     <w:uiPriority w:val="67"/>
     <w:rsid w:val="00CB0664"/>
     <w:pPr>
@@ -9860,9 +12390,9 @@
       </w:tcPr>
     </w:tblStylePr>
   </w:style>
-  <w:style w:type="table" w:styleId="MediumGrid1-Accent1">
+  <w:style w:type="table" w:styleId="1-11">
     <w:name w:val="Medium Grid 1 Accent 1"/>
-    <w:basedOn w:val="TableNormal"/>
+    <w:basedOn w:val="a3"/>
     <w:uiPriority w:val="67"/>
     <w:rsid w:val="00CB0664"/>
     <w:pPr>
@@ -9933,9 +12463,9 @@
       </w:tcPr>
     </w:tblStylePr>
   </w:style>
-  <w:style w:type="table" w:styleId="MediumGrid1-Accent2">
+  <w:style w:type="table" w:styleId="1-21">
     <w:name w:val="Medium Grid 1 Accent 2"/>
-    <w:basedOn w:val="TableNormal"/>
+    <w:basedOn w:val="a3"/>
     <w:uiPriority w:val="67"/>
     <w:rsid w:val="00CB0664"/>
     <w:pPr>
@@ -10006,9 +12536,9 @@
       </w:tcPr>
     </w:tblStylePr>
   </w:style>
-  <w:style w:type="table" w:styleId="MediumGrid1-Accent3">
+  <w:style w:type="table" w:styleId="1-31">
     <w:name w:val="Medium Grid 1 Accent 3"/>
-    <w:basedOn w:val="TableNormal"/>
+    <w:basedOn w:val="a3"/>
     <w:uiPriority w:val="67"/>
     <w:rsid w:val="00CB0664"/>
     <w:pPr>
@@ -10079,9 +12609,9 @@
       </w:tcPr>
     </w:tblStylePr>
   </w:style>
-  <w:style w:type="table" w:styleId="MediumGrid1-Accent4">
+  <w:style w:type="table" w:styleId="1-41">
     <w:name w:val="Medium Grid 1 Accent 4"/>
-    <w:basedOn w:val="TableNormal"/>
+    <w:basedOn w:val="a3"/>
     <w:uiPriority w:val="67"/>
     <w:rsid w:val="00CB0664"/>
     <w:pPr>
@@ -10152,9 +12682,9 @@
       </w:tcPr>
     </w:tblStylePr>
   </w:style>
-  <w:style w:type="table" w:styleId="MediumGrid1-Accent5">
+  <w:style w:type="table" w:styleId="1-51">
     <w:name w:val="Medium Grid 1 Accent 5"/>
-    <w:basedOn w:val="TableNormal"/>
+    <w:basedOn w:val="a3"/>
     <w:uiPriority w:val="67"/>
     <w:rsid w:val="00CB0664"/>
     <w:pPr>
@@ -10225,9 +12755,9 @@
       </w:tcPr>
     </w:tblStylePr>
   </w:style>
-  <w:style w:type="table" w:styleId="MediumGrid1-Accent6">
+  <w:style w:type="table" w:styleId="1-61">
     <w:name w:val="Medium Grid 1 Accent 6"/>
-    <w:basedOn w:val="TableNormal"/>
+    <w:basedOn w:val="a3"/>
     <w:uiPriority w:val="67"/>
     <w:rsid w:val="00CB0664"/>
     <w:pPr>
@@ -10298,9 +12828,9 @@
       </w:tcPr>
     </w:tblStylePr>
   </w:style>
-  <w:style w:type="table" w:styleId="MediumGrid2">
+  <w:style w:type="table" w:styleId="29">
     <w:name w:val="Medium Grid 2"/>
-    <w:basedOn w:val="TableNormal"/>
+    <w:basedOn w:val="a3"/>
     <w:uiPriority w:val="68"/>
     <w:rsid w:val="00CB0664"/>
     <w:pPr>
@@ -10423,9 +12953,9 @@
       </w:tcPr>
     </w:tblStylePr>
   </w:style>
-  <w:style w:type="table" w:styleId="MediumGrid2-Accent1">
+  <w:style w:type="table" w:styleId="2-11">
     <w:name w:val="Medium Grid 2 Accent 1"/>
-    <w:basedOn w:val="TableNormal"/>
+    <w:basedOn w:val="a3"/>
     <w:uiPriority w:val="68"/>
     <w:rsid w:val="00CB0664"/>
     <w:pPr>
@@ -10548,9 +13078,9 @@
       </w:tcPr>
     </w:tblStylePr>
   </w:style>
-  <w:style w:type="table" w:styleId="MediumGrid2-Accent2">
+  <w:style w:type="table" w:styleId="2-21">
     <w:name w:val="Medium Grid 2 Accent 2"/>
-    <w:basedOn w:val="TableNormal"/>
+    <w:basedOn w:val="a3"/>
     <w:uiPriority w:val="68"/>
     <w:rsid w:val="00CB0664"/>
     <w:pPr>
@@ -10673,9 +13203,9 @@
       </w:tcPr>
     </w:tblStylePr>
   </w:style>
-  <w:style w:type="table" w:styleId="MediumGrid2-Accent3">
+  <w:style w:type="table" w:styleId="2-31">
     <w:name w:val="Medium Grid 2 Accent 3"/>
-    <w:basedOn w:val="TableNormal"/>
+    <w:basedOn w:val="a3"/>
     <w:uiPriority w:val="68"/>
     <w:rsid w:val="00CB0664"/>
     <w:pPr>
@@ -10798,9 +13328,9 @@
       </w:tcPr>
     </w:tblStylePr>
   </w:style>
-  <w:style w:type="table" w:styleId="MediumGrid2-Accent4">
+  <w:style w:type="table" w:styleId="2-41">
     <w:name w:val="Medium Grid 2 Accent 4"/>
-    <w:basedOn w:val="TableNormal"/>
+    <w:basedOn w:val="a3"/>
     <w:uiPriority w:val="68"/>
     <w:rsid w:val="00CB0664"/>
     <w:pPr>
@@ -10923,9 +13453,9 @@
       </w:tcPr>
     </w:tblStylePr>
   </w:style>
-  <w:style w:type="table" w:styleId="MediumGrid2-Accent5">
+  <w:style w:type="table" w:styleId="2-51">
     <w:name w:val="Medium Grid 2 Accent 5"/>
-    <w:basedOn w:val="TableNormal"/>
+    <w:basedOn w:val="a3"/>
     <w:uiPriority w:val="68"/>
     <w:rsid w:val="00CB0664"/>
     <w:pPr>
@@ -11048,9 +13578,9 @@
       </w:tcPr>
     </w:tblStylePr>
   </w:style>
-  <w:style w:type="table" w:styleId="MediumGrid2-Accent6">
+  <w:style w:type="table" w:styleId="2-61">
     <w:name w:val="Medium Grid 2 Accent 6"/>
-    <w:basedOn w:val="TableNormal"/>
+    <w:basedOn w:val="a3"/>
     <w:uiPriority w:val="68"/>
     <w:rsid w:val="00CB0664"/>
     <w:pPr>
@@ -11173,9 +13703,9 @@
       </w:tcPr>
     </w:tblStylePr>
   </w:style>
-  <w:style w:type="table" w:styleId="MediumGrid3">
+  <w:style w:type="table" w:styleId="37">
     <w:name w:val="Medium Grid 3"/>
-    <w:basedOn w:val="TableNormal"/>
+    <w:basedOn w:val="a3"/>
     <w:uiPriority w:val="69"/>
     <w:rsid w:val="00CB0664"/>
     <w:pPr>
@@ -11314,9 +13844,9 @@
       </w:tcPr>
     </w:tblStylePr>
   </w:style>
-  <w:style w:type="table" w:styleId="MediumGrid3-Accent1">
+  <w:style w:type="table" w:styleId="3-1">
     <w:name w:val="Medium Grid 3 Accent 1"/>
-    <w:basedOn w:val="TableNormal"/>
+    <w:basedOn w:val="a3"/>
     <w:uiPriority w:val="69"/>
     <w:rsid w:val="00CB0664"/>
     <w:pPr>
@@ -11455,9 +13985,9 @@
       </w:tcPr>
     </w:tblStylePr>
   </w:style>
-  <w:style w:type="table" w:styleId="MediumGrid3-Accent2">
+  <w:style w:type="table" w:styleId="3-2">
     <w:name w:val="Medium Grid 3 Accent 2"/>
-    <w:basedOn w:val="TableNormal"/>
+    <w:basedOn w:val="a3"/>
     <w:uiPriority w:val="69"/>
     <w:rsid w:val="00CB0664"/>
     <w:pPr>
@@ -11596,9 +14126,9 @@
       </w:tcPr>
     </w:tblStylePr>
   </w:style>
-  <w:style w:type="table" w:styleId="MediumGrid3-Accent3">
+  <w:style w:type="table" w:styleId="3-3">
     <w:name w:val="Medium Grid 3 Accent 3"/>
-    <w:basedOn w:val="TableNormal"/>
+    <w:basedOn w:val="a3"/>
     <w:uiPriority w:val="69"/>
     <w:rsid w:val="00CB0664"/>
     <w:pPr>
@@ -11737,9 +14267,9 @@
       </w:tcPr>
     </w:tblStylePr>
   </w:style>
-  <w:style w:type="table" w:styleId="MediumGrid3-Accent4">
+  <w:style w:type="table" w:styleId="3-4">
     <w:name w:val="Medium Grid 3 Accent 4"/>
-    <w:basedOn w:val="TableNormal"/>
+    <w:basedOn w:val="a3"/>
     <w:uiPriority w:val="69"/>
     <w:rsid w:val="00CB0664"/>
     <w:pPr>
@@ -11878,9 +14408,9 @@
       </w:tcPr>
     </w:tblStylePr>
   </w:style>
-  <w:style w:type="table" w:styleId="MediumGrid3-Accent5">
+  <w:style w:type="table" w:styleId="3-5">
     <w:name w:val="Medium Grid 3 Accent 5"/>
-    <w:basedOn w:val="TableNormal"/>
+    <w:basedOn w:val="a3"/>
     <w:uiPriority w:val="69"/>
     <w:rsid w:val="00CB0664"/>
     <w:pPr>
@@ -12019,9 +14549,9 @@
       </w:tcPr>
     </w:tblStylePr>
   </w:style>
-  <w:style w:type="table" w:styleId="MediumGrid3-Accent6">
+  <w:style w:type="table" w:styleId="3-6">
     <w:name w:val="Medium Grid 3 Accent 6"/>
-    <w:basedOn w:val="TableNormal"/>
+    <w:basedOn w:val="a3"/>
     <w:uiPriority w:val="69"/>
     <w:rsid w:val="00CB0664"/>
     <w:pPr>
@@ -12160,9 +14690,9 @@
       </w:tcPr>
     </w:tblStylePr>
   </w:style>
-  <w:style w:type="table" w:styleId="DarkList">
+  <w:style w:type="table" w:styleId="aff6">
     <w:name w:val="Dark List"/>
-    <w:basedOn w:val="TableNormal"/>
+    <w:basedOn w:val="a3"/>
     <w:uiPriority w:val="70"/>
     <w:rsid w:val="00CB0664"/>
     <w:pPr>
@@ -12274,9 +14804,9 @@
       </w:tcPr>
     </w:tblStylePr>
   </w:style>
-  <w:style w:type="table" w:styleId="DarkList-Accent1">
+  <w:style w:type="table" w:styleId="-12">
     <w:name w:val="Dark List Accent 1"/>
-    <w:basedOn w:val="TableNormal"/>
+    <w:basedOn w:val="a3"/>
     <w:uiPriority w:val="70"/>
     <w:rsid w:val="00CB0664"/>
     <w:pPr>
@@ -12388,9 +14918,9 @@
       </w:tcPr>
     </w:tblStylePr>
   </w:style>
-  <w:style w:type="table" w:styleId="DarkList-Accent2">
+  <w:style w:type="table" w:styleId="-22">
     <w:name w:val="Dark List Accent 2"/>
-    <w:basedOn w:val="TableNormal"/>
+    <w:basedOn w:val="a3"/>
     <w:uiPriority w:val="70"/>
     <w:rsid w:val="00CB0664"/>
     <w:pPr>
@@ -12502,9 +15032,9 @@
       </w:tcPr>
     </w:tblStylePr>
   </w:style>
-  <w:style w:type="table" w:styleId="DarkList-Accent3">
+  <w:style w:type="table" w:styleId="-32">
     <w:name w:val="Dark List Accent 3"/>
-    <w:basedOn w:val="TableNormal"/>
+    <w:basedOn w:val="a3"/>
     <w:uiPriority w:val="70"/>
     <w:rsid w:val="00CB0664"/>
     <w:pPr>
@@ -12616,9 +15146,9 @@
       </w:tcPr>
     </w:tblStylePr>
   </w:style>
-  <w:style w:type="table" w:styleId="DarkList-Accent4">
+  <w:style w:type="table" w:styleId="-42">
     <w:name w:val="Dark List Accent 4"/>
-    <w:basedOn w:val="TableNormal"/>
+    <w:basedOn w:val="a3"/>
     <w:uiPriority w:val="70"/>
     <w:rsid w:val="00CB0664"/>
     <w:pPr>
@@ -12730,9 +15260,9 @@
       </w:tcPr>
     </w:tblStylePr>
   </w:style>
-  <w:style w:type="table" w:styleId="DarkList-Accent5">
+  <w:style w:type="table" w:styleId="-52">
     <w:name w:val="Dark List Accent 5"/>
-    <w:basedOn w:val="TableNormal"/>
+    <w:basedOn w:val="a3"/>
     <w:uiPriority w:val="70"/>
     <w:rsid w:val="00CB0664"/>
     <w:pPr>
@@ -12844,9 +15374,9 @@
       </w:tcPr>
     </w:tblStylePr>
   </w:style>
-  <w:style w:type="table" w:styleId="DarkList-Accent6">
+  <w:style w:type="table" w:styleId="-62">
     <w:name w:val="Dark List Accent 6"/>
-    <w:basedOn w:val="TableNormal"/>
+    <w:basedOn w:val="a3"/>
     <w:uiPriority w:val="70"/>
     <w:rsid w:val="00CB0664"/>
     <w:pPr>
@@ -12958,9 +15488,9 @@
       </w:tcPr>
     </w:tblStylePr>
   </w:style>
-  <w:style w:type="table" w:styleId="ColorfulShading">
+  <w:style w:type="table" w:styleId="aff7">
     <w:name w:val="Colorful Shading"/>
-    <w:basedOn w:val="TableNormal"/>
+    <w:basedOn w:val="a3"/>
     <w:uiPriority w:val="71"/>
     <w:rsid w:val="00CB0664"/>
     <w:pPr>
@@ -13080,9 +15610,9 @@
       </w:rPr>
     </w:tblStylePr>
   </w:style>
-  <w:style w:type="table" w:styleId="ColorfulShading-Accent1">
+  <w:style w:type="table" w:styleId="-13">
     <w:name w:val="Colorful Shading Accent 1"/>
-    <w:basedOn w:val="TableNormal"/>
+    <w:basedOn w:val="a3"/>
     <w:uiPriority w:val="71"/>
     <w:rsid w:val="00CB0664"/>
     <w:pPr>
@@ -13202,9 +15732,9 @@
       </w:rPr>
     </w:tblStylePr>
   </w:style>
-  <w:style w:type="table" w:styleId="ColorfulShading-Accent2">
+  <w:style w:type="table" w:styleId="-23">
     <w:name w:val="Colorful Shading Accent 2"/>
-    <w:basedOn w:val="TableNormal"/>
+    <w:basedOn w:val="a3"/>
     <w:uiPriority w:val="71"/>
     <w:rsid w:val="00CB0664"/>
     <w:pPr>
@@ -13324,9 +15854,9 @@
       </w:rPr>
     </w:tblStylePr>
   </w:style>
-  <w:style w:type="table" w:styleId="ColorfulShading-Accent3">
+  <w:style w:type="table" w:styleId="-33">
     <w:name w:val="Colorful Shading Accent 3"/>
-    <w:basedOn w:val="TableNormal"/>
+    <w:basedOn w:val="a3"/>
     <w:uiPriority w:val="71"/>
     <w:rsid w:val="00CB0664"/>
     <w:pPr>
@@ -13436,9 +15966,9 @@
       </w:tcPr>
     </w:tblStylePr>
   </w:style>
-  <w:style w:type="table" w:styleId="ColorfulShading-Accent4">
+  <w:style w:type="table" w:styleId="-43">
     <w:name w:val="Colorful Shading Accent 4"/>
-    <w:basedOn w:val="TableNormal"/>
+    <w:basedOn w:val="a3"/>
     <w:uiPriority w:val="71"/>
     <w:rsid w:val="00CB0664"/>
     <w:pPr>
@@ -13558,9 +16088,9 @@
       </w:rPr>
     </w:tblStylePr>
   </w:style>
-  <w:style w:type="table" w:styleId="ColorfulShading-Accent5">
+  <w:style w:type="table" w:styleId="-53">
     <w:name w:val="Colorful Shading Accent 5"/>
-    <w:basedOn w:val="TableNormal"/>
+    <w:basedOn w:val="a3"/>
     <w:uiPriority w:val="71"/>
     <w:rsid w:val="00CB0664"/>
     <w:pPr>
@@ -13680,9 +16210,9 @@
       </w:rPr>
     </w:tblStylePr>
   </w:style>
-  <w:style w:type="table" w:styleId="ColorfulShading-Accent6">
+  <w:style w:type="table" w:styleId="-63">
     <w:name w:val="Colorful Shading Accent 6"/>
-    <w:basedOn w:val="TableNormal"/>
+    <w:basedOn w:val="a3"/>
     <w:uiPriority w:val="71"/>
     <w:rsid w:val="00CB0664"/>
     <w:pPr>
@@ -13802,9 +16332,9 @@
       </w:rPr>
     </w:tblStylePr>
   </w:style>
-  <w:style w:type="table" w:styleId="ColorfulList">
+  <w:style w:type="table" w:styleId="aff8">
     <w:name w:val="Colorful List"/>
-    <w:basedOn w:val="TableNormal"/>
+    <w:basedOn w:val="a3"/>
     <w:uiPriority w:val="72"/>
     <w:rsid w:val="00CB0664"/>
     <w:pPr>
@@ -13888,9 +16418,9 @@
       </w:tcPr>
     </w:tblStylePr>
   </w:style>
-  <w:style w:type="table" w:styleId="ColorfulList-Accent1">
+  <w:style w:type="table" w:styleId="-14">
     <w:name w:val="Colorful List Accent 1"/>
-    <w:basedOn w:val="TableNormal"/>
+    <w:basedOn w:val="a3"/>
     <w:uiPriority w:val="72"/>
     <w:rsid w:val="00CB0664"/>
     <w:pPr>
@@ -13974,9 +16504,9 @@
       </w:tcPr>
     </w:tblStylePr>
   </w:style>
-  <w:style w:type="table" w:styleId="ColorfulList-Accent2">
+  <w:style w:type="table" w:styleId="-24">
     <w:name w:val="Colorful List Accent 2"/>
-    <w:basedOn w:val="TableNormal"/>
+    <w:basedOn w:val="a3"/>
     <w:uiPriority w:val="72"/>
     <w:rsid w:val="00CB0664"/>
     <w:pPr>
@@ -14060,9 +16590,9 @@
       </w:tcPr>
     </w:tblStylePr>
   </w:style>
-  <w:style w:type="table" w:styleId="ColorfulList-Accent3">
+  <w:style w:type="table" w:styleId="-34">
     <w:name w:val="Colorful List Accent 3"/>
-    <w:basedOn w:val="TableNormal"/>
+    <w:basedOn w:val="a3"/>
     <w:uiPriority w:val="72"/>
     <w:rsid w:val="00CB0664"/>
     <w:pPr>
@@ -14146,9 +16676,9 @@
       </w:tcPr>
     </w:tblStylePr>
   </w:style>
-  <w:style w:type="table" w:styleId="ColorfulList-Accent4">
+  <w:style w:type="table" w:styleId="-44">
     <w:name w:val="Colorful List Accent 4"/>
-    <w:basedOn w:val="TableNormal"/>
+    <w:basedOn w:val="a3"/>
     <w:uiPriority w:val="72"/>
     <w:rsid w:val="00CB0664"/>
     <w:pPr>
@@ -14232,9 +16762,9 @@
       </w:tcPr>
     </w:tblStylePr>
   </w:style>
-  <w:style w:type="table" w:styleId="ColorfulList-Accent5">
+  <w:style w:type="table" w:styleId="-54">
     <w:name w:val="Colorful List Accent 5"/>
-    <w:basedOn w:val="TableNormal"/>
+    <w:basedOn w:val="a3"/>
     <w:uiPriority w:val="72"/>
     <w:rsid w:val="00CB0664"/>
     <w:pPr>
@@ -14318,9 +16848,9 @@
       </w:tcPr>
     </w:tblStylePr>
   </w:style>
-  <w:style w:type="table" w:styleId="ColorfulList-Accent6">
+  <w:style w:type="table" w:styleId="-64">
     <w:name w:val="Colorful List Accent 6"/>
-    <w:basedOn w:val="TableNormal"/>
+    <w:basedOn w:val="a3"/>
     <w:uiPriority w:val="72"/>
     <w:rsid w:val="00CB0664"/>
     <w:pPr>
@@ -14404,9 +16934,9 @@
       </w:tcPr>
     </w:tblStylePr>
   </w:style>
-  <w:style w:type="table" w:styleId="ColorfulGrid">
+  <w:style w:type="table" w:styleId="aff9">
     <w:name w:val="Colorful Grid"/>
-    <w:basedOn w:val="TableNormal"/>
+    <w:basedOn w:val="a3"/>
     <w:uiPriority w:val="73"/>
     <w:rsid w:val="00CB0664"/>
     <w:pPr>
@@ -14484,9 +17014,9 @@
       </w:tcPr>
     </w:tblStylePr>
   </w:style>
-  <w:style w:type="table" w:styleId="ColorfulGrid-Accent1">
+  <w:style w:type="table" w:styleId="-15">
     <w:name w:val="Colorful Grid Accent 1"/>
-    <w:basedOn w:val="TableNormal"/>
+    <w:basedOn w:val="a3"/>
     <w:uiPriority w:val="73"/>
     <w:rsid w:val="00CB0664"/>
     <w:pPr>
@@ -14564,9 +17094,9 @@
       </w:tcPr>
     </w:tblStylePr>
   </w:style>
-  <w:style w:type="table" w:styleId="ColorfulGrid-Accent2">
+  <w:style w:type="table" w:styleId="-25">
     <w:name w:val="Colorful Grid Accent 2"/>
-    <w:basedOn w:val="TableNormal"/>
+    <w:basedOn w:val="a3"/>
     <w:uiPriority w:val="73"/>
     <w:rsid w:val="00CB0664"/>
     <w:pPr>
@@ -14644,9 +17174,9 @@
       </w:tcPr>
     </w:tblStylePr>
   </w:style>
-  <w:style w:type="table" w:styleId="ColorfulGrid-Accent3">
+  <w:style w:type="table" w:styleId="-35">
     <w:name w:val="Colorful Grid Accent 3"/>
-    <w:basedOn w:val="TableNormal"/>
+    <w:basedOn w:val="a3"/>
     <w:uiPriority w:val="73"/>
     <w:rsid w:val="00CB0664"/>
     <w:pPr>
@@ -14724,9 +17254,9 @@
       </w:tcPr>
     </w:tblStylePr>
   </w:style>
-  <w:style w:type="table" w:styleId="ColorfulGrid-Accent4">
+  <w:style w:type="table" w:styleId="-45">
     <w:name w:val="Colorful Grid Accent 4"/>
-    <w:basedOn w:val="TableNormal"/>
+    <w:basedOn w:val="a3"/>
     <w:uiPriority w:val="73"/>
     <w:rsid w:val="00CB0664"/>
     <w:pPr>
@@ -14804,9 +17334,9 @@
       </w:tcPr>
     </w:tblStylePr>
   </w:style>
-  <w:style w:type="table" w:styleId="ColorfulGrid-Accent5">
+  <w:style w:type="table" w:styleId="-55">
     <w:name w:val="Colorful Grid Accent 5"/>
-    <w:basedOn w:val="TableNormal"/>
+    <w:basedOn w:val="a3"/>
     <w:uiPriority w:val="73"/>
     <w:rsid w:val="00CB0664"/>
     <w:pPr>
@@ -14884,9 +17414,9 @@
       </w:tcPr>
     </w:tblStylePr>
   </w:style>
-  <w:style w:type="table" w:styleId="ColorfulGrid-Accent6">
+  <w:style w:type="table" w:styleId="-65">
     <w:name w:val="Colorful Grid Accent 6"/>
-    <w:basedOn w:val="TableNormal"/>
+    <w:basedOn w:val="a3"/>
     <w:uiPriority w:val="73"/>
     <w:rsid w:val="00CB0664"/>
     <w:pPr>
@@ -27094,7 +29624,7 @@
 </file>
 
 <file path=customXml/itemProps1.xml><?xml version="1.0" encoding="utf-8"?>
-<ds:datastoreItem xmlns:ds="http://schemas.openxmlformats.org/officeDocument/2006/customXml" ds:itemID="{EF278816-EC6F-A645-907D-7F25AECB1D4A}">
+<ds:datastoreItem xmlns:ds="http://schemas.openxmlformats.org/officeDocument/2006/customXml" ds:itemID="{0D517A2B-0DF9-4073-BA61-A5ECD4923023}">
   <ds:schemaRefs>
     <ds:schemaRef ds:uri="http://schemas.openxmlformats.org/officeDocument/2006/bibliography"/>
   </ds:schemaRefs>
